--- a/Group5_Report.docx
+++ b/Group5_Report.docx
@@ -3,12 +3,4681 @@
 <w:document xmlns:wpc="http://schemas.microsoft.com/office/word/2010/wordprocessingCanvas" xmlns:mc="http://schemas.openxmlformats.org/markup-compatibility/2006" xmlns:o="urn:schemas-microsoft-com:office:office" xmlns:r="http://schemas.openxmlformats.org/officeDocument/2006/relationships" xmlns:m="http://schemas.openxmlformats.org/officeDocument/2006/math" xmlns:v="urn:schemas-microsoft-com:vml" xmlns:wp14="http://schemas.microsoft.com/office/word/2010/wordprocessingDrawing" xmlns:wp="http://schemas.openxmlformats.org/drawingml/2006/wordprocessingDrawing" xmlns:w10="urn:schemas-microsoft-com:office:word" xmlns:w="http://schemas.openxmlformats.org/wordprocessingml/2006/main" xmlns:w14="http://schemas.microsoft.com/office/word/2010/wordml" xmlns:wpg="http://schemas.microsoft.com/office/word/2010/wordprocessingGroup" xmlns:wpi="http://schemas.microsoft.com/office/word/2010/wordprocessingInk" xmlns:wne="http://schemas.microsoft.com/office/word/2006/wordml" xmlns:wps="http://schemas.microsoft.com/office/word/2010/wordprocessingShape" mc:Ignorable="w14 wp14">
   <w:body>
     <w:p>
-      <w:r>
-        <w:t>Group 5_Bai Report</w:t>
-      </w:r>
+      <w:pPr>
+        <w:pStyle w:val="Heading1"/>
+        <w:rPr>
+          <w:sz w:val="24"/>
+          <w:szCs w:val="24"/>
+        </w:rPr>
+      </w:pPr>
+      <w:r>
+        <w:rPr>
+          <w:sz w:val="24"/>
+          <w:szCs w:val="24"/>
+        </w:rPr>
+        <w:t>Nhóm 5: Stage 1- Data Preprocessing &amp; Exploratory Data Analysis (EDA)</w:t>
+      </w:r>
+    </w:p>
+    <w:p>
+      <w:pPr>
+        <w:jc w:val="center"/>
+        <w:rPr>
+          <w:b/>
+        </w:rPr>
+      </w:pPr>
+      <w:r>
+        <w:rPr>
+          <w:b/>
+        </w:rPr>
+        <w:t>Môn học: Nhập môn phân tích dữ liệu và A.I</w:t>
+      </w:r>
+    </w:p>
+    <w:p>
+      <w:r>
+        <w:t>Thành Viên</w:t>
+      </w:r>
+    </w:p>
+    <w:tbl>
+      <w:tblPr>
+        <w:tblStyle w:val="TableGrid"/>
+        <w:tblW w:w="0" w:type="auto"/>
+        <w:tblLook w:val="04A0" w:firstRow="1" w:lastRow="0" w:firstColumn="1" w:lastColumn="0" w:noHBand="0" w:noVBand="1"/>
+      </w:tblPr>
+      <w:tblGrid>
+        <w:gridCol w:w="3192"/>
+        <w:gridCol w:w="3192"/>
+        <w:gridCol w:w="3192"/>
+      </w:tblGrid>
+      <w:tr>
+        <w:tc>
+          <w:tcPr>
+            <w:tcW w:w="3192" w:type="dxa"/>
+          </w:tcPr>
+          <w:p>
+            <w:r>
+              <w:t>Họ Tên</w:t>
+            </w:r>
+          </w:p>
+        </w:tc>
+        <w:tc>
+          <w:tcPr>
+            <w:tcW w:w="3192" w:type="dxa"/>
+          </w:tcPr>
+          <w:p>
+            <w:r>
+              <w:t>MSSV</w:t>
+            </w:r>
+          </w:p>
+        </w:tc>
+        <w:tc>
+          <w:tcPr>
+            <w:tcW w:w="3192" w:type="dxa"/>
+          </w:tcPr>
+          <w:p>
+            <w:r>
+              <w:t>Đánh Gía</w:t>
+            </w:r>
+          </w:p>
+        </w:tc>
+      </w:tr>
+      <w:tr>
+        <w:tc>
+          <w:tcPr>
+            <w:tcW w:w="3192" w:type="dxa"/>
+          </w:tcPr>
+          <w:p>
+            <w:r>
+              <w:t>Võ Thành Tài</w:t>
+            </w:r>
+          </w:p>
+        </w:tc>
+        <w:tc>
+          <w:tcPr>
+            <w:tcW w:w="3192" w:type="dxa"/>
+          </w:tcPr>
+          <w:p>
+            <w:r>
+              <w:t>24713961</w:t>
+            </w:r>
+          </w:p>
+        </w:tc>
+        <w:tc>
+          <w:tcPr>
+            <w:tcW w:w="3192" w:type="dxa"/>
+          </w:tcPr>
+          <w:p>
+            <w:r>
+              <w:t>Tốt</w:t>
+            </w:r>
+          </w:p>
+        </w:tc>
+      </w:tr>
+      <w:tr>
+        <w:tc>
+          <w:tcPr>
+            <w:tcW w:w="3192" w:type="dxa"/>
+          </w:tcPr>
+          <w:p>
+            <w:r>
+              <w:t>Cao Đình Khôi</w:t>
+            </w:r>
+          </w:p>
+        </w:tc>
+        <w:tc>
+          <w:tcPr>
+            <w:tcW w:w="3192" w:type="dxa"/>
+          </w:tcPr>
+          <w:p/>
+        </w:tc>
+        <w:tc>
+          <w:tcPr>
+            <w:tcW w:w="3192" w:type="dxa"/>
+          </w:tcPr>
+          <w:p>
+            <w:r>
+              <w:t>Tốt</w:t>
+            </w:r>
+          </w:p>
+        </w:tc>
+      </w:tr>
+      <w:tr>
+        <w:tc>
+          <w:tcPr>
+            <w:tcW w:w="3192" w:type="dxa"/>
+          </w:tcPr>
+          <w:p>
+            <w:r>
+              <w:t>Lương Đức Mạnh</w:t>
+            </w:r>
+          </w:p>
+        </w:tc>
+        <w:tc>
+          <w:tcPr>
+            <w:tcW w:w="3192" w:type="dxa"/>
+          </w:tcPr>
+          <w:p/>
+        </w:tc>
+        <w:tc>
+          <w:tcPr>
+            <w:tcW w:w="3192" w:type="dxa"/>
+          </w:tcPr>
+          <w:p>
+            <w:r>
+              <w:t>Tốt</w:t>
+            </w:r>
+          </w:p>
+        </w:tc>
+      </w:tr>
+      <w:tr>
+        <w:tc>
+          <w:tcPr>
+            <w:tcW w:w="3192" w:type="dxa"/>
+          </w:tcPr>
+          <w:p>
+            <w:r>
+              <w:t>Huỳnh Đăng Khoa</w:t>
+            </w:r>
+          </w:p>
+        </w:tc>
+        <w:tc>
+          <w:tcPr>
+            <w:tcW w:w="3192" w:type="dxa"/>
+          </w:tcPr>
+          <w:p/>
+        </w:tc>
+        <w:tc>
+          <w:tcPr>
+            <w:tcW w:w="3192" w:type="dxa"/>
+          </w:tcPr>
+          <w:p>
+            <w:r>
+              <w:t>Tốt</w:t>
+            </w:r>
+          </w:p>
+        </w:tc>
+      </w:tr>
+      <w:tr>
+        <w:tc>
+          <w:tcPr>
+            <w:tcW w:w="3192" w:type="dxa"/>
+          </w:tcPr>
+          <w:p>
+            <w:r>
+              <w:t>Đăng Hoàng Duy Khoanh</w:t>
+            </w:r>
+          </w:p>
+        </w:tc>
+        <w:tc>
+          <w:tcPr>
+            <w:tcW w:w="3192" w:type="dxa"/>
+          </w:tcPr>
+          <w:p/>
+        </w:tc>
+        <w:tc>
+          <w:tcPr>
+            <w:tcW w:w="3192" w:type="dxa"/>
+          </w:tcPr>
+          <w:p>
+            <w:r>
+              <w:t>Tốt</w:t>
+            </w:r>
+          </w:p>
+        </w:tc>
+      </w:tr>
+    </w:tbl>
+    <w:p/>
+    <w:p>
+      <w:r>
+        <w:t xml:space="preserve">Link Github: </w:t>
+      </w:r>
+      <w:hyperlink r:id="rId6" w:history="1">
+        <w:r>
+          <w:rPr>
+            <w:rStyle w:val="Hyperlink"/>
+          </w:rPr>
+          <w:t>https://github.com/MoshiM0chiMoshi/Group5_Pharmacity_Personal_Care</w:t>
+        </w:r>
+      </w:hyperlink>
+    </w:p>
+    <w:p>
+      <w:pPr>
+        <w:pStyle w:val="Heading1"/>
+        <w:jc w:val="left"/>
+        <w:rPr>
+          <w:spacing w:val="-2"/>
+          <w:sz w:val="24"/>
+          <w:szCs w:val="24"/>
+        </w:rPr>
+      </w:pPr>
+      <w:r>
+        <w:rPr>
+          <w:sz w:val="24"/>
+          <w:szCs w:val="24"/>
+        </w:rPr>
+        <w:t>Step</w:t>
+      </w:r>
+      <w:r>
+        <w:rPr>
+          <w:spacing w:val="-5"/>
+          <w:sz w:val="24"/>
+          <w:szCs w:val="24"/>
+        </w:rPr>
+        <w:t xml:space="preserve"> </w:t>
+      </w:r>
+      <w:r>
+        <w:rPr>
+          <w:sz w:val="24"/>
+          <w:szCs w:val="24"/>
+        </w:rPr>
+        <w:t>1:</w:t>
+      </w:r>
+      <w:r>
+        <w:rPr>
+          <w:spacing w:val="-1"/>
+          <w:sz w:val="24"/>
+          <w:szCs w:val="24"/>
+        </w:rPr>
+        <w:t xml:space="preserve"> </w:t>
+      </w:r>
+      <w:r>
+        <w:rPr>
+          <w:sz w:val="24"/>
+          <w:szCs w:val="24"/>
+        </w:rPr>
+        <w:t>Static</w:t>
+      </w:r>
+      <w:r>
+        <w:rPr>
+          <w:spacing w:val="-1"/>
+          <w:sz w:val="24"/>
+          <w:szCs w:val="24"/>
+        </w:rPr>
+        <w:t xml:space="preserve"> </w:t>
+      </w:r>
+      <w:r>
+        <w:rPr>
+          <w:sz w:val="24"/>
+          <w:szCs w:val="24"/>
+        </w:rPr>
+        <w:t>Data</w:t>
+      </w:r>
+      <w:r>
+        <w:rPr>
+          <w:spacing w:val="-10"/>
+          <w:sz w:val="24"/>
+          <w:szCs w:val="24"/>
+        </w:rPr>
+        <w:t xml:space="preserve"> </w:t>
+      </w:r>
+      <w:r>
+        <w:rPr>
+          <w:spacing w:val="-2"/>
+          <w:sz w:val="24"/>
+          <w:szCs w:val="24"/>
+        </w:rPr>
+        <w:t>Acquisition</w:t>
+      </w:r>
+    </w:p>
+    <w:p>
+      <w:pPr>
+        <w:pStyle w:val="Heading2"/>
+      </w:pPr>
+      <w:r>
+        <w:t>1</w:t>
+      </w:r>
+      <w:r>
+        <w:t>.</w:t>
+      </w:r>
+      <w:r>
+        <w:t>1</w:t>
+      </w:r>
+      <w:r>
+        <w:t xml:space="preserve"> WEB CRAWLING</w:t>
+      </w:r>
+    </w:p>
+    <w:p>
+      <w:r>
+        <w:t xml:space="preserve">Nhóm 5 đã thực hiện thu thập dữ liệu sản phẩm từ website </w:t>
+      </w:r>
+      <w:r>
+        <w:rPr>
+          <w:rStyle w:val="Strong"/>
+        </w:rPr>
+        <w:t>Pharmacity</w:t>
+      </w:r>
+      <w:r>
+        <w:t xml:space="preserve">, tập trung vào nhóm sản phẩm </w:t>
+      </w:r>
+      <w:r>
+        <w:rPr>
+          <w:rStyle w:val="Strong"/>
+        </w:rPr>
+        <w:t>“Chăm sóc cá nhân” (Personal Care)</w:t>
+      </w:r>
+      <w:r>
+        <w:t>. Mục tiêu của bước này là xây dựng một bộ dữ làm đầu vào cho các bước tiền xử lý và phân tích khám phá (EDA) ở các phần sau</w:t>
+      </w:r>
+    </w:p>
+    <w:p>
+      <w:pPr>
+        <w:pStyle w:val="Heading2"/>
+      </w:pPr>
+      <w:r>
+        <w:t>1</w:t>
+      </w:r>
+      <w:r>
+        <w:t>.</w:t>
+      </w:r>
+      <w:r>
+        <w:t>2</w:t>
+      </w:r>
+      <w:r>
+        <w:t xml:space="preserve"> Nguồn dữ liệu</w:t>
+      </w:r>
+    </w:p>
+    <w:p>
+      <w:pPr>
+        <w:spacing w:before="100" w:beforeAutospacing="1" w:after="100" w:afterAutospacing="1"/>
+      </w:pPr>
+      <w:r>
+        <w:t xml:space="preserve">Nhóm đã lựa chọn website </w:t>
+      </w:r>
+      <w:r>
+        <w:rPr>
+          <w:rStyle w:val="Strong"/>
+        </w:rPr>
+        <w:t>Pharmacity.vn</w:t>
+      </w:r>
+      <w:r>
+        <w:t xml:space="preserve"> làm nguồn dữ liệu vì đây là website thương mại điện tử có nhiều thông tin sản phẩm thuộc lĩnh vực chăm sóc cá nhân.</w:t>
+      </w:r>
+    </w:p>
+    <w:p>
+      <w:pPr>
+        <w:pStyle w:val="NormalWeb"/>
+      </w:pPr>
+      <w:r>
+        <w:t xml:space="preserve">Thay vì sử dụng trình duyệt tự động như Selenium hoặc Playwright, nhóm đã xác định được </w:t>
+      </w:r>
+      <w:r>
+        <w:rPr>
+          <w:rStyle w:val="Strong"/>
+        </w:rPr>
+        <w:t>Public JSON Search API</w:t>
+      </w:r>
+      <w:r>
+        <w:t xml:space="preserve"> của Pharmacity thông qua Developer Tools → Network → XHR. API này trả về dữ liệu sản phẩm dưới dạng JSON có cấu trúc rõ ràng, do đó nhóm sử dụng thư viện </w:t>
+      </w:r>
+      <w:r>
+        <w:rPr>
+          <w:rStyle w:val="Strong"/>
+        </w:rPr>
+        <w:t xml:space="preserve">Python </w:t>
+      </w:r>
+      <w:r>
+        <w:rPr>
+          <w:rStyle w:val="HTMLCode"/>
+          <w:rFonts w:ascii="Times New Roman" w:hAnsi="Times New Roman" w:cs="Times New Roman"/>
+          <w:b/>
+          <w:bCs/>
+          <w:sz w:val="24"/>
+          <w:szCs w:val="24"/>
+        </w:rPr>
+        <w:t>requests</w:t>
+      </w:r>
+      <w:r>
+        <w:t xml:space="preserve"> để gửi HTTP Request và thu thập dữ liệu trực tiếp. </w:t>
+      </w:r>
+    </w:p>
+    <w:p>
+      <w:pPr>
+        <w:pStyle w:val="Heading2"/>
+      </w:pPr>
+      <w:r>
+        <w:t>1.</w:t>
+      </w:r>
+      <w:r>
+        <w:t>3. Phạm vi dữ liệu thu thập</w:t>
+      </w:r>
+    </w:p>
+    <w:tbl>
+      <w:tblPr>
+        <w:tblStyle w:val="TableGrid"/>
+        <w:tblW w:w="0" w:type="auto"/>
+        <w:tblLook w:val="04A0" w:firstRow="1" w:lastRow="0" w:firstColumn="1" w:lastColumn="0" w:noHBand="0" w:noVBand="1"/>
+      </w:tblPr>
+      <w:tblGrid>
+        <w:gridCol w:w="4788"/>
+        <w:gridCol w:w="4788"/>
+      </w:tblGrid>
+      <w:tr>
+        <w:tc>
+          <w:tcPr>
+            <w:tcW w:w="4788" w:type="dxa"/>
+          </w:tcPr>
+          <w:p>
+            <w:pPr>
+              <w:pStyle w:val="NormalWeb"/>
+            </w:pPr>
+            <w:r>
+              <w:t>STT</w:t>
+            </w:r>
+          </w:p>
+        </w:tc>
+        <w:tc>
+          <w:tcPr>
+            <w:tcW w:w="4788" w:type="dxa"/>
+          </w:tcPr>
+          <w:p>
+            <w:pPr>
+              <w:pStyle w:val="NormalWeb"/>
+            </w:pPr>
+            <w:r>
+              <w:t>Danh mục</w:t>
+            </w:r>
+          </w:p>
+        </w:tc>
+      </w:tr>
+      <w:tr>
+        <w:tc>
+          <w:tcPr>
+            <w:tcW w:w="4788" w:type="dxa"/>
+          </w:tcPr>
+          <w:p>
+            <w:pPr>
+              <w:pStyle w:val="NormalWeb"/>
+            </w:pPr>
+            <w:r>
+              <w:t>1</w:t>
+            </w:r>
+          </w:p>
+        </w:tc>
+        <w:tc>
+          <w:tcPr>
+            <w:tcW w:w="4788" w:type="dxa"/>
+          </w:tcPr>
+          <w:p>
+            <w:pPr>
+              <w:pStyle w:val="NormalWeb"/>
+            </w:pPr>
+            <w:r>
+              <w:t>Sản phẩm khử mùi</w:t>
+            </w:r>
+          </w:p>
+        </w:tc>
+      </w:tr>
+      <w:tr>
+        <w:tc>
+          <w:tcPr>
+            <w:tcW w:w="4788" w:type="dxa"/>
+          </w:tcPr>
+          <w:p>
+            <w:pPr>
+              <w:pStyle w:val="NormalWeb"/>
+            </w:pPr>
+            <w:r>
+              <w:t>2</w:t>
+            </w:r>
+          </w:p>
+        </w:tc>
+        <w:tc>
+          <w:tcPr>
+            <w:tcW w:w="4788" w:type="dxa"/>
+          </w:tcPr>
+          <w:p>
+            <w:pPr>
+              <w:pStyle w:val="NormalWeb"/>
+            </w:pPr>
+            <w:r>
+              <w:t>Sản phẩm phòng tắm</w:t>
+            </w:r>
+          </w:p>
+        </w:tc>
+      </w:tr>
+      <w:tr>
+        <w:tc>
+          <w:tcPr>
+            <w:tcW w:w="4788" w:type="dxa"/>
+          </w:tcPr>
+          <w:p>
+            <w:pPr>
+              <w:pStyle w:val="NormalWeb"/>
+            </w:pPr>
+            <w:r>
+              <w:t>3</w:t>
+            </w:r>
+          </w:p>
+        </w:tc>
+        <w:tc>
+          <w:tcPr>
+            <w:tcW w:w="4788" w:type="dxa"/>
+          </w:tcPr>
+          <w:p>
+            <w:pPr>
+              <w:pStyle w:val="NormalWeb"/>
+            </w:pPr>
+            <w:r>
+              <w:t>Chăm sóc tóc</w:t>
+            </w:r>
+          </w:p>
+        </w:tc>
+      </w:tr>
+      <w:tr>
+        <w:tc>
+          <w:tcPr>
+            <w:tcW w:w="4788" w:type="dxa"/>
+          </w:tcPr>
+          <w:p>
+            <w:pPr>
+              <w:pStyle w:val="NormalWeb"/>
+            </w:pPr>
+            <w:r>
+              <w:t>4</w:t>
+            </w:r>
+          </w:p>
+        </w:tc>
+        <w:tc>
+          <w:tcPr>
+            <w:tcW w:w="4788" w:type="dxa"/>
+          </w:tcPr>
+          <w:p>
+            <w:pPr>
+              <w:pStyle w:val="NormalWeb"/>
+            </w:pPr>
+            <w:r>
+              <w:t>Chăm sóc răng miệng</w:t>
+            </w:r>
+          </w:p>
+        </w:tc>
+      </w:tr>
+      <w:tr>
+        <w:tc>
+          <w:tcPr>
+            <w:tcW w:w="4788" w:type="dxa"/>
+          </w:tcPr>
+          <w:p>
+            <w:pPr>
+              <w:pStyle w:val="NormalWeb"/>
+            </w:pPr>
+            <w:r>
+              <w:t>5</w:t>
+            </w:r>
+          </w:p>
+        </w:tc>
+        <w:tc>
+          <w:tcPr>
+            <w:tcW w:w="4788" w:type="dxa"/>
+          </w:tcPr>
+          <w:p>
+            <w:pPr>
+              <w:pStyle w:val="NormalWeb"/>
+            </w:pPr>
+            <w:r>
+              <w:t>Vệ sinh phụ nữ</w:t>
+            </w:r>
+          </w:p>
+        </w:tc>
+      </w:tr>
+      <w:tr>
+        <w:tc>
+          <w:tcPr>
+            <w:tcW w:w="4788" w:type="dxa"/>
+          </w:tcPr>
+          <w:p>
+            <w:pPr>
+              <w:pStyle w:val="NormalWeb"/>
+            </w:pPr>
+            <w:r>
+              <w:t>6</w:t>
+            </w:r>
+          </w:p>
+        </w:tc>
+        <w:tc>
+          <w:tcPr>
+            <w:tcW w:w="4788" w:type="dxa"/>
+          </w:tcPr>
+          <w:p>
+            <w:pPr>
+              <w:pStyle w:val="NormalWeb"/>
+            </w:pPr>
+            <w:r>
+              <w:t>Chăm sóc nam giới</w:t>
+            </w:r>
+          </w:p>
+        </w:tc>
+      </w:tr>
+      <w:tr>
+        <w:tc>
+          <w:tcPr>
+            <w:tcW w:w="4788" w:type="dxa"/>
+          </w:tcPr>
+          <w:p>
+            <w:pPr>
+              <w:pStyle w:val="NormalWeb"/>
+            </w:pPr>
+            <w:r>
+              <w:t>7</w:t>
+            </w:r>
+          </w:p>
+        </w:tc>
+        <w:tc>
+          <w:tcPr>
+            <w:tcW w:w="4788" w:type="dxa"/>
+          </w:tcPr>
+          <w:p>
+            <w:pPr>
+              <w:pStyle w:val="NormalWeb"/>
+            </w:pPr>
+            <w:r>
+              <w:t>C</w:t>
+            </w:r>
+            <w:r>
+              <w:t>hăm sóc cơ thể</w:t>
+            </w:r>
+          </w:p>
+        </w:tc>
+      </w:tr>
+    </w:tbl>
+    <w:p>
+      <w:pPr>
+        <w:pStyle w:val="Heading2"/>
+      </w:pPr>
+      <w:r>
+        <w:t>1.</w:t>
+      </w:r>
+      <w:r>
+        <w:t>4. Các thuộc tính được thu thập</w:t>
+      </w:r>
+    </w:p>
+    <w:tbl>
+      <w:tblPr>
+        <w:tblStyle w:val="TableGrid"/>
+        <w:tblW w:w="0" w:type="auto"/>
+        <w:tblLook w:val="04A0" w:firstRow="1" w:lastRow="0" w:firstColumn="1" w:lastColumn="0" w:noHBand="0" w:noVBand="1"/>
+      </w:tblPr>
+      <w:tblGrid>
+        <w:gridCol w:w="3223"/>
+        <w:gridCol w:w="3289"/>
+        <w:gridCol w:w="3064"/>
+      </w:tblGrid>
+      <w:tr>
+        <w:tc>
+          <w:tcPr>
+            <w:tcW w:w="3223" w:type="dxa"/>
+          </w:tcPr>
+          <w:p>
+            <w:pPr>
+              <w:pStyle w:val="NormalWeb"/>
+            </w:pPr>
+            <w:r>
+              <w:lastRenderedPageBreak/>
+              <w:t>STT</w:t>
+            </w:r>
+          </w:p>
+        </w:tc>
+        <w:tc>
+          <w:tcPr>
+            <w:tcW w:w="3289" w:type="dxa"/>
+          </w:tcPr>
+          <w:p>
+            <w:pPr>
+              <w:pStyle w:val="NormalWeb"/>
+            </w:pPr>
+            <w:r>
+              <w:t>Danh mục</w:t>
+            </w:r>
+          </w:p>
+        </w:tc>
+        <w:tc>
+          <w:tcPr>
+            <w:tcW w:w="3064" w:type="dxa"/>
+          </w:tcPr>
+          <w:p>
+            <w:pPr>
+              <w:pStyle w:val="NormalWeb"/>
+            </w:pPr>
+            <w:r>
+              <w:t>Mô tả</w:t>
+            </w:r>
+          </w:p>
+        </w:tc>
+      </w:tr>
+      <w:tr>
+        <w:tc>
+          <w:tcPr>
+            <w:tcW w:w="3223" w:type="dxa"/>
+          </w:tcPr>
+          <w:p>
+            <w:pPr>
+              <w:pStyle w:val="NormalWeb"/>
+            </w:pPr>
+            <w:r>
+              <w:t>1</w:t>
+            </w:r>
+          </w:p>
+        </w:tc>
+        <w:tc>
+          <w:tcPr>
+            <w:tcW w:w="3289" w:type="dxa"/>
+          </w:tcPr>
+          <w:p>
+            <w:pPr>
+              <w:pStyle w:val="NormalWeb"/>
+            </w:pPr>
+            <w:r>
+              <w:t>ProductID</w:t>
+            </w:r>
+          </w:p>
+        </w:tc>
+        <w:tc>
+          <w:tcPr>
+            <w:tcW w:w="3064" w:type="dxa"/>
+          </w:tcPr>
+          <w:p>
+            <w:pPr>
+              <w:pStyle w:val="NormalWeb"/>
+            </w:pPr>
+            <w:r>
+              <w:t>Mã định danh sản phẩm (SKU)</w:t>
+            </w:r>
+          </w:p>
+        </w:tc>
+      </w:tr>
+      <w:tr>
+        <w:tc>
+          <w:tcPr>
+            <w:tcW w:w="3223" w:type="dxa"/>
+          </w:tcPr>
+          <w:p>
+            <w:pPr>
+              <w:pStyle w:val="NormalWeb"/>
+            </w:pPr>
+            <w:r>
+              <w:t>2</w:t>
+            </w:r>
+          </w:p>
+        </w:tc>
+        <w:tc>
+          <w:tcPr>
+            <w:tcW w:w="3289" w:type="dxa"/>
+          </w:tcPr>
+          <w:tbl>
+            <w:tblPr>
+              <w:tblW w:w="0" w:type="auto"/>
+              <w:tblCellSpacing w:w="15" w:type="dxa"/>
+              <w:tblCellMar>
+                <w:top w:w="15" w:type="dxa"/>
+                <w:left w:w="15" w:type="dxa"/>
+                <w:bottom w:w="15" w:type="dxa"/>
+                <w:right w:w="15" w:type="dxa"/>
+              </w:tblCellMar>
+              <w:tblLook w:val="04A0" w:firstRow="1" w:lastRow="0" w:firstColumn="1" w:lastColumn="0" w:noHBand="0" w:noVBand="1"/>
+            </w:tblPr>
+            <w:tblGrid>
+              <w:gridCol w:w="96"/>
+            </w:tblGrid>
+            <w:tr>
+              <w:trPr>
+                <w:tblCellSpacing w:w="15" w:type="dxa"/>
+              </w:trPr>
+              <w:tc>
+                <w:tcPr>
+                  <w:tcW w:w="0" w:type="auto"/>
+                  <w:vAlign w:val="center"/>
+                  <w:hideMark/>
+                </w:tcPr>
+                <w:p>
+                  <w:pPr>
+                    <w:spacing w:after="0" w:line="240" w:lineRule="auto"/>
+                    <w:rPr>
+                      <w:rFonts w:eastAsia="Times New Roman"/>
+                    </w:rPr>
+                  </w:pPr>
+                </w:p>
+              </w:tc>
+            </w:tr>
+          </w:tbl>
+          <w:p>
+            <w:pPr>
+              <w:rPr>
+                <w:rFonts w:eastAsia="Times New Roman"/>
+                <w:vanish/>
+              </w:rPr>
+            </w:pPr>
+          </w:p>
+          <w:tbl>
+            <w:tblPr>
+              <w:tblW w:w="0" w:type="auto"/>
+              <w:tblCellSpacing w:w="15" w:type="dxa"/>
+              <w:tblCellMar>
+                <w:top w:w="15" w:type="dxa"/>
+                <w:left w:w="15" w:type="dxa"/>
+                <w:bottom w:w="15" w:type="dxa"/>
+                <w:right w:w="15" w:type="dxa"/>
+              </w:tblCellMar>
+              <w:tblLook w:val="04A0" w:firstRow="1" w:lastRow="0" w:firstColumn="1" w:lastColumn="0" w:noHBand="0" w:noVBand="1"/>
+            </w:tblPr>
+            <w:tblGrid>
+              <w:gridCol w:w="1410"/>
+            </w:tblGrid>
+            <w:tr>
+              <w:trPr>
+                <w:tblCellSpacing w:w="15" w:type="dxa"/>
+              </w:trPr>
+              <w:tc>
+                <w:tcPr>
+                  <w:tcW w:w="0" w:type="auto"/>
+                  <w:vAlign w:val="center"/>
+                  <w:hideMark/>
+                </w:tcPr>
+                <w:p>
+                  <w:pPr>
+                    <w:spacing w:after="0" w:line="240" w:lineRule="auto"/>
+                    <w:rPr>
+                      <w:rFonts w:eastAsia="Times New Roman"/>
+                    </w:rPr>
+                  </w:pPr>
+                  <w:r>
+                    <w:rPr>
+                      <w:rFonts w:eastAsia="Times New Roman"/>
+                    </w:rPr>
+                    <w:t>ProductName</w:t>
+                  </w:r>
+                </w:p>
+              </w:tc>
+            </w:tr>
+          </w:tbl>
+          <w:p>
+            <w:pPr>
+              <w:pStyle w:val="NormalWeb"/>
+            </w:pPr>
+          </w:p>
+        </w:tc>
+        <w:tc>
+          <w:tcPr>
+            <w:tcW w:w="3064" w:type="dxa"/>
+          </w:tcPr>
+          <w:p>
+            <w:pPr>
+              <w:pStyle w:val="NormalWeb"/>
+            </w:pPr>
+            <w:r>
+              <w:t>Tên sản phẩm</w:t>
+            </w:r>
+          </w:p>
+        </w:tc>
+      </w:tr>
+      <w:tr>
+        <w:tc>
+          <w:tcPr>
+            <w:tcW w:w="3223" w:type="dxa"/>
+          </w:tcPr>
+          <w:p>
+            <w:pPr>
+              <w:pStyle w:val="NormalWeb"/>
+            </w:pPr>
+            <w:r>
+              <w:t>3</w:t>
+            </w:r>
+          </w:p>
+        </w:tc>
+        <w:tc>
+          <w:tcPr>
+            <w:tcW w:w="3289" w:type="dxa"/>
+          </w:tcPr>
+          <w:p>
+            <w:pPr>
+              <w:pStyle w:val="NormalWeb"/>
+            </w:pPr>
+            <w:r>
+              <w:t>Category</w:t>
+            </w:r>
+          </w:p>
+        </w:tc>
+        <w:tc>
+          <w:tcPr>
+            <w:tcW w:w="3064" w:type="dxa"/>
+          </w:tcPr>
+          <w:p>
+            <w:pPr>
+              <w:pStyle w:val="NormalWeb"/>
+            </w:pPr>
+            <w:r>
+              <w:t>Danh mục sản phẩm</w:t>
+            </w:r>
+          </w:p>
+        </w:tc>
+      </w:tr>
+      <w:tr>
+        <w:tc>
+          <w:tcPr>
+            <w:tcW w:w="3223" w:type="dxa"/>
+          </w:tcPr>
+          <w:p>
+            <w:pPr>
+              <w:pStyle w:val="NormalWeb"/>
+            </w:pPr>
+            <w:r>
+              <w:t>4</w:t>
+            </w:r>
+          </w:p>
+        </w:tc>
+        <w:tc>
+          <w:tcPr>
+            <w:tcW w:w="3289" w:type="dxa"/>
+          </w:tcPr>
+          <w:p>
+            <w:pPr>
+              <w:pStyle w:val="NormalWeb"/>
+            </w:pPr>
+            <w:r>
+              <w:t>CategoryCode</w:t>
+            </w:r>
+          </w:p>
+        </w:tc>
+        <w:tc>
+          <w:tcPr>
+            <w:tcW w:w="3064" w:type="dxa"/>
+          </w:tcPr>
+          <w:p>
+            <w:pPr>
+              <w:pStyle w:val="NormalWeb"/>
+            </w:pPr>
+            <w:r>
+              <w:t>Mã danh mục</w:t>
+            </w:r>
+          </w:p>
+        </w:tc>
+      </w:tr>
+      <w:tr>
+        <w:tc>
+          <w:tcPr>
+            <w:tcW w:w="3223" w:type="dxa"/>
+          </w:tcPr>
+          <w:p>
+            <w:pPr>
+              <w:pStyle w:val="NormalWeb"/>
+            </w:pPr>
+            <w:r>
+              <w:t>5</w:t>
+            </w:r>
+          </w:p>
+        </w:tc>
+        <w:tc>
+          <w:tcPr>
+            <w:tcW w:w="3289" w:type="dxa"/>
+          </w:tcPr>
+          <w:tbl>
+            <w:tblPr>
+              <w:tblW w:w="0" w:type="auto"/>
+              <w:tblCellSpacing w:w="15" w:type="dxa"/>
+              <w:tblCellMar>
+                <w:top w:w="15" w:type="dxa"/>
+                <w:left w:w="15" w:type="dxa"/>
+                <w:bottom w:w="15" w:type="dxa"/>
+                <w:right w:w="15" w:type="dxa"/>
+              </w:tblCellMar>
+              <w:tblLook w:val="04A0" w:firstRow="1" w:lastRow="0" w:firstColumn="1" w:lastColumn="0" w:noHBand="0" w:noVBand="1"/>
+            </w:tblPr>
+            <w:tblGrid>
+              <w:gridCol w:w="96"/>
+            </w:tblGrid>
+            <w:tr>
+              <w:trPr>
+                <w:tblCellSpacing w:w="15" w:type="dxa"/>
+              </w:trPr>
+              <w:tc>
+                <w:tcPr>
+                  <w:tcW w:w="0" w:type="auto"/>
+                  <w:vAlign w:val="center"/>
+                  <w:hideMark/>
+                </w:tcPr>
+                <w:p>
+                  <w:pPr>
+                    <w:spacing w:after="0" w:line="240" w:lineRule="auto"/>
+                    <w:rPr>
+                      <w:rFonts w:eastAsia="Times New Roman"/>
+                    </w:rPr>
+                  </w:pPr>
+                </w:p>
+              </w:tc>
+            </w:tr>
+          </w:tbl>
+          <w:p>
+            <w:pPr>
+              <w:rPr>
+                <w:rFonts w:eastAsia="Times New Roman"/>
+                <w:vanish/>
+              </w:rPr>
+            </w:pPr>
+          </w:p>
+          <w:tbl>
+            <w:tblPr>
+              <w:tblW w:w="0" w:type="auto"/>
+              <w:tblCellSpacing w:w="15" w:type="dxa"/>
+              <w:tblCellMar>
+                <w:top w:w="15" w:type="dxa"/>
+                <w:left w:w="15" w:type="dxa"/>
+                <w:bottom w:w="15" w:type="dxa"/>
+                <w:right w:w="15" w:type="dxa"/>
+              </w:tblCellMar>
+              <w:tblLook w:val="04A0" w:firstRow="1" w:lastRow="0" w:firstColumn="1" w:lastColumn="0" w:noHBand="0" w:noVBand="1"/>
+            </w:tblPr>
+            <w:tblGrid>
+              <w:gridCol w:w="1197"/>
+            </w:tblGrid>
+            <w:tr>
+              <w:trPr>
+                <w:tblCellSpacing w:w="15" w:type="dxa"/>
+              </w:trPr>
+              <w:tc>
+                <w:tcPr>
+                  <w:tcW w:w="0" w:type="auto"/>
+                  <w:vAlign w:val="center"/>
+                  <w:hideMark/>
+                </w:tcPr>
+                <w:p>
+                  <w:pPr>
+                    <w:spacing w:after="0" w:line="240" w:lineRule="auto"/>
+                    <w:rPr>
+                      <w:rFonts w:eastAsia="Times New Roman"/>
+                    </w:rPr>
+                  </w:pPr>
+                  <w:r>
+                    <w:rPr>
+                      <w:rFonts w:eastAsia="Times New Roman"/>
+                    </w:rPr>
+                    <w:t>SourceSlug</w:t>
+                  </w:r>
+                </w:p>
+              </w:tc>
+            </w:tr>
+          </w:tbl>
+          <w:p>
+            <w:pPr>
+              <w:pStyle w:val="NormalWeb"/>
+            </w:pPr>
+          </w:p>
+        </w:tc>
+        <w:tc>
+          <w:tcPr>
+            <w:tcW w:w="3064" w:type="dxa"/>
+          </w:tcPr>
+          <w:p>
+            <w:pPr>
+              <w:pStyle w:val="NormalWeb"/>
+            </w:pPr>
+            <w:r>
+              <w:t>Nhóm con (1 trong 7) mà sản phẩm được thu thập từ đó</w:t>
+            </w:r>
+          </w:p>
+        </w:tc>
+      </w:tr>
+      <w:tr>
+        <w:tc>
+          <w:tcPr>
+            <w:tcW w:w="3223" w:type="dxa"/>
+          </w:tcPr>
+          <w:p>
+            <w:pPr>
+              <w:pStyle w:val="NormalWeb"/>
+            </w:pPr>
+            <w:r>
+              <w:t>6</w:t>
+            </w:r>
+          </w:p>
+        </w:tc>
+        <w:tc>
+          <w:tcPr>
+            <w:tcW w:w="3289" w:type="dxa"/>
+          </w:tcPr>
+          <w:p>
+            <w:pPr>
+              <w:pStyle w:val="NormalWeb"/>
+            </w:pPr>
+            <w:r>
+              <w:t>Brand</w:t>
+            </w:r>
+          </w:p>
+        </w:tc>
+        <w:tc>
+          <w:tcPr>
+            <w:tcW w:w="3064" w:type="dxa"/>
+          </w:tcPr>
+          <w:tbl>
+            <w:tblPr>
+              <w:tblW w:w="0" w:type="auto"/>
+              <w:tblCellSpacing w:w="15" w:type="dxa"/>
+              <w:tblCellMar>
+                <w:top w:w="15" w:type="dxa"/>
+                <w:left w:w="15" w:type="dxa"/>
+                <w:bottom w:w="15" w:type="dxa"/>
+                <w:right w:w="15" w:type="dxa"/>
+              </w:tblCellMar>
+              <w:tblLook w:val="04A0" w:firstRow="1" w:lastRow="0" w:firstColumn="1" w:lastColumn="0" w:noHBand="0" w:noVBand="1"/>
+            </w:tblPr>
+            <w:tblGrid>
+              <w:gridCol w:w="96"/>
+            </w:tblGrid>
+            <w:tr>
+              <w:trPr>
+                <w:tblCellSpacing w:w="15" w:type="dxa"/>
+              </w:trPr>
+              <w:tc>
+                <w:tcPr>
+                  <w:tcW w:w="0" w:type="auto"/>
+                  <w:vAlign w:val="center"/>
+                  <w:hideMark/>
+                </w:tcPr>
+                <w:p>
+                  <w:pPr>
+                    <w:spacing w:after="0" w:line="240" w:lineRule="auto"/>
+                    <w:rPr>
+                      <w:rFonts w:eastAsia="Times New Roman"/>
+                    </w:rPr>
+                  </w:pPr>
+                </w:p>
+              </w:tc>
+            </w:tr>
+          </w:tbl>
+          <w:p>
+            <w:pPr>
+              <w:rPr>
+                <w:rFonts w:eastAsia="Times New Roman"/>
+                <w:vanish/>
+              </w:rPr>
+            </w:pPr>
+          </w:p>
+          <w:tbl>
+            <w:tblPr>
+              <w:tblW w:w="0" w:type="auto"/>
+              <w:tblCellSpacing w:w="15" w:type="dxa"/>
+              <w:tblCellMar>
+                <w:top w:w="15" w:type="dxa"/>
+                <w:left w:w="15" w:type="dxa"/>
+                <w:bottom w:w="15" w:type="dxa"/>
+                <w:right w:w="15" w:type="dxa"/>
+              </w:tblCellMar>
+              <w:tblLook w:val="04A0" w:firstRow="1" w:lastRow="0" w:firstColumn="1" w:lastColumn="0" w:noHBand="0" w:noVBand="1"/>
+            </w:tblPr>
+            <w:tblGrid>
+              <w:gridCol w:w="2300"/>
+            </w:tblGrid>
+            <w:tr>
+              <w:trPr>
+                <w:tblCellSpacing w:w="15" w:type="dxa"/>
+              </w:trPr>
+              <w:tc>
+                <w:tcPr>
+                  <w:tcW w:w="0" w:type="auto"/>
+                  <w:vAlign w:val="center"/>
+                  <w:hideMark/>
+                </w:tcPr>
+                <w:p>
+                  <w:pPr>
+                    <w:spacing w:after="0" w:line="240" w:lineRule="auto"/>
+                    <w:rPr>
+                      <w:rFonts w:eastAsia="Times New Roman"/>
+                    </w:rPr>
+                  </w:pPr>
+                  <w:r>
+                    <w:rPr>
+                      <w:rFonts w:eastAsia="Times New Roman"/>
+                    </w:rPr>
+                    <w:t>Thương hiệu sản phẩm</w:t>
+                  </w:r>
+                </w:p>
+              </w:tc>
+            </w:tr>
+          </w:tbl>
+          <w:p>
+            <w:pPr>
+              <w:pStyle w:val="NormalWeb"/>
+            </w:pPr>
+          </w:p>
+        </w:tc>
+      </w:tr>
+      <w:tr>
+        <w:tc>
+          <w:tcPr>
+            <w:tcW w:w="3223" w:type="dxa"/>
+          </w:tcPr>
+          <w:p>
+            <w:pPr>
+              <w:pStyle w:val="NormalWeb"/>
+            </w:pPr>
+            <w:r>
+              <w:t>7</w:t>
+            </w:r>
+          </w:p>
+        </w:tc>
+        <w:tc>
+          <w:tcPr>
+            <w:tcW w:w="3289" w:type="dxa"/>
+          </w:tcPr>
+          <w:p>
+            <w:pPr>
+              <w:pStyle w:val="NormalWeb"/>
+            </w:pPr>
+            <w:r>
+              <w:t>Price</w:t>
+            </w:r>
+          </w:p>
+        </w:tc>
+        <w:tc>
+          <w:tcPr>
+            <w:tcW w:w="3064" w:type="dxa"/>
+          </w:tcPr>
+          <w:p>
+            <w:pPr>
+              <w:pStyle w:val="NormalWeb"/>
+            </w:pPr>
+            <w:r>
+              <w:t>Giá bán hiện tại</w:t>
+            </w:r>
+          </w:p>
+        </w:tc>
+      </w:tr>
+      <w:tr>
+        <w:tc>
+          <w:tcPr>
+            <w:tcW w:w="3223" w:type="dxa"/>
+          </w:tcPr>
+          <w:p>
+            <w:pPr>
+              <w:pStyle w:val="NormalWeb"/>
+            </w:pPr>
+            <w:r>
+              <w:t>8</w:t>
+            </w:r>
+          </w:p>
+        </w:tc>
+        <w:tc>
+          <w:tcPr>
+            <w:tcW w:w="3289" w:type="dxa"/>
+          </w:tcPr>
+          <w:p>
+            <w:pPr>
+              <w:pStyle w:val="NormalWeb"/>
+            </w:pPr>
+            <w:r>
+              <w:t>OriginalPrice</w:t>
+            </w:r>
+          </w:p>
+        </w:tc>
+        <w:tc>
+          <w:tcPr>
+            <w:tcW w:w="3064" w:type="dxa"/>
+          </w:tcPr>
+          <w:p>
+            <w:pPr>
+              <w:pStyle w:val="NormalWeb"/>
+            </w:pPr>
+            <w:r>
+              <w:t>Giá niêm yết ban đầu</w:t>
+            </w:r>
+          </w:p>
+        </w:tc>
+      </w:tr>
+      <w:tr>
+        <w:tc>
+          <w:tcPr>
+            <w:tcW w:w="3223" w:type="dxa"/>
+          </w:tcPr>
+          <w:p>
+            <w:pPr>
+              <w:pStyle w:val="NormalWeb"/>
+            </w:pPr>
+            <w:r>
+              <w:t>9</w:t>
+            </w:r>
+          </w:p>
+        </w:tc>
+        <w:tc>
+          <w:tcPr>
+            <w:tcW w:w="3289" w:type="dxa"/>
+          </w:tcPr>
+          <w:p>
+            <w:pPr>
+              <w:pStyle w:val="NormalWeb"/>
+            </w:pPr>
+            <w:r>
+              <w:t>DiscountPercent</w:t>
+            </w:r>
+          </w:p>
+        </w:tc>
+        <w:tc>
+          <w:tcPr>
+            <w:tcW w:w="3064" w:type="dxa"/>
+          </w:tcPr>
+          <w:p>
+            <w:pPr>
+              <w:pStyle w:val="NormalWeb"/>
+            </w:pPr>
+            <w:r>
+              <w:t>Phần trăm giảm giá</w:t>
+            </w:r>
+          </w:p>
+        </w:tc>
+      </w:tr>
+      <w:tr>
+        <w:tc>
+          <w:tcPr>
+            <w:tcW w:w="3223" w:type="dxa"/>
+          </w:tcPr>
+          <w:p>
+            <w:pPr>
+              <w:pStyle w:val="NormalWeb"/>
+            </w:pPr>
+            <w:r>
+              <w:t>10</w:t>
+            </w:r>
+          </w:p>
+        </w:tc>
+        <w:tc>
+          <w:tcPr>
+            <w:tcW w:w="3289" w:type="dxa"/>
+          </w:tcPr>
+          <w:p>
+            <w:pPr>
+              <w:pStyle w:val="NormalWeb"/>
+            </w:pPr>
+            <w:r>
+              <w:t>Unit</w:t>
+            </w:r>
+          </w:p>
+        </w:tc>
+        <w:tc>
+          <w:tcPr>
+            <w:tcW w:w="3064" w:type="dxa"/>
+          </w:tcPr>
+          <w:p>
+            <w:pPr>
+              <w:pStyle w:val="NormalWeb"/>
+            </w:pPr>
+            <w:r>
+              <w:t>Đơn vị tính của sản phẩm</w:t>
+            </w:r>
+          </w:p>
+        </w:tc>
+      </w:tr>
+      <w:tr>
+        <w:tc>
+          <w:tcPr>
+            <w:tcW w:w="3223" w:type="dxa"/>
+          </w:tcPr>
+          <w:p>
+            <w:pPr>
+              <w:pStyle w:val="NormalWeb"/>
+            </w:pPr>
+            <w:r>
+              <w:t>11</w:t>
+            </w:r>
+          </w:p>
+        </w:tc>
+        <w:tc>
+          <w:tcPr>
+            <w:tcW w:w="3289" w:type="dxa"/>
+          </w:tcPr>
+          <w:p>
+            <w:pPr>
+              <w:pStyle w:val="NormalWeb"/>
+            </w:pPr>
+            <w:r>
+              <w:t>Rating</w:t>
+            </w:r>
+          </w:p>
+        </w:tc>
+        <w:tc>
+          <w:tcPr>
+            <w:tcW w:w="3064" w:type="dxa"/>
+          </w:tcPr>
+          <w:p>
+            <w:pPr>
+              <w:pStyle w:val="NormalWeb"/>
+            </w:pPr>
+            <w:r>
+              <w:t>Điểm đánh giá sản phẩm</w:t>
+            </w:r>
+          </w:p>
+        </w:tc>
+      </w:tr>
+      <w:tr>
+        <w:tc>
+          <w:tcPr>
+            <w:tcW w:w="3223" w:type="dxa"/>
+          </w:tcPr>
+          <w:p>
+            <w:pPr>
+              <w:pStyle w:val="NormalWeb"/>
+            </w:pPr>
+            <w:r>
+              <w:t>12</w:t>
+            </w:r>
+          </w:p>
+        </w:tc>
+        <w:tc>
+          <w:tcPr>
+            <w:tcW w:w="3289" w:type="dxa"/>
+          </w:tcPr>
+          <w:p>
+            <w:pPr>
+              <w:pStyle w:val="NormalWeb"/>
+            </w:pPr>
+            <w:r>
+              <w:t>TotalSold</w:t>
+            </w:r>
+          </w:p>
+        </w:tc>
+        <w:tc>
+          <w:tcPr>
+            <w:tcW w:w="3064" w:type="dxa"/>
+          </w:tcPr>
+          <w:p>
+            <w:pPr>
+              <w:pStyle w:val="NormalWeb"/>
+            </w:pPr>
+            <w:r>
+              <w:t>Tổng số lượng sản phẩm đã bán</w:t>
+            </w:r>
+          </w:p>
+        </w:tc>
+      </w:tr>
+    </w:tbl>
+    <w:p>
+      <w:pPr>
+        <w:pStyle w:val="NormalWeb"/>
+      </w:pPr>
+      <w:r>
+        <w:t xml:space="preserve">Trong đó, </w:t>
+      </w:r>
+      <w:r>
+        <w:rPr>
+          <w:rStyle w:val="HTMLCode"/>
+          <w:rFonts w:ascii="Times New Roman" w:hAnsi="Times New Roman" w:cs="Times New Roman"/>
+          <w:sz w:val="24"/>
+          <w:szCs w:val="24"/>
+        </w:rPr>
+        <w:t>ProductID</w:t>
+      </w:r>
+      <w:r>
+        <w:t xml:space="preserve">, </w:t>
+      </w:r>
+      <w:r>
+        <w:rPr>
+          <w:rStyle w:val="HTMLCode"/>
+          <w:rFonts w:ascii="Times New Roman" w:hAnsi="Times New Roman" w:cs="Times New Roman"/>
+          <w:sz w:val="24"/>
+          <w:szCs w:val="24"/>
+        </w:rPr>
+        <w:t>ProductName</w:t>
+      </w:r>
+      <w:r>
+        <w:t xml:space="preserve">, </w:t>
+      </w:r>
+      <w:r>
+        <w:rPr>
+          <w:rStyle w:val="HTMLCode"/>
+          <w:rFonts w:ascii="Times New Roman" w:hAnsi="Times New Roman" w:cs="Times New Roman"/>
+          <w:sz w:val="24"/>
+          <w:szCs w:val="24"/>
+        </w:rPr>
+        <w:t>Category</w:t>
+      </w:r>
+      <w:r>
+        <w:t xml:space="preserve">, </w:t>
+      </w:r>
+      <w:r>
+        <w:rPr>
+          <w:rStyle w:val="HTMLCode"/>
+          <w:rFonts w:ascii="Times New Roman" w:hAnsi="Times New Roman" w:cs="Times New Roman"/>
+          <w:sz w:val="24"/>
+          <w:szCs w:val="24"/>
+        </w:rPr>
+        <w:t>Brand</w:t>
+      </w:r>
+      <w:r>
+        <w:t xml:space="preserve">, </w:t>
+      </w:r>
+      <w:r>
+        <w:rPr>
+          <w:rStyle w:val="HTMLCode"/>
+          <w:rFonts w:ascii="Times New Roman" w:hAnsi="Times New Roman" w:cs="Times New Roman"/>
+          <w:sz w:val="24"/>
+          <w:szCs w:val="24"/>
+        </w:rPr>
+        <w:t>Price</w:t>
+      </w:r>
+      <w:r>
+        <w:t xml:space="preserve">, </w:t>
+      </w:r>
+      <w:r>
+        <w:rPr>
+          <w:rStyle w:val="HTMLCode"/>
+          <w:rFonts w:ascii="Times New Roman" w:hAnsi="Times New Roman" w:cs="Times New Roman"/>
+          <w:sz w:val="24"/>
+          <w:szCs w:val="24"/>
+        </w:rPr>
+        <w:t>OriginalPrice</w:t>
+      </w:r>
+      <w:r>
+        <w:t xml:space="preserve">, </w:t>
+      </w:r>
+      <w:r>
+        <w:rPr>
+          <w:rStyle w:val="HTMLCode"/>
+          <w:rFonts w:ascii="Times New Roman" w:hAnsi="Times New Roman" w:cs="Times New Roman"/>
+          <w:sz w:val="24"/>
+          <w:szCs w:val="24"/>
+        </w:rPr>
+        <w:t>Rating</w:t>
+      </w:r>
+      <w:r>
+        <w:t xml:space="preserve"> và </w:t>
+      </w:r>
+      <w:r>
+        <w:rPr>
+          <w:rStyle w:val="HTMLCode"/>
+          <w:rFonts w:ascii="Times New Roman" w:hAnsi="Times New Roman" w:cs="Times New Roman"/>
+          <w:sz w:val="24"/>
+          <w:szCs w:val="24"/>
+        </w:rPr>
+        <w:t>TotalSold</w:t>
+      </w:r>
+      <w:r>
+        <w:t xml:space="preserve"> là những thuộc tính chính được sử dụng để phục vụ cho các bước phân tích dữ liệu về sau.</w:t>
+      </w:r>
+      <w:r>
+        <w:tab/>
+      </w:r>
+    </w:p>
+    <w:p>
+      <w:pPr>
+        <w:pStyle w:val="Heading2"/>
+      </w:pPr>
+      <w:r>
+        <w:t>1.</w:t>
+      </w:r>
+      <w:r>
+        <w:t>6. Kết quả thu thập</w:t>
+      </w:r>
+    </w:p>
+    <w:tbl>
+      <w:tblPr>
+        <w:tblStyle w:val="TableGrid"/>
+        <w:tblW w:w="0" w:type="auto"/>
+        <w:tblLook w:val="04A0" w:firstRow="1" w:lastRow="0" w:firstColumn="1" w:lastColumn="0" w:noHBand="0" w:noVBand="1"/>
+      </w:tblPr>
+      <w:tblGrid>
+        <w:gridCol w:w="4788"/>
+        <w:gridCol w:w="4788"/>
+      </w:tblGrid>
+      <w:tr>
+        <w:tc>
+          <w:tcPr>
+            <w:tcW w:w="4788" w:type="dxa"/>
+          </w:tcPr>
+          <w:p>
+            <w:r>
+              <w:t>Tiêu chí</w:t>
+            </w:r>
+          </w:p>
+        </w:tc>
+        <w:tc>
+          <w:tcPr>
+            <w:tcW w:w="4788" w:type="dxa"/>
+          </w:tcPr>
+          <w:p>
+            <w:r>
+              <w:t>Kết quả</w:t>
+            </w:r>
+          </w:p>
+        </w:tc>
+      </w:tr>
+      <w:tr>
+        <w:tc>
+          <w:tcPr>
+            <w:tcW w:w="4788" w:type="dxa"/>
+          </w:tcPr>
+          <w:p>
+            <w:r>
+              <w:t>Website</w:t>
+            </w:r>
+          </w:p>
+        </w:tc>
+        <w:tc>
+          <w:tcPr>
+            <w:tcW w:w="4788" w:type="dxa"/>
+          </w:tcPr>
+          <w:p>
+            <w:r>
+              <w:t>Pharmacity.vn</w:t>
+            </w:r>
+          </w:p>
+        </w:tc>
+      </w:tr>
+      <w:tr>
+        <w:tc>
+          <w:tcPr>
+            <w:tcW w:w="4788" w:type="dxa"/>
+          </w:tcPr>
+          <w:p>
+            <w:r>
+              <w:t>Danh mục chính</w:t>
+            </w:r>
+          </w:p>
+        </w:tc>
+        <w:tc>
+          <w:tcPr>
+            <w:tcW w:w="4788" w:type="dxa"/>
+          </w:tcPr>
+          <w:p>
+            <w:r>
+              <w:t>Chăm sóc cá nhân</w:t>
+            </w:r>
+          </w:p>
+        </w:tc>
+      </w:tr>
+      <w:tr>
+        <w:tc>
+          <w:tcPr>
+            <w:tcW w:w="4788" w:type="dxa"/>
+          </w:tcPr>
+          <w:p>
+            <w:r>
+              <w:t>Số danh mục con</w:t>
+            </w:r>
+          </w:p>
+        </w:tc>
+        <w:tc>
+          <w:tcPr>
+            <w:tcW w:w="4788" w:type="dxa"/>
+          </w:tcPr>
+          <w:p>
+            <w:r>
+              <w:t>7</w:t>
+            </w:r>
+          </w:p>
+        </w:tc>
+      </w:tr>
+      <w:tr>
+        <w:tc>
+          <w:tcPr>
+            <w:tcW w:w="4788" w:type="dxa"/>
+          </w:tcPr>
+          <w:p>
+            <w:r>
+              <w:t>Số bản ghi</w:t>
+            </w:r>
+          </w:p>
+        </w:tc>
+        <w:tc>
+          <w:tcPr>
+            <w:tcW w:w="4788" w:type="dxa"/>
+          </w:tcPr>
+          <w:p>
+            <w:r>
+              <w:t>445 sản phẩm</w:t>
+            </w:r>
+          </w:p>
+        </w:tc>
+      </w:tr>
+      <w:tr>
+        <w:tc>
+          <w:tcPr>
+            <w:tcW w:w="4788" w:type="dxa"/>
+          </w:tcPr>
+          <w:p>
+            <w:r>
+              <w:t>Số thuộc tính</w:t>
+            </w:r>
+          </w:p>
+        </w:tc>
+        <w:tc>
+          <w:tcPr>
+            <w:tcW w:w="4788" w:type="dxa"/>
+          </w:tcPr>
+          <w:p>
+            <w:r>
+              <w:t>13 thuộc tính</w:t>
+            </w:r>
+          </w:p>
+        </w:tc>
+      </w:tr>
+      <w:tr>
+        <w:tc>
+          <w:tcPr>
+            <w:tcW w:w="4788" w:type="dxa"/>
+          </w:tcPr>
+          <w:p>
+            <w:r>
+              <w:t>File dữ liệu</w:t>
+            </w:r>
+          </w:p>
+        </w:tc>
+        <w:tc>
+          <w:tcPr>
+            <w:tcW w:w="4788" w:type="dxa"/>
+          </w:tcPr>
+          <w:p>
+            <w:r>
+              <w:t>pharmacity_personal_care</w:t>
+            </w:r>
+            <w:r>
+              <w:t>.csv</w:t>
+            </w:r>
+          </w:p>
+        </w:tc>
+      </w:tr>
+    </w:tbl>
+    <w:p/>
+    <w:p>
+      <w:r>
+        <w:drawing>
+          <wp:inline distT="0" distB="0" distL="0" distR="0" wp14:anchorId="54A7A38E" wp14:editId="3E3A6204">
+            <wp:extent cx="5943600" cy="2053590"/>
+            <wp:effectExtent l="0" t="0" r="0" b="3810"/>
+            <wp:docPr id="1" name="Picture 1"/>
+            <wp:cNvGraphicFramePr>
+              <a:graphicFrameLocks xmlns:a="http://schemas.openxmlformats.org/drawingml/2006/main" noChangeAspect="1"/>
+            </wp:cNvGraphicFramePr>
+            <a:graphic xmlns:a="http://schemas.openxmlformats.org/drawingml/2006/main">
+              <a:graphicData uri="http://schemas.openxmlformats.org/drawingml/2006/picture">
+                <pic:pic xmlns:pic="http://schemas.openxmlformats.org/drawingml/2006/picture">
+                  <pic:nvPicPr>
+                    <pic:cNvPr id="0" name=""/>
+                    <pic:cNvPicPr/>
+                  </pic:nvPicPr>
+                  <pic:blipFill>
+                    <a:blip r:embed="rId7"/>
+                    <a:stretch>
+                      <a:fillRect/>
+                    </a:stretch>
+                  </pic:blipFill>
+                  <pic:spPr>
+                    <a:xfrm>
+                      <a:off x="0" y="0"/>
+                      <a:ext cx="5943600" cy="2053590"/>
+                    </a:xfrm>
+                    <a:prstGeom prst="rect">
+                      <a:avLst/>
+                    </a:prstGeom>
+                  </pic:spPr>
+                </pic:pic>
+              </a:graphicData>
+            </a:graphic>
+          </wp:inline>
+        </w:drawing>
+      </w:r>
+    </w:p>
+    <w:p>
+      <w:pPr>
+        <w:pStyle w:val="Heading1"/>
+        <w:jc w:val="left"/>
+        <w:rPr>
+          <w:sz w:val="24"/>
+          <w:szCs w:val="24"/>
+        </w:rPr>
+      </w:pPr>
+      <w:r>
+        <w:rPr>
+          <w:sz w:val="24"/>
+          <w:szCs w:val="24"/>
+        </w:rPr>
+        <w:t>Step 2:</w:t>
+      </w:r>
+      <w:r>
+        <w:rPr>
+          <w:spacing w:val="-1"/>
+          <w:sz w:val="24"/>
+          <w:szCs w:val="24"/>
+        </w:rPr>
+        <w:t xml:space="preserve"> </w:t>
+      </w:r>
+      <w:r>
+        <w:rPr>
+          <w:sz w:val="24"/>
+          <w:szCs w:val="24"/>
+        </w:rPr>
+        <w:t>Dynamic</w:t>
+      </w:r>
+      <w:r>
+        <w:rPr>
+          <w:spacing w:val="-1"/>
+          <w:sz w:val="24"/>
+          <w:szCs w:val="24"/>
+        </w:rPr>
+        <w:t xml:space="preserve"> </w:t>
+      </w:r>
+      <w:r>
+        <w:rPr>
+          <w:sz w:val="24"/>
+          <w:szCs w:val="24"/>
+        </w:rPr>
+        <w:t xml:space="preserve">Data </w:t>
+      </w:r>
+      <w:r>
+        <w:rPr>
+          <w:sz w:val="24"/>
+          <w:szCs w:val="24"/>
+        </w:rPr>
+        <w:t>Generatio</w:t>
+      </w:r>
+    </w:p>
+    <w:p>
+      <w:pPr>
+        <w:pStyle w:val="Heading2"/>
+      </w:pPr>
+      <w:r>
+        <w:lastRenderedPageBreak/>
+        <w:t>2.</w:t>
+      </w:r>
+      <w:r>
+        <w:t xml:space="preserve">1. </w:t>
+      </w:r>
+      <w:r>
+        <w:t>Traditional</w:t>
+      </w:r>
+      <w:r>
+        <w:rPr>
+          <w:spacing w:val="-12"/>
+        </w:rPr>
+        <w:t xml:space="preserve"> </w:t>
+      </w:r>
+      <w:r>
+        <w:t>Python</w:t>
+      </w:r>
+      <w:r>
+        <w:rPr>
+          <w:spacing w:val="-13"/>
+        </w:rPr>
+        <w:t xml:space="preserve"> </w:t>
+      </w:r>
+      <w:r>
+        <w:t>Libraries</w:t>
+      </w:r>
+      <w:r>
+        <w:rPr>
+          <w:spacing w:val="-12"/>
+        </w:rPr>
+        <w:t xml:space="preserve"> </w:t>
+      </w:r>
+      <w:r>
+        <w:t>(Statistical</w:t>
+      </w:r>
+      <w:r>
+        <w:rPr>
+          <w:spacing w:val="-12"/>
+        </w:rPr>
+        <w:t xml:space="preserve"> </w:t>
+      </w:r>
+      <w:r>
+        <w:t>Simulation)</w:t>
+      </w:r>
+    </w:p>
+    <w:p>
+      <w:pPr>
+        <w:pStyle w:val="Heading3"/>
+      </w:pPr>
+      <w:r>
+        <w:rPr>
+          <w:rStyle w:val="Heading2Char"/>
+          <w:rFonts w:eastAsiaTheme="majorEastAsia"/>
+        </w:rPr>
+        <w:t xml:space="preserve"> </w:t>
+      </w:r>
+      <w:r>
+        <w:t>Mục tiêu</w:t>
+      </w:r>
+    </w:p>
+    <w:p>
+      <w:pPr>
+        <w:pStyle w:val="isselectedend"/>
+      </w:pPr>
+      <w:r>
+        <w:t>Sau khi hoàn thành quá trình thu thập dữ liệu sản phẩm ở Step 1, Nhóm 5 tiến hành xây dựng thêm một bộ dữ liệu giao dịch giả lập nhằm mô phỏng hoạt động mua hàng của khách hàng đối với các sản phẩm chăm sóc cá nhân.</w:t>
+      </w:r>
+    </w:p>
+    <w:p>
+      <w:pPr>
+        <w:pStyle w:val="NormalWeb"/>
+      </w:pPr>
+      <w:r>
+        <w:t>Mục tiêu của bước này là tạo ra dữ liệu có cấu trúc tương tự dữ liệu giao dịch thực tế, bao gồm thông tin khách hàng, sản phẩm, số lượng mua, giá trị đơn hàng, thời gian mua hàng, địa điểm và phương thức thanh toán. Bộ dữ liệu được tạo tự động bằng các thư viện Python và được sử dụng cho các bước xử lý, phân tích và khám phá dữ liệu tiếp theo.</w:t>
+      </w:r>
+    </w:p>
+    <w:p>
+      <w:pPr>
+        <w:pStyle w:val="Heading3"/>
+      </w:pPr>
+      <w:r>
+        <w:t>Dữ liệu đầu vào</w:t>
+      </w:r>
+    </w:p>
+    <w:p>
+      <w:pPr>
+        <w:pStyle w:val="isselectedend"/>
+      </w:pPr>
+      <w:r>
+        <w:t xml:space="preserve">Nhóm sử dụng bộ dữ liệu sản phẩm </w:t>
+      </w:r>
+      <w:r>
+        <w:rPr>
+          <w:rStyle w:val="HTMLCode"/>
+          <w:rFonts w:ascii="Times New Roman" w:hAnsi="Times New Roman" w:cs="Times New Roman"/>
+          <w:sz w:val="24"/>
+          <w:szCs w:val="24"/>
+        </w:rPr>
+        <w:t>pharmacity_personal_care.csv</w:t>
+      </w:r>
+      <w:r>
+        <w:t xml:space="preserve"> thu được từ Step 1 làm dữ liệu nguồn.</w:t>
+      </w:r>
+    </w:p>
+    <w:p>
+      <w:pPr>
+        <w:pStyle w:val="NormalWeb"/>
+      </w:pPr>
+      <w:r>
+        <w:t xml:space="preserve">Từ tập dữ liệu này, nhóm thực hiện lấy mẫu ngẫu nhiên các sản phẩm với phương thức </w:t>
+      </w:r>
+      <w:r>
+        <w:rPr>
+          <w:rStyle w:val="HTMLCode"/>
+          <w:rFonts w:ascii="Times New Roman" w:hAnsi="Times New Roman" w:cs="Times New Roman"/>
+          <w:sz w:val="24"/>
+          <w:szCs w:val="24"/>
+        </w:rPr>
+        <w:t>sample(n=n, replace=True, random_state=42)</w:t>
+      </w:r>
+      <w:r>
+        <w:t>. Việc cho phép lấy mẫu có hoàn lại (</w:t>
+      </w:r>
+      <w:r>
+        <w:rPr>
+          <w:rStyle w:val="HTMLCode"/>
+          <w:rFonts w:ascii="Times New Roman" w:hAnsi="Times New Roman" w:cs="Times New Roman"/>
+          <w:sz w:val="24"/>
+          <w:szCs w:val="24"/>
+        </w:rPr>
+        <w:t>replace=True</w:t>
+      </w:r>
+      <w:r>
+        <w:t>) giúp một sản phẩm có thể xuất hiện trong nhiều giao dịch khác nhau, phù hợp với mô hình dữ liệu bán hàng thực tế.</w:t>
+      </w:r>
+    </w:p>
+    <w:p>
+      <w:pPr>
+        <w:pStyle w:val="Heading3"/>
+      </w:pPr>
+      <w:r>
+        <w:t>Công cụ và thư viện sử dụng</w:t>
+      </w:r>
+    </w:p>
+    <w:tbl>
+      <w:tblPr>
+        <w:tblStyle w:val="TableGrid"/>
+        <w:tblW w:w="0" w:type="auto"/>
+        <w:tblLook w:val="04A0" w:firstRow="1" w:lastRow="0" w:firstColumn="1" w:lastColumn="0" w:noHBand="0" w:noVBand="1"/>
+      </w:tblPr>
+      <w:tblGrid>
+        <w:gridCol w:w="3085"/>
+        <w:gridCol w:w="6491"/>
+      </w:tblGrid>
+      <w:tr>
+        <w:tc>
+          <w:tcPr>
+            <w:tcW w:w="3085" w:type="dxa"/>
+          </w:tcPr>
+          <w:p>
+            <w:r>
+              <w:t>Công cụ / thư viện</w:t>
+            </w:r>
+          </w:p>
+        </w:tc>
+        <w:tc>
+          <w:tcPr>
+            <w:tcW w:w="6491" w:type="dxa"/>
+          </w:tcPr>
+          <w:p>
+            <w:r>
+              <w:t>Mục đích sử dụng</w:t>
+            </w:r>
+          </w:p>
+        </w:tc>
+      </w:tr>
+      <w:tr>
+        <w:tc>
+          <w:tcPr>
+            <w:tcW w:w="3085" w:type="dxa"/>
+          </w:tcPr>
+          <w:p>
+            <w:r>
+              <w:t>R</w:t>
+            </w:r>
+            <w:r>
+              <w:t>andom</w:t>
+            </w:r>
+          </w:p>
+        </w:tc>
+        <w:tc>
+          <w:tcPr>
+            <w:tcW w:w="6491" w:type="dxa"/>
+          </w:tcPr>
+          <w:p>
+            <w:r>
+              <w:t>Sinh dữ liệu ngẫu nhiên cho giới tính, thành phố và phương thức thanh toán theo các xác suất được thiết lập</w:t>
+            </w:r>
+          </w:p>
+        </w:tc>
+      </w:tr>
+      <w:tr>
+        <w:tc>
+          <w:tcPr>
+            <w:tcW w:w="3085" w:type="dxa"/>
+          </w:tcPr>
+          <w:p>
+            <w:r>
+              <w:t>numpy.random</w:t>
+            </w:r>
+          </w:p>
+        </w:tc>
+        <w:tc>
+          <w:tcPr>
+            <w:tcW w:w="6491" w:type="dxa"/>
+          </w:tcPr>
+          <w:p>
+            <w:r>
+              <w:t>Sinh dữ liệu số và dữ liệu theo phân phối xác suất, chẳng hạn như tuổi và số lượng sản phẩm</w:t>
+            </w:r>
+          </w:p>
+        </w:tc>
+      </w:tr>
+      <w:tr>
+        <w:tc>
+          <w:tcPr>
+            <w:tcW w:w="3085" w:type="dxa"/>
+          </w:tcPr>
+          <w:p>
+            <w:r>
+              <w:t>Faker</w:t>
+            </w:r>
+          </w:p>
+        </w:tc>
+        <w:tc>
+          <w:tcPr>
+            <w:tcW w:w="6491" w:type="dxa"/>
+          </w:tcPr>
+          <w:p>
+            <w:r>
+              <w:t>Sinh thông tin khách hàng giả lập, cụ thể là họ tên bằng dữ liệu tiếng Việt</w:t>
+            </w:r>
+          </w:p>
+        </w:tc>
+      </w:tr>
+      <w:tr>
+        <w:tc>
+          <w:tcPr>
+            <w:tcW w:w="3085" w:type="dxa"/>
+          </w:tcPr>
+          <w:p>
+            <w:r>
+              <w:t>pd.date_range</w:t>
+            </w:r>
+          </w:p>
+        </w:tc>
+        <w:tc>
+          <w:tcPr>
+            <w:tcW w:w="6491" w:type="dxa"/>
+          </w:tcPr>
+          <w:p>
+            <w:r>
+              <w:t>Tạo tập ngày tháng để sinh ngày mua hàng trong khoảng thời gian xác địn</w:t>
+            </w:r>
+          </w:p>
+        </w:tc>
+      </w:tr>
+    </w:tbl>
+    <w:p/>
+    <w:p>
+      <w:pPr>
+        <w:pStyle w:val="Heading3"/>
+      </w:pPr>
+      <w:r>
+        <w:t>Cấu trúc dữ liệu đầu ra</w:t>
+      </w:r>
+    </w:p>
+    <w:tbl>
+      <w:tblPr>
+        <w:tblStyle w:val="TableGrid"/>
+        <w:tblW w:w="0" w:type="auto"/>
+        <w:tblLook w:val="04A0" w:firstRow="1" w:lastRow="0" w:firstColumn="1" w:lastColumn="0" w:noHBand="0" w:noVBand="1"/>
+      </w:tblPr>
+      <w:tblGrid>
+        <w:gridCol w:w="4788"/>
+        <w:gridCol w:w="4788"/>
+      </w:tblGrid>
+      <w:tr>
+        <w:tc>
+          <w:tcPr>
+            <w:tcW w:w="4788" w:type="dxa"/>
+          </w:tcPr>
+          <w:p>
+            <w:r>
+              <w:t>Thuộc tính</w:t>
+            </w:r>
+          </w:p>
+        </w:tc>
+        <w:tc>
+          <w:tcPr>
+            <w:tcW w:w="4788" w:type="dxa"/>
+          </w:tcPr>
+          <w:p>
+            <w:r>
+              <w:t>Ý nghĩa</w:t>
+            </w:r>
+          </w:p>
+        </w:tc>
+      </w:tr>
+      <w:tr>
+        <w:tc>
+          <w:tcPr>
+            <w:tcW w:w="4788" w:type="dxa"/>
+          </w:tcPr>
+          <w:p>
+            <w:r>
+              <w:t>OrderID</w:t>
+            </w:r>
+          </w:p>
+        </w:tc>
+        <w:tc>
+          <w:tcPr>
+            <w:tcW w:w="4788" w:type="dxa"/>
+          </w:tcPr>
+          <w:p>
+            <w:r>
+              <w:t>Mã giao dịch</w:t>
+            </w:r>
+          </w:p>
+        </w:tc>
+      </w:tr>
+      <w:tr>
+        <w:tc>
+          <w:tcPr>
+            <w:tcW w:w="4788" w:type="dxa"/>
+          </w:tcPr>
+          <w:p>
+            <w:r>
+              <w:t>CustomerID</w:t>
+            </w:r>
+          </w:p>
+        </w:tc>
+        <w:tc>
+          <w:tcPr>
+            <w:tcW w:w="4788" w:type="dxa"/>
+          </w:tcPr>
+          <w:p>
+            <w:r>
+              <w:t>Mã khách hàng</w:t>
+            </w:r>
+          </w:p>
+        </w:tc>
+      </w:tr>
+      <w:tr>
+        <w:tc>
+          <w:tcPr>
+            <w:tcW w:w="4788" w:type="dxa"/>
+          </w:tcPr>
+          <w:p>
+            <w:r>
+              <w:t>CustomerName</w:t>
+            </w:r>
+          </w:p>
+        </w:tc>
+        <w:tc>
+          <w:tcPr>
+            <w:tcW w:w="4788" w:type="dxa"/>
+          </w:tcPr>
+          <w:p>
+            <w:r>
+              <w:t>Tên khách hàng giả lập</w:t>
+            </w:r>
+          </w:p>
+        </w:tc>
+      </w:tr>
+      <w:tr>
+        <w:tc>
+          <w:tcPr>
+            <w:tcW w:w="4788" w:type="dxa"/>
+          </w:tcPr>
+          <w:p>
+            <w:r>
+              <w:t>Age</w:t>
+            </w:r>
+          </w:p>
+        </w:tc>
+        <w:tc>
+          <w:tcPr>
+            <w:tcW w:w="4788" w:type="dxa"/>
+          </w:tcPr>
+          <w:p>
+            <w:r>
+              <w:t>Tuổi khách hàng</w:t>
+            </w:r>
+          </w:p>
+        </w:tc>
+      </w:tr>
+      <w:tr>
+        <w:tc>
+          <w:tcPr>
+            <w:tcW w:w="4788" w:type="dxa"/>
+          </w:tcPr>
+          <w:p>
+            <w:r>
+              <w:t>Gender</w:t>
+            </w:r>
+          </w:p>
+        </w:tc>
+        <w:tc>
+          <w:tcPr>
+            <w:tcW w:w="4788" w:type="dxa"/>
+          </w:tcPr>
+          <w:p>
+            <w:r>
+              <w:t>Giới tính khách hàng</w:t>
+            </w:r>
+          </w:p>
+        </w:tc>
+      </w:tr>
+      <w:tr>
+        <w:tc>
+          <w:tcPr>
+            <w:tcW w:w="4788" w:type="dxa"/>
+          </w:tcPr>
+          <w:p>
+            <w:r>
+              <w:t>ProductID</w:t>
+            </w:r>
+          </w:p>
+        </w:tc>
+        <w:tc>
+          <w:tcPr>
+            <w:tcW w:w="4788" w:type="dxa"/>
+          </w:tcPr>
+          <w:p>
+            <w:r>
+              <w:t>Mã sản phẩm</w:t>
+            </w:r>
+          </w:p>
+        </w:tc>
+      </w:tr>
+      <w:tr>
+        <w:tc>
+          <w:tcPr>
+            <w:tcW w:w="4788" w:type="dxa"/>
+          </w:tcPr>
+          <w:p>
+            <w:r>
+              <w:t>ProductName</w:t>
+            </w:r>
+          </w:p>
+        </w:tc>
+        <w:tc>
+          <w:tcPr>
+            <w:tcW w:w="4788" w:type="dxa"/>
+          </w:tcPr>
+          <w:p>
+            <w:r>
+              <w:t>Tên sản phẩm</w:t>
+            </w:r>
+          </w:p>
+        </w:tc>
+      </w:tr>
+      <w:tr>
+        <w:tc>
+          <w:tcPr>
+            <w:tcW w:w="4788" w:type="dxa"/>
+          </w:tcPr>
+          <w:p>
+            <w:r>
+              <w:t>Category</w:t>
+            </w:r>
+          </w:p>
+        </w:tc>
+        <w:tc>
+          <w:tcPr>
+            <w:tcW w:w="4788" w:type="dxa"/>
+          </w:tcPr>
+          <w:p>
+            <w:r>
+              <w:t>Danh mục sản phẩm</w:t>
+            </w:r>
+          </w:p>
+        </w:tc>
+      </w:tr>
+      <w:tr>
+        <w:tc>
+          <w:tcPr>
+            <w:tcW w:w="4788" w:type="dxa"/>
+          </w:tcPr>
+          <w:p>
+            <w:r>
+              <w:lastRenderedPageBreak/>
+              <w:t>Brand</w:t>
+            </w:r>
+          </w:p>
+        </w:tc>
+        <w:tc>
+          <w:tcPr>
+            <w:tcW w:w="4788" w:type="dxa"/>
+          </w:tcPr>
+          <w:p>
+            <w:r>
+              <w:t>Thương hiệu</w:t>
+            </w:r>
+          </w:p>
+        </w:tc>
+      </w:tr>
+      <w:tr>
+        <w:tc>
+          <w:tcPr>
+            <w:tcW w:w="4788" w:type="dxa"/>
+          </w:tcPr>
+          <w:p>
+            <w:r>
+              <w:t>Price</w:t>
+            </w:r>
+          </w:p>
+        </w:tc>
+        <w:tc>
+          <w:tcPr>
+            <w:tcW w:w="4788" w:type="dxa"/>
+          </w:tcPr>
+          <w:p>
+            <w:r>
+              <w:t>Giá sản phẩm</w:t>
+            </w:r>
+          </w:p>
+        </w:tc>
+      </w:tr>
+      <w:tr>
+        <w:tc>
+          <w:tcPr>
+            <w:tcW w:w="4788" w:type="dxa"/>
+          </w:tcPr>
+          <w:p>
+            <w:r>
+              <w:t>Quantity</w:t>
+            </w:r>
+          </w:p>
+        </w:tc>
+        <w:tc>
+          <w:tcPr>
+            <w:tcW w:w="4788" w:type="dxa"/>
+          </w:tcPr>
+          <w:p>
+            <w:r>
+              <w:t>Số lượng sản phẩm mua</w:t>
+            </w:r>
+          </w:p>
+        </w:tc>
+      </w:tr>
+      <w:tr>
+        <w:tc>
+          <w:tcPr>
+            <w:tcW w:w="4788" w:type="dxa"/>
+          </w:tcPr>
+          <w:p>
+            <w:r>
+              <w:t>TotalAmount</w:t>
+            </w:r>
+          </w:p>
+        </w:tc>
+        <w:tc>
+          <w:tcPr>
+            <w:tcW w:w="4788" w:type="dxa"/>
+          </w:tcPr>
+          <w:p>
+            <w:r>
+              <w:t>Tổng giá trị giao dịch</w:t>
+            </w:r>
+          </w:p>
+        </w:tc>
+      </w:tr>
+      <w:tr>
+        <w:tc>
+          <w:tcPr>
+            <w:tcW w:w="4788" w:type="dxa"/>
+          </w:tcPr>
+          <w:p>
+            <w:r>
+              <w:t>PurchaseDate</w:t>
+            </w:r>
+          </w:p>
+        </w:tc>
+        <w:tc>
+          <w:tcPr>
+            <w:tcW w:w="4788" w:type="dxa"/>
+          </w:tcPr>
+          <w:p>
+            <w:r>
+              <w:t>Ngày mua hàng</w:t>
+            </w:r>
+          </w:p>
+        </w:tc>
+      </w:tr>
+      <w:tr>
+        <w:tc>
+          <w:tcPr>
+            <w:tcW w:w="4788" w:type="dxa"/>
+          </w:tcPr>
+          <w:p>
+            <w:r>
+              <w:t>City</w:t>
+            </w:r>
+          </w:p>
+        </w:tc>
+        <w:tc>
+          <w:tcPr>
+            <w:tcW w:w="4788" w:type="dxa"/>
+          </w:tcPr>
+          <w:p>
+            <w:r>
+              <w:t>Thành phố của khách hàng</w:t>
+            </w:r>
+          </w:p>
+        </w:tc>
+      </w:tr>
+      <w:tr>
+        <w:tc>
+          <w:tcPr>
+            <w:tcW w:w="4788" w:type="dxa"/>
+          </w:tcPr>
+          <w:p>
+            <w:r>
+              <w:t>PaymentMethod</w:t>
+            </w:r>
+          </w:p>
+        </w:tc>
+        <w:tc>
+          <w:tcPr>
+            <w:tcW w:w="4788" w:type="dxa"/>
+          </w:tcPr>
+          <w:p>
+            <w:r>
+              <w:t>Phương thức thanh toán</w:t>
+            </w:r>
+          </w:p>
+        </w:tc>
+      </w:tr>
+    </w:tbl>
+    <w:p>
+      <w:pPr>
+        <w:pStyle w:val="Heading3"/>
+      </w:pPr>
+      <w:r>
+        <w:t>Kết quả</w:t>
+      </w:r>
+    </w:p>
+    <w:p>
+      <w:pPr>
+        <w:pStyle w:val="isselectedend"/>
+      </w:pPr>
+      <w:r>
+        <w:t>Sau khi thực hiện quá trình mô phỏng, nhóm thu được một bộ dữ liệu gồm:</w:t>
+      </w:r>
+    </w:p>
+    <w:p>
+      <w:pPr>
+        <w:numPr>
+          <w:ilvl w:val="0"/>
+          <w:numId w:val="4"/>
+        </w:numPr>
+        <w:spacing w:before="100" w:beforeAutospacing="1" w:after="100" w:afterAutospacing="1" w:line="240" w:lineRule="auto"/>
+      </w:pPr>
+      <w:r>
+        <w:rPr>
+          <w:rStyle w:val="Strong"/>
+        </w:rPr>
+        <w:t>1.000 giao dịch giả lập</w:t>
+      </w:r>
+    </w:p>
+    <w:p>
+      <w:pPr>
+        <w:numPr>
+          <w:ilvl w:val="0"/>
+          <w:numId w:val="4"/>
+        </w:numPr>
+        <w:spacing w:before="100" w:beforeAutospacing="1" w:after="100" w:afterAutospacing="1" w:line="240" w:lineRule="auto"/>
+      </w:pPr>
+      <w:r>
+        <w:rPr>
+          <w:rStyle w:val="Strong"/>
+        </w:rPr>
+        <w:t>15 thuộc tính</w:t>
+      </w:r>
+    </w:p>
+    <w:p>
+      <w:pPr>
+        <w:numPr>
+          <w:ilvl w:val="0"/>
+          <w:numId w:val="4"/>
+        </w:numPr>
+        <w:spacing w:before="100" w:beforeAutospacing="1" w:after="100" w:afterAutospacing="1" w:line="240" w:lineRule="auto"/>
+      </w:pPr>
+      <w:r>
+        <w:t>Dữ liệu sản phẩm được lấy từ dataset Pharmacity của Step 1</w:t>
+      </w:r>
+    </w:p>
+    <w:p>
+      <w:pPr>
+        <w:numPr>
+          <w:ilvl w:val="0"/>
+          <w:numId w:val="4"/>
+        </w:numPr>
+        <w:spacing w:before="100" w:beforeAutospacing="1" w:after="100" w:afterAutospacing="1" w:line="240" w:lineRule="auto"/>
+      </w:pPr>
+      <w:r>
+        <w:t>Thông tin khách hàng, thời gian và giao dịch được sinh tự động bằng các thư viện Python</w:t>
+      </w:r>
+    </w:p>
+    <w:p>
+      <w:pPr>
+        <w:spacing w:before="100" w:beforeAutospacing="1" w:after="100" w:afterAutospacing="1" w:line="240" w:lineRule="auto"/>
+        <w:ind w:left="360"/>
+      </w:pPr>
+      <w:r>
+        <w:drawing>
+          <wp:inline distT="0" distB="0" distL="0" distR="0" wp14:anchorId="60CF0EB7" wp14:editId="02746577">
+            <wp:extent cx="5943600" cy="1212850"/>
+            <wp:effectExtent l="0" t="0" r="0" b="6350"/>
+            <wp:docPr id="2" name="Picture 2"/>
+            <wp:cNvGraphicFramePr>
+              <a:graphicFrameLocks xmlns:a="http://schemas.openxmlformats.org/drawingml/2006/main" noChangeAspect="1"/>
+            </wp:cNvGraphicFramePr>
+            <a:graphic xmlns:a="http://schemas.openxmlformats.org/drawingml/2006/main">
+              <a:graphicData uri="http://schemas.openxmlformats.org/drawingml/2006/picture">
+                <pic:pic xmlns:pic="http://schemas.openxmlformats.org/drawingml/2006/picture">
+                  <pic:nvPicPr>
+                    <pic:cNvPr id="0" name=""/>
+                    <pic:cNvPicPr/>
+                  </pic:nvPicPr>
+                  <pic:blipFill>
+                    <a:blip r:embed="rId8"/>
+                    <a:stretch>
+                      <a:fillRect/>
+                    </a:stretch>
+                  </pic:blipFill>
+                  <pic:spPr>
+                    <a:xfrm>
+                      <a:off x="0" y="0"/>
+                      <a:ext cx="5943600" cy="1212850"/>
+                    </a:xfrm>
+                    <a:prstGeom prst="rect">
+                      <a:avLst/>
+                    </a:prstGeom>
+                  </pic:spPr>
+                </pic:pic>
+              </a:graphicData>
+            </a:graphic>
+          </wp:inline>
+        </w:drawing>
+      </w:r>
+    </w:p>
+    <w:p>
+      <w:pPr>
+        <w:pStyle w:val="Heading1"/>
+        <w:jc w:val="left"/>
+        <w:rPr>
+          <w:sz w:val="24"/>
+          <w:szCs w:val="24"/>
+        </w:rPr>
+      </w:pPr>
+      <w:r>
+        <w:rPr>
+          <w:sz w:val="24"/>
+          <w:szCs w:val="24"/>
+        </w:rPr>
+        <w:t>Step</w:t>
+      </w:r>
+      <w:r>
+        <w:rPr>
+          <w:spacing w:val="-14"/>
+          <w:sz w:val="24"/>
+          <w:szCs w:val="24"/>
+        </w:rPr>
+        <w:t xml:space="preserve"> </w:t>
+      </w:r>
+      <w:r>
+        <w:rPr>
+          <w:sz w:val="24"/>
+          <w:szCs w:val="24"/>
+        </w:rPr>
+        <w:t>3:</w:t>
+      </w:r>
+      <w:r>
+        <w:rPr>
+          <w:spacing w:val="-11"/>
+          <w:sz w:val="24"/>
+          <w:szCs w:val="24"/>
+        </w:rPr>
+        <w:t xml:space="preserve"> </w:t>
+      </w:r>
+      <w:r>
+        <w:rPr>
+          <w:sz w:val="24"/>
+          <w:szCs w:val="24"/>
+        </w:rPr>
+        <w:t>DATA</w:t>
+      </w:r>
+      <w:r>
+        <w:rPr>
+          <w:spacing w:val="-16"/>
+          <w:sz w:val="24"/>
+          <w:szCs w:val="24"/>
+        </w:rPr>
+        <w:t xml:space="preserve"> </w:t>
+      </w:r>
+      <w:r>
+        <w:rPr>
+          <w:sz w:val="24"/>
+          <w:szCs w:val="24"/>
+        </w:rPr>
+        <w:t>INTEGRATION</w:t>
+      </w:r>
+      <w:r>
+        <w:rPr>
+          <w:spacing w:val="-11"/>
+          <w:sz w:val="24"/>
+          <w:szCs w:val="24"/>
+        </w:rPr>
+        <w:t xml:space="preserve"> </w:t>
+      </w:r>
+      <w:r>
+        <w:rPr>
+          <w:sz w:val="24"/>
+          <w:szCs w:val="24"/>
+        </w:rPr>
+        <w:t>-</w:t>
+      </w:r>
+      <w:r>
+        <w:rPr>
+          <w:spacing w:val="-11"/>
+          <w:sz w:val="24"/>
+          <w:szCs w:val="24"/>
+        </w:rPr>
+        <w:t xml:space="preserve"> </w:t>
+      </w:r>
+      <w:r>
+        <w:rPr>
+          <w:sz w:val="24"/>
+          <w:szCs w:val="24"/>
+        </w:rPr>
+        <w:t>CONCAT</w:t>
+      </w:r>
+      <w:r>
+        <w:rPr>
+          <w:spacing w:val="-12"/>
+          <w:sz w:val="24"/>
+          <w:szCs w:val="24"/>
+        </w:rPr>
+        <w:t xml:space="preserve"> </w:t>
+      </w:r>
+      <w:r>
+        <w:rPr>
+          <w:sz w:val="24"/>
+          <w:szCs w:val="24"/>
+        </w:rPr>
+        <w:t>&amp;</w:t>
+      </w:r>
+      <w:r>
+        <w:rPr>
+          <w:spacing w:val="-10"/>
+          <w:sz w:val="24"/>
+          <w:szCs w:val="24"/>
+        </w:rPr>
+        <w:t xml:space="preserve"> </w:t>
+      </w:r>
+      <w:r>
+        <w:rPr>
+          <w:sz w:val="24"/>
+          <w:szCs w:val="24"/>
+        </w:rPr>
+        <w:t>MERGE</w:t>
+      </w:r>
+    </w:p>
+    <w:p>
+      <w:pPr>
+        <w:pStyle w:val="Heading2"/>
+      </w:pPr>
+      <w:r>
+        <w:t xml:space="preserve">3.1 </w:t>
+      </w:r>
+      <w:r>
+        <w:t>Vertical Concatenation (</w:t>
+      </w:r>
+      <w:r>
+        <w:rPr>
+          <w:rStyle w:val="HTMLCode"/>
+          <w:rFonts w:ascii="Times New Roman" w:hAnsi="Times New Roman" w:cs="Times New Roman"/>
+          <w:sz w:val="24"/>
+          <w:szCs w:val="24"/>
+        </w:rPr>
+        <w:t>pd.concat</w:t>
+      </w:r>
+      <w:r>
+        <w:t>)</w:t>
+      </w:r>
+    </w:p>
+    <w:p>
+      <w:pPr>
+        <w:pStyle w:val="Heading2"/>
+      </w:pPr>
+      <w:r>
+        <w:t>3.2</w:t>
+      </w:r>
+      <w:r>
+        <w:t>. Mục tiêu</w:t>
+      </w:r>
+    </w:p>
+    <w:p>
+      <w:pPr>
+        <w:pStyle w:val="isselectedend"/>
+      </w:pPr>
+      <w:r>
+        <w:t xml:space="preserve">Sau khi hoàn thành việc thu thập dữ liệu Pharmacity ở Step 1 và xây dựng dữ liệu giao dịch giả lập ở Step 2, Nhóm 5 tiến hành tích hợp thêm một nguồn dữ liệu sản phẩm thứ hai để tạo thành một </w:t>
+      </w:r>
+      <w:r>
+        <w:rPr>
+          <w:rStyle w:val="Strong"/>
+        </w:rPr>
+        <w:t>Unified Static Master Table</w:t>
+      </w:r>
+      <w:r>
+        <w:t>.</w:t>
+      </w:r>
+    </w:p>
+    <w:p>
+      <w:pPr>
+        <w:pStyle w:val="isselectedend"/>
+      </w:pPr>
+      <w:r>
+        <w:t>Theo yêu cầu của project, nhóm cần sử dụng ít nhất hai nguồn dữ liệu khác nhau. Nhóm lựa chọn:</w:t>
+      </w:r>
+    </w:p>
+    <w:p>
+      <w:pPr>
+        <w:numPr>
+          <w:ilvl w:val="0"/>
+          <w:numId w:val="5"/>
+        </w:numPr>
+        <w:spacing w:before="100" w:beforeAutospacing="1" w:after="100" w:afterAutospacing="1" w:line="240" w:lineRule="auto"/>
+      </w:pPr>
+      <w:r>
+        <w:rPr>
+          <w:rStyle w:val="Strong"/>
+        </w:rPr>
+        <w:t>Nguồn 1:</w:t>
+      </w:r>
+      <w:r>
+        <w:t xml:space="preserve"> Dữ liệu sản phẩm “Chăm sóc cá nhân” được crawling từ </w:t>
+      </w:r>
+      <w:r>
+        <w:rPr>
+          <w:rStyle w:val="Strong"/>
+        </w:rPr>
+        <w:t>Pharmacity.vn</w:t>
+      </w:r>
+      <w:r>
+        <w:t xml:space="preserve"> ở Step 1.</w:t>
+      </w:r>
+    </w:p>
+    <w:p>
+      <w:pPr>
+        <w:numPr>
+          <w:ilvl w:val="0"/>
+          <w:numId w:val="5"/>
+        </w:numPr>
+        <w:spacing w:before="100" w:beforeAutospacing="1" w:after="100" w:afterAutospacing="1" w:line="240" w:lineRule="auto"/>
+      </w:pPr>
+      <w:r>
+        <w:rPr>
+          <w:rStyle w:val="Strong"/>
+        </w:rPr>
+        <w:t>Nguồn 2:</w:t>
+      </w:r>
+      <w:r>
+        <w:t xml:space="preserve"> Bộ dữ liệu sản phẩm và đánh giá từ </w:t>
+      </w:r>
+      <w:r>
+        <w:rPr>
+          <w:rStyle w:val="Strong"/>
+        </w:rPr>
+        <w:t>Sephora</w:t>
+      </w:r>
+      <w:r>
+        <w:t>, được tải từ Kaggle.</w:t>
+      </w:r>
+    </w:p>
+    <w:p>
+      <w:pPr>
+        <w:pStyle w:val="NormalWeb"/>
+      </w:pPr>
+      <w:r>
+        <w:t xml:space="preserve">Bộ dữ liệu Sephora được lấy thông qua thư viện </w:t>
+      </w:r>
+      <w:r>
+        <w:rPr>
+          <w:rStyle w:val="HTMLCode"/>
+          <w:rFonts w:ascii="Times New Roman" w:hAnsi="Times New Roman" w:cs="Times New Roman"/>
+          <w:sz w:val="24"/>
+          <w:szCs w:val="24"/>
+        </w:rPr>
+        <w:t>kagglehub</w:t>
+      </w:r>
+      <w:r>
+        <w:t xml:space="preserve">, từ dataset </w:t>
+      </w:r>
+      <w:r>
+        <w:rPr>
+          <w:rStyle w:val="HTMLCode"/>
+          <w:rFonts w:ascii="Times New Roman" w:hAnsi="Times New Roman" w:cs="Times New Roman"/>
+          <w:sz w:val="24"/>
+          <w:szCs w:val="24"/>
+        </w:rPr>
+        <w:t>nadyinky/sephora-products-and-skincare-reviews</w:t>
+      </w:r>
+      <w:r>
+        <w:t xml:space="preserve">, cụ thể nhóm sử dụng file </w:t>
+      </w:r>
+      <w:r>
+        <w:rPr>
+          <w:rStyle w:val="HTMLCode"/>
+          <w:rFonts w:ascii="Times New Roman" w:hAnsi="Times New Roman" w:cs="Times New Roman"/>
+          <w:sz w:val="24"/>
+          <w:szCs w:val="24"/>
+        </w:rPr>
+        <w:t>product_info.csv</w:t>
+      </w:r>
+      <w:r>
+        <w:t>.</w:t>
+      </w:r>
+    </w:p>
+    <w:p>
+      <w:pPr>
+        <w:pStyle w:val="Heading2"/>
+      </w:pPr>
+      <w:r>
+        <w:t xml:space="preserve">3.3 </w:t>
+      </w:r>
+      <w:r>
+        <w:t>Kiểm tra cấu trúc dữ liệu trước khi tích hợp</w:t>
+      </w:r>
+    </w:p>
+    <w:p>
+      <w:pPr>
+        <w:pStyle w:val="isselectedend"/>
+      </w:pPr>
+      <w:r>
+        <w:lastRenderedPageBreak/>
+        <w:t xml:space="preserve">Trước khi thực hiện </w:t>
+      </w:r>
+      <w:r>
+        <w:rPr>
+          <w:rStyle w:val="HTMLCode"/>
+          <w:rFonts w:ascii="Times New Roman" w:hAnsi="Times New Roman" w:cs="Times New Roman"/>
+          <w:sz w:val="24"/>
+          <w:szCs w:val="24"/>
+        </w:rPr>
+        <w:t>pd.concat</w:t>
+      </w:r>
+      <w:r>
+        <w:t xml:space="preserve">, nhóm kiểm tra danh sách cột của hai DataFrame bằng </w:t>
+      </w:r>
+      <w:r>
+        <w:rPr>
+          <w:rStyle w:val="HTMLCode"/>
+          <w:rFonts w:ascii="Times New Roman" w:hAnsi="Times New Roman" w:cs="Times New Roman"/>
+          <w:sz w:val="24"/>
+          <w:szCs w:val="24"/>
+        </w:rPr>
+        <w:t>columns.tolist()</w:t>
+      </w:r>
+      <w:r>
+        <w:t xml:space="preserve"> và kiểm tra kiểu dữ liệu bằng </w:t>
+      </w:r>
+      <w:r>
+        <w:rPr>
+          <w:rStyle w:val="HTMLCode"/>
+          <w:rFonts w:ascii="Times New Roman" w:hAnsi="Times New Roman" w:cs="Times New Roman"/>
+          <w:sz w:val="24"/>
+          <w:szCs w:val="24"/>
+        </w:rPr>
+        <w:t>dtypes</w:t>
+      </w:r>
+      <w:r>
+        <w:t>.</w:t>
+      </w:r>
+    </w:p>
+    <w:p>
+      <w:pPr>
+        <w:pStyle w:val="isselectedend"/>
+      </w:pPr>
+      <w:r>
+        <w:t>Việc kiểm tra này nhằm xác định các cột tương đồng giữa hai nguồn dữ liệu cũng như phát hiện sự khác biệt về tên cột và kiểu dữ liệu, từ đó thực hiện chuẩn hóa trước khi tích hợp.</w:t>
+      </w:r>
+    </w:p>
+    <w:p>
+      <w:pPr>
+        <w:pStyle w:val="isselectedend"/>
+      </w:pPr>
+      <w:r>
+        <w:t xml:space="preserve">Dữ liệu Pharmacity ban đầu gồm các thông tin như </w:t>
+      </w:r>
+      <w:r>
+        <w:rPr>
+          <w:rStyle w:val="HTMLCode"/>
+          <w:rFonts w:ascii="Times New Roman" w:hAnsi="Times New Roman" w:cs="Times New Roman"/>
+          <w:sz w:val="24"/>
+          <w:szCs w:val="24"/>
+        </w:rPr>
+        <w:t>ProductID</w:t>
+      </w:r>
+      <w:r>
+        <w:t xml:space="preserve">, </w:t>
+      </w:r>
+      <w:r>
+        <w:rPr>
+          <w:rStyle w:val="HTMLCode"/>
+          <w:rFonts w:ascii="Times New Roman" w:hAnsi="Times New Roman" w:cs="Times New Roman"/>
+          <w:sz w:val="24"/>
+          <w:szCs w:val="24"/>
+        </w:rPr>
+        <w:t>ProductName</w:t>
+      </w:r>
+      <w:r>
+        <w:t xml:space="preserve">, </w:t>
+      </w:r>
+      <w:r>
+        <w:rPr>
+          <w:rStyle w:val="HTMLCode"/>
+          <w:rFonts w:ascii="Times New Roman" w:hAnsi="Times New Roman" w:cs="Times New Roman"/>
+          <w:sz w:val="24"/>
+          <w:szCs w:val="24"/>
+        </w:rPr>
+        <w:t>Brand</w:t>
+      </w:r>
+      <w:r>
+        <w:t xml:space="preserve">, </w:t>
+      </w:r>
+      <w:r>
+        <w:rPr>
+          <w:rStyle w:val="HTMLCode"/>
+          <w:rFonts w:ascii="Times New Roman" w:hAnsi="Times New Roman" w:cs="Times New Roman"/>
+          <w:sz w:val="24"/>
+          <w:szCs w:val="24"/>
+        </w:rPr>
+        <w:t>Category</w:t>
+      </w:r>
+      <w:r>
+        <w:t xml:space="preserve">, </w:t>
+      </w:r>
+      <w:r>
+        <w:rPr>
+          <w:rStyle w:val="HTMLCode"/>
+          <w:rFonts w:ascii="Times New Roman" w:hAnsi="Times New Roman" w:cs="Times New Roman"/>
+          <w:sz w:val="24"/>
+          <w:szCs w:val="24"/>
+        </w:rPr>
+        <w:t>Price</w:t>
+      </w:r>
+      <w:r>
+        <w:t xml:space="preserve">, </w:t>
+      </w:r>
+      <w:r>
+        <w:rPr>
+          <w:rStyle w:val="HTMLCode"/>
+          <w:rFonts w:ascii="Times New Roman" w:hAnsi="Times New Roman" w:cs="Times New Roman"/>
+          <w:sz w:val="24"/>
+          <w:szCs w:val="24"/>
+        </w:rPr>
+        <w:t>Rating</w:t>
+      </w:r>
+      <w:r>
+        <w:t xml:space="preserve"> và các trường liên quan khác.</w:t>
+      </w:r>
+    </w:p>
+    <w:p>
+      <w:pPr>
+        <w:pStyle w:val="isselectedend"/>
+      </w:pPr>
+      <w:r>
+        <w:t>Trong khi đó, dữ liệu Sephora sử dụng cách đặt tên cột khác, ví dụ:</w:t>
+      </w:r>
+    </w:p>
+    <w:p>
+      <w:pPr>
+        <w:numPr>
+          <w:ilvl w:val="0"/>
+          <w:numId w:val="6"/>
+        </w:numPr>
+        <w:spacing w:before="100" w:beforeAutospacing="1" w:after="100" w:afterAutospacing="1" w:line="240" w:lineRule="auto"/>
+      </w:pPr>
+      <w:r>
+        <w:rPr>
+          <w:rStyle w:val="HTMLCode"/>
+          <w:rFonts w:ascii="Times New Roman" w:eastAsiaTheme="minorHAnsi" w:hAnsi="Times New Roman" w:cs="Times New Roman"/>
+          <w:sz w:val="24"/>
+          <w:szCs w:val="24"/>
+        </w:rPr>
+        <w:t>product_id</w:t>
+      </w:r>
+    </w:p>
+    <w:p>
+      <w:pPr>
+        <w:numPr>
+          <w:ilvl w:val="0"/>
+          <w:numId w:val="6"/>
+        </w:numPr>
+        <w:spacing w:before="100" w:beforeAutospacing="1" w:after="100" w:afterAutospacing="1" w:line="240" w:lineRule="auto"/>
+      </w:pPr>
+      <w:r>
+        <w:rPr>
+          <w:rStyle w:val="HTMLCode"/>
+          <w:rFonts w:ascii="Times New Roman" w:eastAsiaTheme="minorHAnsi" w:hAnsi="Times New Roman" w:cs="Times New Roman"/>
+          <w:sz w:val="24"/>
+          <w:szCs w:val="24"/>
+        </w:rPr>
+        <w:t>product_name</w:t>
+      </w:r>
+    </w:p>
+    <w:p>
+      <w:pPr>
+        <w:numPr>
+          <w:ilvl w:val="0"/>
+          <w:numId w:val="6"/>
+        </w:numPr>
+        <w:spacing w:before="100" w:beforeAutospacing="1" w:after="100" w:afterAutospacing="1" w:line="240" w:lineRule="auto"/>
+      </w:pPr>
+      <w:r>
+        <w:rPr>
+          <w:rStyle w:val="HTMLCode"/>
+          <w:rFonts w:ascii="Times New Roman" w:eastAsiaTheme="minorHAnsi" w:hAnsi="Times New Roman" w:cs="Times New Roman"/>
+          <w:sz w:val="24"/>
+          <w:szCs w:val="24"/>
+        </w:rPr>
+        <w:t>primary_category</w:t>
+      </w:r>
+    </w:p>
+    <w:p>
+      <w:pPr>
+        <w:numPr>
+          <w:ilvl w:val="0"/>
+          <w:numId w:val="6"/>
+        </w:numPr>
+        <w:spacing w:before="100" w:beforeAutospacing="1" w:after="100" w:afterAutospacing="1" w:line="240" w:lineRule="auto"/>
+      </w:pPr>
+      <w:r>
+        <w:rPr>
+          <w:rStyle w:val="HTMLCode"/>
+          <w:rFonts w:ascii="Times New Roman" w:eastAsiaTheme="minorHAnsi" w:hAnsi="Times New Roman" w:cs="Times New Roman"/>
+          <w:sz w:val="24"/>
+          <w:szCs w:val="24"/>
+        </w:rPr>
+        <w:t>brand_name</w:t>
+      </w:r>
+    </w:p>
+    <w:p>
+      <w:pPr>
+        <w:numPr>
+          <w:ilvl w:val="0"/>
+          <w:numId w:val="6"/>
+        </w:numPr>
+        <w:spacing w:before="100" w:beforeAutospacing="1" w:after="100" w:afterAutospacing="1" w:line="240" w:lineRule="auto"/>
+      </w:pPr>
+      <w:r>
+        <w:rPr>
+          <w:rStyle w:val="HTMLCode"/>
+          <w:rFonts w:ascii="Times New Roman" w:eastAsiaTheme="minorHAnsi" w:hAnsi="Times New Roman" w:cs="Times New Roman"/>
+          <w:sz w:val="24"/>
+          <w:szCs w:val="24"/>
+        </w:rPr>
+        <w:t>price_usd</w:t>
+      </w:r>
+    </w:p>
+    <w:p>
+      <w:pPr>
+        <w:numPr>
+          <w:ilvl w:val="0"/>
+          <w:numId w:val="6"/>
+        </w:numPr>
+        <w:spacing w:before="100" w:beforeAutospacing="1" w:after="100" w:afterAutospacing="1" w:line="240" w:lineRule="auto"/>
+      </w:pPr>
+      <w:r>
+        <w:rPr>
+          <w:rStyle w:val="HTMLCode"/>
+          <w:rFonts w:ascii="Times New Roman" w:eastAsiaTheme="minorHAnsi" w:hAnsi="Times New Roman" w:cs="Times New Roman"/>
+          <w:sz w:val="24"/>
+          <w:szCs w:val="24"/>
+        </w:rPr>
+        <w:t>rating</w:t>
+      </w:r>
+    </w:p>
+    <w:p>
+      <w:pPr>
+        <w:pStyle w:val="NormalWeb"/>
+      </w:pPr>
+      <w:r>
+        <w:t>Do đó, hai nguồn dữ liệu chưa thể nối trực tiếp với nhau.</w:t>
+      </w:r>
+    </w:p>
+    <w:p>
+      <w:pPr>
+        <w:pStyle w:val="Heading2"/>
+      </w:pPr>
+      <w:r>
+        <w:t>3</w:t>
+      </w:r>
+      <w:r>
+        <w:t>.4</w:t>
+      </w:r>
+      <w:r>
+        <w:t>. Chuẩn hóa tên cột</w:t>
+      </w:r>
+    </w:p>
+    <w:tbl>
+      <w:tblPr>
+        <w:tblStyle w:val="TableGrid"/>
+        <w:tblW w:w="0" w:type="auto"/>
+        <w:tblLook w:val="04A0" w:firstRow="1" w:lastRow="0" w:firstColumn="1" w:lastColumn="0" w:noHBand="0" w:noVBand="1"/>
+      </w:tblPr>
+      <w:tblGrid>
+        <w:gridCol w:w="3192"/>
+        <w:gridCol w:w="3192"/>
+        <w:gridCol w:w="3192"/>
+      </w:tblGrid>
+      <w:tr>
+        <w:tc>
+          <w:tcPr>
+            <w:tcW w:w="3192" w:type="dxa"/>
+          </w:tcPr>
+          <w:p>
+            <w:r>
+              <w:t>Thuộc tính chuẩn</w:t>
+            </w:r>
+          </w:p>
+        </w:tc>
+        <w:tc>
+          <w:tcPr>
+            <w:tcW w:w="3192" w:type="dxa"/>
+          </w:tcPr>
+          <w:p>
+            <w:r>
+              <w:t>Pharmacity</w:t>
+            </w:r>
+          </w:p>
+        </w:tc>
+        <w:tc>
+          <w:tcPr>
+            <w:tcW w:w="3192" w:type="dxa"/>
+          </w:tcPr>
+          <w:p>
+            <w:r>
+              <w:t>Sephora</w:t>
+            </w:r>
+          </w:p>
+        </w:tc>
+      </w:tr>
+      <w:tr>
+        <w:tc>
+          <w:tcPr>
+            <w:tcW w:w="3192" w:type="dxa"/>
+          </w:tcPr>
+          <w:p>
+            <w:r>
+              <w:t>ProductID</w:t>
+            </w:r>
+          </w:p>
+        </w:tc>
+        <w:tc>
+          <w:tcPr>
+            <w:tcW w:w="3192" w:type="dxa"/>
+          </w:tcPr>
+          <w:p>
+            <w:r>
+              <w:t>ProductID</w:t>
+            </w:r>
+          </w:p>
+        </w:tc>
+        <w:tc>
+          <w:tcPr>
+            <w:tcW w:w="3192" w:type="dxa"/>
+          </w:tcPr>
+          <w:p>
+            <w:r>
+              <w:t>product_id</w:t>
+            </w:r>
+          </w:p>
+        </w:tc>
+      </w:tr>
+      <w:tr>
+        <w:tc>
+          <w:tcPr>
+            <w:tcW w:w="3192" w:type="dxa"/>
+          </w:tcPr>
+          <w:p>
+            <w:r>
+              <w:t>ProductName</w:t>
+            </w:r>
+          </w:p>
+        </w:tc>
+        <w:tc>
+          <w:tcPr>
+            <w:tcW w:w="3192" w:type="dxa"/>
+          </w:tcPr>
+          <w:p>
+            <w:r>
+              <w:t>ProductName</w:t>
+            </w:r>
+          </w:p>
+        </w:tc>
+        <w:tc>
+          <w:tcPr>
+            <w:tcW w:w="3192" w:type="dxa"/>
+          </w:tcPr>
+          <w:p>
+            <w:r>
+              <w:t>product_name</w:t>
+            </w:r>
+          </w:p>
+        </w:tc>
+      </w:tr>
+      <w:tr>
+        <w:tc>
+          <w:tcPr>
+            <w:tcW w:w="3192" w:type="dxa"/>
+          </w:tcPr>
+          <w:p>
+            <w:r>
+              <w:t>Brand</w:t>
+            </w:r>
+          </w:p>
+        </w:tc>
+        <w:tc>
+          <w:tcPr>
+            <w:tcW w:w="3192" w:type="dxa"/>
+          </w:tcPr>
+          <w:p>
+            <w:r>
+              <w:t>Brand</w:t>
+            </w:r>
+          </w:p>
+        </w:tc>
+        <w:tc>
+          <w:tcPr>
+            <w:tcW w:w="3192" w:type="dxa"/>
+          </w:tcPr>
+          <w:p>
+            <w:r>
+              <w:t>brand_name</w:t>
+            </w:r>
+          </w:p>
+        </w:tc>
+      </w:tr>
+      <w:tr>
+        <w:tc>
+          <w:tcPr>
+            <w:tcW w:w="3192" w:type="dxa"/>
+          </w:tcPr>
+          <w:p>
+            <w:r>
+              <w:t>Category</w:t>
+            </w:r>
+          </w:p>
+        </w:tc>
+        <w:tc>
+          <w:tcPr>
+            <w:tcW w:w="3192" w:type="dxa"/>
+          </w:tcPr>
+          <w:p>
+            <w:r>
+              <w:t>Category</w:t>
+            </w:r>
+          </w:p>
+        </w:tc>
+        <w:tc>
+          <w:tcPr>
+            <w:tcW w:w="3192" w:type="dxa"/>
+          </w:tcPr>
+          <w:p>
+            <w:r>
+              <w:t>primary_category</w:t>
+            </w:r>
+          </w:p>
+        </w:tc>
+      </w:tr>
+      <w:tr>
+        <w:tc>
+          <w:tcPr>
+            <w:tcW w:w="3192" w:type="dxa"/>
+          </w:tcPr>
+          <w:p>
+            <w:r>
+              <w:t>Price</w:t>
+            </w:r>
+          </w:p>
+        </w:tc>
+        <w:tc>
+          <w:tcPr>
+            <w:tcW w:w="3192" w:type="dxa"/>
+          </w:tcPr>
+          <w:p>
+            <w:r>
+              <w:t>Price</w:t>
+            </w:r>
+          </w:p>
+        </w:tc>
+        <w:tc>
+          <w:tcPr>
+            <w:tcW w:w="3192" w:type="dxa"/>
+          </w:tcPr>
+          <w:p>
+            <w:r>
+              <w:t>price_usd</w:t>
+            </w:r>
+          </w:p>
+        </w:tc>
+      </w:tr>
+      <w:tr>
+        <w:tc>
+          <w:tcPr>
+            <w:tcW w:w="3192" w:type="dxa"/>
+          </w:tcPr>
+          <w:p>
+            <w:r>
+              <w:t>Rating</w:t>
+            </w:r>
+          </w:p>
+        </w:tc>
+        <w:tc>
+          <w:tcPr>
+            <w:tcW w:w="3192" w:type="dxa"/>
+          </w:tcPr>
+          <w:p>
+            <w:r>
+              <w:t>Rating</w:t>
+            </w:r>
+          </w:p>
+        </w:tc>
+        <w:tc>
+          <w:tcPr>
+            <w:tcW w:w="3192" w:type="dxa"/>
+          </w:tcPr>
+          <w:p>
+            <w:r>
+              <w:t>R</w:t>
+            </w:r>
+            <w:r>
+              <w:t>ating</w:t>
+            </w:r>
+          </w:p>
+        </w:tc>
+      </w:tr>
+      <w:tr>
+        <w:tc>
+          <w:tcPr>
+            <w:tcW w:w="3192" w:type="dxa"/>
+          </w:tcPr>
+          <w:p>
+            <w:r>
+              <w:t>Source</w:t>
+            </w:r>
+          </w:p>
+        </w:tc>
+        <w:tc>
+          <w:tcPr>
+            <w:tcW w:w="3192" w:type="dxa"/>
+          </w:tcPr>
+          <w:p>
+            <w:r>
+              <w:t>Tạo mới</w:t>
+            </w:r>
+          </w:p>
+        </w:tc>
+        <w:tc>
+          <w:tcPr>
+            <w:tcW w:w="3192" w:type="dxa"/>
+          </w:tcPr>
+          <w:p>
+            <w:r>
+              <w:t>Tạo mới</w:t>
+            </w:r>
+          </w:p>
+        </w:tc>
+      </w:tr>
+      <w:tr>
+        <w:tc>
+          <w:tcPr>
+            <w:tcW w:w="3192" w:type="dxa"/>
+          </w:tcPr>
+          <w:p>
+            <w:r>
+              <w:t>Currency</w:t>
+            </w:r>
+          </w:p>
+        </w:tc>
+        <w:tc>
+          <w:tcPr>
+            <w:tcW w:w="3192" w:type="dxa"/>
+          </w:tcPr>
+          <w:p>
+            <w:r>
+              <w:t>Tạo mới</w:t>
+            </w:r>
+          </w:p>
+        </w:tc>
+        <w:tc>
+          <w:tcPr>
+            <w:tcW w:w="3192" w:type="dxa"/>
+          </w:tcPr>
+          <w:p>
+            <w:r>
+              <w:t>Tạo mới</w:t>
+            </w:r>
+          </w:p>
+        </w:tc>
+      </w:tr>
+    </w:tbl>
+    <w:p>
+      <w:pPr>
+        <w:spacing w:before="100" w:beforeAutospacing="1" w:after="100" w:afterAutospacing="1" w:line="240" w:lineRule="auto"/>
+        <w:rPr>
+          <w:rFonts w:eastAsia="Times New Roman"/>
+        </w:rPr>
+      </w:pPr>
+      <w:r>
+        <w:rPr>
+          <w:rFonts w:eastAsia="Times New Roman"/>
+        </w:rPr>
+        <w:t>Đối với nguồn Pharmacity, nhóm tạo thêm:</w:t>
+      </w:r>
+    </w:p>
+    <w:p>
+      <w:pPr>
+        <w:numPr>
+          <w:ilvl w:val="0"/>
+          <w:numId w:val="7"/>
+        </w:numPr>
+        <w:spacing w:before="100" w:beforeAutospacing="1" w:after="100" w:afterAutospacing="1" w:line="240" w:lineRule="auto"/>
+        <w:rPr>
+          <w:rFonts w:eastAsia="Times New Roman"/>
+        </w:rPr>
+      </w:pPr>
+      <w:r>
+        <w:rPr>
+          <w:rFonts w:eastAsia="Times New Roman"/>
+        </w:rPr>
+        <w:t>Source = "Pharmacity_VN"</w:t>
+      </w:r>
+    </w:p>
+    <w:p>
+      <w:pPr>
+        <w:numPr>
+          <w:ilvl w:val="0"/>
+          <w:numId w:val="7"/>
+        </w:numPr>
+        <w:spacing w:before="100" w:beforeAutospacing="1" w:after="100" w:afterAutospacing="1" w:line="240" w:lineRule="auto"/>
+        <w:rPr>
+          <w:rFonts w:eastAsia="Times New Roman"/>
+        </w:rPr>
+      </w:pPr>
+      <w:r>
+        <w:rPr>
+          <w:rFonts w:eastAsia="Times New Roman"/>
+        </w:rPr>
+        <w:t>Currency = "VND"</w:t>
+      </w:r>
+    </w:p>
+    <w:p>
+      <w:pPr>
+        <w:spacing w:before="100" w:beforeAutospacing="1" w:after="100" w:afterAutospacing="1" w:line="240" w:lineRule="auto"/>
+        <w:rPr>
+          <w:rFonts w:eastAsia="Times New Roman"/>
+        </w:rPr>
+      </w:pPr>
+      <w:r>
+        <w:rPr>
+          <w:rFonts w:eastAsia="Times New Roman"/>
+        </w:rPr>
+        <w:t>Đối với nguồn Sephora, nhóm tạo:</w:t>
+      </w:r>
+    </w:p>
+    <w:p>
+      <w:pPr>
+        <w:numPr>
+          <w:ilvl w:val="0"/>
+          <w:numId w:val="8"/>
+        </w:numPr>
+        <w:spacing w:before="100" w:beforeAutospacing="1" w:after="100" w:afterAutospacing="1" w:line="240" w:lineRule="auto"/>
+        <w:rPr>
+          <w:rFonts w:eastAsia="Times New Roman"/>
+        </w:rPr>
+      </w:pPr>
+      <w:r>
+        <w:rPr>
+          <w:rFonts w:eastAsia="Times New Roman"/>
+        </w:rPr>
+        <w:t>Source = "Sephora_US"</w:t>
+      </w:r>
+    </w:p>
+    <w:p>
+      <w:pPr>
+        <w:numPr>
+          <w:ilvl w:val="0"/>
+          <w:numId w:val="8"/>
+        </w:numPr>
+        <w:spacing w:before="100" w:beforeAutospacing="1" w:after="100" w:afterAutospacing="1" w:line="240" w:lineRule="auto"/>
+        <w:rPr>
+          <w:rFonts w:eastAsia="Times New Roman"/>
+        </w:rPr>
+      </w:pPr>
+      <w:r>
+        <w:rPr>
+          <w:rFonts w:eastAsia="Times New Roman"/>
+        </w:rPr>
+        <w:t>Currency = "USD"</w:t>
+      </w:r>
+    </w:p>
+    <w:p>
+      <w:pPr>
+        <w:pStyle w:val="isselectedend"/>
+        <w:numPr>
+          <w:ilvl w:val="0"/>
+          <w:numId w:val="8"/>
+        </w:numPr>
+      </w:pPr>
+      <w:r>
+        <w:t xml:space="preserve">Ngoài ra, nhóm tạo thêm trường </w:t>
+      </w:r>
+      <w:r>
+        <w:rPr>
+          <w:rStyle w:val="HTMLCode"/>
+          <w:rFonts w:ascii="Times New Roman" w:hAnsi="Times New Roman" w:cs="Times New Roman"/>
+          <w:sz w:val="24"/>
+          <w:szCs w:val="24"/>
+        </w:rPr>
+        <w:t>Price_VND_ref</w:t>
+      </w:r>
+      <w:r>
+        <w:t xml:space="preserve"> để tham chiếu giá quy đổi sang Việt Nam đồng. Tỷ giá được thiết lập trong notebook là:</w:t>
+      </w:r>
+    </w:p>
+    <w:p>
+      <w:pPr>
+        <w:pStyle w:val="isselectedend"/>
+        <w:numPr>
+          <w:ilvl w:val="0"/>
+          <w:numId w:val="8"/>
+        </w:numPr>
+      </w:pPr>
+      <w:r>
+        <w:rPr>
+          <w:rStyle w:val="Strong"/>
+        </w:rPr>
+        <w:t>1 USD = 25.400 VND</w:t>
+      </w:r>
+    </w:p>
+    <w:p>
+      <w:pPr>
+        <w:pStyle w:val="isselectedend"/>
+        <w:numPr>
+          <w:ilvl w:val="0"/>
+          <w:numId w:val="8"/>
+        </w:numPr>
+      </w:pPr>
+      <w:r>
+        <w:t>Đối với Sephora:</w:t>
+      </w:r>
+    </w:p>
+    <w:p>
+      <w:pPr>
+        <w:pStyle w:val="NormalWeb"/>
+        <w:numPr>
+          <w:ilvl w:val="0"/>
+          <w:numId w:val="8"/>
+        </w:numPr>
+        <w:rPr>
+          <w:rStyle w:val="Strong"/>
+          <w:b w:val="0"/>
+          <w:bCs w:val="0"/>
+        </w:rPr>
+      </w:pPr>
+      <w:r>
+        <w:rPr>
+          <w:rStyle w:val="Strong"/>
+        </w:rPr>
+        <w:t>Price_VND_ref = Price × 25.400</w:t>
+      </w:r>
+    </w:p>
+    <w:p>
+      <w:pPr>
+        <w:pStyle w:val="Heading2"/>
+      </w:pPr>
+      <w:r>
+        <w:lastRenderedPageBreak/>
+        <w:t>3.5</w:t>
+      </w:r>
+      <w:r>
+        <w:t>. Thực hiện Vertical Concatenation</w:t>
+      </w:r>
+    </w:p>
+    <w:p>
+      <w:pPr>
+        <w:pStyle w:val="isselectedend"/>
+      </w:pPr>
+      <w:r>
+        <w:t>Sau khi hoàn thành việc kiểm tra và chuẩn hóa, nhóm sử dụng:</w:t>
+      </w:r>
+    </w:p>
+    <w:p>
+      <w:pPr>
+        <w:pStyle w:val="NormalWeb"/>
+      </w:pPr>
+      <w:r>
+        <w:rPr>
+          <w:rStyle w:val="HTMLCode"/>
+          <w:rFonts w:ascii="Times New Roman" w:hAnsi="Times New Roman" w:cs="Times New Roman"/>
+          <w:sz w:val="24"/>
+          <w:szCs w:val="24"/>
+        </w:rPr>
+        <w:t>pd.concat(</w:t>
+      </w:r>
+      <w:r>
+        <w:rPr>
+          <w:rStyle w:val="text-token-text-primary"/>
+        </w:rPr>
+        <w:t>[pharmacity_std, sephora_std]</w:t>
+      </w:r>
+      <w:r>
+        <w:rPr>
+          <w:rStyle w:val="HTMLCode"/>
+          <w:rFonts w:ascii="Times New Roman" w:hAnsi="Times New Roman" w:cs="Times New Roman"/>
+          <w:sz w:val="24"/>
+          <w:szCs w:val="24"/>
+        </w:rPr>
+        <w:t>, axis=0, ignore_index=True, sort=False)</w:t>
+      </w:r>
+    </w:p>
+    <w:p>
+      <w:pPr>
+        <w:spacing w:before="100" w:beforeAutospacing="1" w:after="100" w:afterAutospacing="1" w:line="240" w:lineRule="auto"/>
+        <w:rPr>
+          <w:rFonts w:eastAsia="Times New Roman"/>
+        </w:rPr>
+      </w:pPr>
+      <w:r>
+        <w:rPr>
+          <w:rFonts w:eastAsia="Times New Roman"/>
+        </w:rPr>
+        <w:t>Trong đó:</w:t>
+      </w:r>
+      <w:r>
+        <w:rPr>
+          <w:rFonts w:eastAsia="Times New Roman"/>
+        </w:rPr>
+        <w:t xml:space="preserve"> axis=0</w:t>
+      </w:r>
+      <w:r>
+        <w:rPr>
+          <w:rFonts w:eastAsia="Times New Roman"/>
+        </w:rPr>
+        <w:t xml:space="preserve"> thực hiện nối dữ liệu theo chiều dọc.</w:t>
+      </w:r>
+      <w:r>
+        <w:rPr>
+          <w:rFonts w:eastAsia="Times New Roman"/>
+        </w:rPr>
+        <w:t xml:space="preserve"> ignore_index=True</w:t>
+      </w:r>
+      <w:r>
+        <w:rPr>
+          <w:rFonts w:eastAsia="Times New Roman"/>
+        </w:rPr>
+        <w:t xml:space="preserve"> tạo lại index liên tục cho bảng dữ liệu mới.</w:t>
+      </w:r>
+      <w:r>
+        <w:rPr>
+          <w:rFonts w:eastAsia="Times New Roman"/>
+        </w:rPr>
+        <w:t xml:space="preserve"> sort=False</w:t>
+      </w:r>
+      <w:r>
+        <w:rPr>
+          <w:rFonts w:eastAsia="Times New Roman"/>
+        </w:rPr>
+        <w:t xml:space="preserve"> giữ nguyên thứ tự các cột đã chuẩn hóa.</w:t>
+      </w:r>
+    </w:p>
+    <w:p>
+      <w:pPr>
+        <w:pStyle w:val="isselectedend"/>
+      </w:pPr>
+      <w:r>
+        <w:t>Kết quả tạo ra bảng:</w:t>
+      </w:r>
+    </w:p>
+    <w:p>
+      <w:pPr>
+        <w:pStyle w:val="isselectedend"/>
+        <w:rPr>
+          <w:rStyle w:val="Strong"/>
+        </w:rPr>
+      </w:pPr>
+      <w:r>
+        <w:rPr>
+          <w:rStyle w:val="Strong"/>
+        </w:rPr>
+        <w:t>Unified Static Master Table</w:t>
+      </w:r>
+    </w:p>
+    <w:p>
+      <w:pPr>
+        <w:pStyle w:val="NormalWeb"/>
+        <w:rPr>
+          <w:rStyle w:val="Strong"/>
+          <w:b w:val="0"/>
+          <w:bCs w:val="0"/>
+        </w:rPr>
+      </w:pPr>
+      <w:r>
+        <w:t>Bảng này tập hợp dữ liệu sản phẩm từ cả Pharmacity và Sephora trong cùng một DataFrame.</w:t>
+      </w:r>
+    </w:p>
+    <w:p>
+      <w:pPr>
+        <w:pStyle w:val="isselectedend"/>
+      </w:pPr>
+      <w:r>
+        <w:t>n</w:t>
+      </w:r>
+      <w:r>
+        <w:t xml:space="preserve">guồn Pharmacity có </w:t>
+      </w:r>
+      <w:r>
+        <w:rPr>
+          <w:rStyle w:val="Strong"/>
+        </w:rPr>
+        <w:t>445 sản phẩm</w:t>
+      </w:r>
+      <w:r>
+        <w:t xml:space="preserve">, trong khi nguồn Sephora có </w:t>
+      </w:r>
+      <w:r>
+        <w:rPr>
+          <w:rStyle w:val="Strong"/>
+        </w:rPr>
+        <w:t>8.494 sản phẩm</w:t>
+      </w:r>
+      <w:r>
+        <w:t>. Sau khi thực hiện vertical concatenation, tổng số sản phẩm trong bảng Master là:</w:t>
+      </w:r>
+    </w:p>
+    <w:p>
+      <w:pPr>
+        <w:pStyle w:val="NormalWeb"/>
+      </w:pPr>
+      <w:r>
+        <w:rPr>
+          <w:rStyle w:val="Strong"/>
+        </w:rPr>
+        <w:t>445 + 8.494 = 8.939 sản phẩm</w:t>
+      </w:r>
+    </w:p>
+    <w:p>
+      <w:pPr>
+        <w:pStyle w:val="Heading2"/>
+      </w:pPr>
+      <w:r>
+        <w:t>3</w:t>
+      </w:r>
+      <w:r>
+        <w:t>.</w:t>
+      </w:r>
+      <w:r>
+        <w:t>6</w:t>
+      </w:r>
+      <w:r>
+        <w:t xml:space="preserve"> </w:t>
+      </w:r>
+      <w:r>
+        <w:t>Horizontal Merging</w:t>
+      </w:r>
+    </w:p>
+    <w:p>
+      <w:pPr>
+        <w:spacing w:before="100" w:beforeAutospacing="1" w:after="100" w:afterAutospacing="1" w:line="240" w:lineRule="auto"/>
+        <w:rPr>
+          <w:rFonts w:eastAsia="Times New Roman"/>
+        </w:rPr>
+      </w:pPr>
+      <w:r>
+        <w:rPr>
+          <w:rFonts w:eastAsia="Times New Roman"/>
+        </w:rPr>
+        <w:t xml:space="preserve">Sau khi tạo Unified Static Master Table, Nhóm 5 tiến hành kết hợp bảng sản phẩm tĩnh với </w:t>
+      </w:r>
+      <w:r>
+        <w:rPr>
+          <w:rFonts w:eastAsia="Times New Roman"/>
+          <w:b/>
+          <w:bCs/>
+        </w:rPr>
+        <w:t>bộ dữ liệu giao dịch động/giả lập</w:t>
+      </w:r>
+      <w:r>
+        <w:rPr>
+          <w:rFonts w:eastAsia="Times New Roman"/>
+        </w:rPr>
+        <w:t xml:space="preserve"> được tạo ở Step 2.</w:t>
+      </w:r>
+    </w:p>
+    <w:p>
+      <w:pPr>
+        <w:spacing w:before="100" w:beforeAutospacing="1" w:after="100" w:afterAutospacing="1" w:line="240" w:lineRule="auto"/>
+        <w:rPr>
+          <w:rFonts w:eastAsia="Times New Roman"/>
+        </w:rPr>
+      </w:pPr>
+      <w:r>
+        <w:rPr>
+          <w:rFonts w:eastAsia="Times New Roman"/>
+        </w:rPr>
+        <w:t>Hai bảng được sử dụng gồm:</w:t>
+      </w:r>
+    </w:p>
+    <w:p>
+      <w:pPr>
+        <w:pStyle w:val="ListParagraph"/>
+        <w:numPr>
+          <w:ilvl w:val="0"/>
+          <w:numId w:val="13"/>
+        </w:numPr>
+        <w:spacing w:before="100" w:beforeAutospacing="1" w:after="100" w:afterAutospacing="1" w:line="240" w:lineRule="auto"/>
+        <w:rPr>
+          <w:rFonts w:eastAsia="Times New Roman"/>
+        </w:rPr>
+      </w:pPr>
+      <w:r>
+        <w:rPr>
+          <w:rFonts w:eastAsia="Times New Roman"/>
+        </w:rPr>
+        <w:t>unified_static_master_table.csv</w:t>
+      </w:r>
+    </w:p>
+    <w:p>
+      <w:pPr>
+        <w:pStyle w:val="ListParagraph"/>
+        <w:numPr>
+          <w:ilvl w:val="0"/>
+          <w:numId w:val="13"/>
+        </w:numPr>
+        <w:spacing w:before="100" w:beforeAutospacing="1" w:after="100" w:afterAutospacing="1" w:line="240" w:lineRule="auto"/>
+        <w:rPr>
+          <w:rFonts w:eastAsia="Times New Roman"/>
+        </w:rPr>
+      </w:pPr>
+      <w:r>
+        <w:rPr>
+          <w:rFonts w:eastAsia="Times New Roman"/>
+        </w:rPr>
+        <w:t>pharmacity_simulated_transactions.csv</w:t>
+      </w:r>
+    </w:p>
+    <w:p>
+      <w:pPr>
+        <w:spacing w:before="100" w:beforeAutospacing="1" w:after="100" w:afterAutospacing="1" w:line="240" w:lineRule="auto"/>
+        <w:rPr>
+          <w:rFonts w:eastAsia="Times New Roman"/>
+        </w:rPr>
+      </w:pPr>
+      <w:r>
+        <w:rPr>
+          <w:rFonts w:eastAsia="Times New Roman"/>
+        </w:rPr>
+        <w:t>Khóa chung giữa hai bảng là:</w:t>
+      </w:r>
+    </w:p>
+    <w:p>
+      <w:pPr>
+        <w:spacing w:before="100" w:beforeAutospacing="1" w:after="100" w:afterAutospacing="1" w:line="240" w:lineRule="auto"/>
+        <w:rPr>
+          <w:rFonts w:eastAsia="Times New Roman"/>
+        </w:rPr>
+      </w:pPr>
+      <w:r>
+        <w:rPr>
+          <w:rFonts w:eastAsia="Times New Roman"/>
+          <w:b/>
+          <w:bCs/>
+        </w:rPr>
+        <w:t>ProductID</w:t>
+      </w:r>
+    </w:p>
+    <w:p>
+      <w:pPr>
+        <w:spacing w:before="100" w:beforeAutospacing="1" w:after="100" w:afterAutospacing="1" w:line="240" w:lineRule="auto"/>
+        <w:rPr>
+          <w:rFonts w:eastAsia="Times New Roman"/>
+        </w:rPr>
+      </w:pPr>
+      <w:r>
+        <w:rPr>
+          <w:rFonts w:eastAsia="Times New Roman"/>
+        </w:rPr>
+        <w:t>Trong đó:</w:t>
+      </w:r>
+    </w:p>
+    <w:p>
+      <w:pPr>
+        <w:numPr>
+          <w:ilvl w:val="0"/>
+          <w:numId w:val="12"/>
+        </w:numPr>
+        <w:spacing w:before="100" w:beforeAutospacing="1" w:after="100" w:afterAutospacing="1" w:line="240" w:lineRule="auto"/>
+        <w:rPr>
+          <w:rFonts w:eastAsia="Times New Roman"/>
+        </w:rPr>
+      </w:pPr>
+      <w:r>
+        <w:rPr>
+          <w:rFonts w:eastAsia="Times New Roman"/>
+        </w:rPr>
+        <w:t>ProductID</w:t>
+      </w:r>
+      <w:r>
+        <w:rPr>
+          <w:rFonts w:eastAsia="Times New Roman"/>
+        </w:rPr>
+        <w:t xml:space="preserve"> trong Unified Static Master Table dùng để định danh sản phẩm.</w:t>
+      </w:r>
+    </w:p>
+    <w:p>
+      <w:pPr>
+        <w:numPr>
+          <w:ilvl w:val="0"/>
+          <w:numId w:val="12"/>
+        </w:numPr>
+        <w:spacing w:before="100" w:beforeAutospacing="1" w:after="100" w:afterAutospacing="1" w:line="240" w:lineRule="auto"/>
+        <w:rPr>
+          <w:rFonts w:eastAsia="Times New Roman"/>
+        </w:rPr>
+      </w:pPr>
+      <w:r>
+        <w:rPr>
+          <w:rFonts w:eastAsia="Times New Roman"/>
+        </w:rPr>
+        <w:t>ProductID</w:t>
+      </w:r>
+      <w:r>
+        <w:rPr>
+          <w:rFonts w:eastAsia="Times New Roman"/>
+        </w:rPr>
+        <w:t xml:space="preserve"> trong bảng giao dịch xác định sản phẩm được mua trong từng giao dịch.</w:t>
+      </w:r>
+    </w:p>
+    <w:p>
+      <w:pPr>
+        <w:spacing w:before="100" w:beforeAutospacing="1" w:after="100" w:afterAutospacing="1" w:line="240" w:lineRule="auto"/>
+        <w:rPr>
+          <w:rFonts w:eastAsia="Times New Roman"/>
+        </w:rPr>
+      </w:pPr>
+      <w:r>
+        <w:rPr>
+          <w:rFonts w:eastAsia="Times New Roman"/>
+        </w:rPr>
+        <w:t xml:space="preserve">Do đó, </w:t>
+      </w:r>
+      <w:r>
+        <w:rPr>
+          <w:rFonts w:eastAsia="Times New Roman"/>
+        </w:rPr>
+        <w:t>ProductID</w:t>
+      </w:r>
+      <w:r>
+        <w:rPr>
+          <w:rFonts w:eastAsia="Times New Roman"/>
+        </w:rPr>
+        <w:t xml:space="preserve"> được sử dụng làm khóa để liên kết dữ liệu sản phẩm với dữ liệu giao dịch</w:t>
+      </w:r>
+    </w:p>
+    <w:p>
+      <w:pPr>
+        <w:pStyle w:val="Heading2"/>
+      </w:pPr>
+      <w:r>
+        <w:t xml:space="preserve">3.8 </w:t>
+      </w:r>
+      <w:r>
+        <w:t>Chuẩn bị trước khi merge</w:t>
+      </w:r>
+    </w:p>
+    <w:p>
+      <w:pPr>
+        <w:numPr>
+          <w:ilvl w:val="0"/>
+          <w:numId w:val="14"/>
+        </w:numPr>
+        <w:spacing w:before="100" w:beforeAutospacing="1" w:after="100" w:afterAutospacing="1" w:line="240" w:lineRule="auto"/>
+        <w:rPr>
+          <w:rFonts w:eastAsia="Times New Roman"/>
+        </w:rPr>
+      </w:pPr>
+      <w:r>
+        <w:rPr>
+          <w:rFonts w:eastAsia="Times New Roman"/>
+          <w:b/>
+          <w:bCs/>
+        </w:rPr>
+        <w:t>Khóa nối:</w:t>
+      </w:r>
+      <w:r>
+        <w:rPr>
+          <w:rFonts w:eastAsia="Times New Roman"/>
+        </w:rPr>
+        <w:t xml:space="preserve"> ProductID.</w:t>
+      </w:r>
+    </w:p>
+    <w:p>
+      <w:pPr>
+        <w:numPr>
+          <w:ilvl w:val="0"/>
+          <w:numId w:val="14"/>
+        </w:numPr>
+        <w:spacing w:before="100" w:beforeAutospacing="1" w:after="100" w:afterAutospacing="1" w:line="240" w:lineRule="auto"/>
+        <w:rPr>
+          <w:rFonts w:eastAsia="Times New Roman"/>
+        </w:rPr>
+      </w:pPr>
+      <w:r>
+        <w:rPr>
+          <w:rFonts w:eastAsia="Times New Roman"/>
+          <w:b/>
+          <w:bCs/>
+        </w:rPr>
+        <w:t>Loại cột trùng:</w:t>
+      </w:r>
+      <w:r>
+        <w:rPr>
+          <w:rFonts w:eastAsia="Times New Roman"/>
+        </w:rPr>
+        <w:t xml:space="preserve"> bỏ ProductName, Category, Brand khỏi bảng giao dịch, vì bảng master đã có sẵn các thuộc tính này. Nếu giữ lại, pandas sẽ sinh ra các cột _x, _y gây nhầm lẫn. </w:t>
+      </w:r>
+      <w:r>
+        <w:rPr>
+          <w:rFonts w:eastAsia="Times New Roman"/>
+        </w:rPr>
+        <w:lastRenderedPageBreak/>
+        <w:t xml:space="preserve">Nhóm đã kiểm tra trước và cả ba trường này </w:t>
+      </w:r>
+      <w:r>
+        <w:rPr>
+          <w:rFonts w:eastAsia="Times New Roman"/>
+          <w:b/>
+          <w:bCs/>
+        </w:rPr>
+        <w:t>khớp 100%</w:t>
+      </w:r>
+      <w:r>
+        <w:rPr>
+          <w:rFonts w:eastAsia="Times New Roman"/>
+        </w:rPr>
+        <w:t xml:space="preserve"> giữa hai bảng (0 dòng lệch), nên việc bỏ đi không làm mất thông tin.</w:t>
+      </w:r>
+    </w:p>
+    <w:p>
+      <w:pPr>
+        <w:numPr>
+          <w:ilvl w:val="0"/>
+          <w:numId w:val="14"/>
+        </w:numPr>
+        <w:spacing w:before="100" w:beforeAutospacing="1" w:after="100" w:afterAutospacing="1" w:line="240" w:lineRule="auto"/>
+        <w:rPr>
+          <w:rFonts w:eastAsia="Times New Roman"/>
+        </w:rPr>
+      </w:pPr>
+      <w:r>
+        <w:rPr>
+          <w:rFonts w:eastAsia="Times New Roman"/>
+          <w:b/>
+          <w:bCs/>
+        </w:rPr>
+        <w:t>Đổi tên:</w:t>
+      </w:r>
+      <w:r>
+        <w:rPr>
+          <w:rFonts w:eastAsia="Times New Roman"/>
+        </w:rPr>
+        <w:t xml:space="preserve"> Price của bảng giao dịch thành UnitPrice để phân biệt với Price của master.</w:t>
+      </w:r>
+    </w:p>
+    <w:p>
+      <w:pPr>
+        <w:pStyle w:val="Heading2"/>
+      </w:pPr>
+      <w:r>
+        <w:t xml:space="preserve">3.7 </w:t>
+      </w:r>
+      <w:r>
+        <w:t>Lý do lựa chọn LEFT JOIN</w:t>
+      </w:r>
+    </w:p>
+    <w:p>
+      <w:pPr>
+        <w:shd w:val="clear" w:color="auto" w:fill="121314"/>
+        <w:spacing w:after="0" w:line="285" w:lineRule="atLeast"/>
+        <w:rPr>
+          <w:rFonts w:eastAsia="Times New Roman"/>
+          <w:color w:val="BBBEBF"/>
+        </w:rPr>
+      </w:pPr>
+      <w:r>
+        <w:rPr>
+          <w:rFonts w:eastAsia="Times New Roman"/>
+          <w:color w:val="C9D1D9"/>
+        </w:rPr>
+        <w:t>df_final</w:t>
+      </w:r>
+      <w:r>
+        <w:rPr>
+          <w:rFonts w:eastAsia="Times New Roman"/>
+          <w:color w:val="BBBEBF"/>
+        </w:rPr>
+        <w:t xml:space="preserve"> </w:t>
+      </w:r>
+      <w:r>
+        <w:rPr>
+          <w:rFonts w:eastAsia="Times New Roman"/>
+          <w:color w:val="D4D4D4"/>
+        </w:rPr>
+        <w:t>=</w:t>
+      </w:r>
+      <w:r>
+        <w:rPr>
+          <w:rFonts w:eastAsia="Times New Roman"/>
+          <w:color w:val="BBBEBF"/>
+        </w:rPr>
+        <w:t xml:space="preserve"> </w:t>
+      </w:r>
+      <w:r>
+        <w:rPr>
+          <w:rFonts w:eastAsia="Times New Roman"/>
+          <w:color w:val="C9D1D9"/>
+        </w:rPr>
+        <w:t>transactions_merge</w:t>
+      </w:r>
+      <w:r>
+        <w:rPr>
+          <w:rFonts w:eastAsia="Times New Roman"/>
+          <w:color w:val="BBBEBF"/>
+        </w:rPr>
+        <w:t>.</w:t>
+      </w:r>
+      <w:r>
+        <w:rPr>
+          <w:rFonts w:eastAsia="Times New Roman"/>
+          <w:color w:val="D2A8FF"/>
+        </w:rPr>
+        <w:t>merge</w:t>
+      </w:r>
+      <w:r>
+        <w:rPr>
+          <w:rFonts w:eastAsia="Times New Roman"/>
+          <w:color w:val="BBBEBF"/>
+        </w:rPr>
+        <w:t>(</w:t>
+      </w:r>
+    </w:p>
+    <w:p>
+      <w:pPr>
+        <w:shd w:val="clear" w:color="auto" w:fill="121314"/>
+        <w:spacing w:after="0" w:line="285" w:lineRule="atLeast"/>
+        <w:rPr>
+          <w:rFonts w:eastAsia="Times New Roman"/>
+          <w:color w:val="BBBEBF"/>
+        </w:rPr>
+      </w:pPr>
+      <w:r>
+        <w:rPr>
+          <w:rFonts w:eastAsia="Times New Roman"/>
+          <w:color w:val="BBBEBF"/>
+        </w:rPr>
+        <w:t xml:space="preserve">    </w:t>
+      </w:r>
+      <w:r>
+        <w:rPr>
+          <w:rFonts w:eastAsia="Times New Roman"/>
+          <w:color w:val="C9D1D9"/>
+        </w:rPr>
+        <w:t>master</w:t>
+      </w:r>
+      <w:r>
+        <w:rPr>
+          <w:rFonts w:eastAsia="Times New Roman"/>
+          <w:color w:val="BBBEBF"/>
+        </w:rPr>
+        <w:t>,</w:t>
+      </w:r>
+    </w:p>
+    <w:p>
+      <w:pPr>
+        <w:shd w:val="clear" w:color="auto" w:fill="121314"/>
+        <w:spacing w:after="0" w:line="285" w:lineRule="atLeast"/>
+        <w:rPr>
+          <w:rFonts w:eastAsia="Times New Roman"/>
+          <w:color w:val="BBBEBF"/>
+        </w:rPr>
+      </w:pPr>
+      <w:r>
+        <w:rPr>
+          <w:rFonts w:eastAsia="Times New Roman"/>
+          <w:color w:val="BBBEBF"/>
+        </w:rPr>
+        <w:t xml:space="preserve">    </w:t>
+      </w:r>
+      <w:r>
+        <w:rPr>
+          <w:rFonts w:eastAsia="Times New Roman"/>
+          <w:color w:val="FFA657"/>
+        </w:rPr>
+        <w:t>on</w:t>
+      </w:r>
+      <w:r>
+        <w:rPr>
+          <w:rFonts w:eastAsia="Times New Roman"/>
+          <w:color w:val="D4D4D4"/>
+        </w:rPr>
+        <w:t>=</w:t>
+      </w:r>
+      <w:r>
+        <w:rPr>
+          <w:rFonts w:eastAsia="Times New Roman"/>
+          <w:color w:val="A5D6FF"/>
+        </w:rPr>
+        <w:t>'ProductID'</w:t>
+      </w:r>
+      <w:r>
+        <w:rPr>
+          <w:rFonts w:eastAsia="Times New Roman"/>
+          <w:color w:val="BBBEBF"/>
+        </w:rPr>
+        <w:t>,</w:t>
+      </w:r>
+    </w:p>
+    <w:p>
+      <w:pPr>
+        <w:shd w:val="clear" w:color="auto" w:fill="121314"/>
+        <w:spacing w:after="0" w:line="285" w:lineRule="atLeast"/>
+        <w:rPr>
+          <w:rFonts w:eastAsia="Times New Roman"/>
+          <w:color w:val="BBBEBF"/>
+        </w:rPr>
+      </w:pPr>
+      <w:r>
+        <w:rPr>
+          <w:rFonts w:eastAsia="Times New Roman"/>
+          <w:color w:val="BBBEBF"/>
+        </w:rPr>
+        <w:t xml:space="preserve">    </w:t>
+      </w:r>
+      <w:r>
+        <w:rPr>
+          <w:rFonts w:eastAsia="Times New Roman"/>
+          <w:color w:val="FFA657"/>
+        </w:rPr>
+        <w:t>how</w:t>
+      </w:r>
+      <w:r>
+        <w:rPr>
+          <w:rFonts w:eastAsia="Times New Roman"/>
+          <w:color w:val="D4D4D4"/>
+        </w:rPr>
+        <w:t>=</w:t>
+      </w:r>
+      <w:r>
+        <w:rPr>
+          <w:rFonts w:eastAsia="Times New Roman"/>
+          <w:color w:val="A5D6FF"/>
+        </w:rPr>
+        <w:t>'left'</w:t>
+      </w:r>
+      <w:r>
+        <w:rPr>
+          <w:rFonts w:eastAsia="Times New Roman"/>
+          <w:color w:val="BBBEBF"/>
+        </w:rPr>
+        <w:t>,</w:t>
+      </w:r>
+    </w:p>
+    <w:p>
+      <w:pPr>
+        <w:shd w:val="clear" w:color="auto" w:fill="121314"/>
+        <w:spacing w:after="0" w:line="285" w:lineRule="atLeast"/>
+        <w:rPr>
+          <w:rFonts w:eastAsia="Times New Roman"/>
+          <w:color w:val="BBBEBF"/>
+        </w:rPr>
+      </w:pPr>
+      <w:r>
+        <w:rPr>
+          <w:rFonts w:eastAsia="Times New Roman"/>
+          <w:color w:val="BBBEBF"/>
+        </w:rPr>
+        <w:t xml:space="preserve">    </w:t>
+      </w:r>
+      <w:r>
+        <w:rPr>
+          <w:rFonts w:eastAsia="Times New Roman"/>
+          <w:color w:val="FFA657"/>
+        </w:rPr>
+        <w:t>validate</w:t>
+      </w:r>
+      <w:r>
+        <w:rPr>
+          <w:rFonts w:eastAsia="Times New Roman"/>
+          <w:color w:val="D4D4D4"/>
+        </w:rPr>
+        <w:t>=</w:t>
+      </w:r>
+      <w:r>
+        <w:rPr>
+          <w:rFonts w:eastAsia="Times New Roman"/>
+          <w:color w:val="A5D6FF"/>
+        </w:rPr>
+        <w:t>'many_to_one'</w:t>
+      </w:r>
+      <w:r>
+        <w:rPr>
+          <w:rFonts w:eastAsia="Times New Roman"/>
+          <w:color w:val="BBBEBF"/>
+        </w:rPr>
+        <w:t>,  </w:t>
+      </w:r>
+    </w:p>
+    <w:p>
+      <w:pPr>
+        <w:shd w:val="clear" w:color="auto" w:fill="121314"/>
+        <w:spacing w:after="0" w:line="285" w:lineRule="atLeast"/>
+        <w:rPr>
+          <w:rFonts w:eastAsia="Times New Roman"/>
+          <w:color w:val="BBBEBF"/>
+        </w:rPr>
+      </w:pPr>
+      <w:r>
+        <w:rPr>
+          <w:rFonts w:eastAsia="Times New Roman"/>
+          <w:color w:val="BBBEBF"/>
+        </w:rPr>
+        <w:t>)</w:t>
+      </w:r>
+    </w:p>
+    <w:p>
+      <w:pPr>
+        <w:shd w:val="clear" w:color="auto" w:fill="121314"/>
+        <w:spacing w:after="0" w:line="285" w:lineRule="atLeast"/>
+        <w:rPr>
+          <w:rFonts w:eastAsia="Times New Roman"/>
+          <w:color w:val="BBBEBF"/>
+        </w:rPr>
+      </w:pPr>
+      <w:r>
+        <w:rPr>
+          <w:rFonts w:eastAsia="Times New Roman"/>
+          <w:color w:val="C9D1D9"/>
+        </w:rPr>
+        <w:t>df_final</w:t>
+      </w:r>
+    </w:p>
+    <w:p>
+      <w:pPr>
+        <w:spacing w:before="100" w:beforeAutospacing="1" w:after="100" w:afterAutospacing="1" w:line="240" w:lineRule="auto"/>
+      </w:pPr>
+      <w:r>
+        <w:rPr>
+          <w:rStyle w:val="Strong"/>
+        </w:rPr>
+        <w:t>Bản chất quan hệ dữ liệu.</w:t>
+      </w:r>
+      <w:r>
+        <w:t xml:space="preserve"> Bảng master là bảng chiều (dimension): mỗi sản phẩm xuất hiện đúng một lần. Bảng giao dịch là bảng sự kiện (fact): một sản phẩm có thể xuất hiện trong nhiều đơn hàng. Đây là quan hệ </w:t>
+      </w:r>
+      <w:r>
+        <w:rPr>
+          <w:rStyle w:val="Strong"/>
+        </w:rPr>
+        <w:t>nhiều – một (many-to-one)</w:t>
+      </w:r>
+      <w:r>
+        <w:t xml:space="preserve">, nên nhóm khai báo </w:t>
+      </w:r>
+      <w:r>
+        <w:rPr>
+          <w:rStyle w:val="HTMLCode"/>
+          <w:rFonts w:ascii="Times New Roman" w:eastAsiaTheme="minorHAnsi" w:hAnsi="Times New Roman" w:cs="Times New Roman"/>
+          <w:sz w:val="24"/>
+          <w:szCs w:val="24"/>
+        </w:rPr>
+        <w:t>validate="many_to_one"</w:t>
+      </w:r>
+      <w:r>
+        <w:t xml:space="preserve"> để pandas báo lỗi nếu khóa bị trùng ở phía master</w:t>
+      </w:r>
+    </w:p>
+    <w:p>
+      <w:pPr>
+        <w:spacing w:before="100" w:beforeAutospacing="1" w:after="100" w:afterAutospacing="1" w:line="240" w:lineRule="auto"/>
+        <w:rPr>
+          <w:rFonts w:eastAsia="Times New Roman"/>
+        </w:rPr>
+      </w:pPr>
+      <w:r>
+        <w:rPr>
+          <w:rFonts w:eastAsia="Times New Roman"/>
+          <w:b/>
+          <w:bCs/>
+        </w:rPr>
+        <w:t>Lý do chọn Left Join:</w:t>
+      </w:r>
+    </w:p>
+    <w:p>
+      <w:pPr>
+        <w:numPr>
+          <w:ilvl w:val="0"/>
+          <w:numId w:val="15"/>
+        </w:numPr>
+        <w:spacing w:before="100" w:beforeAutospacing="1" w:after="100" w:afterAutospacing="1" w:line="240" w:lineRule="auto"/>
+        <w:rPr>
+          <w:rFonts w:eastAsia="Times New Roman"/>
+        </w:rPr>
+      </w:pPr>
+      <w:r>
+        <w:rPr>
+          <w:rFonts w:eastAsia="Times New Roman"/>
+          <w:b/>
+          <w:bCs/>
+        </w:rPr>
+        <w:t>Đơn vị phân tích là giao dịch.</w:t>
+      </w:r>
+      <w:r>
+        <w:rPr>
+          <w:rFonts w:eastAsia="Times New Roman"/>
+        </w:rPr>
+        <w:t xml:space="preserve"> Các bước sau (doanh thu, hành vi khách hàng, phân tích theo danh mục) đều tính trên từng đơn hàng, nên bảng kết quả phải giữ nguyên 1.000 dòng.</w:t>
+      </w:r>
+    </w:p>
+    <w:p>
+      <w:pPr>
+        <w:numPr>
+          <w:ilvl w:val="0"/>
+          <w:numId w:val="15"/>
+        </w:numPr>
+        <w:spacing w:before="100" w:beforeAutospacing="1" w:after="100" w:afterAutospacing="1" w:line="240" w:lineRule="auto"/>
+        <w:rPr>
+          <w:rFonts w:eastAsia="Times New Roman"/>
+        </w:rPr>
+      </w:pPr>
+      <w:r>
+        <w:rPr>
+          <w:rFonts w:eastAsia="Times New Roman"/>
+          <w:b/>
+          <w:bCs/>
+        </w:rPr>
+        <w:t>Right và Outer làm sai thống kê.</w:t>
+      </w:r>
+      <w:r>
+        <w:rPr>
+          <w:rFonts w:eastAsia="Times New Roman"/>
+        </w:rPr>
+        <w:t xml:space="preserve"> 8.547 dòng sản phẩm không có đơn hàng sẽ mang toàn bộ cột giao dịch (Age, Quantity, TotalAmount, City...) là NaN. Khi đó các phép tính như tuổi trung bình, số khách hàng hay doanh thu sẽ bị nhiễu, và đến 8.494 dòng trong số đó là thiếu do cấu trúc chứ không phải do dữ liệu lỗi.</w:t>
+      </w:r>
+    </w:p>
+    <w:p>
+      <w:pPr>
+        <w:numPr>
+          <w:ilvl w:val="0"/>
+          <w:numId w:val="15"/>
+        </w:numPr>
+        <w:spacing w:before="100" w:beforeAutospacing="1" w:after="100" w:afterAutospacing="1" w:line="240" w:lineRule="auto"/>
+        <w:rPr>
+          <w:rFonts w:eastAsia="Times New Roman"/>
+        </w:rPr>
+      </w:pPr>
+      <w:r>
+        <w:rPr>
+          <w:rFonts w:eastAsia="Times New Roman"/>
+          <w:b/>
+          <w:bCs/>
+        </w:rPr>
+        <w:t>Left an toàn hơn Inner.</w:t>
+      </w:r>
+      <w:r>
+        <w:rPr>
+          <w:rFonts w:eastAsia="Times New Roman"/>
+        </w:rPr>
+        <w:t xml:space="preserve"> Left Join </w:t>
+      </w:r>
+      <w:r>
+        <w:rPr>
+          <w:rFonts w:eastAsia="Times New Roman"/>
+          <w:b/>
+          <w:bCs/>
+        </w:rPr>
+        <w:t>không âm thầm loại bỏ</w:t>
+      </w:r>
+      <w:r>
+        <w:rPr>
+          <w:rFonts w:eastAsia="Times New Roman"/>
+        </w:rPr>
+        <w:t xml:space="preserve"> giao dịch nếu có ProductID không tồn tại trong master. Dòng đó vẫn hiện ra với giá trị NaN để nhóm phát hiện và xử lý, đúng tinh thần kiểm soát chất lượng dữ liệu.</w:t>
+      </w:r>
+    </w:p>
+    <w:p>
+      <w:pPr>
+        <w:pStyle w:val="Heading1"/>
+        <w:jc w:val="left"/>
+      </w:pPr>
+      <w:r>
+        <w:t>Step</w:t>
+      </w:r>
+      <w:r>
+        <w:rPr>
+          <w:spacing w:val="-12"/>
+        </w:rPr>
+        <w:t xml:space="preserve"> </w:t>
+      </w:r>
+      <w:r>
+        <w:t>4:</w:t>
+      </w:r>
+      <w:r>
+        <w:rPr>
+          <w:spacing w:val="-10"/>
+        </w:rPr>
+        <w:t xml:space="preserve"> </w:t>
+      </w:r>
+      <w:r>
+        <w:t>MODERN</w:t>
+      </w:r>
+      <w:r>
+        <w:rPr>
+          <w:spacing w:val="-10"/>
+        </w:rPr>
+        <w:t xml:space="preserve"> </w:t>
+      </w:r>
+      <w:r>
+        <w:t>DATA</w:t>
+      </w:r>
+      <w:r>
+        <w:rPr>
+          <w:spacing w:val="-16"/>
+        </w:rPr>
+        <w:t xml:space="preserve"> </w:t>
+      </w:r>
+      <w:r>
+        <w:t>STORAGE</w:t>
+      </w:r>
+    </w:p>
+    <w:p>
       <w:bookmarkStart w:id="0" w:name="_GoBack"/>
       <w:bookmarkEnd w:id="0"/>
     </w:p>
+    <w:p>
+      <w:pPr>
+        <w:spacing w:before="100" w:beforeAutospacing="1" w:after="100" w:afterAutospacing="1" w:line="240" w:lineRule="auto"/>
+        <w:rPr>
+          <w:rFonts w:eastAsia="Times New Roman"/>
+        </w:rPr>
+      </w:pPr>
+    </w:p>
+    <w:p>
+      <w:pPr>
+        <w:spacing w:before="100" w:beforeAutospacing="1" w:after="100" w:afterAutospacing="1" w:line="240" w:lineRule="auto"/>
+        <w:ind w:left="360"/>
+        <w:rPr>
+          <w:rFonts w:eastAsia="Times New Roman"/>
+          <w:b/>
+          <w:bCs/>
+        </w:rPr>
+      </w:pPr>
+    </w:p>
+    <w:p>
+      <w:pPr>
+        <w:spacing w:before="100" w:beforeAutospacing="1" w:after="100" w:afterAutospacing="1" w:line="240" w:lineRule="auto"/>
+        <w:ind w:left="360"/>
+        <w:rPr>
+          <w:rFonts w:eastAsia="Times New Roman"/>
+        </w:rPr>
+      </w:pPr>
+    </w:p>
+    <w:p>
+      <w:pPr>
+        <w:pStyle w:val="NormalWeb"/>
+      </w:pPr>
+    </w:p>
+    <w:p/>
+    <w:p/>
+    <w:p>
+      <w:pPr>
+        <w:spacing w:before="100" w:beforeAutospacing="1" w:after="100" w:afterAutospacing="1" w:line="240" w:lineRule="auto"/>
+      </w:pPr>
+    </w:p>
+    <w:p/>
+    <w:p/>
+    <w:p>
+      <w:pPr>
+        <w:pStyle w:val="NormalWeb"/>
+      </w:pPr>
+    </w:p>
+    <w:p/>
     <w:sectPr>
       <w:pgSz w:w="12240" w:h="15840"/>
       <w:pgMar w:top="1440" w:right="1440" w:bottom="1440" w:left="1440" w:header="708" w:footer="708" w:gutter="0"/>
@@ -17,6 +4686,2139 @@
     </w:sectPr>
   </w:body>
 </w:document>
+</file>
+
+<file path=word/numbering.xml><?xml version="1.0" encoding="utf-8"?>
+<w:numbering xmlns:wpc="http://schemas.microsoft.com/office/word/2010/wordprocessingCanvas" xmlns:mc="http://schemas.openxmlformats.org/markup-compatibility/2006" xmlns:o="urn:schemas-microsoft-com:office:office" xmlns:r="http://schemas.openxmlformats.org/officeDocument/2006/relationships" xmlns:m="http://schemas.openxmlformats.org/officeDocument/2006/math" xmlns:v="urn:schemas-microsoft-com:vml" xmlns:wp14="http://schemas.microsoft.com/office/word/2010/wordprocessingDrawing" xmlns:wp="http://schemas.openxmlformats.org/drawingml/2006/wordprocessingDrawing" xmlns:w10="urn:schemas-microsoft-com:office:word" xmlns:w="http://schemas.openxmlformats.org/wordprocessingml/2006/main" xmlns:w14="http://schemas.microsoft.com/office/word/2010/wordml" xmlns:wpg="http://schemas.microsoft.com/office/word/2010/wordprocessingGroup" xmlns:wpi="http://schemas.microsoft.com/office/word/2010/wordprocessingInk" xmlns:wne="http://schemas.microsoft.com/office/word/2006/wordml" xmlns:wps="http://schemas.microsoft.com/office/word/2010/wordprocessingShape" mc:Ignorable="w14 wp14">
+  <w:abstractNum w:abstractNumId="0">
+    <w:nsid w:val="01FE0AA4"/>
+    <w:multiLevelType w:val="multilevel"/>
+    <w:tmpl w:val="EABE0CC4"/>
+    <w:lvl w:ilvl="0">
+      <w:start w:val="1"/>
+      <w:numFmt w:val="bullet"/>
+      <w:lvlText w:val=""/>
+      <w:lvlJc w:val="left"/>
+      <w:pPr>
+        <w:tabs>
+          <w:tab w:val="num" w:pos="720"/>
+        </w:tabs>
+        <w:ind w:left="720" w:hanging="360"/>
+      </w:pPr>
+      <w:rPr>
+        <w:rFonts w:ascii="Symbol" w:hAnsi="Symbol" w:hint="default"/>
+        <w:sz w:val="20"/>
+      </w:rPr>
+    </w:lvl>
+    <w:lvl w:ilvl="1" w:tentative="1">
+      <w:start w:val="1"/>
+      <w:numFmt w:val="bullet"/>
+      <w:lvlText w:val="o"/>
+      <w:lvlJc w:val="left"/>
+      <w:pPr>
+        <w:tabs>
+          <w:tab w:val="num" w:pos="1440"/>
+        </w:tabs>
+        <w:ind w:left="1440" w:hanging="360"/>
+      </w:pPr>
+      <w:rPr>
+        <w:rFonts w:ascii="Courier New" w:hAnsi="Courier New" w:hint="default"/>
+        <w:sz w:val="20"/>
+      </w:rPr>
+    </w:lvl>
+    <w:lvl w:ilvl="2" w:tentative="1">
+      <w:start w:val="1"/>
+      <w:numFmt w:val="bullet"/>
+      <w:lvlText w:val=""/>
+      <w:lvlJc w:val="left"/>
+      <w:pPr>
+        <w:tabs>
+          <w:tab w:val="num" w:pos="2160"/>
+        </w:tabs>
+        <w:ind w:left="2160" w:hanging="360"/>
+      </w:pPr>
+      <w:rPr>
+        <w:rFonts w:ascii="Wingdings" w:hAnsi="Wingdings" w:hint="default"/>
+        <w:sz w:val="20"/>
+      </w:rPr>
+    </w:lvl>
+    <w:lvl w:ilvl="3" w:tentative="1">
+      <w:start w:val="1"/>
+      <w:numFmt w:val="bullet"/>
+      <w:lvlText w:val=""/>
+      <w:lvlJc w:val="left"/>
+      <w:pPr>
+        <w:tabs>
+          <w:tab w:val="num" w:pos="2880"/>
+        </w:tabs>
+        <w:ind w:left="2880" w:hanging="360"/>
+      </w:pPr>
+      <w:rPr>
+        <w:rFonts w:ascii="Wingdings" w:hAnsi="Wingdings" w:hint="default"/>
+        <w:sz w:val="20"/>
+      </w:rPr>
+    </w:lvl>
+    <w:lvl w:ilvl="4" w:tentative="1">
+      <w:start w:val="1"/>
+      <w:numFmt w:val="bullet"/>
+      <w:lvlText w:val=""/>
+      <w:lvlJc w:val="left"/>
+      <w:pPr>
+        <w:tabs>
+          <w:tab w:val="num" w:pos="3600"/>
+        </w:tabs>
+        <w:ind w:left="3600" w:hanging="360"/>
+      </w:pPr>
+      <w:rPr>
+        <w:rFonts w:ascii="Wingdings" w:hAnsi="Wingdings" w:hint="default"/>
+        <w:sz w:val="20"/>
+      </w:rPr>
+    </w:lvl>
+    <w:lvl w:ilvl="5" w:tentative="1">
+      <w:start w:val="1"/>
+      <w:numFmt w:val="bullet"/>
+      <w:lvlText w:val=""/>
+      <w:lvlJc w:val="left"/>
+      <w:pPr>
+        <w:tabs>
+          <w:tab w:val="num" w:pos="4320"/>
+        </w:tabs>
+        <w:ind w:left="4320" w:hanging="360"/>
+      </w:pPr>
+      <w:rPr>
+        <w:rFonts w:ascii="Wingdings" w:hAnsi="Wingdings" w:hint="default"/>
+        <w:sz w:val="20"/>
+      </w:rPr>
+    </w:lvl>
+    <w:lvl w:ilvl="6" w:tentative="1">
+      <w:start w:val="1"/>
+      <w:numFmt w:val="bullet"/>
+      <w:lvlText w:val=""/>
+      <w:lvlJc w:val="left"/>
+      <w:pPr>
+        <w:tabs>
+          <w:tab w:val="num" w:pos="5040"/>
+        </w:tabs>
+        <w:ind w:left="5040" w:hanging="360"/>
+      </w:pPr>
+      <w:rPr>
+        <w:rFonts w:ascii="Wingdings" w:hAnsi="Wingdings" w:hint="default"/>
+        <w:sz w:val="20"/>
+      </w:rPr>
+    </w:lvl>
+    <w:lvl w:ilvl="7" w:tentative="1">
+      <w:start w:val="1"/>
+      <w:numFmt w:val="bullet"/>
+      <w:lvlText w:val=""/>
+      <w:lvlJc w:val="left"/>
+      <w:pPr>
+        <w:tabs>
+          <w:tab w:val="num" w:pos="5760"/>
+        </w:tabs>
+        <w:ind w:left="5760" w:hanging="360"/>
+      </w:pPr>
+      <w:rPr>
+        <w:rFonts w:ascii="Wingdings" w:hAnsi="Wingdings" w:hint="default"/>
+        <w:sz w:val="20"/>
+      </w:rPr>
+    </w:lvl>
+    <w:lvl w:ilvl="8" w:tentative="1">
+      <w:start w:val="1"/>
+      <w:numFmt w:val="bullet"/>
+      <w:lvlText w:val=""/>
+      <w:lvlJc w:val="left"/>
+      <w:pPr>
+        <w:tabs>
+          <w:tab w:val="num" w:pos="6480"/>
+        </w:tabs>
+        <w:ind w:left="6480" w:hanging="360"/>
+      </w:pPr>
+      <w:rPr>
+        <w:rFonts w:ascii="Wingdings" w:hAnsi="Wingdings" w:hint="default"/>
+        <w:sz w:val="20"/>
+      </w:rPr>
+    </w:lvl>
+  </w:abstractNum>
+  <w:abstractNum w:abstractNumId="1">
+    <w:nsid w:val="04527C77"/>
+    <w:multiLevelType w:val="multilevel"/>
+    <w:tmpl w:val="8F123D70"/>
+    <w:lvl w:ilvl="0">
+      <w:start w:val="1"/>
+      <w:numFmt w:val="bullet"/>
+      <w:lvlText w:val=""/>
+      <w:lvlJc w:val="left"/>
+      <w:pPr>
+        <w:tabs>
+          <w:tab w:val="num" w:pos="720"/>
+        </w:tabs>
+        <w:ind w:left="720" w:hanging="360"/>
+      </w:pPr>
+      <w:rPr>
+        <w:rFonts w:ascii="Symbol" w:hAnsi="Symbol" w:hint="default"/>
+        <w:sz w:val="20"/>
+      </w:rPr>
+    </w:lvl>
+    <w:lvl w:ilvl="1" w:tentative="1">
+      <w:start w:val="1"/>
+      <w:numFmt w:val="bullet"/>
+      <w:lvlText w:val="o"/>
+      <w:lvlJc w:val="left"/>
+      <w:pPr>
+        <w:tabs>
+          <w:tab w:val="num" w:pos="1440"/>
+        </w:tabs>
+        <w:ind w:left="1440" w:hanging="360"/>
+      </w:pPr>
+      <w:rPr>
+        <w:rFonts w:ascii="Courier New" w:hAnsi="Courier New" w:hint="default"/>
+        <w:sz w:val="20"/>
+      </w:rPr>
+    </w:lvl>
+    <w:lvl w:ilvl="2" w:tentative="1">
+      <w:start w:val="1"/>
+      <w:numFmt w:val="bullet"/>
+      <w:lvlText w:val=""/>
+      <w:lvlJc w:val="left"/>
+      <w:pPr>
+        <w:tabs>
+          <w:tab w:val="num" w:pos="2160"/>
+        </w:tabs>
+        <w:ind w:left="2160" w:hanging="360"/>
+      </w:pPr>
+      <w:rPr>
+        <w:rFonts w:ascii="Wingdings" w:hAnsi="Wingdings" w:hint="default"/>
+        <w:sz w:val="20"/>
+      </w:rPr>
+    </w:lvl>
+    <w:lvl w:ilvl="3" w:tentative="1">
+      <w:start w:val="1"/>
+      <w:numFmt w:val="bullet"/>
+      <w:lvlText w:val=""/>
+      <w:lvlJc w:val="left"/>
+      <w:pPr>
+        <w:tabs>
+          <w:tab w:val="num" w:pos="2880"/>
+        </w:tabs>
+        <w:ind w:left="2880" w:hanging="360"/>
+      </w:pPr>
+      <w:rPr>
+        <w:rFonts w:ascii="Wingdings" w:hAnsi="Wingdings" w:hint="default"/>
+        <w:sz w:val="20"/>
+      </w:rPr>
+    </w:lvl>
+    <w:lvl w:ilvl="4" w:tentative="1">
+      <w:start w:val="1"/>
+      <w:numFmt w:val="bullet"/>
+      <w:lvlText w:val=""/>
+      <w:lvlJc w:val="left"/>
+      <w:pPr>
+        <w:tabs>
+          <w:tab w:val="num" w:pos="3600"/>
+        </w:tabs>
+        <w:ind w:left="3600" w:hanging="360"/>
+      </w:pPr>
+      <w:rPr>
+        <w:rFonts w:ascii="Wingdings" w:hAnsi="Wingdings" w:hint="default"/>
+        <w:sz w:val="20"/>
+      </w:rPr>
+    </w:lvl>
+    <w:lvl w:ilvl="5" w:tentative="1">
+      <w:start w:val="1"/>
+      <w:numFmt w:val="bullet"/>
+      <w:lvlText w:val=""/>
+      <w:lvlJc w:val="left"/>
+      <w:pPr>
+        <w:tabs>
+          <w:tab w:val="num" w:pos="4320"/>
+        </w:tabs>
+        <w:ind w:left="4320" w:hanging="360"/>
+      </w:pPr>
+      <w:rPr>
+        <w:rFonts w:ascii="Wingdings" w:hAnsi="Wingdings" w:hint="default"/>
+        <w:sz w:val="20"/>
+      </w:rPr>
+    </w:lvl>
+    <w:lvl w:ilvl="6" w:tentative="1">
+      <w:start w:val="1"/>
+      <w:numFmt w:val="bullet"/>
+      <w:lvlText w:val=""/>
+      <w:lvlJc w:val="left"/>
+      <w:pPr>
+        <w:tabs>
+          <w:tab w:val="num" w:pos="5040"/>
+        </w:tabs>
+        <w:ind w:left="5040" w:hanging="360"/>
+      </w:pPr>
+      <w:rPr>
+        <w:rFonts w:ascii="Wingdings" w:hAnsi="Wingdings" w:hint="default"/>
+        <w:sz w:val="20"/>
+      </w:rPr>
+    </w:lvl>
+    <w:lvl w:ilvl="7" w:tentative="1">
+      <w:start w:val="1"/>
+      <w:numFmt w:val="bullet"/>
+      <w:lvlText w:val=""/>
+      <w:lvlJc w:val="left"/>
+      <w:pPr>
+        <w:tabs>
+          <w:tab w:val="num" w:pos="5760"/>
+        </w:tabs>
+        <w:ind w:left="5760" w:hanging="360"/>
+      </w:pPr>
+      <w:rPr>
+        <w:rFonts w:ascii="Wingdings" w:hAnsi="Wingdings" w:hint="default"/>
+        <w:sz w:val="20"/>
+      </w:rPr>
+    </w:lvl>
+    <w:lvl w:ilvl="8" w:tentative="1">
+      <w:start w:val="1"/>
+      <w:numFmt w:val="bullet"/>
+      <w:lvlText w:val=""/>
+      <w:lvlJc w:val="left"/>
+      <w:pPr>
+        <w:tabs>
+          <w:tab w:val="num" w:pos="6480"/>
+        </w:tabs>
+        <w:ind w:left="6480" w:hanging="360"/>
+      </w:pPr>
+      <w:rPr>
+        <w:rFonts w:ascii="Wingdings" w:hAnsi="Wingdings" w:hint="default"/>
+        <w:sz w:val="20"/>
+      </w:rPr>
+    </w:lvl>
+  </w:abstractNum>
+  <w:abstractNum w:abstractNumId="2">
+    <w:nsid w:val="0E434EA9"/>
+    <w:multiLevelType w:val="hybridMultilevel"/>
+    <w:tmpl w:val="CA4E864C"/>
+    <w:lvl w:ilvl="0" w:tplc="04090015">
+      <w:start w:val="1"/>
+      <w:numFmt w:val="upperLetter"/>
+      <w:lvlText w:val="%1."/>
+      <w:lvlJc w:val="left"/>
+      <w:pPr>
+        <w:ind w:left="720" w:hanging="360"/>
+      </w:pPr>
+    </w:lvl>
+    <w:lvl w:ilvl="1" w:tplc="04090019" w:tentative="1">
+      <w:start w:val="1"/>
+      <w:numFmt w:val="lowerLetter"/>
+      <w:lvlText w:val="%2."/>
+      <w:lvlJc w:val="left"/>
+      <w:pPr>
+        <w:ind w:left="1440" w:hanging="360"/>
+      </w:pPr>
+    </w:lvl>
+    <w:lvl w:ilvl="2" w:tplc="0409001B" w:tentative="1">
+      <w:start w:val="1"/>
+      <w:numFmt w:val="lowerRoman"/>
+      <w:lvlText w:val="%3."/>
+      <w:lvlJc w:val="right"/>
+      <w:pPr>
+        <w:ind w:left="2160" w:hanging="180"/>
+      </w:pPr>
+    </w:lvl>
+    <w:lvl w:ilvl="3" w:tplc="0409000F" w:tentative="1">
+      <w:start w:val="1"/>
+      <w:numFmt w:val="decimal"/>
+      <w:lvlText w:val="%4."/>
+      <w:lvlJc w:val="left"/>
+      <w:pPr>
+        <w:ind w:left="2880" w:hanging="360"/>
+      </w:pPr>
+    </w:lvl>
+    <w:lvl w:ilvl="4" w:tplc="04090019" w:tentative="1">
+      <w:start w:val="1"/>
+      <w:numFmt w:val="lowerLetter"/>
+      <w:lvlText w:val="%5."/>
+      <w:lvlJc w:val="left"/>
+      <w:pPr>
+        <w:ind w:left="3600" w:hanging="360"/>
+      </w:pPr>
+    </w:lvl>
+    <w:lvl w:ilvl="5" w:tplc="0409001B" w:tentative="1">
+      <w:start w:val="1"/>
+      <w:numFmt w:val="lowerRoman"/>
+      <w:lvlText w:val="%6."/>
+      <w:lvlJc w:val="right"/>
+      <w:pPr>
+        <w:ind w:left="4320" w:hanging="180"/>
+      </w:pPr>
+    </w:lvl>
+    <w:lvl w:ilvl="6" w:tplc="0409000F" w:tentative="1">
+      <w:start w:val="1"/>
+      <w:numFmt w:val="decimal"/>
+      <w:lvlText w:val="%7."/>
+      <w:lvlJc w:val="left"/>
+      <w:pPr>
+        <w:ind w:left="5040" w:hanging="360"/>
+      </w:pPr>
+    </w:lvl>
+    <w:lvl w:ilvl="7" w:tplc="04090019" w:tentative="1">
+      <w:start w:val="1"/>
+      <w:numFmt w:val="lowerLetter"/>
+      <w:lvlText w:val="%8."/>
+      <w:lvlJc w:val="left"/>
+      <w:pPr>
+        <w:ind w:left="5760" w:hanging="360"/>
+      </w:pPr>
+    </w:lvl>
+    <w:lvl w:ilvl="8" w:tplc="0409001B" w:tentative="1">
+      <w:start w:val="1"/>
+      <w:numFmt w:val="lowerRoman"/>
+      <w:lvlText w:val="%9."/>
+      <w:lvlJc w:val="right"/>
+      <w:pPr>
+        <w:ind w:left="6480" w:hanging="180"/>
+      </w:pPr>
+    </w:lvl>
+  </w:abstractNum>
+  <w:abstractNum w:abstractNumId="3">
+    <w:nsid w:val="12CA76A0"/>
+    <w:multiLevelType w:val="multilevel"/>
+    <w:tmpl w:val="6A584326"/>
+    <w:lvl w:ilvl="0">
+      <w:start w:val="1"/>
+      <w:numFmt w:val="bullet"/>
+      <w:lvlText w:val=""/>
+      <w:lvlJc w:val="left"/>
+      <w:pPr>
+        <w:tabs>
+          <w:tab w:val="num" w:pos="720"/>
+        </w:tabs>
+        <w:ind w:left="720" w:hanging="360"/>
+      </w:pPr>
+      <w:rPr>
+        <w:rFonts w:ascii="Symbol" w:hAnsi="Symbol" w:hint="default"/>
+        <w:sz w:val="20"/>
+      </w:rPr>
+    </w:lvl>
+    <w:lvl w:ilvl="1" w:tentative="1">
+      <w:start w:val="1"/>
+      <w:numFmt w:val="bullet"/>
+      <w:lvlText w:val="o"/>
+      <w:lvlJc w:val="left"/>
+      <w:pPr>
+        <w:tabs>
+          <w:tab w:val="num" w:pos="1440"/>
+        </w:tabs>
+        <w:ind w:left="1440" w:hanging="360"/>
+      </w:pPr>
+      <w:rPr>
+        <w:rFonts w:ascii="Courier New" w:hAnsi="Courier New" w:hint="default"/>
+        <w:sz w:val="20"/>
+      </w:rPr>
+    </w:lvl>
+    <w:lvl w:ilvl="2" w:tentative="1">
+      <w:start w:val="1"/>
+      <w:numFmt w:val="bullet"/>
+      <w:lvlText w:val=""/>
+      <w:lvlJc w:val="left"/>
+      <w:pPr>
+        <w:tabs>
+          <w:tab w:val="num" w:pos="2160"/>
+        </w:tabs>
+        <w:ind w:left="2160" w:hanging="360"/>
+      </w:pPr>
+      <w:rPr>
+        <w:rFonts w:ascii="Wingdings" w:hAnsi="Wingdings" w:hint="default"/>
+        <w:sz w:val="20"/>
+      </w:rPr>
+    </w:lvl>
+    <w:lvl w:ilvl="3" w:tentative="1">
+      <w:start w:val="1"/>
+      <w:numFmt w:val="bullet"/>
+      <w:lvlText w:val=""/>
+      <w:lvlJc w:val="left"/>
+      <w:pPr>
+        <w:tabs>
+          <w:tab w:val="num" w:pos="2880"/>
+        </w:tabs>
+        <w:ind w:left="2880" w:hanging="360"/>
+      </w:pPr>
+      <w:rPr>
+        <w:rFonts w:ascii="Wingdings" w:hAnsi="Wingdings" w:hint="default"/>
+        <w:sz w:val="20"/>
+      </w:rPr>
+    </w:lvl>
+    <w:lvl w:ilvl="4" w:tentative="1">
+      <w:start w:val="1"/>
+      <w:numFmt w:val="bullet"/>
+      <w:lvlText w:val=""/>
+      <w:lvlJc w:val="left"/>
+      <w:pPr>
+        <w:tabs>
+          <w:tab w:val="num" w:pos="3600"/>
+        </w:tabs>
+        <w:ind w:left="3600" w:hanging="360"/>
+      </w:pPr>
+      <w:rPr>
+        <w:rFonts w:ascii="Wingdings" w:hAnsi="Wingdings" w:hint="default"/>
+        <w:sz w:val="20"/>
+      </w:rPr>
+    </w:lvl>
+    <w:lvl w:ilvl="5" w:tentative="1">
+      <w:start w:val="1"/>
+      <w:numFmt w:val="bullet"/>
+      <w:lvlText w:val=""/>
+      <w:lvlJc w:val="left"/>
+      <w:pPr>
+        <w:tabs>
+          <w:tab w:val="num" w:pos="4320"/>
+        </w:tabs>
+        <w:ind w:left="4320" w:hanging="360"/>
+      </w:pPr>
+      <w:rPr>
+        <w:rFonts w:ascii="Wingdings" w:hAnsi="Wingdings" w:hint="default"/>
+        <w:sz w:val="20"/>
+      </w:rPr>
+    </w:lvl>
+    <w:lvl w:ilvl="6" w:tentative="1">
+      <w:start w:val="1"/>
+      <w:numFmt w:val="bullet"/>
+      <w:lvlText w:val=""/>
+      <w:lvlJc w:val="left"/>
+      <w:pPr>
+        <w:tabs>
+          <w:tab w:val="num" w:pos="5040"/>
+        </w:tabs>
+        <w:ind w:left="5040" w:hanging="360"/>
+      </w:pPr>
+      <w:rPr>
+        <w:rFonts w:ascii="Wingdings" w:hAnsi="Wingdings" w:hint="default"/>
+        <w:sz w:val="20"/>
+      </w:rPr>
+    </w:lvl>
+    <w:lvl w:ilvl="7" w:tentative="1">
+      <w:start w:val="1"/>
+      <w:numFmt w:val="bullet"/>
+      <w:lvlText w:val=""/>
+      <w:lvlJc w:val="left"/>
+      <w:pPr>
+        <w:tabs>
+          <w:tab w:val="num" w:pos="5760"/>
+        </w:tabs>
+        <w:ind w:left="5760" w:hanging="360"/>
+      </w:pPr>
+      <w:rPr>
+        <w:rFonts w:ascii="Wingdings" w:hAnsi="Wingdings" w:hint="default"/>
+        <w:sz w:val="20"/>
+      </w:rPr>
+    </w:lvl>
+    <w:lvl w:ilvl="8" w:tentative="1">
+      <w:start w:val="1"/>
+      <w:numFmt w:val="bullet"/>
+      <w:lvlText w:val=""/>
+      <w:lvlJc w:val="left"/>
+      <w:pPr>
+        <w:tabs>
+          <w:tab w:val="num" w:pos="6480"/>
+        </w:tabs>
+        <w:ind w:left="6480" w:hanging="360"/>
+      </w:pPr>
+      <w:rPr>
+        <w:rFonts w:ascii="Wingdings" w:hAnsi="Wingdings" w:hint="default"/>
+        <w:sz w:val="20"/>
+      </w:rPr>
+    </w:lvl>
+  </w:abstractNum>
+  <w:abstractNum w:abstractNumId="4">
+    <w:nsid w:val="266A739A"/>
+    <w:multiLevelType w:val="multilevel"/>
+    <w:tmpl w:val="6EB22510"/>
+    <w:lvl w:ilvl="0">
+      <w:start w:val="1"/>
+      <w:numFmt w:val="bullet"/>
+      <w:lvlText w:val=""/>
+      <w:lvlJc w:val="left"/>
+      <w:pPr>
+        <w:tabs>
+          <w:tab w:val="num" w:pos="720"/>
+        </w:tabs>
+        <w:ind w:left="720" w:hanging="360"/>
+      </w:pPr>
+      <w:rPr>
+        <w:rFonts w:ascii="Symbol" w:hAnsi="Symbol" w:hint="default"/>
+        <w:sz w:val="20"/>
+      </w:rPr>
+    </w:lvl>
+    <w:lvl w:ilvl="1" w:tentative="1">
+      <w:start w:val="1"/>
+      <w:numFmt w:val="bullet"/>
+      <w:lvlText w:val="o"/>
+      <w:lvlJc w:val="left"/>
+      <w:pPr>
+        <w:tabs>
+          <w:tab w:val="num" w:pos="1440"/>
+        </w:tabs>
+        <w:ind w:left="1440" w:hanging="360"/>
+      </w:pPr>
+      <w:rPr>
+        <w:rFonts w:ascii="Courier New" w:hAnsi="Courier New" w:hint="default"/>
+        <w:sz w:val="20"/>
+      </w:rPr>
+    </w:lvl>
+    <w:lvl w:ilvl="2" w:tentative="1">
+      <w:start w:val="1"/>
+      <w:numFmt w:val="bullet"/>
+      <w:lvlText w:val=""/>
+      <w:lvlJc w:val="left"/>
+      <w:pPr>
+        <w:tabs>
+          <w:tab w:val="num" w:pos="2160"/>
+        </w:tabs>
+        <w:ind w:left="2160" w:hanging="360"/>
+      </w:pPr>
+      <w:rPr>
+        <w:rFonts w:ascii="Wingdings" w:hAnsi="Wingdings" w:hint="default"/>
+        <w:sz w:val="20"/>
+      </w:rPr>
+    </w:lvl>
+    <w:lvl w:ilvl="3" w:tentative="1">
+      <w:start w:val="1"/>
+      <w:numFmt w:val="bullet"/>
+      <w:lvlText w:val=""/>
+      <w:lvlJc w:val="left"/>
+      <w:pPr>
+        <w:tabs>
+          <w:tab w:val="num" w:pos="2880"/>
+        </w:tabs>
+        <w:ind w:left="2880" w:hanging="360"/>
+      </w:pPr>
+      <w:rPr>
+        <w:rFonts w:ascii="Wingdings" w:hAnsi="Wingdings" w:hint="default"/>
+        <w:sz w:val="20"/>
+      </w:rPr>
+    </w:lvl>
+    <w:lvl w:ilvl="4" w:tentative="1">
+      <w:start w:val="1"/>
+      <w:numFmt w:val="bullet"/>
+      <w:lvlText w:val=""/>
+      <w:lvlJc w:val="left"/>
+      <w:pPr>
+        <w:tabs>
+          <w:tab w:val="num" w:pos="3600"/>
+        </w:tabs>
+        <w:ind w:left="3600" w:hanging="360"/>
+      </w:pPr>
+      <w:rPr>
+        <w:rFonts w:ascii="Wingdings" w:hAnsi="Wingdings" w:hint="default"/>
+        <w:sz w:val="20"/>
+      </w:rPr>
+    </w:lvl>
+    <w:lvl w:ilvl="5" w:tentative="1">
+      <w:start w:val="1"/>
+      <w:numFmt w:val="bullet"/>
+      <w:lvlText w:val=""/>
+      <w:lvlJc w:val="left"/>
+      <w:pPr>
+        <w:tabs>
+          <w:tab w:val="num" w:pos="4320"/>
+        </w:tabs>
+        <w:ind w:left="4320" w:hanging="360"/>
+      </w:pPr>
+      <w:rPr>
+        <w:rFonts w:ascii="Wingdings" w:hAnsi="Wingdings" w:hint="default"/>
+        <w:sz w:val="20"/>
+      </w:rPr>
+    </w:lvl>
+    <w:lvl w:ilvl="6" w:tentative="1">
+      <w:start w:val="1"/>
+      <w:numFmt w:val="bullet"/>
+      <w:lvlText w:val=""/>
+      <w:lvlJc w:val="left"/>
+      <w:pPr>
+        <w:tabs>
+          <w:tab w:val="num" w:pos="5040"/>
+        </w:tabs>
+        <w:ind w:left="5040" w:hanging="360"/>
+      </w:pPr>
+      <w:rPr>
+        <w:rFonts w:ascii="Wingdings" w:hAnsi="Wingdings" w:hint="default"/>
+        <w:sz w:val="20"/>
+      </w:rPr>
+    </w:lvl>
+    <w:lvl w:ilvl="7" w:tentative="1">
+      <w:start w:val="1"/>
+      <w:numFmt w:val="bullet"/>
+      <w:lvlText w:val=""/>
+      <w:lvlJc w:val="left"/>
+      <w:pPr>
+        <w:tabs>
+          <w:tab w:val="num" w:pos="5760"/>
+        </w:tabs>
+        <w:ind w:left="5760" w:hanging="360"/>
+      </w:pPr>
+      <w:rPr>
+        <w:rFonts w:ascii="Wingdings" w:hAnsi="Wingdings" w:hint="default"/>
+        <w:sz w:val="20"/>
+      </w:rPr>
+    </w:lvl>
+    <w:lvl w:ilvl="8" w:tentative="1">
+      <w:start w:val="1"/>
+      <w:numFmt w:val="bullet"/>
+      <w:lvlText w:val=""/>
+      <w:lvlJc w:val="left"/>
+      <w:pPr>
+        <w:tabs>
+          <w:tab w:val="num" w:pos="6480"/>
+        </w:tabs>
+        <w:ind w:left="6480" w:hanging="360"/>
+      </w:pPr>
+      <w:rPr>
+        <w:rFonts w:ascii="Wingdings" w:hAnsi="Wingdings" w:hint="default"/>
+        <w:sz w:val="20"/>
+      </w:rPr>
+    </w:lvl>
+  </w:abstractNum>
+  <w:abstractNum w:abstractNumId="5">
+    <w:nsid w:val="27F50CB2"/>
+    <w:multiLevelType w:val="hybridMultilevel"/>
+    <w:tmpl w:val="754699E4"/>
+    <w:lvl w:ilvl="0" w:tplc="04090001">
+      <w:start w:val="1"/>
+      <w:numFmt w:val="bullet"/>
+      <w:lvlText w:val=""/>
+      <w:lvlJc w:val="left"/>
+      <w:pPr>
+        <w:ind w:left="720" w:hanging="360"/>
+      </w:pPr>
+      <w:rPr>
+        <w:rFonts w:ascii="Symbol" w:hAnsi="Symbol" w:hint="default"/>
+      </w:rPr>
+    </w:lvl>
+    <w:lvl w:ilvl="1" w:tplc="04090003" w:tentative="1">
+      <w:start w:val="1"/>
+      <w:numFmt w:val="bullet"/>
+      <w:lvlText w:val="o"/>
+      <w:lvlJc w:val="left"/>
+      <w:pPr>
+        <w:ind w:left="1440" w:hanging="360"/>
+      </w:pPr>
+      <w:rPr>
+        <w:rFonts w:ascii="Courier New" w:hAnsi="Courier New" w:cs="Courier New" w:hint="default"/>
+      </w:rPr>
+    </w:lvl>
+    <w:lvl w:ilvl="2" w:tplc="04090005" w:tentative="1">
+      <w:start w:val="1"/>
+      <w:numFmt w:val="bullet"/>
+      <w:lvlText w:val=""/>
+      <w:lvlJc w:val="left"/>
+      <w:pPr>
+        <w:ind w:left="2160" w:hanging="360"/>
+      </w:pPr>
+      <w:rPr>
+        <w:rFonts w:ascii="Wingdings" w:hAnsi="Wingdings" w:hint="default"/>
+      </w:rPr>
+    </w:lvl>
+    <w:lvl w:ilvl="3" w:tplc="04090001" w:tentative="1">
+      <w:start w:val="1"/>
+      <w:numFmt w:val="bullet"/>
+      <w:lvlText w:val=""/>
+      <w:lvlJc w:val="left"/>
+      <w:pPr>
+        <w:ind w:left="2880" w:hanging="360"/>
+      </w:pPr>
+      <w:rPr>
+        <w:rFonts w:ascii="Symbol" w:hAnsi="Symbol" w:hint="default"/>
+      </w:rPr>
+    </w:lvl>
+    <w:lvl w:ilvl="4" w:tplc="04090003" w:tentative="1">
+      <w:start w:val="1"/>
+      <w:numFmt w:val="bullet"/>
+      <w:lvlText w:val="o"/>
+      <w:lvlJc w:val="left"/>
+      <w:pPr>
+        <w:ind w:left="3600" w:hanging="360"/>
+      </w:pPr>
+      <w:rPr>
+        <w:rFonts w:ascii="Courier New" w:hAnsi="Courier New" w:cs="Courier New" w:hint="default"/>
+      </w:rPr>
+    </w:lvl>
+    <w:lvl w:ilvl="5" w:tplc="04090005" w:tentative="1">
+      <w:start w:val="1"/>
+      <w:numFmt w:val="bullet"/>
+      <w:lvlText w:val=""/>
+      <w:lvlJc w:val="left"/>
+      <w:pPr>
+        <w:ind w:left="4320" w:hanging="360"/>
+      </w:pPr>
+      <w:rPr>
+        <w:rFonts w:ascii="Wingdings" w:hAnsi="Wingdings" w:hint="default"/>
+      </w:rPr>
+    </w:lvl>
+    <w:lvl w:ilvl="6" w:tplc="04090001" w:tentative="1">
+      <w:start w:val="1"/>
+      <w:numFmt w:val="bullet"/>
+      <w:lvlText w:val=""/>
+      <w:lvlJc w:val="left"/>
+      <w:pPr>
+        <w:ind w:left="5040" w:hanging="360"/>
+      </w:pPr>
+      <w:rPr>
+        <w:rFonts w:ascii="Symbol" w:hAnsi="Symbol" w:hint="default"/>
+      </w:rPr>
+    </w:lvl>
+    <w:lvl w:ilvl="7" w:tplc="04090003" w:tentative="1">
+      <w:start w:val="1"/>
+      <w:numFmt w:val="bullet"/>
+      <w:lvlText w:val="o"/>
+      <w:lvlJc w:val="left"/>
+      <w:pPr>
+        <w:ind w:left="5760" w:hanging="360"/>
+      </w:pPr>
+      <w:rPr>
+        <w:rFonts w:ascii="Courier New" w:hAnsi="Courier New" w:cs="Courier New" w:hint="default"/>
+      </w:rPr>
+    </w:lvl>
+    <w:lvl w:ilvl="8" w:tplc="04090005" w:tentative="1">
+      <w:start w:val="1"/>
+      <w:numFmt w:val="bullet"/>
+      <w:lvlText w:val=""/>
+      <w:lvlJc w:val="left"/>
+      <w:pPr>
+        <w:ind w:left="6480" w:hanging="360"/>
+      </w:pPr>
+      <w:rPr>
+        <w:rFonts w:ascii="Wingdings" w:hAnsi="Wingdings" w:hint="default"/>
+      </w:rPr>
+    </w:lvl>
+  </w:abstractNum>
+  <w:abstractNum w:abstractNumId="6">
+    <w:nsid w:val="292814B6"/>
+    <w:multiLevelType w:val="multilevel"/>
+    <w:tmpl w:val="951A961A"/>
+    <w:lvl w:ilvl="0">
+      <w:start w:val="1"/>
+      <w:numFmt w:val="bullet"/>
+      <w:lvlText w:val=""/>
+      <w:lvlJc w:val="left"/>
+      <w:pPr>
+        <w:tabs>
+          <w:tab w:val="num" w:pos="720"/>
+        </w:tabs>
+        <w:ind w:left="720" w:hanging="360"/>
+      </w:pPr>
+      <w:rPr>
+        <w:rFonts w:ascii="Symbol" w:hAnsi="Symbol" w:hint="default"/>
+        <w:sz w:val="20"/>
+      </w:rPr>
+    </w:lvl>
+    <w:lvl w:ilvl="1" w:tentative="1">
+      <w:start w:val="1"/>
+      <w:numFmt w:val="bullet"/>
+      <w:lvlText w:val="o"/>
+      <w:lvlJc w:val="left"/>
+      <w:pPr>
+        <w:tabs>
+          <w:tab w:val="num" w:pos="1440"/>
+        </w:tabs>
+        <w:ind w:left="1440" w:hanging="360"/>
+      </w:pPr>
+      <w:rPr>
+        <w:rFonts w:ascii="Courier New" w:hAnsi="Courier New" w:hint="default"/>
+        <w:sz w:val="20"/>
+      </w:rPr>
+    </w:lvl>
+    <w:lvl w:ilvl="2" w:tentative="1">
+      <w:start w:val="1"/>
+      <w:numFmt w:val="bullet"/>
+      <w:lvlText w:val=""/>
+      <w:lvlJc w:val="left"/>
+      <w:pPr>
+        <w:tabs>
+          <w:tab w:val="num" w:pos="2160"/>
+        </w:tabs>
+        <w:ind w:left="2160" w:hanging="360"/>
+      </w:pPr>
+      <w:rPr>
+        <w:rFonts w:ascii="Wingdings" w:hAnsi="Wingdings" w:hint="default"/>
+        <w:sz w:val="20"/>
+      </w:rPr>
+    </w:lvl>
+    <w:lvl w:ilvl="3" w:tentative="1">
+      <w:start w:val="1"/>
+      <w:numFmt w:val="bullet"/>
+      <w:lvlText w:val=""/>
+      <w:lvlJc w:val="left"/>
+      <w:pPr>
+        <w:tabs>
+          <w:tab w:val="num" w:pos="2880"/>
+        </w:tabs>
+        <w:ind w:left="2880" w:hanging="360"/>
+      </w:pPr>
+      <w:rPr>
+        <w:rFonts w:ascii="Wingdings" w:hAnsi="Wingdings" w:hint="default"/>
+        <w:sz w:val="20"/>
+      </w:rPr>
+    </w:lvl>
+    <w:lvl w:ilvl="4" w:tentative="1">
+      <w:start w:val="1"/>
+      <w:numFmt w:val="bullet"/>
+      <w:lvlText w:val=""/>
+      <w:lvlJc w:val="left"/>
+      <w:pPr>
+        <w:tabs>
+          <w:tab w:val="num" w:pos="3600"/>
+        </w:tabs>
+        <w:ind w:left="3600" w:hanging="360"/>
+      </w:pPr>
+      <w:rPr>
+        <w:rFonts w:ascii="Wingdings" w:hAnsi="Wingdings" w:hint="default"/>
+        <w:sz w:val="20"/>
+      </w:rPr>
+    </w:lvl>
+    <w:lvl w:ilvl="5" w:tentative="1">
+      <w:start w:val="1"/>
+      <w:numFmt w:val="bullet"/>
+      <w:lvlText w:val=""/>
+      <w:lvlJc w:val="left"/>
+      <w:pPr>
+        <w:tabs>
+          <w:tab w:val="num" w:pos="4320"/>
+        </w:tabs>
+        <w:ind w:left="4320" w:hanging="360"/>
+      </w:pPr>
+      <w:rPr>
+        <w:rFonts w:ascii="Wingdings" w:hAnsi="Wingdings" w:hint="default"/>
+        <w:sz w:val="20"/>
+      </w:rPr>
+    </w:lvl>
+    <w:lvl w:ilvl="6" w:tentative="1">
+      <w:start w:val="1"/>
+      <w:numFmt w:val="bullet"/>
+      <w:lvlText w:val=""/>
+      <w:lvlJc w:val="left"/>
+      <w:pPr>
+        <w:tabs>
+          <w:tab w:val="num" w:pos="5040"/>
+        </w:tabs>
+        <w:ind w:left="5040" w:hanging="360"/>
+      </w:pPr>
+      <w:rPr>
+        <w:rFonts w:ascii="Wingdings" w:hAnsi="Wingdings" w:hint="default"/>
+        <w:sz w:val="20"/>
+      </w:rPr>
+    </w:lvl>
+    <w:lvl w:ilvl="7" w:tentative="1">
+      <w:start w:val="1"/>
+      <w:numFmt w:val="bullet"/>
+      <w:lvlText w:val=""/>
+      <w:lvlJc w:val="left"/>
+      <w:pPr>
+        <w:tabs>
+          <w:tab w:val="num" w:pos="5760"/>
+        </w:tabs>
+        <w:ind w:left="5760" w:hanging="360"/>
+      </w:pPr>
+      <w:rPr>
+        <w:rFonts w:ascii="Wingdings" w:hAnsi="Wingdings" w:hint="default"/>
+        <w:sz w:val="20"/>
+      </w:rPr>
+    </w:lvl>
+    <w:lvl w:ilvl="8" w:tentative="1">
+      <w:start w:val="1"/>
+      <w:numFmt w:val="bullet"/>
+      <w:lvlText w:val=""/>
+      <w:lvlJc w:val="left"/>
+      <w:pPr>
+        <w:tabs>
+          <w:tab w:val="num" w:pos="6480"/>
+        </w:tabs>
+        <w:ind w:left="6480" w:hanging="360"/>
+      </w:pPr>
+      <w:rPr>
+        <w:rFonts w:ascii="Wingdings" w:hAnsi="Wingdings" w:hint="default"/>
+        <w:sz w:val="20"/>
+      </w:rPr>
+    </w:lvl>
+  </w:abstractNum>
+  <w:abstractNum w:abstractNumId="7">
+    <w:nsid w:val="2B4956E4"/>
+    <w:multiLevelType w:val="multilevel"/>
+    <w:tmpl w:val="4344F7D2"/>
+    <w:lvl w:ilvl="0">
+      <w:start w:val="1"/>
+      <w:numFmt w:val="decimal"/>
+      <w:lvlText w:val="%1."/>
+      <w:lvlJc w:val="left"/>
+      <w:pPr>
+        <w:tabs>
+          <w:tab w:val="num" w:pos="720"/>
+        </w:tabs>
+        <w:ind w:left="720" w:hanging="360"/>
+      </w:pPr>
+    </w:lvl>
+    <w:lvl w:ilvl="1" w:tentative="1">
+      <w:start w:val="1"/>
+      <w:numFmt w:val="decimal"/>
+      <w:lvlText w:val="%2."/>
+      <w:lvlJc w:val="left"/>
+      <w:pPr>
+        <w:tabs>
+          <w:tab w:val="num" w:pos="1440"/>
+        </w:tabs>
+        <w:ind w:left="1440" w:hanging="360"/>
+      </w:pPr>
+    </w:lvl>
+    <w:lvl w:ilvl="2" w:tentative="1">
+      <w:start w:val="1"/>
+      <w:numFmt w:val="decimal"/>
+      <w:lvlText w:val="%3."/>
+      <w:lvlJc w:val="left"/>
+      <w:pPr>
+        <w:tabs>
+          <w:tab w:val="num" w:pos="2160"/>
+        </w:tabs>
+        <w:ind w:left="2160" w:hanging="360"/>
+      </w:pPr>
+    </w:lvl>
+    <w:lvl w:ilvl="3" w:tentative="1">
+      <w:start w:val="1"/>
+      <w:numFmt w:val="decimal"/>
+      <w:lvlText w:val="%4."/>
+      <w:lvlJc w:val="left"/>
+      <w:pPr>
+        <w:tabs>
+          <w:tab w:val="num" w:pos="2880"/>
+        </w:tabs>
+        <w:ind w:left="2880" w:hanging="360"/>
+      </w:pPr>
+    </w:lvl>
+    <w:lvl w:ilvl="4" w:tentative="1">
+      <w:start w:val="1"/>
+      <w:numFmt w:val="decimal"/>
+      <w:lvlText w:val="%5."/>
+      <w:lvlJc w:val="left"/>
+      <w:pPr>
+        <w:tabs>
+          <w:tab w:val="num" w:pos="3600"/>
+        </w:tabs>
+        <w:ind w:left="3600" w:hanging="360"/>
+      </w:pPr>
+    </w:lvl>
+    <w:lvl w:ilvl="5" w:tentative="1">
+      <w:start w:val="1"/>
+      <w:numFmt w:val="decimal"/>
+      <w:lvlText w:val="%6."/>
+      <w:lvlJc w:val="left"/>
+      <w:pPr>
+        <w:tabs>
+          <w:tab w:val="num" w:pos="4320"/>
+        </w:tabs>
+        <w:ind w:left="4320" w:hanging="360"/>
+      </w:pPr>
+    </w:lvl>
+    <w:lvl w:ilvl="6" w:tentative="1">
+      <w:start w:val="1"/>
+      <w:numFmt w:val="decimal"/>
+      <w:lvlText w:val="%7."/>
+      <w:lvlJc w:val="left"/>
+      <w:pPr>
+        <w:tabs>
+          <w:tab w:val="num" w:pos="5040"/>
+        </w:tabs>
+        <w:ind w:left="5040" w:hanging="360"/>
+      </w:pPr>
+    </w:lvl>
+    <w:lvl w:ilvl="7" w:tentative="1">
+      <w:start w:val="1"/>
+      <w:numFmt w:val="decimal"/>
+      <w:lvlText w:val="%8."/>
+      <w:lvlJc w:val="left"/>
+      <w:pPr>
+        <w:tabs>
+          <w:tab w:val="num" w:pos="5760"/>
+        </w:tabs>
+        <w:ind w:left="5760" w:hanging="360"/>
+      </w:pPr>
+    </w:lvl>
+    <w:lvl w:ilvl="8" w:tentative="1">
+      <w:start w:val="1"/>
+      <w:numFmt w:val="decimal"/>
+      <w:lvlText w:val="%9."/>
+      <w:lvlJc w:val="left"/>
+      <w:pPr>
+        <w:tabs>
+          <w:tab w:val="num" w:pos="6480"/>
+        </w:tabs>
+        <w:ind w:left="6480" w:hanging="360"/>
+      </w:pPr>
+    </w:lvl>
+  </w:abstractNum>
+  <w:abstractNum w:abstractNumId="8">
+    <w:nsid w:val="3EF04409"/>
+    <w:multiLevelType w:val="multilevel"/>
+    <w:tmpl w:val="9258B9EA"/>
+    <w:lvl w:ilvl="0">
+      <w:start w:val="1"/>
+      <w:numFmt w:val="bullet"/>
+      <w:lvlText w:val=""/>
+      <w:lvlJc w:val="left"/>
+      <w:pPr>
+        <w:tabs>
+          <w:tab w:val="num" w:pos="720"/>
+        </w:tabs>
+        <w:ind w:left="720" w:hanging="360"/>
+      </w:pPr>
+      <w:rPr>
+        <w:rFonts w:ascii="Symbol" w:hAnsi="Symbol" w:hint="default"/>
+        <w:sz w:val="20"/>
+      </w:rPr>
+    </w:lvl>
+    <w:lvl w:ilvl="1" w:tentative="1">
+      <w:start w:val="1"/>
+      <w:numFmt w:val="bullet"/>
+      <w:lvlText w:val="o"/>
+      <w:lvlJc w:val="left"/>
+      <w:pPr>
+        <w:tabs>
+          <w:tab w:val="num" w:pos="1440"/>
+        </w:tabs>
+        <w:ind w:left="1440" w:hanging="360"/>
+      </w:pPr>
+      <w:rPr>
+        <w:rFonts w:ascii="Courier New" w:hAnsi="Courier New" w:hint="default"/>
+        <w:sz w:val="20"/>
+      </w:rPr>
+    </w:lvl>
+    <w:lvl w:ilvl="2" w:tentative="1">
+      <w:start w:val="1"/>
+      <w:numFmt w:val="bullet"/>
+      <w:lvlText w:val=""/>
+      <w:lvlJc w:val="left"/>
+      <w:pPr>
+        <w:tabs>
+          <w:tab w:val="num" w:pos="2160"/>
+        </w:tabs>
+        <w:ind w:left="2160" w:hanging="360"/>
+      </w:pPr>
+      <w:rPr>
+        <w:rFonts w:ascii="Wingdings" w:hAnsi="Wingdings" w:hint="default"/>
+        <w:sz w:val="20"/>
+      </w:rPr>
+    </w:lvl>
+    <w:lvl w:ilvl="3" w:tentative="1">
+      <w:start w:val="1"/>
+      <w:numFmt w:val="bullet"/>
+      <w:lvlText w:val=""/>
+      <w:lvlJc w:val="left"/>
+      <w:pPr>
+        <w:tabs>
+          <w:tab w:val="num" w:pos="2880"/>
+        </w:tabs>
+        <w:ind w:left="2880" w:hanging="360"/>
+      </w:pPr>
+      <w:rPr>
+        <w:rFonts w:ascii="Wingdings" w:hAnsi="Wingdings" w:hint="default"/>
+        <w:sz w:val="20"/>
+      </w:rPr>
+    </w:lvl>
+    <w:lvl w:ilvl="4" w:tentative="1">
+      <w:start w:val="1"/>
+      <w:numFmt w:val="bullet"/>
+      <w:lvlText w:val=""/>
+      <w:lvlJc w:val="left"/>
+      <w:pPr>
+        <w:tabs>
+          <w:tab w:val="num" w:pos="3600"/>
+        </w:tabs>
+        <w:ind w:left="3600" w:hanging="360"/>
+      </w:pPr>
+      <w:rPr>
+        <w:rFonts w:ascii="Wingdings" w:hAnsi="Wingdings" w:hint="default"/>
+        <w:sz w:val="20"/>
+      </w:rPr>
+    </w:lvl>
+    <w:lvl w:ilvl="5" w:tentative="1">
+      <w:start w:val="1"/>
+      <w:numFmt w:val="bullet"/>
+      <w:lvlText w:val=""/>
+      <w:lvlJc w:val="left"/>
+      <w:pPr>
+        <w:tabs>
+          <w:tab w:val="num" w:pos="4320"/>
+        </w:tabs>
+        <w:ind w:left="4320" w:hanging="360"/>
+      </w:pPr>
+      <w:rPr>
+        <w:rFonts w:ascii="Wingdings" w:hAnsi="Wingdings" w:hint="default"/>
+        <w:sz w:val="20"/>
+      </w:rPr>
+    </w:lvl>
+    <w:lvl w:ilvl="6" w:tentative="1">
+      <w:start w:val="1"/>
+      <w:numFmt w:val="bullet"/>
+      <w:lvlText w:val=""/>
+      <w:lvlJc w:val="left"/>
+      <w:pPr>
+        <w:tabs>
+          <w:tab w:val="num" w:pos="5040"/>
+        </w:tabs>
+        <w:ind w:left="5040" w:hanging="360"/>
+      </w:pPr>
+      <w:rPr>
+        <w:rFonts w:ascii="Wingdings" w:hAnsi="Wingdings" w:hint="default"/>
+        <w:sz w:val="20"/>
+      </w:rPr>
+    </w:lvl>
+    <w:lvl w:ilvl="7" w:tentative="1">
+      <w:start w:val="1"/>
+      <w:numFmt w:val="bullet"/>
+      <w:lvlText w:val=""/>
+      <w:lvlJc w:val="left"/>
+      <w:pPr>
+        <w:tabs>
+          <w:tab w:val="num" w:pos="5760"/>
+        </w:tabs>
+        <w:ind w:left="5760" w:hanging="360"/>
+      </w:pPr>
+      <w:rPr>
+        <w:rFonts w:ascii="Wingdings" w:hAnsi="Wingdings" w:hint="default"/>
+        <w:sz w:val="20"/>
+      </w:rPr>
+    </w:lvl>
+    <w:lvl w:ilvl="8" w:tentative="1">
+      <w:start w:val="1"/>
+      <w:numFmt w:val="bullet"/>
+      <w:lvlText w:val=""/>
+      <w:lvlJc w:val="left"/>
+      <w:pPr>
+        <w:tabs>
+          <w:tab w:val="num" w:pos="6480"/>
+        </w:tabs>
+        <w:ind w:left="6480" w:hanging="360"/>
+      </w:pPr>
+      <w:rPr>
+        <w:rFonts w:ascii="Wingdings" w:hAnsi="Wingdings" w:hint="default"/>
+        <w:sz w:val="20"/>
+      </w:rPr>
+    </w:lvl>
+  </w:abstractNum>
+  <w:abstractNum w:abstractNumId="9">
+    <w:nsid w:val="493D6D59"/>
+    <w:multiLevelType w:val="multilevel"/>
+    <w:tmpl w:val="95A67B0E"/>
+    <w:lvl w:ilvl="0">
+      <w:start w:val="1"/>
+      <w:numFmt w:val="bullet"/>
+      <w:lvlText w:val=""/>
+      <w:lvlJc w:val="left"/>
+      <w:pPr>
+        <w:tabs>
+          <w:tab w:val="num" w:pos="720"/>
+        </w:tabs>
+        <w:ind w:left="720" w:hanging="360"/>
+      </w:pPr>
+      <w:rPr>
+        <w:rFonts w:ascii="Symbol" w:hAnsi="Symbol" w:hint="default"/>
+        <w:sz w:val="20"/>
+      </w:rPr>
+    </w:lvl>
+    <w:lvl w:ilvl="1" w:tentative="1">
+      <w:start w:val="1"/>
+      <w:numFmt w:val="bullet"/>
+      <w:lvlText w:val="o"/>
+      <w:lvlJc w:val="left"/>
+      <w:pPr>
+        <w:tabs>
+          <w:tab w:val="num" w:pos="1440"/>
+        </w:tabs>
+        <w:ind w:left="1440" w:hanging="360"/>
+      </w:pPr>
+      <w:rPr>
+        <w:rFonts w:ascii="Courier New" w:hAnsi="Courier New" w:hint="default"/>
+        <w:sz w:val="20"/>
+      </w:rPr>
+    </w:lvl>
+    <w:lvl w:ilvl="2" w:tentative="1">
+      <w:start w:val="1"/>
+      <w:numFmt w:val="bullet"/>
+      <w:lvlText w:val=""/>
+      <w:lvlJc w:val="left"/>
+      <w:pPr>
+        <w:tabs>
+          <w:tab w:val="num" w:pos="2160"/>
+        </w:tabs>
+        <w:ind w:left="2160" w:hanging="360"/>
+      </w:pPr>
+      <w:rPr>
+        <w:rFonts w:ascii="Wingdings" w:hAnsi="Wingdings" w:hint="default"/>
+        <w:sz w:val="20"/>
+      </w:rPr>
+    </w:lvl>
+    <w:lvl w:ilvl="3" w:tentative="1">
+      <w:start w:val="1"/>
+      <w:numFmt w:val="bullet"/>
+      <w:lvlText w:val=""/>
+      <w:lvlJc w:val="left"/>
+      <w:pPr>
+        <w:tabs>
+          <w:tab w:val="num" w:pos="2880"/>
+        </w:tabs>
+        <w:ind w:left="2880" w:hanging="360"/>
+      </w:pPr>
+      <w:rPr>
+        <w:rFonts w:ascii="Wingdings" w:hAnsi="Wingdings" w:hint="default"/>
+        <w:sz w:val="20"/>
+      </w:rPr>
+    </w:lvl>
+    <w:lvl w:ilvl="4" w:tentative="1">
+      <w:start w:val="1"/>
+      <w:numFmt w:val="bullet"/>
+      <w:lvlText w:val=""/>
+      <w:lvlJc w:val="left"/>
+      <w:pPr>
+        <w:tabs>
+          <w:tab w:val="num" w:pos="3600"/>
+        </w:tabs>
+        <w:ind w:left="3600" w:hanging="360"/>
+      </w:pPr>
+      <w:rPr>
+        <w:rFonts w:ascii="Wingdings" w:hAnsi="Wingdings" w:hint="default"/>
+        <w:sz w:val="20"/>
+      </w:rPr>
+    </w:lvl>
+    <w:lvl w:ilvl="5" w:tentative="1">
+      <w:start w:val="1"/>
+      <w:numFmt w:val="bullet"/>
+      <w:lvlText w:val=""/>
+      <w:lvlJc w:val="left"/>
+      <w:pPr>
+        <w:tabs>
+          <w:tab w:val="num" w:pos="4320"/>
+        </w:tabs>
+        <w:ind w:left="4320" w:hanging="360"/>
+      </w:pPr>
+      <w:rPr>
+        <w:rFonts w:ascii="Wingdings" w:hAnsi="Wingdings" w:hint="default"/>
+        <w:sz w:val="20"/>
+      </w:rPr>
+    </w:lvl>
+    <w:lvl w:ilvl="6" w:tentative="1">
+      <w:start w:val="1"/>
+      <w:numFmt w:val="bullet"/>
+      <w:lvlText w:val=""/>
+      <w:lvlJc w:val="left"/>
+      <w:pPr>
+        <w:tabs>
+          <w:tab w:val="num" w:pos="5040"/>
+        </w:tabs>
+        <w:ind w:left="5040" w:hanging="360"/>
+      </w:pPr>
+      <w:rPr>
+        <w:rFonts w:ascii="Wingdings" w:hAnsi="Wingdings" w:hint="default"/>
+        <w:sz w:val="20"/>
+      </w:rPr>
+    </w:lvl>
+    <w:lvl w:ilvl="7" w:tentative="1">
+      <w:start w:val="1"/>
+      <w:numFmt w:val="bullet"/>
+      <w:lvlText w:val=""/>
+      <w:lvlJc w:val="left"/>
+      <w:pPr>
+        <w:tabs>
+          <w:tab w:val="num" w:pos="5760"/>
+        </w:tabs>
+        <w:ind w:left="5760" w:hanging="360"/>
+      </w:pPr>
+      <w:rPr>
+        <w:rFonts w:ascii="Wingdings" w:hAnsi="Wingdings" w:hint="default"/>
+        <w:sz w:val="20"/>
+      </w:rPr>
+    </w:lvl>
+    <w:lvl w:ilvl="8" w:tentative="1">
+      <w:start w:val="1"/>
+      <w:numFmt w:val="bullet"/>
+      <w:lvlText w:val=""/>
+      <w:lvlJc w:val="left"/>
+      <w:pPr>
+        <w:tabs>
+          <w:tab w:val="num" w:pos="6480"/>
+        </w:tabs>
+        <w:ind w:left="6480" w:hanging="360"/>
+      </w:pPr>
+      <w:rPr>
+        <w:rFonts w:ascii="Wingdings" w:hAnsi="Wingdings" w:hint="default"/>
+        <w:sz w:val="20"/>
+      </w:rPr>
+    </w:lvl>
+  </w:abstractNum>
+  <w:abstractNum w:abstractNumId="10">
+    <w:nsid w:val="4B7B731D"/>
+    <w:multiLevelType w:val="hybridMultilevel"/>
+    <w:tmpl w:val="E4A079C8"/>
+    <w:lvl w:ilvl="0" w:tplc="870A0046">
+      <w:start w:val="1"/>
+      <w:numFmt w:val="upperLetter"/>
+      <w:lvlText w:val="%1."/>
+      <w:lvlJc w:val="left"/>
+      <w:pPr>
+        <w:ind w:left="615" w:hanging="256"/>
+      </w:pPr>
+      <w:rPr>
+        <w:rFonts w:ascii="Arial" w:eastAsia="Arial" w:hAnsi="Arial" w:cs="Arial" w:hint="default"/>
+        <w:b/>
+        <w:bCs/>
+        <w:i w:val="0"/>
+        <w:iCs w:val="0"/>
+        <w:spacing w:val="-2"/>
+        <w:w w:val="100"/>
+        <w:sz w:val="20"/>
+        <w:szCs w:val="20"/>
+        <w:lang w:val="en-US" w:eastAsia="en-US" w:bidi="ar-SA"/>
+      </w:rPr>
+    </w:lvl>
+    <w:lvl w:ilvl="1" w:tplc="C58E735E">
+      <w:numFmt w:val="bullet"/>
+      <w:lvlText w:val=""/>
+      <w:lvlJc w:val="left"/>
+      <w:pPr>
+        <w:ind w:left="1080" w:hanging="360"/>
+      </w:pPr>
+      <w:rPr>
+        <w:rFonts w:ascii="Symbol" w:eastAsia="Symbol" w:hAnsi="Symbol" w:cs="Symbol" w:hint="default"/>
+        <w:spacing w:val="0"/>
+        <w:w w:val="100"/>
+        <w:lang w:val="en-US" w:eastAsia="en-US" w:bidi="ar-SA"/>
+      </w:rPr>
+    </w:lvl>
+    <w:lvl w:ilvl="2" w:tplc="715C5B2E">
+      <w:numFmt w:val="bullet"/>
+      <w:lvlText w:val="o"/>
+      <w:lvlJc w:val="left"/>
+      <w:pPr>
+        <w:ind w:left="1800" w:hanging="360"/>
+      </w:pPr>
+      <w:rPr>
+        <w:rFonts w:ascii="Courier New" w:eastAsia="Courier New" w:hAnsi="Courier New" w:cs="Courier New" w:hint="default"/>
+        <w:b w:val="0"/>
+        <w:bCs w:val="0"/>
+        <w:i w:val="0"/>
+        <w:iCs w:val="0"/>
+        <w:spacing w:val="0"/>
+        <w:w w:val="100"/>
+        <w:sz w:val="20"/>
+        <w:szCs w:val="20"/>
+        <w:lang w:val="en-US" w:eastAsia="en-US" w:bidi="ar-SA"/>
+      </w:rPr>
+    </w:lvl>
+    <w:lvl w:ilvl="3" w:tplc="76D2C0E8">
+      <w:numFmt w:val="bullet"/>
+      <w:lvlText w:val="•"/>
+      <w:lvlJc w:val="left"/>
+      <w:pPr>
+        <w:ind w:left="2835" w:hanging="360"/>
+      </w:pPr>
+      <w:rPr>
+        <w:rFonts w:hint="default"/>
+        <w:lang w:val="en-US" w:eastAsia="en-US" w:bidi="ar-SA"/>
+      </w:rPr>
+    </w:lvl>
+    <w:lvl w:ilvl="4" w:tplc="30F46AE8">
+      <w:numFmt w:val="bullet"/>
+      <w:lvlText w:val="•"/>
+      <w:lvlJc w:val="left"/>
+      <w:pPr>
+        <w:ind w:left="3870" w:hanging="360"/>
+      </w:pPr>
+      <w:rPr>
+        <w:rFonts w:hint="default"/>
+        <w:lang w:val="en-US" w:eastAsia="en-US" w:bidi="ar-SA"/>
+      </w:rPr>
+    </w:lvl>
+    <w:lvl w:ilvl="5" w:tplc="C9BE02E6">
+      <w:numFmt w:val="bullet"/>
+      <w:lvlText w:val="•"/>
+      <w:lvlJc w:val="left"/>
+      <w:pPr>
+        <w:ind w:left="4905" w:hanging="360"/>
+      </w:pPr>
+      <w:rPr>
+        <w:rFonts w:hint="default"/>
+        <w:lang w:val="en-US" w:eastAsia="en-US" w:bidi="ar-SA"/>
+      </w:rPr>
+    </w:lvl>
+    <w:lvl w:ilvl="6" w:tplc="A3E2B84E">
+      <w:numFmt w:val="bullet"/>
+      <w:lvlText w:val="•"/>
+      <w:lvlJc w:val="left"/>
+      <w:pPr>
+        <w:ind w:left="5940" w:hanging="360"/>
+      </w:pPr>
+      <w:rPr>
+        <w:rFonts w:hint="default"/>
+        <w:lang w:val="en-US" w:eastAsia="en-US" w:bidi="ar-SA"/>
+      </w:rPr>
+    </w:lvl>
+    <w:lvl w:ilvl="7" w:tplc="0822647E">
+      <w:numFmt w:val="bullet"/>
+      <w:lvlText w:val="•"/>
+      <w:lvlJc w:val="left"/>
+      <w:pPr>
+        <w:ind w:left="6975" w:hanging="360"/>
+      </w:pPr>
+      <w:rPr>
+        <w:rFonts w:hint="default"/>
+        <w:lang w:val="en-US" w:eastAsia="en-US" w:bidi="ar-SA"/>
+      </w:rPr>
+    </w:lvl>
+    <w:lvl w:ilvl="8" w:tplc="D660B13C">
+      <w:numFmt w:val="bullet"/>
+      <w:lvlText w:val="•"/>
+      <w:lvlJc w:val="left"/>
+      <w:pPr>
+        <w:ind w:left="8010" w:hanging="360"/>
+      </w:pPr>
+      <w:rPr>
+        <w:rFonts w:hint="default"/>
+        <w:lang w:val="en-US" w:eastAsia="en-US" w:bidi="ar-SA"/>
+      </w:rPr>
+    </w:lvl>
+  </w:abstractNum>
+  <w:abstractNum w:abstractNumId="11">
+    <w:nsid w:val="4BE30532"/>
+    <w:multiLevelType w:val="multilevel"/>
+    <w:tmpl w:val="0A583F42"/>
+    <w:lvl w:ilvl="0">
+      <w:start w:val="1"/>
+      <w:numFmt w:val="bullet"/>
+      <w:lvlText w:val=""/>
+      <w:lvlJc w:val="left"/>
+      <w:pPr>
+        <w:tabs>
+          <w:tab w:val="num" w:pos="720"/>
+        </w:tabs>
+        <w:ind w:left="720" w:hanging="360"/>
+      </w:pPr>
+      <w:rPr>
+        <w:rFonts w:ascii="Symbol" w:hAnsi="Symbol" w:hint="default"/>
+        <w:sz w:val="20"/>
+      </w:rPr>
+    </w:lvl>
+    <w:lvl w:ilvl="1" w:tentative="1">
+      <w:start w:val="1"/>
+      <w:numFmt w:val="bullet"/>
+      <w:lvlText w:val="o"/>
+      <w:lvlJc w:val="left"/>
+      <w:pPr>
+        <w:tabs>
+          <w:tab w:val="num" w:pos="1440"/>
+        </w:tabs>
+        <w:ind w:left="1440" w:hanging="360"/>
+      </w:pPr>
+      <w:rPr>
+        <w:rFonts w:ascii="Courier New" w:hAnsi="Courier New" w:hint="default"/>
+        <w:sz w:val="20"/>
+      </w:rPr>
+    </w:lvl>
+    <w:lvl w:ilvl="2" w:tentative="1">
+      <w:start w:val="1"/>
+      <w:numFmt w:val="bullet"/>
+      <w:lvlText w:val=""/>
+      <w:lvlJc w:val="left"/>
+      <w:pPr>
+        <w:tabs>
+          <w:tab w:val="num" w:pos="2160"/>
+        </w:tabs>
+        <w:ind w:left="2160" w:hanging="360"/>
+      </w:pPr>
+      <w:rPr>
+        <w:rFonts w:ascii="Wingdings" w:hAnsi="Wingdings" w:hint="default"/>
+        <w:sz w:val="20"/>
+      </w:rPr>
+    </w:lvl>
+    <w:lvl w:ilvl="3" w:tentative="1">
+      <w:start w:val="1"/>
+      <w:numFmt w:val="bullet"/>
+      <w:lvlText w:val=""/>
+      <w:lvlJc w:val="left"/>
+      <w:pPr>
+        <w:tabs>
+          <w:tab w:val="num" w:pos="2880"/>
+        </w:tabs>
+        <w:ind w:left="2880" w:hanging="360"/>
+      </w:pPr>
+      <w:rPr>
+        <w:rFonts w:ascii="Wingdings" w:hAnsi="Wingdings" w:hint="default"/>
+        <w:sz w:val="20"/>
+      </w:rPr>
+    </w:lvl>
+    <w:lvl w:ilvl="4" w:tentative="1">
+      <w:start w:val="1"/>
+      <w:numFmt w:val="bullet"/>
+      <w:lvlText w:val=""/>
+      <w:lvlJc w:val="left"/>
+      <w:pPr>
+        <w:tabs>
+          <w:tab w:val="num" w:pos="3600"/>
+        </w:tabs>
+        <w:ind w:left="3600" w:hanging="360"/>
+      </w:pPr>
+      <w:rPr>
+        <w:rFonts w:ascii="Wingdings" w:hAnsi="Wingdings" w:hint="default"/>
+        <w:sz w:val="20"/>
+      </w:rPr>
+    </w:lvl>
+    <w:lvl w:ilvl="5" w:tentative="1">
+      <w:start w:val="1"/>
+      <w:numFmt w:val="bullet"/>
+      <w:lvlText w:val=""/>
+      <w:lvlJc w:val="left"/>
+      <w:pPr>
+        <w:tabs>
+          <w:tab w:val="num" w:pos="4320"/>
+        </w:tabs>
+        <w:ind w:left="4320" w:hanging="360"/>
+      </w:pPr>
+      <w:rPr>
+        <w:rFonts w:ascii="Wingdings" w:hAnsi="Wingdings" w:hint="default"/>
+        <w:sz w:val="20"/>
+      </w:rPr>
+    </w:lvl>
+    <w:lvl w:ilvl="6" w:tentative="1">
+      <w:start w:val="1"/>
+      <w:numFmt w:val="bullet"/>
+      <w:lvlText w:val=""/>
+      <w:lvlJc w:val="left"/>
+      <w:pPr>
+        <w:tabs>
+          <w:tab w:val="num" w:pos="5040"/>
+        </w:tabs>
+        <w:ind w:left="5040" w:hanging="360"/>
+      </w:pPr>
+      <w:rPr>
+        <w:rFonts w:ascii="Wingdings" w:hAnsi="Wingdings" w:hint="default"/>
+        <w:sz w:val="20"/>
+      </w:rPr>
+    </w:lvl>
+    <w:lvl w:ilvl="7" w:tentative="1">
+      <w:start w:val="1"/>
+      <w:numFmt w:val="bullet"/>
+      <w:lvlText w:val=""/>
+      <w:lvlJc w:val="left"/>
+      <w:pPr>
+        <w:tabs>
+          <w:tab w:val="num" w:pos="5760"/>
+        </w:tabs>
+        <w:ind w:left="5760" w:hanging="360"/>
+      </w:pPr>
+      <w:rPr>
+        <w:rFonts w:ascii="Wingdings" w:hAnsi="Wingdings" w:hint="default"/>
+        <w:sz w:val="20"/>
+      </w:rPr>
+    </w:lvl>
+    <w:lvl w:ilvl="8" w:tentative="1">
+      <w:start w:val="1"/>
+      <w:numFmt w:val="bullet"/>
+      <w:lvlText w:val=""/>
+      <w:lvlJc w:val="left"/>
+      <w:pPr>
+        <w:tabs>
+          <w:tab w:val="num" w:pos="6480"/>
+        </w:tabs>
+        <w:ind w:left="6480" w:hanging="360"/>
+      </w:pPr>
+      <w:rPr>
+        <w:rFonts w:ascii="Wingdings" w:hAnsi="Wingdings" w:hint="default"/>
+        <w:sz w:val="20"/>
+      </w:rPr>
+    </w:lvl>
+  </w:abstractNum>
+  <w:abstractNum w:abstractNumId="12">
+    <w:nsid w:val="6B282F84"/>
+    <w:multiLevelType w:val="multilevel"/>
+    <w:tmpl w:val="162E2B66"/>
+    <w:lvl w:ilvl="0">
+      <w:start w:val="1"/>
+      <w:numFmt w:val="bullet"/>
+      <w:lvlText w:val=""/>
+      <w:lvlJc w:val="left"/>
+      <w:pPr>
+        <w:tabs>
+          <w:tab w:val="num" w:pos="720"/>
+        </w:tabs>
+        <w:ind w:left="720" w:hanging="360"/>
+      </w:pPr>
+      <w:rPr>
+        <w:rFonts w:ascii="Symbol" w:hAnsi="Symbol" w:hint="default"/>
+        <w:sz w:val="20"/>
+      </w:rPr>
+    </w:lvl>
+    <w:lvl w:ilvl="1" w:tentative="1">
+      <w:start w:val="1"/>
+      <w:numFmt w:val="bullet"/>
+      <w:lvlText w:val="o"/>
+      <w:lvlJc w:val="left"/>
+      <w:pPr>
+        <w:tabs>
+          <w:tab w:val="num" w:pos="1440"/>
+        </w:tabs>
+        <w:ind w:left="1440" w:hanging="360"/>
+      </w:pPr>
+      <w:rPr>
+        <w:rFonts w:ascii="Courier New" w:hAnsi="Courier New" w:hint="default"/>
+        <w:sz w:val="20"/>
+      </w:rPr>
+    </w:lvl>
+    <w:lvl w:ilvl="2" w:tentative="1">
+      <w:start w:val="1"/>
+      <w:numFmt w:val="bullet"/>
+      <w:lvlText w:val=""/>
+      <w:lvlJc w:val="left"/>
+      <w:pPr>
+        <w:tabs>
+          <w:tab w:val="num" w:pos="2160"/>
+        </w:tabs>
+        <w:ind w:left="2160" w:hanging="360"/>
+      </w:pPr>
+      <w:rPr>
+        <w:rFonts w:ascii="Wingdings" w:hAnsi="Wingdings" w:hint="default"/>
+        <w:sz w:val="20"/>
+      </w:rPr>
+    </w:lvl>
+    <w:lvl w:ilvl="3" w:tentative="1">
+      <w:start w:val="1"/>
+      <w:numFmt w:val="bullet"/>
+      <w:lvlText w:val=""/>
+      <w:lvlJc w:val="left"/>
+      <w:pPr>
+        <w:tabs>
+          <w:tab w:val="num" w:pos="2880"/>
+        </w:tabs>
+        <w:ind w:left="2880" w:hanging="360"/>
+      </w:pPr>
+      <w:rPr>
+        <w:rFonts w:ascii="Wingdings" w:hAnsi="Wingdings" w:hint="default"/>
+        <w:sz w:val="20"/>
+      </w:rPr>
+    </w:lvl>
+    <w:lvl w:ilvl="4" w:tentative="1">
+      <w:start w:val="1"/>
+      <w:numFmt w:val="bullet"/>
+      <w:lvlText w:val=""/>
+      <w:lvlJc w:val="left"/>
+      <w:pPr>
+        <w:tabs>
+          <w:tab w:val="num" w:pos="3600"/>
+        </w:tabs>
+        <w:ind w:left="3600" w:hanging="360"/>
+      </w:pPr>
+      <w:rPr>
+        <w:rFonts w:ascii="Wingdings" w:hAnsi="Wingdings" w:hint="default"/>
+        <w:sz w:val="20"/>
+      </w:rPr>
+    </w:lvl>
+    <w:lvl w:ilvl="5" w:tentative="1">
+      <w:start w:val="1"/>
+      <w:numFmt w:val="bullet"/>
+      <w:lvlText w:val=""/>
+      <w:lvlJc w:val="left"/>
+      <w:pPr>
+        <w:tabs>
+          <w:tab w:val="num" w:pos="4320"/>
+        </w:tabs>
+        <w:ind w:left="4320" w:hanging="360"/>
+      </w:pPr>
+      <w:rPr>
+        <w:rFonts w:ascii="Wingdings" w:hAnsi="Wingdings" w:hint="default"/>
+        <w:sz w:val="20"/>
+      </w:rPr>
+    </w:lvl>
+    <w:lvl w:ilvl="6" w:tentative="1">
+      <w:start w:val="1"/>
+      <w:numFmt w:val="bullet"/>
+      <w:lvlText w:val=""/>
+      <w:lvlJc w:val="left"/>
+      <w:pPr>
+        <w:tabs>
+          <w:tab w:val="num" w:pos="5040"/>
+        </w:tabs>
+        <w:ind w:left="5040" w:hanging="360"/>
+      </w:pPr>
+      <w:rPr>
+        <w:rFonts w:ascii="Wingdings" w:hAnsi="Wingdings" w:hint="default"/>
+        <w:sz w:val="20"/>
+      </w:rPr>
+    </w:lvl>
+    <w:lvl w:ilvl="7" w:tentative="1">
+      <w:start w:val="1"/>
+      <w:numFmt w:val="bullet"/>
+      <w:lvlText w:val=""/>
+      <w:lvlJc w:val="left"/>
+      <w:pPr>
+        <w:tabs>
+          <w:tab w:val="num" w:pos="5760"/>
+        </w:tabs>
+        <w:ind w:left="5760" w:hanging="360"/>
+      </w:pPr>
+      <w:rPr>
+        <w:rFonts w:ascii="Wingdings" w:hAnsi="Wingdings" w:hint="default"/>
+        <w:sz w:val="20"/>
+      </w:rPr>
+    </w:lvl>
+    <w:lvl w:ilvl="8" w:tentative="1">
+      <w:start w:val="1"/>
+      <w:numFmt w:val="bullet"/>
+      <w:lvlText w:val=""/>
+      <w:lvlJc w:val="left"/>
+      <w:pPr>
+        <w:tabs>
+          <w:tab w:val="num" w:pos="6480"/>
+        </w:tabs>
+        <w:ind w:left="6480" w:hanging="360"/>
+      </w:pPr>
+      <w:rPr>
+        <w:rFonts w:ascii="Wingdings" w:hAnsi="Wingdings" w:hint="default"/>
+        <w:sz w:val="20"/>
+      </w:rPr>
+    </w:lvl>
+  </w:abstractNum>
+  <w:abstractNum w:abstractNumId="13">
+    <w:nsid w:val="6E725521"/>
+    <w:multiLevelType w:val="multilevel"/>
+    <w:tmpl w:val="37286540"/>
+    <w:lvl w:ilvl="0">
+      <w:start w:val="1"/>
+      <w:numFmt w:val="bullet"/>
+      <w:lvlText w:val=""/>
+      <w:lvlJc w:val="left"/>
+      <w:pPr>
+        <w:tabs>
+          <w:tab w:val="num" w:pos="720"/>
+        </w:tabs>
+        <w:ind w:left="720" w:hanging="360"/>
+      </w:pPr>
+      <w:rPr>
+        <w:rFonts w:ascii="Symbol" w:hAnsi="Symbol" w:hint="default"/>
+        <w:sz w:val="20"/>
+      </w:rPr>
+    </w:lvl>
+    <w:lvl w:ilvl="1" w:tentative="1">
+      <w:start w:val="1"/>
+      <w:numFmt w:val="bullet"/>
+      <w:lvlText w:val="o"/>
+      <w:lvlJc w:val="left"/>
+      <w:pPr>
+        <w:tabs>
+          <w:tab w:val="num" w:pos="1440"/>
+        </w:tabs>
+        <w:ind w:left="1440" w:hanging="360"/>
+      </w:pPr>
+      <w:rPr>
+        <w:rFonts w:ascii="Courier New" w:hAnsi="Courier New" w:hint="default"/>
+        <w:sz w:val="20"/>
+      </w:rPr>
+    </w:lvl>
+    <w:lvl w:ilvl="2" w:tentative="1">
+      <w:start w:val="1"/>
+      <w:numFmt w:val="bullet"/>
+      <w:lvlText w:val=""/>
+      <w:lvlJc w:val="left"/>
+      <w:pPr>
+        <w:tabs>
+          <w:tab w:val="num" w:pos="2160"/>
+        </w:tabs>
+        <w:ind w:left="2160" w:hanging="360"/>
+      </w:pPr>
+      <w:rPr>
+        <w:rFonts w:ascii="Wingdings" w:hAnsi="Wingdings" w:hint="default"/>
+        <w:sz w:val="20"/>
+      </w:rPr>
+    </w:lvl>
+    <w:lvl w:ilvl="3" w:tentative="1">
+      <w:start w:val="1"/>
+      <w:numFmt w:val="bullet"/>
+      <w:lvlText w:val=""/>
+      <w:lvlJc w:val="left"/>
+      <w:pPr>
+        <w:tabs>
+          <w:tab w:val="num" w:pos="2880"/>
+        </w:tabs>
+        <w:ind w:left="2880" w:hanging="360"/>
+      </w:pPr>
+      <w:rPr>
+        <w:rFonts w:ascii="Wingdings" w:hAnsi="Wingdings" w:hint="default"/>
+        <w:sz w:val="20"/>
+      </w:rPr>
+    </w:lvl>
+    <w:lvl w:ilvl="4" w:tentative="1">
+      <w:start w:val="1"/>
+      <w:numFmt w:val="bullet"/>
+      <w:lvlText w:val=""/>
+      <w:lvlJc w:val="left"/>
+      <w:pPr>
+        <w:tabs>
+          <w:tab w:val="num" w:pos="3600"/>
+        </w:tabs>
+        <w:ind w:left="3600" w:hanging="360"/>
+      </w:pPr>
+      <w:rPr>
+        <w:rFonts w:ascii="Wingdings" w:hAnsi="Wingdings" w:hint="default"/>
+        <w:sz w:val="20"/>
+      </w:rPr>
+    </w:lvl>
+    <w:lvl w:ilvl="5" w:tentative="1">
+      <w:start w:val="1"/>
+      <w:numFmt w:val="bullet"/>
+      <w:lvlText w:val=""/>
+      <w:lvlJc w:val="left"/>
+      <w:pPr>
+        <w:tabs>
+          <w:tab w:val="num" w:pos="4320"/>
+        </w:tabs>
+        <w:ind w:left="4320" w:hanging="360"/>
+      </w:pPr>
+      <w:rPr>
+        <w:rFonts w:ascii="Wingdings" w:hAnsi="Wingdings" w:hint="default"/>
+        <w:sz w:val="20"/>
+      </w:rPr>
+    </w:lvl>
+    <w:lvl w:ilvl="6" w:tentative="1">
+      <w:start w:val="1"/>
+      <w:numFmt w:val="bullet"/>
+      <w:lvlText w:val=""/>
+      <w:lvlJc w:val="left"/>
+      <w:pPr>
+        <w:tabs>
+          <w:tab w:val="num" w:pos="5040"/>
+        </w:tabs>
+        <w:ind w:left="5040" w:hanging="360"/>
+      </w:pPr>
+      <w:rPr>
+        <w:rFonts w:ascii="Wingdings" w:hAnsi="Wingdings" w:hint="default"/>
+        <w:sz w:val="20"/>
+      </w:rPr>
+    </w:lvl>
+    <w:lvl w:ilvl="7" w:tentative="1">
+      <w:start w:val="1"/>
+      <w:numFmt w:val="bullet"/>
+      <w:lvlText w:val=""/>
+      <w:lvlJc w:val="left"/>
+      <w:pPr>
+        <w:tabs>
+          <w:tab w:val="num" w:pos="5760"/>
+        </w:tabs>
+        <w:ind w:left="5760" w:hanging="360"/>
+      </w:pPr>
+      <w:rPr>
+        <w:rFonts w:ascii="Wingdings" w:hAnsi="Wingdings" w:hint="default"/>
+        <w:sz w:val="20"/>
+      </w:rPr>
+    </w:lvl>
+    <w:lvl w:ilvl="8" w:tentative="1">
+      <w:start w:val="1"/>
+      <w:numFmt w:val="bullet"/>
+      <w:lvlText w:val=""/>
+      <w:lvlJc w:val="left"/>
+      <w:pPr>
+        <w:tabs>
+          <w:tab w:val="num" w:pos="6480"/>
+        </w:tabs>
+        <w:ind w:left="6480" w:hanging="360"/>
+      </w:pPr>
+      <w:rPr>
+        <w:rFonts w:ascii="Wingdings" w:hAnsi="Wingdings" w:hint="default"/>
+        <w:sz w:val="20"/>
+      </w:rPr>
+    </w:lvl>
+  </w:abstractNum>
+  <w:abstractNum w:abstractNumId="14">
+    <w:nsid w:val="6ED541D7"/>
+    <w:multiLevelType w:val="multilevel"/>
+    <w:tmpl w:val="1F1A7A84"/>
+    <w:lvl w:ilvl="0">
+      <w:start w:val="1"/>
+      <w:numFmt w:val="bullet"/>
+      <w:lvlText w:val=""/>
+      <w:lvlJc w:val="left"/>
+      <w:pPr>
+        <w:tabs>
+          <w:tab w:val="num" w:pos="720"/>
+        </w:tabs>
+        <w:ind w:left="720" w:hanging="360"/>
+      </w:pPr>
+      <w:rPr>
+        <w:rFonts w:ascii="Symbol" w:hAnsi="Symbol" w:hint="default"/>
+        <w:sz w:val="20"/>
+      </w:rPr>
+    </w:lvl>
+    <w:lvl w:ilvl="1" w:tentative="1">
+      <w:start w:val="1"/>
+      <w:numFmt w:val="bullet"/>
+      <w:lvlText w:val="o"/>
+      <w:lvlJc w:val="left"/>
+      <w:pPr>
+        <w:tabs>
+          <w:tab w:val="num" w:pos="1440"/>
+        </w:tabs>
+        <w:ind w:left="1440" w:hanging="360"/>
+      </w:pPr>
+      <w:rPr>
+        <w:rFonts w:ascii="Courier New" w:hAnsi="Courier New" w:hint="default"/>
+        <w:sz w:val="20"/>
+      </w:rPr>
+    </w:lvl>
+    <w:lvl w:ilvl="2" w:tentative="1">
+      <w:start w:val="1"/>
+      <w:numFmt w:val="bullet"/>
+      <w:lvlText w:val=""/>
+      <w:lvlJc w:val="left"/>
+      <w:pPr>
+        <w:tabs>
+          <w:tab w:val="num" w:pos="2160"/>
+        </w:tabs>
+        <w:ind w:left="2160" w:hanging="360"/>
+      </w:pPr>
+      <w:rPr>
+        <w:rFonts w:ascii="Wingdings" w:hAnsi="Wingdings" w:hint="default"/>
+        <w:sz w:val="20"/>
+      </w:rPr>
+    </w:lvl>
+    <w:lvl w:ilvl="3" w:tentative="1">
+      <w:start w:val="1"/>
+      <w:numFmt w:val="bullet"/>
+      <w:lvlText w:val=""/>
+      <w:lvlJc w:val="left"/>
+      <w:pPr>
+        <w:tabs>
+          <w:tab w:val="num" w:pos="2880"/>
+        </w:tabs>
+        <w:ind w:left="2880" w:hanging="360"/>
+      </w:pPr>
+      <w:rPr>
+        <w:rFonts w:ascii="Wingdings" w:hAnsi="Wingdings" w:hint="default"/>
+        <w:sz w:val="20"/>
+      </w:rPr>
+    </w:lvl>
+    <w:lvl w:ilvl="4" w:tentative="1">
+      <w:start w:val="1"/>
+      <w:numFmt w:val="bullet"/>
+      <w:lvlText w:val=""/>
+      <w:lvlJc w:val="left"/>
+      <w:pPr>
+        <w:tabs>
+          <w:tab w:val="num" w:pos="3600"/>
+        </w:tabs>
+        <w:ind w:left="3600" w:hanging="360"/>
+      </w:pPr>
+      <w:rPr>
+        <w:rFonts w:ascii="Wingdings" w:hAnsi="Wingdings" w:hint="default"/>
+        <w:sz w:val="20"/>
+      </w:rPr>
+    </w:lvl>
+    <w:lvl w:ilvl="5" w:tentative="1">
+      <w:start w:val="1"/>
+      <w:numFmt w:val="bullet"/>
+      <w:lvlText w:val=""/>
+      <w:lvlJc w:val="left"/>
+      <w:pPr>
+        <w:tabs>
+          <w:tab w:val="num" w:pos="4320"/>
+        </w:tabs>
+        <w:ind w:left="4320" w:hanging="360"/>
+      </w:pPr>
+      <w:rPr>
+        <w:rFonts w:ascii="Wingdings" w:hAnsi="Wingdings" w:hint="default"/>
+        <w:sz w:val="20"/>
+      </w:rPr>
+    </w:lvl>
+    <w:lvl w:ilvl="6" w:tentative="1">
+      <w:start w:val="1"/>
+      <w:numFmt w:val="bullet"/>
+      <w:lvlText w:val=""/>
+      <w:lvlJc w:val="left"/>
+      <w:pPr>
+        <w:tabs>
+          <w:tab w:val="num" w:pos="5040"/>
+        </w:tabs>
+        <w:ind w:left="5040" w:hanging="360"/>
+      </w:pPr>
+      <w:rPr>
+        <w:rFonts w:ascii="Wingdings" w:hAnsi="Wingdings" w:hint="default"/>
+        <w:sz w:val="20"/>
+      </w:rPr>
+    </w:lvl>
+    <w:lvl w:ilvl="7" w:tentative="1">
+      <w:start w:val="1"/>
+      <w:numFmt w:val="bullet"/>
+      <w:lvlText w:val=""/>
+      <w:lvlJc w:val="left"/>
+      <w:pPr>
+        <w:tabs>
+          <w:tab w:val="num" w:pos="5760"/>
+        </w:tabs>
+        <w:ind w:left="5760" w:hanging="360"/>
+      </w:pPr>
+      <w:rPr>
+        <w:rFonts w:ascii="Wingdings" w:hAnsi="Wingdings" w:hint="default"/>
+        <w:sz w:val="20"/>
+      </w:rPr>
+    </w:lvl>
+    <w:lvl w:ilvl="8" w:tentative="1">
+      <w:start w:val="1"/>
+      <w:numFmt w:val="bullet"/>
+      <w:lvlText w:val=""/>
+      <w:lvlJc w:val="left"/>
+      <w:pPr>
+        <w:tabs>
+          <w:tab w:val="num" w:pos="6480"/>
+        </w:tabs>
+        <w:ind w:left="6480" w:hanging="360"/>
+      </w:pPr>
+      <w:rPr>
+        <w:rFonts w:ascii="Wingdings" w:hAnsi="Wingdings" w:hint="default"/>
+        <w:sz w:val="20"/>
+      </w:rPr>
+    </w:lvl>
+  </w:abstractNum>
+  <w:num w:numId="1">
+    <w:abstractNumId w:val="10"/>
+  </w:num>
+  <w:num w:numId="2">
+    <w:abstractNumId w:val="2"/>
+  </w:num>
+  <w:num w:numId="3">
+    <w:abstractNumId w:val="11"/>
+  </w:num>
+  <w:num w:numId="4">
+    <w:abstractNumId w:val="14"/>
+  </w:num>
+  <w:num w:numId="5">
+    <w:abstractNumId w:val="4"/>
+  </w:num>
+  <w:num w:numId="6">
+    <w:abstractNumId w:val="8"/>
+  </w:num>
+  <w:num w:numId="7">
+    <w:abstractNumId w:val="0"/>
+  </w:num>
+  <w:num w:numId="8">
+    <w:abstractNumId w:val="1"/>
+  </w:num>
+  <w:num w:numId="9">
+    <w:abstractNumId w:val="12"/>
+  </w:num>
+  <w:num w:numId="10">
+    <w:abstractNumId w:val="13"/>
+  </w:num>
+  <w:num w:numId="11">
+    <w:abstractNumId w:val="9"/>
+  </w:num>
+  <w:num w:numId="12">
+    <w:abstractNumId w:val="6"/>
+  </w:num>
+  <w:num w:numId="13">
+    <w:abstractNumId w:val="5"/>
+  </w:num>
+  <w:num w:numId="14">
+    <w:abstractNumId w:val="3"/>
+  </w:num>
+  <w:num w:numId="15">
+    <w:abstractNumId w:val="7"/>
+  </w:num>
+</w:numbering>
 </file>
 
 <file path=word/styles.xml><?xml version="1.0" encoding="utf-8"?>
@@ -178,6 +6980,96 @@
   <w:style w:type="paragraph" w:default="1" w:styleId="Normal">
     <w:name w:val="Normal"/>
     <w:qFormat/>
+    <w:rsid w:val="002F423B"/>
+    <w:rPr>
+      <w:rFonts w:ascii="Times New Roman" w:hAnsi="Times New Roman" w:cs="Times New Roman"/>
+      <w:sz w:val="24"/>
+      <w:szCs w:val="24"/>
+    </w:rPr>
+  </w:style>
+  <w:style w:type="paragraph" w:styleId="Heading1">
+    <w:name w:val="heading 1"/>
+    <w:basedOn w:val="Normal"/>
+    <w:link w:val="Heading1Char"/>
+    <w:uiPriority w:val="9"/>
+    <w:qFormat/>
+    <w:rsid w:val="003741B5"/>
+    <w:pPr>
+      <w:shd w:val="clear" w:color="auto" w:fill="FFFFFF"/>
+      <w:spacing w:after="100" w:afterAutospacing="1" w:line="240" w:lineRule="auto"/>
+      <w:jc w:val="center"/>
+      <w:outlineLvl w:val="0"/>
+    </w:pPr>
+    <w:rPr>
+      <w:rFonts w:eastAsia="Times New Roman"/>
+      <w:b/>
+      <w:bCs/>
+      <w:kern w:val="36"/>
+      <w:sz w:val="28"/>
+      <w:szCs w:val="28"/>
+    </w:rPr>
+  </w:style>
+  <w:style w:type="paragraph" w:styleId="Heading2">
+    <w:name w:val="heading 2"/>
+    <w:basedOn w:val="Heading1"/>
+    <w:next w:val="Normal"/>
+    <w:link w:val="Heading2Char"/>
+    <w:uiPriority w:val="9"/>
+    <w:unhideWhenUsed/>
+    <w:qFormat/>
+    <w:rsid w:val="00D27C5F"/>
+    <w:pPr>
+      <w:jc w:val="left"/>
+      <w:outlineLvl w:val="1"/>
+    </w:pPr>
+    <w:rPr>
+      <w:spacing w:val="-2"/>
+      <w:sz w:val="24"/>
+      <w:szCs w:val="24"/>
+    </w:rPr>
+  </w:style>
+  <w:style w:type="paragraph" w:styleId="Heading3">
+    <w:name w:val="heading 3"/>
+    <w:basedOn w:val="Heading4"/>
+    <w:next w:val="Normal"/>
+    <w:link w:val="Heading3Char"/>
+    <w:uiPriority w:val="9"/>
+    <w:unhideWhenUsed/>
+    <w:qFormat/>
+    <w:rsid w:val="006D2C06"/>
+    <w:pPr>
+      <w:outlineLvl w:val="2"/>
+    </w:pPr>
+    <w:rPr>
+      <w:rFonts w:ascii="Times New Roman" w:hAnsi="Times New Roman" w:cs="Times New Roman"/>
+      <w:i w:val="0"/>
+      <w:color w:val="auto"/>
+    </w:rPr>
+  </w:style>
+  <w:style w:type="paragraph" w:styleId="Heading4">
+    <w:name w:val="heading 4"/>
+    <w:basedOn w:val="Normal"/>
+    <w:next w:val="Normal"/>
+    <w:link w:val="Heading4Char"/>
+    <w:uiPriority w:val="9"/>
+    <w:semiHidden/>
+    <w:unhideWhenUsed/>
+    <w:qFormat/>
+    <w:rsid w:val="00BD4C09"/>
+    <w:pPr>
+      <w:keepNext/>
+      <w:keepLines/>
+      <w:spacing w:before="200" w:after="0"/>
+      <w:outlineLvl w:val="3"/>
+    </w:pPr>
+    <w:rPr>
+      <w:rFonts w:asciiTheme="majorHAnsi" w:eastAsiaTheme="majorEastAsia" w:hAnsiTheme="majorHAnsi" w:cstheme="majorBidi"/>
+      <w:b/>
+      <w:bCs/>
+      <w:i/>
+      <w:iCs/>
+      <w:color w:val="4F81BD" w:themeColor="accent1"/>
+    </w:rPr>
   </w:style>
   <w:style w:type="character" w:default="1" w:styleId="DefaultParagraphFont">
     <w:name w:val="Default Paragraph Font"/>
@@ -205,6 +7097,210 @@
     <w:uiPriority w:val="99"/>
     <w:semiHidden/>
     <w:unhideWhenUsed/>
+  </w:style>
+  <w:style w:type="character" w:customStyle="1" w:styleId="Heading1Char">
+    <w:name w:val="Heading 1 Char"/>
+    <w:basedOn w:val="DefaultParagraphFont"/>
+    <w:link w:val="Heading1"/>
+    <w:uiPriority w:val="9"/>
+    <w:rsid w:val="003741B5"/>
+    <w:rPr>
+      <w:rFonts w:ascii="Times New Roman" w:eastAsia="Times New Roman" w:hAnsi="Times New Roman" w:cs="Times New Roman"/>
+      <w:b/>
+      <w:bCs/>
+      <w:kern w:val="36"/>
+      <w:sz w:val="28"/>
+      <w:szCs w:val="28"/>
+      <w:shd w:val="clear" w:color="auto" w:fill="FFFFFF"/>
+    </w:rPr>
+  </w:style>
+  <w:style w:type="table" w:styleId="TableGrid">
+    <w:name w:val="Table Grid"/>
+    <w:basedOn w:val="TableNormal"/>
+    <w:uiPriority w:val="59"/>
+    <w:rsid w:val="004865C7"/>
+    <w:pPr>
+      <w:spacing w:after="0" w:line="240" w:lineRule="auto"/>
+    </w:pPr>
+    <w:tblPr>
+      <w:tblBorders>
+        <w:top w:val="single" w:sz="4" w:space="0" w:color="auto"/>
+        <w:left w:val="single" w:sz="4" w:space="0" w:color="auto"/>
+        <w:bottom w:val="single" w:sz="4" w:space="0" w:color="auto"/>
+        <w:right w:val="single" w:sz="4" w:space="0" w:color="auto"/>
+        <w:insideH w:val="single" w:sz="4" w:space="0" w:color="auto"/>
+        <w:insideV w:val="single" w:sz="4" w:space="0" w:color="auto"/>
+      </w:tblBorders>
+    </w:tblPr>
+  </w:style>
+  <w:style w:type="character" w:styleId="Hyperlink">
+    <w:name w:val="Hyperlink"/>
+    <w:basedOn w:val="DefaultParagraphFont"/>
+    <w:uiPriority w:val="99"/>
+    <w:unhideWhenUsed/>
+    <w:rsid w:val="003741B5"/>
+    <w:rPr>
+      <w:color w:val="0000FF" w:themeColor="hyperlink"/>
+      <w:u w:val="single"/>
+    </w:rPr>
+  </w:style>
+  <w:style w:type="character" w:customStyle="1" w:styleId="Heading2Char">
+    <w:name w:val="Heading 2 Char"/>
+    <w:basedOn w:val="DefaultParagraphFont"/>
+    <w:link w:val="Heading2"/>
+    <w:uiPriority w:val="9"/>
+    <w:rsid w:val="00D27C5F"/>
+    <w:rPr>
+      <w:rFonts w:ascii="Times New Roman" w:eastAsia="Times New Roman" w:hAnsi="Times New Roman" w:cs="Times New Roman"/>
+      <w:b/>
+      <w:bCs/>
+      <w:spacing w:val="-2"/>
+      <w:kern w:val="36"/>
+      <w:sz w:val="24"/>
+      <w:szCs w:val="24"/>
+      <w:shd w:val="clear" w:color="auto" w:fill="FFFFFF"/>
+    </w:rPr>
+  </w:style>
+  <w:style w:type="paragraph" w:styleId="NoSpacing">
+    <w:name w:val="No Spacing"/>
+    <w:uiPriority w:val="1"/>
+    <w:qFormat/>
+    <w:rsid w:val="003741B5"/>
+    <w:pPr>
+      <w:spacing w:after="0" w:line="240" w:lineRule="auto"/>
+    </w:pPr>
+    <w:rPr>
+      <w:rFonts w:ascii="Times New Roman" w:hAnsi="Times New Roman" w:cs="Times New Roman"/>
+      <w:sz w:val="24"/>
+      <w:szCs w:val="24"/>
+    </w:rPr>
+  </w:style>
+  <w:style w:type="character" w:customStyle="1" w:styleId="Heading3Char">
+    <w:name w:val="Heading 3 Char"/>
+    <w:basedOn w:val="DefaultParagraphFont"/>
+    <w:link w:val="Heading3"/>
+    <w:uiPriority w:val="9"/>
+    <w:rsid w:val="006D2C06"/>
+    <w:rPr>
+      <w:rFonts w:ascii="Times New Roman" w:eastAsiaTheme="majorEastAsia" w:hAnsi="Times New Roman" w:cs="Times New Roman"/>
+      <w:b/>
+      <w:bCs/>
+      <w:iCs/>
+      <w:sz w:val="24"/>
+      <w:szCs w:val="24"/>
+    </w:rPr>
+  </w:style>
+  <w:style w:type="paragraph" w:styleId="ListParagraph">
+    <w:name w:val="List Paragraph"/>
+    <w:basedOn w:val="Normal"/>
+    <w:uiPriority w:val="34"/>
+    <w:qFormat/>
+    <w:rsid w:val="00D27C5F"/>
+    <w:pPr>
+      <w:ind w:left="720"/>
+      <w:contextualSpacing/>
+    </w:pPr>
+  </w:style>
+  <w:style w:type="paragraph" w:styleId="NormalWeb">
+    <w:name w:val="Normal (Web)"/>
+    <w:basedOn w:val="Normal"/>
+    <w:uiPriority w:val="99"/>
+    <w:unhideWhenUsed/>
+    <w:rsid w:val="008C0E55"/>
+    <w:pPr>
+      <w:spacing w:before="100" w:beforeAutospacing="1" w:after="100" w:afterAutospacing="1" w:line="240" w:lineRule="auto"/>
+    </w:pPr>
+    <w:rPr>
+      <w:rFonts w:eastAsia="Times New Roman"/>
+    </w:rPr>
+  </w:style>
+  <w:style w:type="character" w:styleId="Strong">
+    <w:name w:val="Strong"/>
+    <w:basedOn w:val="DefaultParagraphFont"/>
+    <w:uiPriority w:val="22"/>
+    <w:qFormat/>
+    <w:rsid w:val="00BD4C09"/>
+    <w:rPr>
+      <w:b/>
+      <w:bCs/>
+    </w:rPr>
+  </w:style>
+  <w:style w:type="character" w:customStyle="1" w:styleId="Heading4Char">
+    <w:name w:val="Heading 4 Char"/>
+    <w:basedOn w:val="DefaultParagraphFont"/>
+    <w:link w:val="Heading4"/>
+    <w:uiPriority w:val="9"/>
+    <w:semiHidden/>
+    <w:rsid w:val="00BD4C09"/>
+    <w:rPr>
+      <w:rFonts w:asciiTheme="majorHAnsi" w:eastAsiaTheme="majorEastAsia" w:hAnsiTheme="majorHAnsi" w:cstheme="majorBidi"/>
+      <w:b/>
+      <w:bCs/>
+      <w:i/>
+      <w:iCs/>
+      <w:color w:val="4F81BD" w:themeColor="accent1"/>
+      <w:sz w:val="24"/>
+      <w:szCs w:val="24"/>
+    </w:rPr>
+  </w:style>
+  <w:style w:type="character" w:styleId="HTMLCode">
+    <w:name w:val="HTML Code"/>
+    <w:basedOn w:val="DefaultParagraphFont"/>
+    <w:uiPriority w:val="99"/>
+    <w:semiHidden/>
+    <w:unhideWhenUsed/>
+    <w:rsid w:val="00BD4C09"/>
+    <w:rPr>
+      <w:rFonts w:ascii="Courier New" w:eastAsia="Times New Roman" w:hAnsi="Courier New" w:cs="Courier New"/>
+      <w:sz w:val="20"/>
+      <w:szCs w:val="20"/>
+    </w:rPr>
+  </w:style>
+  <w:style w:type="paragraph" w:styleId="BalloonText">
+    <w:name w:val="Balloon Text"/>
+    <w:basedOn w:val="Normal"/>
+    <w:link w:val="BalloonTextChar"/>
+    <w:uiPriority w:val="99"/>
+    <w:semiHidden/>
+    <w:unhideWhenUsed/>
+    <w:rsid w:val="008D742D"/>
+    <w:pPr>
+      <w:spacing w:after="0" w:line="240" w:lineRule="auto"/>
+    </w:pPr>
+    <w:rPr>
+      <w:rFonts w:ascii="Tahoma" w:hAnsi="Tahoma" w:cs="Tahoma"/>
+      <w:sz w:val="16"/>
+      <w:szCs w:val="16"/>
+    </w:rPr>
+  </w:style>
+  <w:style w:type="character" w:customStyle="1" w:styleId="BalloonTextChar">
+    <w:name w:val="Balloon Text Char"/>
+    <w:basedOn w:val="DefaultParagraphFont"/>
+    <w:link w:val="BalloonText"/>
+    <w:uiPriority w:val="99"/>
+    <w:semiHidden/>
+    <w:rsid w:val="008D742D"/>
+    <w:rPr>
+      <w:rFonts w:ascii="Tahoma" w:hAnsi="Tahoma" w:cs="Tahoma"/>
+      <w:sz w:val="16"/>
+      <w:szCs w:val="16"/>
+    </w:rPr>
+  </w:style>
+  <w:style w:type="paragraph" w:customStyle="1" w:styleId="isselectedend">
+    <w:name w:val="isselectedend"/>
+    <w:basedOn w:val="Normal"/>
+    <w:rsid w:val="00DF28F4"/>
+    <w:pPr>
+      <w:spacing w:before="100" w:beforeAutospacing="1" w:after="100" w:afterAutospacing="1" w:line="240" w:lineRule="auto"/>
+    </w:pPr>
+    <w:rPr>
+      <w:rFonts w:eastAsia="Times New Roman"/>
+    </w:rPr>
+  </w:style>
+  <w:style w:type="character" w:customStyle="1" w:styleId="text-token-text-primary">
+    <w:name w:val="text-token-text-primary"/>
+    <w:basedOn w:val="DefaultParagraphFont"/>
+    <w:rsid w:val="001A693C"/>
   </w:style>
 </w:styles>
 </file>
@@ -368,6 +7464,96 @@
   <w:style w:type="paragraph" w:default="1" w:styleId="Normal">
     <w:name w:val="Normal"/>
     <w:qFormat/>
+    <w:rsid w:val="002F423B"/>
+    <w:rPr>
+      <w:rFonts w:ascii="Times New Roman" w:hAnsi="Times New Roman" w:cs="Times New Roman"/>
+      <w:sz w:val="24"/>
+      <w:szCs w:val="24"/>
+    </w:rPr>
+  </w:style>
+  <w:style w:type="paragraph" w:styleId="Heading1">
+    <w:name w:val="heading 1"/>
+    <w:basedOn w:val="Normal"/>
+    <w:link w:val="Heading1Char"/>
+    <w:uiPriority w:val="9"/>
+    <w:qFormat/>
+    <w:rsid w:val="003741B5"/>
+    <w:pPr>
+      <w:shd w:val="clear" w:color="auto" w:fill="FFFFFF"/>
+      <w:spacing w:after="100" w:afterAutospacing="1" w:line="240" w:lineRule="auto"/>
+      <w:jc w:val="center"/>
+      <w:outlineLvl w:val="0"/>
+    </w:pPr>
+    <w:rPr>
+      <w:rFonts w:eastAsia="Times New Roman"/>
+      <w:b/>
+      <w:bCs/>
+      <w:kern w:val="36"/>
+      <w:sz w:val="28"/>
+      <w:szCs w:val="28"/>
+    </w:rPr>
+  </w:style>
+  <w:style w:type="paragraph" w:styleId="Heading2">
+    <w:name w:val="heading 2"/>
+    <w:basedOn w:val="Heading1"/>
+    <w:next w:val="Normal"/>
+    <w:link w:val="Heading2Char"/>
+    <w:uiPriority w:val="9"/>
+    <w:unhideWhenUsed/>
+    <w:qFormat/>
+    <w:rsid w:val="00D27C5F"/>
+    <w:pPr>
+      <w:jc w:val="left"/>
+      <w:outlineLvl w:val="1"/>
+    </w:pPr>
+    <w:rPr>
+      <w:spacing w:val="-2"/>
+      <w:sz w:val="24"/>
+      <w:szCs w:val="24"/>
+    </w:rPr>
+  </w:style>
+  <w:style w:type="paragraph" w:styleId="Heading3">
+    <w:name w:val="heading 3"/>
+    <w:basedOn w:val="Heading4"/>
+    <w:next w:val="Normal"/>
+    <w:link w:val="Heading3Char"/>
+    <w:uiPriority w:val="9"/>
+    <w:unhideWhenUsed/>
+    <w:qFormat/>
+    <w:rsid w:val="006D2C06"/>
+    <w:pPr>
+      <w:outlineLvl w:val="2"/>
+    </w:pPr>
+    <w:rPr>
+      <w:rFonts w:ascii="Times New Roman" w:hAnsi="Times New Roman" w:cs="Times New Roman"/>
+      <w:i w:val="0"/>
+      <w:color w:val="auto"/>
+    </w:rPr>
+  </w:style>
+  <w:style w:type="paragraph" w:styleId="Heading4">
+    <w:name w:val="heading 4"/>
+    <w:basedOn w:val="Normal"/>
+    <w:next w:val="Normal"/>
+    <w:link w:val="Heading4Char"/>
+    <w:uiPriority w:val="9"/>
+    <w:semiHidden/>
+    <w:unhideWhenUsed/>
+    <w:qFormat/>
+    <w:rsid w:val="00BD4C09"/>
+    <w:pPr>
+      <w:keepNext/>
+      <w:keepLines/>
+      <w:spacing w:before="200" w:after="0"/>
+      <w:outlineLvl w:val="3"/>
+    </w:pPr>
+    <w:rPr>
+      <w:rFonts w:asciiTheme="majorHAnsi" w:eastAsiaTheme="majorEastAsia" w:hAnsiTheme="majorHAnsi" w:cstheme="majorBidi"/>
+      <w:b/>
+      <w:bCs/>
+      <w:i/>
+      <w:iCs/>
+      <w:color w:val="4F81BD" w:themeColor="accent1"/>
+    </w:rPr>
   </w:style>
   <w:style w:type="character" w:default="1" w:styleId="DefaultParagraphFont">
     <w:name w:val="Default Paragraph Font"/>
@@ -395,6 +7581,210 @@
     <w:uiPriority w:val="99"/>
     <w:semiHidden/>
     <w:unhideWhenUsed/>
+  </w:style>
+  <w:style w:type="character" w:customStyle="1" w:styleId="Heading1Char">
+    <w:name w:val="Heading 1 Char"/>
+    <w:basedOn w:val="DefaultParagraphFont"/>
+    <w:link w:val="Heading1"/>
+    <w:uiPriority w:val="9"/>
+    <w:rsid w:val="003741B5"/>
+    <w:rPr>
+      <w:rFonts w:ascii="Times New Roman" w:eastAsia="Times New Roman" w:hAnsi="Times New Roman" w:cs="Times New Roman"/>
+      <w:b/>
+      <w:bCs/>
+      <w:kern w:val="36"/>
+      <w:sz w:val="28"/>
+      <w:szCs w:val="28"/>
+      <w:shd w:val="clear" w:color="auto" w:fill="FFFFFF"/>
+    </w:rPr>
+  </w:style>
+  <w:style w:type="table" w:styleId="TableGrid">
+    <w:name w:val="Table Grid"/>
+    <w:basedOn w:val="TableNormal"/>
+    <w:uiPriority w:val="59"/>
+    <w:rsid w:val="004865C7"/>
+    <w:pPr>
+      <w:spacing w:after="0" w:line="240" w:lineRule="auto"/>
+    </w:pPr>
+    <w:tblPr>
+      <w:tblBorders>
+        <w:top w:val="single" w:sz="4" w:space="0" w:color="auto"/>
+        <w:left w:val="single" w:sz="4" w:space="0" w:color="auto"/>
+        <w:bottom w:val="single" w:sz="4" w:space="0" w:color="auto"/>
+        <w:right w:val="single" w:sz="4" w:space="0" w:color="auto"/>
+        <w:insideH w:val="single" w:sz="4" w:space="0" w:color="auto"/>
+        <w:insideV w:val="single" w:sz="4" w:space="0" w:color="auto"/>
+      </w:tblBorders>
+    </w:tblPr>
+  </w:style>
+  <w:style w:type="character" w:styleId="Hyperlink">
+    <w:name w:val="Hyperlink"/>
+    <w:basedOn w:val="DefaultParagraphFont"/>
+    <w:uiPriority w:val="99"/>
+    <w:unhideWhenUsed/>
+    <w:rsid w:val="003741B5"/>
+    <w:rPr>
+      <w:color w:val="0000FF" w:themeColor="hyperlink"/>
+      <w:u w:val="single"/>
+    </w:rPr>
+  </w:style>
+  <w:style w:type="character" w:customStyle="1" w:styleId="Heading2Char">
+    <w:name w:val="Heading 2 Char"/>
+    <w:basedOn w:val="DefaultParagraphFont"/>
+    <w:link w:val="Heading2"/>
+    <w:uiPriority w:val="9"/>
+    <w:rsid w:val="00D27C5F"/>
+    <w:rPr>
+      <w:rFonts w:ascii="Times New Roman" w:eastAsia="Times New Roman" w:hAnsi="Times New Roman" w:cs="Times New Roman"/>
+      <w:b/>
+      <w:bCs/>
+      <w:spacing w:val="-2"/>
+      <w:kern w:val="36"/>
+      <w:sz w:val="24"/>
+      <w:szCs w:val="24"/>
+      <w:shd w:val="clear" w:color="auto" w:fill="FFFFFF"/>
+    </w:rPr>
+  </w:style>
+  <w:style w:type="paragraph" w:styleId="NoSpacing">
+    <w:name w:val="No Spacing"/>
+    <w:uiPriority w:val="1"/>
+    <w:qFormat/>
+    <w:rsid w:val="003741B5"/>
+    <w:pPr>
+      <w:spacing w:after="0" w:line="240" w:lineRule="auto"/>
+    </w:pPr>
+    <w:rPr>
+      <w:rFonts w:ascii="Times New Roman" w:hAnsi="Times New Roman" w:cs="Times New Roman"/>
+      <w:sz w:val="24"/>
+      <w:szCs w:val="24"/>
+    </w:rPr>
+  </w:style>
+  <w:style w:type="character" w:customStyle="1" w:styleId="Heading3Char">
+    <w:name w:val="Heading 3 Char"/>
+    <w:basedOn w:val="DefaultParagraphFont"/>
+    <w:link w:val="Heading3"/>
+    <w:uiPriority w:val="9"/>
+    <w:rsid w:val="006D2C06"/>
+    <w:rPr>
+      <w:rFonts w:ascii="Times New Roman" w:eastAsiaTheme="majorEastAsia" w:hAnsi="Times New Roman" w:cs="Times New Roman"/>
+      <w:b/>
+      <w:bCs/>
+      <w:iCs/>
+      <w:sz w:val="24"/>
+      <w:szCs w:val="24"/>
+    </w:rPr>
+  </w:style>
+  <w:style w:type="paragraph" w:styleId="ListParagraph">
+    <w:name w:val="List Paragraph"/>
+    <w:basedOn w:val="Normal"/>
+    <w:uiPriority w:val="34"/>
+    <w:qFormat/>
+    <w:rsid w:val="00D27C5F"/>
+    <w:pPr>
+      <w:ind w:left="720"/>
+      <w:contextualSpacing/>
+    </w:pPr>
+  </w:style>
+  <w:style w:type="paragraph" w:styleId="NormalWeb">
+    <w:name w:val="Normal (Web)"/>
+    <w:basedOn w:val="Normal"/>
+    <w:uiPriority w:val="99"/>
+    <w:unhideWhenUsed/>
+    <w:rsid w:val="008C0E55"/>
+    <w:pPr>
+      <w:spacing w:before="100" w:beforeAutospacing="1" w:after="100" w:afterAutospacing="1" w:line="240" w:lineRule="auto"/>
+    </w:pPr>
+    <w:rPr>
+      <w:rFonts w:eastAsia="Times New Roman"/>
+    </w:rPr>
+  </w:style>
+  <w:style w:type="character" w:styleId="Strong">
+    <w:name w:val="Strong"/>
+    <w:basedOn w:val="DefaultParagraphFont"/>
+    <w:uiPriority w:val="22"/>
+    <w:qFormat/>
+    <w:rsid w:val="00BD4C09"/>
+    <w:rPr>
+      <w:b/>
+      <w:bCs/>
+    </w:rPr>
+  </w:style>
+  <w:style w:type="character" w:customStyle="1" w:styleId="Heading4Char">
+    <w:name w:val="Heading 4 Char"/>
+    <w:basedOn w:val="DefaultParagraphFont"/>
+    <w:link w:val="Heading4"/>
+    <w:uiPriority w:val="9"/>
+    <w:semiHidden/>
+    <w:rsid w:val="00BD4C09"/>
+    <w:rPr>
+      <w:rFonts w:asciiTheme="majorHAnsi" w:eastAsiaTheme="majorEastAsia" w:hAnsiTheme="majorHAnsi" w:cstheme="majorBidi"/>
+      <w:b/>
+      <w:bCs/>
+      <w:i/>
+      <w:iCs/>
+      <w:color w:val="4F81BD" w:themeColor="accent1"/>
+      <w:sz w:val="24"/>
+      <w:szCs w:val="24"/>
+    </w:rPr>
+  </w:style>
+  <w:style w:type="character" w:styleId="HTMLCode">
+    <w:name w:val="HTML Code"/>
+    <w:basedOn w:val="DefaultParagraphFont"/>
+    <w:uiPriority w:val="99"/>
+    <w:semiHidden/>
+    <w:unhideWhenUsed/>
+    <w:rsid w:val="00BD4C09"/>
+    <w:rPr>
+      <w:rFonts w:ascii="Courier New" w:eastAsia="Times New Roman" w:hAnsi="Courier New" w:cs="Courier New"/>
+      <w:sz w:val="20"/>
+      <w:szCs w:val="20"/>
+    </w:rPr>
+  </w:style>
+  <w:style w:type="paragraph" w:styleId="BalloonText">
+    <w:name w:val="Balloon Text"/>
+    <w:basedOn w:val="Normal"/>
+    <w:link w:val="BalloonTextChar"/>
+    <w:uiPriority w:val="99"/>
+    <w:semiHidden/>
+    <w:unhideWhenUsed/>
+    <w:rsid w:val="008D742D"/>
+    <w:pPr>
+      <w:spacing w:after="0" w:line="240" w:lineRule="auto"/>
+    </w:pPr>
+    <w:rPr>
+      <w:rFonts w:ascii="Tahoma" w:hAnsi="Tahoma" w:cs="Tahoma"/>
+      <w:sz w:val="16"/>
+      <w:szCs w:val="16"/>
+    </w:rPr>
+  </w:style>
+  <w:style w:type="character" w:customStyle="1" w:styleId="BalloonTextChar">
+    <w:name w:val="Balloon Text Char"/>
+    <w:basedOn w:val="DefaultParagraphFont"/>
+    <w:link w:val="BalloonText"/>
+    <w:uiPriority w:val="99"/>
+    <w:semiHidden/>
+    <w:rsid w:val="008D742D"/>
+    <w:rPr>
+      <w:rFonts w:ascii="Tahoma" w:hAnsi="Tahoma" w:cs="Tahoma"/>
+      <w:sz w:val="16"/>
+      <w:szCs w:val="16"/>
+    </w:rPr>
+  </w:style>
+  <w:style w:type="paragraph" w:customStyle="1" w:styleId="isselectedend">
+    <w:name w:val="isselectedend"/>
+    <w:basedOn w:val="Normal"/>
+    <w:rsid w:val="00DF28F4"/>
+    <w:pPr>
+      <w:spacing w:before="100" w:beforeAutospacing="1" w:after="100" w:afterAutospacing="1" w:line="240" w:lineRule="auto"/>
+    </w:pPr>
+    <w:rPr>
+      <w:rFonts w:eastAsia="Times New Roman"/>
+    </w:rPr>
+  </w:style>
+  <w:style w:type="character" w:customStyle="1" w:styleId="text-token-text-primary">
+    <w:name w:val="text-token-text-primary"/>
+    <w:basedOn w:val="DefaultParagraphFont"/>
+    <w:rsid w:val="001A693C"/>
   </w:style>
 </w:styles>
 </file>

--- a/Group5_Report.docx
+++ b/Group5_Report.docx
@@ -1774,7 +1774,7 @@
     <w:p>
       <w:r>
         <w:drawing>
-          <wp:inline distT="0" distB="0" distL="0" distR="0" wp14:anchorId="54A7A38E" wp14:editId="3E3A6204">
+          <wp:inline distT="0" distB="0" distL="0" distR="0" wp14:anchorId="4CF8293E" wp14:editId="67531AE5">
             <wp:extent cx="5943600" cy="2053590"/>
             <wp:effectExtent l="0" t="0" r="0" b="3810"/>
             <wp:docPr id="1" name="Picture 1"/>
@@ -2588,7 +2588,7 @@
       </w:pPr>
       <w:r>
         <w:drawing>
-          <wp:inline distT="0" distB="0" distL="0" distR="0" wp14:anchorId="60CF0EB7" wp14:editId="02746577">
+          <wp:inline distT="0" distB="0" distL="0" distR="0" wp14:anchorId="7A3BA831" wp14:editId="5DB05A4F">
             <wp:extent cx="5943600" cy="1212850"/>
             <wp:effectExtent l="0" t="0" r="0" b="6350"/>
             <wp:docPr id="2" name="Picture 2"/>
@@ -4085,7 +4085,19 @@
         <w:rPr>
           <w:rFonts w:eastAsia="Times New Roman"/>
         </w:rPr>
-        <w:t xml:space="preserve"> ProductID.</w:t>
+        <w:t xml:space="preserve"> </w:t>
+      </w:r>
+      <w:r>
+        <w:rPr>
+          <w:rFonts w:eastAsia="Times New Roman"/>
+        </w:rPr>
+        <w:t>ProductID</w:t>
+      </w:r>
+      <w:r>
+        <w:rPr>
+          <w:rFonts w:eastAsia="Times New Roman"/>
+        </w:rPr>
+        <w:t>.</w:t>
       </w:r>
     </w:p>
     <w:p>
@@ -4111,7 +4123,67 @@
         <w:rPr>
           <w:rFonts w:eastAsia="Times New Roman"/>
         </w:rPr>
-        <w:t xml:space="preserve"> bỏ ProductName, Category, Brand khỏi bảng giao dịch, vì bảng master đã có sẵn các thuộc tính này. Nếu giữ lại, pandas sẽ sinh ra các cột _x, _y gây nhầm lẫn. </w:t>
+        <w:t xml:space="preserve"> bỏ </w:t>
+      </w:r>
+      <w:r>
+        <w:rPr>
+          <w:rFonts w:eastAsia="Times New Roman"/>
+        </w:rPr>
+        <w:t>ProductName</w:t>
+      </w:r>
+      <w:r>
+        <w:rPr>
+          <w:rFonts w:eastAsia="Times New Roman"/>
+        </w:rPr>
+        <w:t xml:space="preserve">, </w:t>
+      </w:r>
+      <w:r>
+        <w:rPr>
+          <w:rFonts w:eastAsia="Times New Roman"/>
+        </w:rPr>
+        <w:t>Category</w:t>
+      </w:r>
+      <w:r>
+        <w:rPr>
+          <w:rFonts w:eastAsia="Times New Roman"/>
+        </w:rPr>
+        <w:t xml:space="preserve">, </w:t>
+      </w:r>
+      <w:r>
+        <w:rPr>
+          <w:rFonts w:eastAsia="Times New Roman"/>
+        </w:rPr>
+        <w:t>Brand</w:t>
+      </w:r>
+      <w:r>
+        <w:rPr>
+          <w:rFonts w:eastAsia="Times New Roman"/>
+        </w:rPr>
+        <w:t xml:space="preserve"> khỏi bảng giao dịch, vì bảng master đã có sẵn các thuộc tính này. Nếu giữ lại, pandas sẽ sinh ra các cột </w:t>
+      </w:r>
+      <w:r>
+        <w:rPr>
+          <w:rFonts w:eastAsia="Times New Roman"/>
+        </w:rPr>
+        <w:t>_x</w:t>
+      </w:r>
+      <w:r>
+        <w:rPr>
+          <w:rFonts w:eastAsia="Times New Roman"/>
+        </w:rPr>
+        <w:t xml:space="preserve">, </w:t>
+      </w:r>
+      <w:r>
+        <w:rPr>
+          <w:rFonts w:eastAsia="Times New Roman"/>
+        </w:rPr>
+        <w:t>_y</w:t>
+      </w:r>
+      <w:r>
+        <w:rPr>
+          <w:rFonts w:eastAsia="Times New Roman"/>
+        </w:rPr>
+        <w:t xml:space="preserve"> gây nhầm lẫn. </w:t>
       </w:r>
       <w:r>
         <w:rPr>
@@ -4158,7 +4230,43 @@
         <w:rPr>
           <w:rFonts w:eastAsia="Times New Roman"/>
         </w:rPr>
-        <w:t xml:space="preserve"> Price của bảng giao dịch thành UnitPrice để phân biệt với Price của master.</w:t>
+        <w:t xml:space="preserve"> </w:t>
+      </w:r>
+      <w:r>
+        <w:rPr>
+          <w:rFonts w:eastAsia="Times New Roman"/>
+        </w:rPr>
+        <w:t>Price</w:t>
+      </w:r>
+      <w:r>
+        <w:rPr>
+          <w:rFonts w:eastAsia="Times New Roman"/>
+        </w:rPr>
+        <w:t xml:space="preserve"> của bảng giao dịch thành </w:t>
+      </w:r>
+      <w:r>
+        <w:rPr>
+          <w:rFonts w:eastAsia="Times New Roman"/>
+        </w:rPr>
+        <w:t>UnitPrice</w:t>
+      </w:r>
+      <w:r>
+        <w:rPr>
+          <w:rFonts w:eastAsia="Times New Roman"/>
+        </w:rPr>
+        <w:t xml:space="preserve"> để phân biệt với </w:t>
+      </w:r>
+      <w:r>
+        <w:rPr>
+          <w:rFonts w:eastAsia="Times New Roman"/>
+        </w:rPr>
+        <w:t>Price</w:t>
+      </w:r>
+      <w:r>
+        <w:rPr>
+          <w:rFonts w:eastAsia="Times New Roman"/>
+        </w:rPr>
+        <w:t xml:space="preserve"> của master.</w:t>
       </w:r>
     </w:p>
     <w:p>
@@ -4538,7 +4646,67 @@
         <w:rPr>
           <w:rFonts w:eastAsia="Times New Roman"/>
         </w:rPr>
-        <w:t xml:space="preserve"> 8.547 dòng sản phẩm không có đơn hàng sẽ mang toàn bộ cột giao dịch (Age, Quantity, TotalAmount, City...) là NaN. Khi đó các phép tính như tuổi trung bình, số khách hàng hay doanh thu sẽ bị nhiễu, và đến 8.494 dòng trong số đó là thiếu do cấu trúc chứ không phải do dữ liệu lỗi.</w:t>
+        <w:t xml:space="preserve"> 8.547 dòng sản phẩm không có đơn hàng sẽ mang toàn bộ cột giao dịch (</w:t>
+      </w:r>
+      <w:r>
+        <w:rPr>
+          <w:rFonts w:eastAsia="Times New Roman"/>
+        </w:rPr>
+        <w:t>Age</w:t>
+      </w:r>
+      <w:r>
+        <w:rPr>
+          <w:rFonts w:eastAsia="Times New Roman"/>
+        </w:rPr>
+        <w:t xml:space="preserve">, </w:t>
+      </w:r>
+      <w:r>
+        <w:rPr>
+          <w:rFonts w:eastAsia="Times New Roman"/>
+        </w:rPr>
+        <w:t>Quantity</w:t>
+      </w:r>
+      <w:r>
+        <w:rPr>
+          <w:rFonts w:eastAsia="Times New Roman"/>
+        </w:rPr>
+        <w:t xml:space="preserve">, </w:t>
+      </w:r>
+      <w:r>
+        <w:rPr>
+          <w:rFonts w:eastAsia="Times New Roman"/>
+        </w:rPr>
+        <w:t>TotalAmount</w:t>
+      </w:r>
+      <w:r>
+        <w:rPr>
+          <w:rFonts w:eastAsia="Times New Roman"/>
+        </w:rPr>
+        <w:t xml:space="preserve">, </w:t>
+      </w:r>
+      <w:r>
+        <w:rPr>
+          <w:rFonts w:eastAsia="Times New Roman"/>
+        </w:rPr>
+        <w:t>City</w:t>
+      </w:r>
+      <w:r>
+        <w:rPr>
+          <w:rFonts w:eastAsia="Times New Roman"/>
+        </w:rPr>
+        <w:t xml:space="preserve">...) là </w:t>
+      </w:r>
+      <w:r>
+        <w:rPr>
+          <w:rFonts w:eastAsia="Times New Roman"/>
+        </w:rPr>
+        <w:t>NaN</w:t>
+      </w:r>
+      <w:r>
+        <w:rPr>
+          <w:rFonts w:eastAsia="Times New Roman"/>
+        </w:rPr>
+        <w:t>. Khi đó các phép tính như tuổi trung bình, số khách hàng hay doanh thu sẽ bị nhiễu, và đến 8.494 dòng trong số đó là thiếu do cấu trúc chứ không phải do dữ liệu lỗi.</w:t>
       </w:r>
     </w:p>
     <w:p>
@@ -4578,85 +4746,2605 @@
         <w:rPr>
           <w:rFonts w:eastAsia="Times New Roman"/>
         </w:rPr>
-        <w:t xml:space="preserve"> giao dịch nếu có ProductID không tồn tại trong master. Dòng đó vẫn hiện ra với giá trị NaN để nhóm phát hiện và xử lý, đúng tinh thần kiểm soát chất lượng dữ liệu.</w:t>
+        <w:t xml:space="preserve"> giao dịch nếu có </w:t>
+      </w:r>
+      <w:r>
+        <w:rPr>
+          <w:rFonts w:eastAsia="Times New Roman"/>
+        </w:rPr>
+        <w:t>ProductID</w:t>
+      </w:r>
+      <w:r>
+        <w:rPr>
+          <w:rFonts w:eastAsia="Times New Roman"/>
+        </w:rPr>
+        <w:t xml:space="preserve"> không tồn tại trong master. Dòng đó vẫn hiện ra với giá trị </w:t>
+      </w:r>
+      <w:r>
+        <w:rPr>
+          <w:rFonts w:eastAsia="Times New Roman"/>
+        </w:rPr>
+        <w:t>NaN</w:t>
+      </w:r>
+      <w:r>
+        <w:rPr>
+          <w:rFonts w:eastAsia="Times New Roman"/>
+        </w:rPr>
+        <w:t xml:space="preserve"> để nhóm phát hiện và xử lý, đúng tinh thần kiểm soát chất lượng dữ liệu.</w:t>
       </w:r>
     </w:p>
     <w:p>
       <w:pPr>
         <w:pStyle w:val="Heading1"/>
-        <w:jc w:val="left"/>
-      </w:pPr>
-      <w:r>
-        <w:t>Step</w:t>
-      </w:r>
-      <w:r>
-        <w:rPr>
-          <w:spacing w:val="-12"/>
-        </w:rPr>
+        <w:rPr>
+          <w:sz w:val="24"/>
+          <w:szCs w:val="24"/>
+        </w:rPr>
+      </w:pPr>
+      <w:r>
+        <w:rPr>
+          <w:sz w:val="24"/>
+          <w:szCs w:val="24"/>
+        </w:rPr>
+        <w:t>Step 4: MODERN DATA STORAGE</w:t>
+      </w:r>
+    </w:p>
+    <w:p>
+      <w:pPr>
+        <w:pStyle w:val="Heading2"/>
+      </w:pPr>
+      <w:r>
+        <w:t>4.1. Mục tiêu</w:t>
+      </w:r>
+    </w:p>
+    <w:p>
+      <w:pPr>
+        <w:pStyle w:val="NormalWeb"/>
+      </w:pPr>
+      <w:r>
+        <w:t>Sau khi hoàn thành quá trình tích hợp dữ liệu ở Step 3, Nhóm 5 tiến hành lưu trữ bộ dữ liệu cuối cùng vào hai loại cơ sở dữ liệu khác nhau theo yêu cầu của project.</w:t>
+      </w:r>
+    </w:p>
+    <w:p>
+      <w:pPr>
+        <w:pStyle w:val="NormalWeb"/>
+      </w:pPr>
+      <w:r>
+        <w:t>Hai lựa chọn được sử dụng là:</w:t>
+      </w:r>
+    </w:p>
+    <w:p>
+      <w:pPr>
+        <w:pStyle w:val="NormalWeb"/>
+        <w:numPr>
+          <w:ilvl w:val="0"/>
+          <w:numId w:val="16"/>
+        </w:numPr>
+      </w:pPr>
+      <w:r>
+        <w:rPr>
+          <w:rStyle w:val="Strong"/>
+        </w:rPr>
+        <w:t>MongoDB Atlas</w:t>
+      </w:r>
+      <w:r>
+        <w:t xml:space="preserve"> – Cloud Document Database.</w:t>
+      </w:r>
+    </w:p>
+    <w:p>
+      <w:pPr>
+        <w:pStyle w:val="NormalWeb"/>
+        <w:numPr>
+          <w:ilvl w:val="0"/>
+          <w:numId w:val="16"/>
+        </w:numPr>
+      </w:pPr>
+      <w:r>
+        <w:rPr>
+          <w:rStyle w:val="Strong"/>
+        </w:rPr>
+        <w:t>SQLite</w:t>
+      </w:r>
+      <w:r>
+        <w:t xml:space="preserve"> – Traditional Relational Database.</w:t>
+      </w:r>
+    </w:p>
+    <w:p>
+      <w:pPr>
+        <w:pStyle w:val="NormalWeb"/>
+      </w:pPr>
+      <w:r>
+        <w:t xml:space="preserve">Bộ dữ liệu được sử dụng là </w:t>
+      </w:r>
+      <w:r>
+        <w:rPr>
+          <w:rStyle w:val="HTMLCode"/>
+          <w:rFonts w:ascii="Times New Roman" w:hAnsi="Times New Roman" w:cs="Times New Roman"/>
+          <w:sz w:val="24"/>
+          <w:szCs w:val="24"/>
+        </w:rPr>
+        <w:t>final_master_dataset.csv</w:t>
+      </w:r>
+      <w:r>
+        <w:t xml:space="preserve">, gồm </w:t>
+      </w:r>
+      <w:r>
+        <w:rPr>
+          <w:rStyle w:val="Strong"/>
+        </w:rPr>
+        <w:t>1.000 giao dịch và 20 thuộc tính</w:t>
+      </w:r>
+      <w:r>
+        <w:t>.</w:t>
+      </w:r>
+    </w:p>
+    <w:p>
+      <w:pPr>
+        <w:pStyle w:val="Heading2"/>
+      </w:pPr>
+      <w:r>
+        <w:lastRenderedPageBreak/>
+        <w:t>4.2. MongoDB Atlas – Cloud Document Database</w:t>
+      </w:r>
+    </w:p>
+    <w:p>
+      <w:pPr>
+        <w:pStyle w:val="Heading3"/>
+      </w:pPr>
+      <w:r>
+        <w:t>4.2.1. Kết nối MongoDB Atlas</w:t>
+      </w:r>
+    </w:p>
+    <w:p>
+      <w:pPr>
+        <w:pStyle w:val="NormalWeb"/>
+      </w:pPr>
+      <w:r>
+        <w:t xml:space="preserve">Nhóm sử dụng thư viện </w:t>
+      </w:r>
+      <w:r>
+        <w:rPr>
+          <w:rStyle w:val="HTMLCode"/>
+          <w:rFonts w:ascii="Times New Roman" w:hAnsi="Times New Roman" w:cs="Times New Roman"/>
+          <w:sz w:val="24"/>
+          <w:szCs w:val="24"/>
+        </w:rPr>
+        <w:t>pymongo</w:t>
+      </w:r>
+      <w:r>
+        <w:t xml:space="preserve"> để kết nối Python với MongoDB Atlas. Mật khẩu được nhập bằng </w:t>
+      </w:r>
+      <w:r>
+        <w:rPr>
+          <w:rStyle w:val="HTMLCode"/>
+          <w:rFonts w:ascii="Times New Roman" w:hAnsi="Times New Roman" w:cs="Times New Roman"/>
+          <w:sz w:val="24"/>
+          <w:szCs w:val="24"/>
+        </w:rPr>
+        <w:t>getpass</w:t>
+      </w:r>
+      <w:r>
+        <w:t xml:space="preserve"> để không hiển thị trực tiếp trong notebook.</w:t>
+      </w:r>
+    </w:p>
+    <w:p>
+      <w:pPr>
+        <w:pStyle w:val="NormalWeb"/>
+      </w:pPr>
+      <w:r>
+        <w:t xml:space="preserve">Sau khi kết nối, nhóm sử dụng lệnh </w:t>
+      </w:r>
+      <w:r>
+        <w:rPr>
+          <w:rStyle w:val="HTMLCode"/>
+          <w:rFonts w:ascii="Times New Roman" w:hAnsi="Times New Roman" w:cs="Times New Roman"/>
+          <w:sz w:val="24"/>
+          <w:szCs w:val="24"/>
+        </w:rPr>
+        <w:t>ping</w:t>
+      </w:r>
+      <w:r>
+        <w:t xml:space="preserve"> để kiểm tra kết nối với MongoDB Atlas.</w:t>
+      </w:r>
+    </w:p>
+    <w:p>
+      <w:pPr>
+        <w:pStyle w:val="NormalWeb"/>
+      </w:pPr>
+      <w:r>
+        <w:t>Kết quả:</w:t>
+      </w:r>
+      <w:r>
         <w:t xml:space="preserve"> </w:t>
       </w:r>
       <w:r>
-        <w:t>4:</w:t>
-      </w:r>
-      <w:r>
-        <w:rPr>
-          <w:spacing w:val="-10"/>
-        </w:rPr>
+        <w:rPr>
+          <w:rStyle w:val="HTMLCode"/>
+          <w:rFonts w:ascii="Times New Roman" w:hAnsi="Times New Roman" w:cs="Times New Roman"/>
+          <w:sz w:val="24"/>
+          <w:szCs w:val="24"/>
+        </w:rPr>
+        <w:t>Connected successfully</w:t>
+      </w:r>
+      <w:r>
+        <w:rPr>
+          <w:rStyle w:val="HTMLCode"/>
+          <w:rFonts w:ascii="Times New Roman" w:hAnsi="Times New Roman" w:cs="Times New Roman"/>
+          <w:sz w:val="24"/>
+          <w:szCs w:val="24"/>
+        </w:rPr>
+        <w:t xml:space="preserve"> và </w:t>
+      </w:r>
+      <w:r>
+        <w:t>s</w:t>
+      </w:r>
+      <w:r>
+        <w:t>au khi kết nối thành công, nhóm tạo:</w:t>
+      </w:r>
+    </w:p>
+    <w:p>
+      <w:pPr>
+        <w:pStyle w:val="NormalWeb"/>
+        <w:numPr>
+          <w:ilvl w:val="0"/>
+          <w:numId w:val="17"/>
+        </w:numPr>
+      </w:pPr>
+      <w:r>
+        <w:rPr>
+          <w:rStyle w:val="Strong"/>
+        </w:rPr>
+        <w:t>Database:</w:t>
+      </w:r>
+      <w:r>
         <w:t xml:space="preserve"> </w:t>
       </w:r>
       <w:r>
-        <w:t>MODERN</w:t>
-      </w:r>
-      <w:r>
-        <w:rPr>
-          <w:spacing w:val="-10"/>
-        </w:rPr>
+        <w:rPr>
+          <w:rStyle w:val="HTMLCode"/>
+          <w:rFonts w:ascii="Times New Roman" w:hAnsi="Times New Roman" w:cs="Times New Roman"/>
+          <w:sz w:val="24"/>
+          <w:szCs w:val="24"/>
+        </w:rPr>
+        <w:t>pharmacity_db</w:t>
+      </w:r>
+    </w:p>
+    <w:p>
+      <w:pPr>
+        <w:pStyle w:val="NormalWeb"/>
+        <w:numPr>
+          <w:ilvl w:val="0"/>
+          <w:numId w:val="17"/>
+        </w:numPr>
+      </w:pPr>
+      <w:r>
+        <w:rPr>
+          <w:rStyle w:val="Strong"/>
+        </w:rPr>
+        <w:t>Collection:</w:t>
+      </w:r>
+      <w:r>
         <w:t xml:space="preserve"> </w:t>
       </w:r>
       <w:r>
-        <w:t>DATA</w:t>
-      </w:r>
-      <w:r>
-        <w:rPr>
-          <w:spacing w:val="-16"/>
+        <w:rPr>
+          <w:rStyle w:val="HTMLCode"/>
+          <w:rFonts w:ascii="Times New Roman" w:hAnsi="Times New Roman" w:cs="Times New Roman"/>
+          <w:sz w:val="24"/>
+          <w:szCs w:val="24"/>
+        </w:rPr>
+        <w:t>master_dataset</w:t>
+      </w:r>
+    </w:p>
+    <w:p>
+      <w:pPr>
+        <w:pStyle w:val="NormalWeb"/>
+      </w:pPr>
+      <w:r>
+        <w:t xml:space="preserve">Collection </w:t>
+      </w:r>
+      <w:r>
+        <w:rPr>
+          <w:rStyle w:val="HTMLCode"/>
+          <w:rFonts w:ascii="Times New Roman" w:hAnsi="Times New Roman" w:cs="Times New Roman"/>
+          <w:sz w:val="24"/>
+          <w:szCs w:val="24"/>
+        </w:rPr>
+        <w:t>master_dataset</w:t>
+      </w:r>
+      <w:r>
+        <w:t xml:space="preserve"> được sử dụng để lưu các bản ghi của dataset cuối cùng.</w:t>
+      </w:r>
+    </w:p>
+    <w:p>
+      <w:pPr>
+        <w:pStyle w:val="Heading3"/>
+      </w:pPr>
+      <w:r>
+        <w:t>4.2.2</w:t>
+      </w:r>
+      <w:r>
+        <w:t>. Ingest dữ liệu vào MongoDB</w:t>
+      </w:r>
+    </w:p>
+    <w:p>
+      <w:pPr>
+        <w:shd w:val="clear" w:color="auto" w:fill="121314"/>
+        <w:spacing w:after="0" w:line="285" w:lineRule="atLeast"/>
+        <w:rPr>
+          <w:rFonts w:eastAsia="Times New Roman"/>
+          <w:color w:val="BBBEBF"/>
+        </w:rPr>
+      </w:pPr>
+      <w:r>
+        <w:rPr>
+          <w:rFonts w:eastAsia="Times New Roman"/>
+          <w:color w:val="C9D1D9"/>
+        </w:rPr>
+        <w:t>df</w:t>
+      </w:r>
+      <w:r>
+        <w:rPr>
+          <w:rFonts w:eastAsia="Times New Roman"/>
+          <w:color w:val="BBBEBF"/>
         </w:rPr>
         <w:t xml:space="preserve"> </w:t>
       </w:r>
       <w:r>
-        <w:t>STORAGE</w:t>
-      </w:r>
-    </w:p>
-    <w:p>
+        <w:rPr>
+          <w:rFonts w:eastAsia="Times New Roman"/>
+          <w:color w:val="D4D4D4"/>
+        </w:rPr>
+        <w:t>=</w:t>
+      </w:r>
+      <w:r>
+        <w:rPr>
+          <w:rFonts w:eastAsia="Times New Roman"/>
+          <w:color w:val="BBBEBF"/>
+        </w:rPr>
+        <w:t xml:space="preserve"> </w:t>
+      </w:r>
+      <w:r>
+        <w:rPr>
+          <w:rFonts w:eastAsia="Times New Roman"/>
+          <w:color w:val="4EC9B0"/>
+        </w:rPr>
+        <w:t>pd</w:t>
+      </w:r>
+      <w:r>
+        <w:rPr>
+          <w:rFonts w:eastAsia="Times New Roman"/>
+          <w:color w:val="BBBEBF"/>
+        </w:rPr>
+        <w:t>.</w:t>
+      </w:r>
+      <w:r>
+        <w:rPr>
+          <w:rFonts w:eastAsia="Times New Roman"/>
+          <w:color w:val="D2A8FF"/>
+        </w:rPr>
+        <w:t>read_csv</w:t>
+      </w:r>
+      <w:r>
+        <w:rPr>
+          <w:rFonts w:eastAsia="Times New Roman"/>
+          <w:color w:val="BBBEBF"/>
+        </w:rPr>
+        <w:t>(</w:t>
+      </w:r>
+      <w:r>
+        <w:rPr>
+          <w:rFonts w:eastAsia="Times New Roman"/>
+          <w:color w:val="A5D6FF"/>
+        </w:rPr>
+        <w:t>"final_master_dataset.csv"</w:t>
+      </w:r>
+      <w:r>
+        <w:rPr>
+          <w:rFonts w:eastAsia="Times New Roman"/>
+          <w:color w:val="BBBEBF"/>
+        </w:rPr>
+        <w:t>)</w:t>
+      </w:r>
+    </w:p>
+    <w:p>
+      <w:pPr>
+        <w:shd w:val="clear" w:color="auto" w:fill="121314"/>
+        <w:spacing w:after="0" w:line="285" w:lineRule="atLeast"/>
+        <w:rPr>
+          <w:rFonts w:eastAsia="Times New Roman"/>
+          <w:color w:val="BBBEBF"/>
+        </w:rPr>
+      </w:pPr>
+    </w:p>
+    <w:p>
+      <w:pPr>
+        <w:shd w:val="clear" w:color="auto" w:fill="121314"/>
+        <w:spacing w:after="0" w:line="285" w:lineRule="atLeast"/>
+        <w:rPr>
+          <w:rFonts w:eastAsia="Times New Roman"/>
+          <w:color w:val="BBBEBF"/>
+        </w:rPr>
+      </w:pPr>
+      <w:r>
+        <w:rPr>
+          <w:rFonts w:eastAsia="Times New Roman"/>
+          <w:color w:val="C9D1D9"/>
+        </w:rPr>
+        <w:t>df</w:t>
+      </w:r>
+      <w:r>
+        <w:rPr>
+          <w:rFonts w:eastAsia="Times New Roman"/>
+          <w:color w:val="BBBEBF"/>
+        </w:rPr>
+        <w:t>[</w:t>
+      </w:r>
+      <w:r>
+        <w:rPr>
+          <w:rFonts w:eastAsia="Times New Roman"/>
+          <w:color w:val="A5D6FF"/>
+        </w:rPr>
+        <w:t>"PurchaseDate"</w:t>
+      </w:r>
+      <w:r>
+        <w:rPr>
+          <w:rFonts w:eastAsia="Times New Roman"/>
+          <w:color w:val="BBBEBF"/>
+        </w:rPr>
+        <w:t xml:space="preserve">] </w:t>
+      </w:r>
+      <w:r>
+        <w:rPr>
+          <w:rFonts w:eastAsia="Times New Roman"/>
+          <w:color w:val="D4D4D4"/>
+        </w:rPr>
+        <w:t>=</w:t>
+      </w:r>
+      <w:r>
+        <w:rPr>
+          <w:rFonts w:eastAsia="Times New Roman"/>
+          <w:color w:val="BBBEBF"/>
+        </w:rPr>
+        <w:t xml:space="preserve"> </w:t>
+      </w:r>
+      <w:r>
+        <w:rPr>
+          <w:rFonts w:eastAsia="Times New Roman"/>
+          <w:color w:val="4EC9B0"/>
+        </w:rPr>
+        <w:t>pd</w:t>
+      </w:r>
+      <w:r>
+        <w:rPr>
+          <w:rFonts w:eastAsia="Times New Roman"/>
+          <w:color w:val="BBBEBF"/>
+        </w:rPr>
+        <w:t>.</w:t>
+      </w:r>
+      <w:r>
+        <w:rPr>
+          <w:rFonts w:eastAsia="Times New Roman"/>
+          <w:color w:val="D2A8FF"/>
+        </w:rPr>
+        <w:t>to_datetime</w:t>
+      </w:r>
+      <w:r>
+        <w:rPr>
+          <w:rFonts w:eastAsia="Times New Roman"/>
+          <w:color w:val="BBBEBF"/>
+        </w:rPr>
+        <w:t>(</w:t>
+      </w:r>
+      <w:r>
+        <w:rPr>
+          <w:rFonts w:eastAsia="Times New Roman"/>
+          <w:color w:val="C9D1D9"/>
+        </w:rPr>
+        <w:t>df</w:t>
+      </w:r>
+      <w:r>
+        <w:rPr>
+          <w:rFonts w:eastAsia="Times New Roman"/>
+          <w:color w:val="BBBEBF"/>
+        </w:rPr>
+        <w:t>[</w:t>
+      </w:r>
+      <w:r>
+        <w:rPr>
+          <w:rFonts w:eastAsia="Times New Roman"/>
+          <w:color w:val="A5D6FF"/>
+        </w:rPr>
+        <w:t>"PurchaseDate"</w:t>
+      </w:r>
+      <w:r>
+        <w:rPr>
+          <w:rFonts w:eastAsia="Times New Roman"/>
+          <w:color w:val="BBBEBF"/>
+        </w:rPr>
+        <w:t>])</w:t>
+      </w:r>
+    </w:p>
+    <w:p>
+      <w:pPr>
+        <w:shd w:val="clear" w:color="auto" w:fill="121314"/>
+        <w:spacing w:after="0" w:line="285" w:lineRule="atLeast"/>
+        <w:rPr>
+          <w:rFonts w:eastAsia="Times New Roman"/>
+          <w:color w:val="BBBEBF"/>
+        </w:rPr>
+      </w:pPr>
+    </w:p>
+    <w:p>
+      <w:pPr>
+        <w:shd w:val="clear" w:color="auto" w:fill="121314"/>
+        <w:spacing w:after="0" w:line="285" w:lineRule="atLeast"/>
+        <w:rPr>
+          <w:rFonts w:eastAsia="Times New Roman"/>
+          <w:color w:val="BBBEBF"/>
+        </w:rPr>
+      </w:pPr>
+      <w:r>
+        <w:rPr>
+          <w:rFonts w:eastAsia="Times New Roman"/>
+          <w:color w:val="C9D1D9"/>
+        </w:rPr>
+        <w:t>records</w:t>
+      </w:r>
+      <w:r>
+        <w:rPr>
+          <w:rFonts w:eastAsia="Times New Roman"/>
+          <w:color w:val="BBBEBF"/>
+        </w:rPr>
+        <w:t xml:space="preserve"> </w:t>
+      </w:r>
+      <w:r>
+        <w:rPr>
+          <w:rFonts w:eastAsia="Times New Roman"/>
+          <w:color w:val="D4D4D4"/>
+        </w:rPr>
+        <w:t>=</w:t>
+      </w:r>
+      <w:r>
+        <w:rPr>
+          <w:rFonts w:eastAsia="Times New Roman"/>
+          <w:color w:val="BBBEBF"/>
+        </w:rPr>
+        <w:t xml:space="preserve"> </w:t>
+      </w:r>
+      <w:r>
+        <w:rPr>
+          <w:rFonts w:eastAsia="Times New Roman"/>
+          <w:color w:val="C9D1D9"/>
+        </w:rPr>
+        <w:t>df</w:t>
+      </w:r>
+      <w:r>
+        <w:rPr>
+          <w:rFonts w:eastAsia="Times New Roman"/>
+          <w:color w:val="BBBEBF"/>
+        </w:rPr>
+        <w:t>.</w:t>
+      </w:r>
+      <w:r>
+        <w:rPr>
+          <w:rFonts w:eastAsia="Times New Roman"/>
+          <w:color w:val="D2A8FF"/>
+        </w:rPr>
+        <w:t>to_dict</w:t>
+      </w:r>
+      <w:r>
+        <w:rPr>
+          <w:rFonts w:eastAsia="Times New Roman"/>
+          <w:color w:val="BBBEBF"/>
+        </w:rPr>
+        <w:t>(</w:t>
+      </w:r>
+      <w:r>
+        <w:rPr>
+          <w:rFonts w:eastAsia="Times New Roman"/>
+          <w:color w:val="A5D6FF"/>
+        </w:rPr>
+        <w:t>"records"</w:t>
+      </w:r>
+      <w:r>
+        <w:rPr>
+          <w:rFonts w:eastAsia="Times New Roman"/>
+          <w:color w:val="BBBEBF"/>
+        </w:rPr>
+        <w:t>)</w:t>
+      </w:r>
+    </w:p>
+    <w:p>
+      <w:pPr>
+        <w:shd w:val="clear" w:color="auto" w:fill="121314"/>
+        <w:spacing w:after="0" w:line="285" w:lineRule="atLeast"/>
+        <w:rPr>
+          <w:rFonts w:eastAsia="Times New Roman"/>
+          <w:color w:val="BBBEBF"/>
+        </w:rPr>
+      </w:pPr>
+    </w:p>
+    <w:p>
+      <w:pPr>
+        <w:shd w:val="clear" w:color="auto" w:fill="121314"/>
+        <w:spacing w:after="0" w:line="285" w:lineRule="atLeast"/>
+        <w:rPr>
+          <w:rFonts w:eastAsia="Times New Roman"/>
+          <w:color w:val="BBBEBF"/>
+        </w:rPr>
+      </w:pPr>
+      <w:r>
+        <w:rPr>
+          <w:rFonts w:eastAsia="Times New Roman"/>
+          <w:color w:val="D2A8FF"/>
+        </w:rPr>
+        <w:t>print</w:t>
+      </w:r>
+      <w:r>
+        <w:rPr>
+          <w:rFonts w:eastAsia="Times New Roman"/>
+          <w:color w:val="BBBEBF"/>
+        </w:rPr>
+        <w:t>(</w:t>
+      </w:r>
+      <w:r>
+        <w:rPr>
+          <w:rFonts w:eastAsia="Times New Roman"/>
+          <w:color w:val="A5D6FF"/>
+        </w:rPr>
+        <w:t>"Number of documents:"</w:t>
+      </w:r>
+      <w:r>
+        <w:rPr>
+          <w:rFonts w:eastAsia="Times New Roman"/>
+          <w:color w:val="BBBEBF"/>
+        </w:rPr>
+        <w:t xml:space="preserve">, </w:t>
+      </w:r>
+      <w:r>
+        <w:rPr>
+          <w:rFonts w:eastAsia="Times New Roman"/>
+          <w:color w:val="D2A8FF"/>
+        </w:rPr>
+        <w:t>len</w:t>
+      </w:r>
+      <w:r>
+        <w:rPr>
+          <w:rFonts w:eastAsia="Times New Roman"/>
+          <w:color w:val="BBBEBF"/>
+        </w:rPr>
+        <w:t>(</w:t>
+      </w:r>
+      <w:r>
+        <w:rPr>
+          <w:rFonts w:eastAsia="Times New Roman"/>
+          <w:color w:val="C9D1D9"/>
+        </w:rPr>
+        <w:t>records</w:t>
+      </w:r>
+      <w:r>
+        <w:rPr>
+          <w:rFonts w:eastAsia="Times New Roman"/>
+          <w:color w:val="BBBEBF"/>
+        </w:rPr>
+        <w:t>))</w:t>
+      </w:r>
+    </w:p>
+    <w:p>
+      <w:pPr>
+        <w:shd w:val="clear" w:color="auto" w:fill="121314"/>
+        <w:spacing w:after="0" w:line="285" w:lineRule="atLeast"/>
+        <w:rPr>
+          <w:rFonts w:eastAsia="Times New Roman"/>
+          <w:color w:val="BBBEBF"/>
+        </w:rPr>
+      </w:pPr>
+      <w:r>
+        <w:rPr>
+          <w:rFonts w:eastAsia="Times New Roman"/>
+          <w:color w:val="D2A8FF"/>
+        </w:rPr>
+        <w:t>print</w:t>
+      </w:r>
+      <w:r>
+        <w:rPr>
+          <w:rFonts w:eastAsia="Times New Roman"/>
+          <w:color w:val="BBBEBF"/>
+        </w:rPr>
+        <w:t>(</w:t>
+      </w:r>
+      <w:r>
+        <w:rPr>
+          <w:rFonts w:eastAsia="Times New Roman"/>
+          <w:color w:val="C9D1D9"/>
+        </w:rPr>
+        <w:t>records</w:t>
+      </w:r>
+      <w:r>
+        <w:rPr>
+          <w:rFonts w:eastAsia="Times New Roman"/>
+          <w:color w:val="BBBEBF"/>
+        </w:rPr>
+        <w:t>[</w:t>
+      </w:r>
+      <w:r>
+        <w:rPr>
+          <w:rFonts w:eastAsia="Times New Roman"/>
+          <w:color w:val="B5CEA8"/>
+        </w:rPr>
+        <w:t>0</w:t>
+      </w:r>
+      <w:r>
+        <w:rPr>
+          <w:rFonts w:eastAsia="Times New Roman"/>
+          <w:color w:val="BBBEBF"/>
+        </w:rPr>
+        <w:t>])</w:t>
+      </w:r>
+    </w:p>
+    <w:p>
+      <w:pPr>
+        <w:shd w:val="clear" w:color="auto" w:fill="121314"/>
+        <w:spacing w:after="0" w:line="285" w:lineRule="atLeast"/>
+        <w:rPr>
+          <w:rFonts w:eastAsia="Times New Roman"/>
+          <w:color w:val="BBBEBF"/>
+        </w:rPr>
+      </w:pPr>
+      <w:r>
+        <w:rPr>
+          <w:rFonts w:eastAsia="Times New Roman"/>
+          <w:color w:val="C9D1D9"/>
+        </w:rPr>
+        <w:t>collection</w:t>
+      </w:r>
+      <w:r>
+        <w:rPr>
+          <w:rFonts w:eastAsia="Times New Roman"/>
+          <w:color w:val="BBBEBF"/>
+        </w:rPr>
+        <w:t>.</w:t>
+      </w:r>
+      <w:r>
+        <w:rPr>
+          <w:rFonts w:eastAsia="Times New Roman"/>
+          <w:color w:val="D2A8FF"/>
+        </w:rPr>
+        <w:t>delete_many</w:t>
+      </w:r>
+      <w:r>
+        <w:rPr>
+          <w:rFonts w:eastAsia="Times New Roman"/>
+          <w:color w:val="BBBEBF"/>
+        </w:rPr>
+        <w:t>({})</w:t>
+      </w:r>
+    </w:p>
+    <w:p>
+      <w:pPr>
+        <w:shd w:val="clear" w:color="auto" w:fill="121314"/>
+        <w:spacing w:after="0" w:line="285" w:lineRule="atLeast"/>
+        <w:rPr>
+          <w:rFonts w:eastAsia="Times New Roman"/>
+          <w:color w:val="BBBEBF"/>
+        </w:rPr>
+      </w:pPr>
+      <w:r>
+        <w:rPr>
+          <w:rFonts w:eastAsia="Times New Roman"/>
+          <w:color w:val="C9D1D9"/>
+        </w:rPr>
+        <w:t>result</w:t>
+      </w:r>
+      <w:r>
+        <w:rPr>
+          <w:rFonts w:eastAsia="Times New Roman"/>
+          <w:color w:val="BBBEBF"/>
+        </w:rPr>
+        <w:t xml:space="preserve"> </w:t>
+      </w:r>
+      <w:r>
+        <w:rPr>
+          <w:rFonts w:eastAsia="Times New Roman"/>
+          <w:color w:val="D4D4D4"/>
+        </w:rPr>
+        <w:t>=</w:t>
+      </w:r>
+      <w:r>
+        <w:rPr>
+          <w:rFonts w:eastAsia="Times New Roman"/>
+          <w:color w:val="BBBEBF"/>
+        </w:rPr>
+        <w:t xml:space="preserve"> </w:t>
+      </w:r>
+      <w:r>
+        <w:rPr>
+          <w:rFonts w:eastAsia="Times New Roman"/>
+          <w:color w:val="C9D1D9"/>
+        </w:rPr>
+        <w:t>collection</w:t>
+      </w:r>
+      <w:r>
+        <w:rPr>
+          <w:rFonts w:eastAsia="Times New Roman"/>
+          <w:color w:val="BBBEBF"/>
+        </w:rPr>
+        <w:t>.</w:t>
+      </w:r>
+      <w:r>
+        <w:rPr>
+          <w:rFonts w:eastAsia="Times New Roman"/>
+          <w:color w:val="D2A8FF"/>
+        </w:rPr>
+        <w:t>insert_many</w:t>
+      </w:r>
+      <w:r>
+        <w:rPr>
+          <w:rFonts w:eastAsia="Times New Roman"/>
+          <w:color w:val="BBBEBF"/>
+        </w:rPr>
+        <w:t>(</w:t>
+      </w:r>
+      <w:r>
+        <w:rPr>
+          <w:rFonts w:eastAsia="Times New Roman"/>
+          <w:color w:val="C9D1D9"/>
+        </w:rPr>
+        <w:t>records</w:t>
+      </w:r>
+      <w:r>
+        <w:rPr>
+          <w:rFonts w:eastAsia="Times New Roman"/>
+          <w:color w:val="BBBEBF"/>
+        </w:rPr>
+        <w:t>)</w:t>
+      </w:r>
+    </w:p>
+    <w:p>
+      <w:pPr>
+        <w:shd w:val="clear" w:color="auto" w:fill="121314"/>
+        <w:spacing w:after="0" w:line="285" w:lineRule="atLeast"/>
+        <w:rPr>
+          <w:rFonts w:eastAsia="Times New Roman"/>
+          <w:color w:val="BBBEBF"/>
+        </w:rPr>
+      </w:pPr>
+    </w:p>
+    <w:p>
+      <w:pPr>
+        <w:shd w:val="clear" w:color="auto" w:fill="121314"/>
+        <w:spacing w:after="0" w:line="285" w:lineRule="atLeast"/>
+        <w:rPr>
+          <w:rFonts w:eastAsia="Times New Roman"/>
+          <w:color w:val="BBBEBF"/>
+        </w:rPr>
+      </w:pPr>
+      <w:r>
+        <w:rPr>
+          <w:rFonts w:eastAsia="Times New Roman"/>
+          <w:color w:val="D2A8FF"/>
+        </w:rPr>
+        <w:t>print</w:t>
+      </w:r>
+      <w:r>
+        <w:rPr>
+          <w:rFonts w:eastAsia="Times New Roman"/>
+          <w:color w:val="BBBEBF"/>
+        </w:rPr>
+        <w:t>(f</w:t>
+      </w:r>
+      <w:r>
+        <w:rPr>
+          <w:rFonts w:eastAsia="Times New Roman"/>
+          <w:color w:val="A5D6FF"/>
+        </w:rPr>
+        <w:t>"Inserted {</w:t>
+      </w:r>
+      <w:r>
+        <w:rPr>
+          <w:rFonts w:eastAsia="Times New Roman"/>
+          <w:color w:val="D2A8FF"/>
+        </w:rPr>
+        <w:t>len</w:t>
+      </w:r>
+      <w:r>
+        <w:rPr>
+          <w:rFonts w:eastAsia="Times New Roman"/>
+          <w:color w:val="A5D6FF"/>
+        </w:rPr>
+        <w:t>(</w:t>
+      </w:r>
+      <w:r>
+        <w:rPr>
+          <w:rFonts w:eastAsia="Times New Roman"/>
+          <w:color w:val="C9D1D9"/>
+        </w:rPr>
+        <w:t>result</w:t>
+      </w:r>
+      <w:r>
+        <w:rPr>
+          <w:rFonts w:eastAsia="Times New Roman"/>
+          <w:color w:val="A5D6FF"/>
+        </w:rPr>
+        <w:t>.</w:t>
+      </w:r>
+      <w:r>
+        <w:rPr>
+          <w:rFonts w:eastAsia="Times New Roman"/>
+          <w:color w:val="C9D1D9"/>
+        </w:rPr>
+        <w:t>inserted_ids</w:t>
+      </w:r>
+      <w:r>
+        <w:rPr>
+          <w:rFonts w:eastAsia="Times New Roman"/>
+          <w:color w:val="A5D6FF"/>
+        </w:rPr>
+        <w:t>)} documents"</w:t>
+      </w:r>
+      <w:r>
+        <w:rPr>
+          <w:rFonts w:eastAsia="Times New Roman"/>
+          <w:color w:val="BBBEBF"/>
+        </w:rPr>
+        <w:t>)</w:t>
+      </w:r>
+    </w:p>
+    <w:p>
+      <w:pPr>
+        <w:shd w:val="clear" w:color="auto" w:fill="121314"/>
+        <w:spacing w:after="0" w:line="285" w:lineRule="atLeast"/>
+        <w:rPr>
+          <w:rFonts w:eastAsia="Times New Roman"/>
+          <w:color w:val="BBBEBF"/>
+        </w:rPr>
+      </w:pPr>
+      <w:r>
+        <w:rPr>
+          <w:rFonts w:eastAsia="Times New Roman"/>
+          <w:color w:val="D2A8FF"/>
+        </w:rPr>
+        <w:t>print</w:t>
+      </w:r>
+      <w:r>
+        <w:rPr>
+          <w:rFonts w:eastAsia="Times New Roman"/>
+          <w:color w:val="BBBEBF"/>
+        </w:rPr>
+        <w:t>(</w:t>
+      </w:r>
+      <w:r>
+        <w:rPr>
+          <w:rFonts w:eastAsia="Times New Roman"/>
+          <w:color w:val="A5D6FF"/>
+        </w:rPr>
+        <w:t>"Total documents:"</w:t>
+      </w:r>
+      <w:r>
+        <w:rPr>
+          <w:rFonts w:eastAsia="Times New Roman"/>
+          <w:color w:val="BBBEBF"/>
+        </w:rPr>
+        <w:t xml:space="preserve">, </w:t>
+      </w:r>
+      <w:r>
+        <w:rPr>
+          <w:rFonts w:eastAsia="Times New Roman"/>
+          <w:color w:val="C9D1D9"/>
+        </w:rPr>
+        <w:t>collection</w:t>
+      </w:r>
+      <w:r>
+        <w:rPr>
+          <w:rFonts w:eastAsia="Times New Roman"/>
+          <w:color w:val="BBBEBF"/>
+        </w:rPr>
+        <w:t>.</w:t>
+      </w:r>
+      <w:r>
+        <w:rPr>
+          <w:rFonts w:eastAsia="Times New Roman"/>
+          <w:color w:val="D2A8FF"/>
+        </w:rPr>
+        <w:t>count_documents</w:t>
+      </w:r>
+      <w:r>
+        <w:rPr>
+          <w:rFonts w:eastAsia="Times New Roman"/>
+          <w:color w:val="BBBEBF"/>
+        </w:rPr>
+        <w:t>({}))</w:t>
+      </w:r>
+    </w:p>
+    <w:p>
+      <w:pPr>
+        <w:shd w:val="clear" w:color="auto" w:fill="121314"/>
+        <w:spacing w:after="0" w:line="285" w:lineRule="atLeast"/>
+        <w:rPr>
+          <w:rFonts w:eastAsia="Times New Roman"/>
+          <w:color w:val="BBBEBF"/>
+        </w:rPr>
+      </w:pPr>
+      <w:r>
+        <w:rPr>
+          <w:rFonts w:eastAsia="Times New Roman"/>
+          <w:color w:val="C9D1D9"/>
+        </w:rPr>
+        <w:t>sample</w:t>
+      </w:r>
+      <w:r>
+        <w:rPr>
+          <w:rFonts w:eastAsia="Times New Roman"/>
+          <w:color w:val="BBBEBF"/>
+        </w:rPr>
+        <w:t xml:space="preserve"> </w:t>
+      </w:r>
+      <w:r>
+        <w:rPr>
+          <w:rFonts w:eastAsia="Times New Roman"/>
+          <w:color w:val="D4D4D4"/>
+        </w:rPr>
+        <w:t>=</w:t>
+      </w:r>
+      <w:r>
+        <w:rPr>
+          <w:rFonts w:eastAsia="Times New Roman"/>
+          <w:color w:val="BBBEBF"/>
+        </w:rPr>
+        <w:t xml:space="preserve"> </w:t>
+      </w:r>
+      <w:r>
+        <w:rPr>
+          <w:rFonts w:eastAsia="Times New Roman"/>
+          <w:color w:val="C9D1D9"/>
+        </w:rPr>
+        <w:t>collection</w:t>
+      </w:r>
+      <w:r>
+        <w:rPr>
+          <w:rFonts w:eastAsia="Times New Roman"/>
+          <w:color w:val="BBBEBF"/>
+        </w:rPr>
+        <w:t>.</w:t>
+      </w:r>
+      <w:r>
+        <w:rPr>
+          <w:rFonts w:eastAsia="Times New Roman"/>
+          <w:color w:val="D2A8FF"/>
+        </w:rPr>
+        <w:t>find_one</w:t>
+      </w:r>
+      <w:r>
+        <w:rPr>
+          <w:rFonts w:eastAsia="Times New Roman"/>
+          <w:color w:val="BBBEBF"/>
+        </w:rPr>
+        <w:t>()</w:t>
+      </w:r>
+    </w:p>
+    <w:p>
+      <w:pPr>
+        <w:pStyle w:val="NormalWeb"/>
+      </w:pPr>
+      <w:r>
+        <w:t xml:space="preserve">Nhóm đọc file </w:t>
+      </w:r>
+      <w:r>
+        <w:rPr>
+          <w:rStyle w:val="HTMLCode"/>
+          <w:rFonts w:ascii="Times New Roman" w:hAnsi="Times New Roman" w:cs="Times New Roman"/>
+          <w:sz w:val="24"/>
+          <w:szCs w:val="24"/>
+        </w:rPr>
+        <w:t>final_master_dataset.csv</w:t>
+      </w:r>
+      <w:r>
+        <w:t xml:space="preserve"> bằng Pandas và chuyển cột </w:t>
+      </w:r>
+      <w:r>
+        <w:rPr>
+          <w:rStyle w:val="HTMLCode"/>
+          <w:rFonts w:ascii="Times New Roman" w:hAnsi="Times New Roman" w:cs="Times New Roman"/>
+          <w:sz w:val="24"/>
+          <w:szCs w:val="24"/>
+        </w:rPr>
+        <w:t>PurchaseDate</w:t>
+      </w:r>
+      <w:r>
+        <w:t xml:space="preserve"> sang kiểu ngày tháng.</w:t>
+      </w:r>
+    </w:p>
+    <w:p>
+      <w:pPr>
+        <w:pStyle w:val="NormalWeb"/>
+      </w:pPr>
+      <w:r>
+        <w:t>Sau đó, DataFrame được chuyển thành danh sách các document bằng:</w:t>
+      </w:r>
+    </w:p>
+    <w:p>
+      <w:pPr>
+        <w:pStyle w:val="HTMLPreformatted"/>
+        <w:rPr>
+          <w:rStyle w:val="HTMLCode"/>
+          <w:rFonts w:ascii="Times New Roman" w:hAnsi="Times New Roman" w:cs="Times New Roman"/>
+          <w:sz w:val="24"/>
+          <w:szCs w:val="24"/>
+        </w:rPr>
+      </w:pPr>
+      <w:r>
+        <w:rPr>
+          <w:rStyle w:val="HTMLCode"/>
+          <w:rFonts w:ascii="Times New Roman" w:hAnsi="Times New Roman" w:cs="Times New Roman"/>
+          <w:sz w:val="24"/>
+          <w:szCs w:val="24"/>
+        </w:rPr>
+        <w:t>records = df.to_dict("records")</w:t>
+      </w:r>
+    </w:p>
+    <w:p>
+      <w:pPr>
+        <w:pStyle w:val="NormalWeb"/>
+      </w:pPr>
+      <w:r>
+        <w:t xml:space="preserve">Trước khi nạp dữ liệu, nhóm xóa dữ liệu cũ trong collection bằng </w:t>
+      </w:r>
+      <w:r>
+        <w:rPr>
+          <w:rStyle w:val="HTMLCode"/>
+          <w:rFonts w:ascii="Times New Roman" w:hAnsi="Times New Roman" w:cs="Times New Roman"/>
+          <w:sz w:val="24"/>
+          <w:szCs w:val="24"/>
+        </w:rPr>
+        <w:t>delete_many({})</w:t>
+      </w:r>
+      <w:r>
+        <w:t xml:space="preserve">, sau đó sử dụng </w:t>
+      </w:r>
+      <w:r>
+        <w:rPr>
+          <w:rStyle w:val="HTMLCode"/>
+          <w:rFonts w:ascii="Times New Roman" w:hAnsi="Times New Roman" w:cs="Times New Roman"/>
+          <w:sz w:val="24"/>
+          <w:szCs w:val="24"/>
+        </w:rPr>
+        <w:t>insert_many()</w:t>
+      </w:r>
+      <w:r>
+        <w:t xml:space="preserve"> để đưa toàn bộ dữ liệu vào MongoDB.</w:t>
+      </w:r>
+    </w:p>
+    <w:p>
+      <w:pPr>
+        <w:pStyle w:val="NormalWeb"/>
+      </w:pPr>
+      <w:r>
+        <w:t>Như vậy, toàn bộ 1.000 bản ghi của dataset đã được lưu thành công trong MongoDB Atlas.</w:t>
+      </w:r>
+    </w:p>
+    <w:p>
+      <w:pPr>
+        <w:pStyle w:val="Heading3"/>
+      </w:pPr>
+      <w:r>
+        <w:lastRenderedPageBreak/>
+        <w:t>4.2.3</w:t>
+      </w:r>
+      <w:r>
+        <w:t>. Kiểm tra dữ liệu sau khi lưu</w:t>
+      </w:r>
+    </w:p>
+    <w:p>
+      <w:pPr>
+        <w:shd w:val="clear" w:color="auto" w:fill="121314"/>
+        <w:spacing w:after="0" w:line="285" w:lineRule="atLeast"/>
+        <w:rPr>
+          <w:rFonts w:eastAsia="Times New Roman"/>
+          <w:color w:val="BBBEBF"/>
+        </w:rPr>
+      </w:pPr>
+      <w:r>
+        <w:rPr>
+          <w:rFonts w:eastAsia="Times New Roman"/>
+          <w:color w:val="C9D1D9"/>
+        </w:rPr>
+        <w:t>data_from_mongo</w:t>
+      </w:r>
+      <w:r>
+        <w:rPr>
+          <w:rFonts w:eastAsia="Times New Roman"/>
+          <w:color w:val="BBBEBF"/>
+        </w:rPr>
+        <w:t xml:space="preserve"> </w:t>
+      </w:r>
+      <w:r>
+        <w:rPr>
+          <w:rFonts w:eastAsia="Times New Roman"/>
+          <w:color w:val="D4D4D4"/>
+        </w:rPr>
+        <w:t>=</w:t>
+      </w:r>
+      <w:r>
+        <w:rPr>
+          <w:rFonts w:eastAsia="Times New Roman"/>
+          <w:color w:val="BBBEBF"/>
+        </w:rPr>
+        <w:t xml:space="preserve"> </w:t>
+      </w:r>
+      <w:r>
+        <w:rPr>
+          <w:rFonts w:eastAsia="Times New Roman"/>
+          <w:color w:val="4EC9B0"/>
+        </w:rPr>
+        <w:t>list</w:t>
+      </w:r>
+      <w:r>
+        <w:rPr>
+          <w:rFonts w:eastAsia="Times New Roman"/>
+          <w:color w:val="BBBEBF"/>
+        </w:rPr>
+        <w:t>(</w:t>
+      </w:r>
+      <w:r>
+        <w:rPr>
+          <w:rFonts w:eastAsia="Times New Roman"/>
+          <w:color w:val="C9D1D9"/>
+        </w:rPr>
+        <w:t>collection</w:t>
+      </w:r>
+      <w:r>
+        <w:rPr>
+          <w:rFonts w:eastAsia="Times New Roman"/>
+          <w:color w:val="BBBEBF"/>
+        </w:rPr>
+        <w:t>.</w:t>
+      </w:r>
+      <w:r>
+        <w:rPr>
+          <w:rFonts w:eastAsia="Times New Roman"/>
+          <w:color w:val="D2A8FF"/>
+        </w:rPr>
+        <w:t>find</w:t>
+      </w:r>
+      <w:r>
+        <w:rPr>
+          <w:rFonts w:eastAsia="Times New Roman"/>
+          <w:color w:val="BBBEBF"/>
+        </w:rPr>
+        <w:t>({}, {</w:t>
+      </w:r>
+      <w:r>
+        <w:rPr>
+          <w:rFonts w:eastAsia="Times New Roman"/>
+          <w:color w:val="A5D6FF"/>
+        </w:rPr>
+        <w:t>"_id"</w:t>
+      </w:r>
+      <w:r>
+        <w:rPr>
+          <w:rFonts w:eastAsia="Times New Roman"/>
+          <w:color w:val="BBBEBF"/>
+        </w:rPr>
+        <w:t xml:space="preserve">: </w:t>
+      </w:r>
+      <w:r>
+        <w:rPr>
+          <w:rFonts w:eastAsia="Times New Roman"/>
+          <w:color w:val="B5CEA8"/>
+        </w:rPr>
+        <w:t>0</w:t>
+      </w:r>
+      <w:r>
+        <w:rPr>
+          <w:rFonts w:eastAsia="Times New Roman"/>
+          <w:color w:val="BBBEBF"/>
+        </w:rPr>
+        <w:t>}))</w:t>
+      </w:r>
+    </w:p>
+    <w:p>
+      <w:pPr>
+        <w:shd w:val="clear" w:color="auto" w:fill="121314"/>
+        <w:spacing w:after="0" w:line="285" w:lineRule="atLeast"/>
+        <w:rPr>
+          <w:rFonts w:eastAsia="Times New Roman"/>
+          <w:color w:val="BBBEBF"/>
+        </w:rPr>
+      </w:pPr>
+    </w:p>
+    <w:p>
+      <w:pPr>
+        <w:shd w:val="clear" w:color="auto" w:fill="121314"/>
+        <w:spacing w:after="0" w:line="285" w:lineRule="atLeast"/>
+        <w:rPr>
+          <w:rFonts w:eastAsia="Times New Roman"/>
+          <w:color w:val="BBBEBF"/>
+        </w:rPr>
+      </w:pPr>
+      <w:r>
+        <w:rPr>
+          <w:rFonts w:eastAsia="Times New Roman"/>
+          <w:color w:val="C9D1D9"/>
+        </w:rPr>
+        <w:t>df_mongo</w:t>
+      </w:r>
+      <w:r>
+        <w:rPr>
+          <w:rFonts w:eastAsia="Times New Roman"/>
+          <w:color w:val="BBBEBF"/>
+        </w:rPr>
+        <w:t xml:space="preserve"> </w:t>
+      </w:r>
+      <w:r>
+        <w:rPr>
+          <w:rFonts w:eastAsia="Times New Roman"/>
+          <w:color w:val="D4D4D4"/>
+        </w:rPr>
+        <w:t>=</w:t>
+      </w:r>
+      <w:r>
+        <w:rPr>
+          <w:rFonts w:eastAsia="Times New Roman"/>
+          <w:color w:val="BBBEBF"/>
+        </w:rPr>
+        <w:t xml:space="preserve"> </w:t>
+      </w:r>
+      <w:r>
+        <w:rPr>
+          <w:rFonts w:eastAsia="Times New Roman"/>
+          <w:color w:val="4EC9B0"/>
+        </w:rPr>
+        <w:t>pd</w:t>
+      </w:r>
+      <w:r>
+        <w:rPr>
+          <w:rFonts w:eastAsia="Times New Roman"/>
+          <w:color w:val="BBBEBF"/>
+        </w:rPr>
+        <w:t>.</w:t>
+      </w:r>
+      <w:r>
+        <w:rPr>
+          <w:rFonts w:eastAsia="Times New Roman"/>
+          <w:color w:val="4EC9B0"/>
+        </w:rPr>
+        <w:t>DataFrame</w:t>
+      </w:r>
+      <w:r>
+        <w:rPr>
+          <w:rFonts w:eastAsia="Times New Roman"/>
+          <w:color w:val="BBBEBF"/>
+        </w:rPr>
+        <w:t>(</w:t>
+      </w:r>
+      <w:r>
+        <w:rPr>
+          <w:rFonts w:eastAsia="Times New Roman"/>
+          <w:color w:val="C9D1D9"/>
+        </w:rPr>
+        <w:t>data_from_mongo</w:t>
+      </w:r>
+      <w:r>
+        <w:rPr>
+          <w:rFonts w:eastAsia="Times New Roman"/>
+          <w:color w:val="BBBEBF"/>
+        </w:rPr>
+        <w:t>)</w:t>
+      </w:r>
+    </w:p>
+    <w:p>
+      <w:pPr>
+        <w:shd w:val="clear" w:color="auto" w:fill="121314"/>
+        <w:spacing w:after="0" w:line="285" w:lineRule="atLeast"/>
+        <w:rPr>
+          <w:rFonts w:eastAsia="Times New Roman"/>
+          <w:color w:val="BBBEBF"/>
+        </w:rPr>
+      </w:pPr>
+    </w:p>
+    <w:p>
+      <w:pPr>
+        <w:shd w:val="clear" w:color="auto" w:fill="121314"/>
+        <w:spacing w:after="0" w:line="285" w:lineRule="atLeast"/>
+        <w:rPr>
+          <w:rFonts w:eastAsia="Times New Roman"/>
+          <w:color w:val="BBBEBF"/>
+        </w:rPr>
+      </w:pPr>
+      <w:r>
+        <w:rPr>
+          <w:rFonts w:eastAsia="Times New Roman"/>
+          <w:color w:val="D2A8FF"/>
+        </w:rPr>
+        <w:t>print</w:t>
+      </w:r>
+      <w:r>
+        <w:rPr>
+          <w:rFonts w:eastAsia="Times New Roman"/>
+          <w:color w:val="BBBEBF"/>
+        </w:rPr>
+        <w:t>(</w:t>
+      </w:r>
+      <w:r>
+        <w:rPr>
+          <w:rFonts w:eastAsia="Times New Roman"/>
+          <w:color w:val="A5D6FF"/>
+        </w:rPr>
+        <w:t>"Shape:"</w:t>
+      </w:r>
+      <w:r>
+        <w:rPr>
+          <w:rFonts w:eastAsia="Times New Roman"/>
+          <w:color w:val="BBBEBF"/>
+        </w:rPr>
+        <w:t xml:space="preserve">, </w:t>
+      </w:r>
+      <w:r>
+        <w:rPr>
+          <w:rFonts w:eastAsia="Times New Roman"/>
+          <w:color w:val="C9D1D9"/>
+        </w:rPr>
+        <w:t>df_mongo</w:t>
+      </w:r>
+      <w:r>
+        <w:rPr>
+          <w:rFonts w:eastAsia="Times New Roman"/>
+          <w:color w:val="BBBEBF"/>
+        </w:rPr>
+        <w:t>.</w:t>
+      </w:r>
+      <w:r>
+        <w:rPr>
+          <w:rFonts w:eastAsia="Times New Roman"/>
+          <w:color w:val="C9D1D9"/>
+        </w:rPr>
+        <w:t>shape</w:t>
+      </w:r>
+      <w:r>
+        <w:rPr>
+          <w:rFonts w:eastAsia="Times New Roman"/>
+          <w:color w:val="BBBEBF"/>
+        </w:rPr>
+        <w:t>)</w:t>
+      </w:r>
+    </w:p>
+    <w:p>
+      <w:pPr>
+        <w:shd w:val="clear" w:color="auto" w:fill="121314"/>
+        <w:spacing w:after="0" w:line="285" w:lineRule="atLeast"/>
+        <w:rPr>
+          <w:rFonts w:eastAsia="Times New Roman"/>
+          <w:color w:val="BBBEBF"/>
+        </w:rPr>
+      </w:pPr>
+      <w:r>
+        <w:rPr>
+          <w:rFonts w:eastAsia="Times New Roman"/>
+          <w:color w:val="D2A8FF"/>
+        </w:rPr>
+        <w:t>display</w:t>
+      </w:r>
+      <w:r>
+        <w:rPr>
+          <w:rFonts w:eastAsia="Times New Roman"/>
+          <w:color w:val="BBBEBF"/>
+        </w:rPr>
+        <w:t>(</w:t>
+      </w:r>
+      <w:r>
+        <w:rPr>
+          <w:rFonts w:eastAsia="Times New Roman"/>
+          <w:color w:val="C9D1D9"/>
+        </w:rPr>
+        <w:t>df_mongo</w:t>
+      </w:r>
+      <w:r>
+        <w:rPr>
+          <w:rFonts w:eastAsia="Times New Roman"/>
+          <w:color w:val="BBBEBF"/>
+        </w:rPr>
+        <w:t>.</w:t>
+      </w:r>
+      <w:r>
+        <w:rPr>
+          <w:rFonts w:eastAsia="Times New Roman"/>
+          <w:color w:val="D2A8FF"/>
+        </w:rPr>
+        <w:t>head</w:t>
+      </w:r>
+      <w:r>
+        <w:rPr>
+          <w:rFonts w:eastAsia="Times New Roman"/>
+          <w:color w:val="BBBEBF"/>
+        </w:rPr>
+        <w:t>())</w:t>
+      </w:r>
+    </w:p>
+    <w:p>
+      <w:pPr>
+        <w:pStyle w:val="NormalWeb"/>
+      </w:pPr>
+      <w:r>
+        <w:t xml:space="preserve">Nhóm sử dụng </w:t>
+      </w:r>
+      <w:r>
+        <w:rPr>
+          <w:rStyle w:val="HTMLCode"/>
+          <w:rFonts w:ascii="Times New Roman" w:hAnsi="Times New Roman" w:cs="Times New Roman"/>
+          <w:sz w:val="24"/>
+          <w:szCs w:val="24"/>
+        </w:rPr>
+        <w:t>find()</w:t>
+      </w:r>
+      <w:r>
+        <w:t xml:space="preserve"> để đọc dữ liệu từ MongoDB trở lại Python và tạo lại DataFrame.</w:t>
+      </w:r>
+    </w:p>
+    <w:p>
+      <w:pPr>
+        <w:pStyle w:val="NormalWeb"/>
+        <w:rPr>
+          <w:rStyle w:val="HTMLCode"/>
+          <w:rFonts w:ascii="Times New Roman" w:hAnsi="Times New Roman" w:cs="Times New Roman"/>
+          <w:sz w:val="24"/>
+          <w:szCs w:val="24"/>
+        </w:rPr>
+      </w:pPr>
+      <w:r>
+        <w:t>Kết quả:</w:t>
+      </w:r>
+      <w:r>
+        <w:t xml:space="preserve"> </w:t>
+      </w:r>
+      <w:r>
+        <w:rPr>
+          <w:rStyle w:val="HTMLCode"/>
+          <w:rFonts w:ascii="Times New Roman" w:hAnsi="Times New Roman" w:cs="Times New Roman"/>
+          <w:sz w:val="24"/>
+          <w:szCs w:val="24"/>
+        </w:rPr>
+        <w:t>Shape: (1000, 20)</w:t>
+      </w:r>
+    </w:p>
+    <w:p>
+      <w:pPr>
+        <w:pStyle w:val="NormalWeb"/>
+      </w:pPr>
+      <w:r>
+        <w:t>Điều này cho thấy số lượng bản ghi và số lượng thuộc tính sau khi đọc lại từ MongoDB vẫn giữ nguyên so với dataset ban đầu.</w:t>
+      </w:r>
+    </w:p>
+    <w:p>
+      <w:pPr>
+        <w:pStyle w:val="Heading2"/>
+      </w:pPr>
+      <w:r>
+        <w:t>4.3. SQLite – Traditional Relational Database</w:t>
+      </w:r>
+    </w:p>
+    <w:p>
+      <w:pPr>
+        <w:pStyle w:val="Heading3"/>
+      </w:pPr>
+      <w:r>
+        <w:t>4.3.1. Tạo cơ sở dữ liệu</w:t>
+      </w:r>
+    </w:p>
+    <w:p>
+      <w:pPr>
+        <w:pStyle w:val="NormalWeb"/>
+      </w:pPr>
+      <w:r>
+        <w:t>Đối với cơ sở dữ liệu quan hệ, nhóm lựa chọn SQLite vì SQLite có thể sử dụng trực tiếp thông qua Python và không cần cài đặt một database server riêng.</w:t>
+      </w:r>
+    </w:p>
+    <w:p>
+      <w:pPr>
+        <w:pStyle w:val="NormalWeb"/>
+        <w:rPr>
+          <w:rStyle w:val="HTMLCode"/>
+          <w:rFonts w:ascii="Times New Roman" w:hAnsi="Times New Roman" w:cs="Times New Roman"/>
+          <w:sz w:val="24"/>
+          <w:szCs w:val="24"/>
+        </w:rPr>
+      </w:pPr>
+      <w:r>
+        <w:t>File cơ sở dữ liệu được tạo với tên:</w:t>
+      </w:r>
+      <w:r>
+        <w:t xml:space="preserve"> </w:t>
+      </w:r>
+      <w:r>
+        <w:rPr>
+          <w:rStyle w:val="HTMLCode"/>
+          <w:rFonts w:ascii="Times New Roman" w:hAnsi="Times New Roman" w:cs="Times New Roman"/>
+          <w:sz w:val="24"/>
+          <w:szCs w:val="24"/>
+        </w:rPr>
+        <w:t>pharmacity.db</w:t>
+      </w:r>
+    </w:p>
+    <w:p>
+      <w:pPr>
+        <w:pStyle w:val="NormalWeb"/>
+      </w:pPr>
+      <w:r>
+        <w:t xml:space="preserve">Nhóm tạo bảng </w:t>
+      </w:r>
+      <w:r>
+        <w:rPr>
+          <w:rStyle w:val="HTMLCode"/>
+          <w:rFonts w:ascii="Times New Roman" w:hAnsi="Times New Roman" w:cs="Times New Roman"/>
+          <w:sz w:val="24"/>
+          <w:szCs w:val="24"/>
+        </w:rPr>
+        <w:t>master_dataset</w:t>
+      </w:r>
+      <w:r>
+        <w:t xml:space="preserve"> để lưu dataset cuối cùng.</w:t>
+      </w:r>
+    </w:p>
+    <w:p>
+      <w:pPr>
+        <w:pStyle w:val="Heading3"/>
+      </w:pPr>
+      <w:r>
+        <w:t>4.3.2. Thiết kế bảng</w:t>
+      </w:r>
+    </w:p>
+    <w:p>
+      <w:pPr>
+        <w:pStyle w:val="NormalWeb"/>
+      </w:pPr>
+      <w:r>
+        <w:t xml:space="preserve">Bảng </w:t>
+      </w:r>
+      <w:r>
+        <w:rPr>
+          <w:rStyle w:val="HTMLCode"/>
+          <w:rFonts w:ascii="Times New Roman" w:hAnsi="Times New Roman" w:cs="Times New Roman"/>
+          <w:sz w:val="24"/>
+          <w:szCs w:val="24"/>
+        </w:rPr>
+        <w:t>master_dataset</w:t>
+      </w:r>
+      <w:r>
+        <w:t xml:space="preserve"> được xây dựng với 20 thuộc tính tương ứng với dataset.</w:t>
+      </w:r>
+    </w:p>
+    <w:p>
+      <w:pPr>
+        <w:pStyle w:val="NormalWeb"/>
+      </w:pPr>
+      <w:r>
+        <w:t>Một số ràng buộc được đặt cho bảng:</w:t>
+      </w:r>
+    </w:p>
+    <w:p>
+      <w:pPr>
+        <w:pStyle w:val="NormalWeb"/>
+        <w:numPr>
+          <w:ilvl w:val="0"/>
+          <w:numId w:val="18"/>
+        </w:numPr>
+      </w:pPr>
+      <w:r>
+        <w:rPr>
+          <w:rStyle w:val="HTMLCode"/>
+          <w:rFonts w:ascii="Times New Roman" w:hAnsi="Times New Roman" w:cs="Times New Roman"/>
+          <w:sz w:val="24"/>
+          <w:szCs w:val="24"/>
+        </w:rPr>
+        <w:t>OrderID</w:t>
+      </w:r>
+      <w:r>
+        <w:t xml:space="preserve"> được sử dụng làm </w:t>
+      </w:r>
+      <w:r>
+        <w:rPr>
+          <w:rStyle w:val="HTMLCode"/>
+          <w:rFonts w:ascii="Times New Roman" w:hAnsi="Times New Roman" w:cs="Times New Roman"/>
+          <w:sz w:val="24"/>
+          <w:szCs w:val="24"/>
+        </w:rPr>
+        <w:t>PRIMARY KEY</w:t>
+      </w:r>
+      <w:r>
+        <w:t>.</w:t>
+      </w:r>
+    </w:p>
+    <w:p>
+      <w:pPr>
+        <w:pStyle w:val="NormalWeb"/>
+        <w:numPr>
+          <w:ilvl w:val="0"/>
+          <w:numId w:val="18"/>
+        </w:numPr>
+      </w:pPr>
+      <w:r>
+        <w:rPr>
+          <w:rStyle w:val="HTMLCode"/>
+          <w:rFonts w:ascii="Times New Roman" w:hAnsi="Times New Roman" w:cs="Times New Roman"/>
+          <w:sz w:val="24"/>
+          <w:szCs w:val="24"/>
+        </w:rPr>
+        <w:t>CustomerID</w:t>
+      </w:r>
+      <w:r>
+        <w:t xml:space="preserve"> và </w:t>
+      </w:r>
+      <w:r>
+        <w:rPr>
+          <w:rStyle w:val="HTMLCode"/>
+          <w:rFonts w:ascii="Times New Roman" w:hAnsi="Times New Roman" w:cs="Times New Roman"/>
+          <w:sz w:val="24"/>
+          <w:szCs w:val="24"/>
+        </w:rPr>
+        <w:t>ProductID</w:t>
+      </w:r>
+      <w:r>
+        <w:t xml:space="preserve"> được đặt </w:t>
+      </w:r>
+      <w:r>
+        <w:rPr>
+          <w:rStyle w:val="HTMLCode"/>
+          <w:rFonts w:ascii="Times New Roman" w:hAnsi="Times New Roman" w:cs="Times New Roman"/>
+          <w:sz w:val="24"/>
+          <w:szCs w:val="24"/>
+        </w:rPr>
+        <w:t>NOT NULL</w:t>
+      </w:r>
+      <w:r>
+        <w:t>.</w:t>
+      </w:r>
+    </w:p>
+    <w:p>
+      <w:pPr>
+        <w:pStyle w:val="NormalWeb"/>
+        <w:numPr>
+          <w:ilvl w:val="0"/>
+          <w:numId w:val="18"/>
+        </w:numPr>
+      </w:pPr>
+      <w:r>
+        <w:rPr>
+          <w:rStyle w:val="HTMLCode"/>
+          <w:rFonts w:ascii="Times New Roman" w:hAnsi="Times New Roman" w:cs="Times New Roman"/>
+          <w:sz w:val="24"/>
+          <w:szCs w:val="24"/>
+        </w:rPr>
+        <w:t>Age</w:t>
+      </w:r>
+      <w:r>
+        <w:t xml:space="preserve"> phải lớn hơn 0.</w:t>
+      </w:r>
+    </w:p>
+    <w:p>
+      <w:pPr>
+        <w:pStyle w:val="NormalWeb"/>
+        <w:numPr>
+          <w:ilvl w:val="0"/>
+          <w:numId w:val="18"/>
+        </w:numPr>
+      </w:pPr>
+      <w:r>
+        <w:rPr>
+          <w:rStyle w:val="HTMLCode"/>
+          <w:rFonts w:ascii="Times New Roman" w:hAnsi="Times New Roman" w:cs="Times New Roman"/>
+          <w:sz w:val="24"/>
+          <w:szCs w:val="24"/>
+        </w:rPr>
+        <w:t>Quantity</w:t>
+      </w:r>
+      <w:r>
+        <w:t xml:space="preserve"> phải lớn hơn 0.</w:t>
+      </w:r>
+    </w:p>
+    <w:p>
+      <w:pPr>
+        <w:pStyle w:val="NormalWeb"/>
+      </w:pPr>
+      <w:r>
+        <w:t>Việc đặt các ràng buộc này giúp hạn chế dữ liệu không hợp lệ khi lưu vào cơ sở dữ liệu.</w:t>
+      </w:r>
+    </w:p>
+    <w:p>
+      <w:pPr>
+        <w:pStyle w:val="Heading3"/>
+      </w:pPr>
+      <w:r>
+        <w:t>4.3.3. Nạp dữ liệu vào SQLite</w:t>
+      </w:r>
+    </w:p>
+    <w:p>
+      <w:pPr>
+        <w:pStyle w:val="NormalWeb"/>
+      </w:pPr>
+      <w:r>
+        <w:t xml:space="preserve">Nhóm đọc </w:t>
+      </w:r>
+      <w:r>
+        <w:rPr>
+          <w:rStyle w:val="HTMLCode"/>
+          <w:rFonts w:ascii="Times New Roman" w:hAnsi="Times New Roman" w:cs="Times New Roman"/>
+          <w:sz w:val="24"/>
+          <w:szCs w:val="24"/>
+        </w:rPr>
+        <w:t>final_master_dataset.csv</w:t>
+      </w:r>
+      <w:r>
+        <w:t xml:space="preserve"> bằng Pandas và chuyển dữ liệu thiếu </w:t>
+      </w:r>
+      <w:r>
+        <w:rPr>
+          <w:rStyle w:val="HTMLCode"/>
+          <w:rFonts w:ascii="Times New Roman" w:hAnsi="Times New Roman" w:cs="Times New Roman"/>
+          <w:sz w:val="24"/>
+          <w:szCs w:val="24"/>
+        </w:rPr>
+        <w:t>NaN</w:t>
+      </w:r>
+      <w:r>
+        <w:t xml:space="preserve"> thành </w:t>
+      </w:r>
+      <w:r>
+        <w:rPr>
+          <w:rStyle w:val="HTMLCode"/>
+          <w:rFonts w:ascii="Times New Roman" w:hAnsi="Times New Roman" w:cs="Times New Roman"/>
+          <w:sz w:val="24"/>
+          <w:szCs w:val="24"/>
+        </w:rPr>
+        <w:t>None</w:t>
+      </w:r>
+      <w:r>
+        <w:t xml:space="preserve"> để SQLite có thể lưu dưới dạng </w:t>
+      </w:r>
+      <w:r>
+        <w:rPr>
+          <w:rStyle w:val="HTMLCode"/>
+          <w:rFonts w:ascii="Times New Roman" w:hAnsi="Times New Roman" w:cs="Times New Roman"/>
+          <w:sz w:val="24"/>
+          <w:szCs w:val="24"/>
+        </w:rPr>
+        <w:t>NULL</w:t>
+      </w:r>
+      <w:r>
+        <w:t>.</w:t>
+      </w:r>
+    </w:p>
+    <w:p>
+      <w:pPr>
+        <w:pStyle w:val="NormalWeb"/>
+      </w:pPr>
+      <w:r>
+        <w:t xml:space="preserve">Sau đó, nhóm sử dụng </w:t>
+      </w:r>
+      <w:r>
+        <w:rPr>
+          <w:rStyle w:val="HTMLCode"/>
+          <w:rFonts w:ascii="Times New Roman" w:hAnsi="Times New Roman" w:cs="Times New Roman"/>
+          <w:sz w:val="24"/>
+          <w:szCs w:val="24"/>
+        </w:rPr>
+        <w:t>executemany()</w:t>
+      </w:r>
+      <w:r>
+        <w:t xml:space="preserve"> để chèn toàn bộ dữ liệu vào bảng </w:t>
+      </w:r>
+      <w:r>
+        <w:rPr>
+          <w:rStyle w:val="HTMLCode"/>
+          <w:rFonts w:ascii="Times New Roman" w:hAnsi="Times New Roman" w:cs="Times New Roman"/>
+          <w:sz w:val="24"/>
+          <w:szCs w:val="24"/>
+        </w:rPr>
+        <w:t>master_dataset</w:t>
+      </w:r>
+      <w:r>
+        <w:t>.</w:t>
+      </w:r>
+    </w:p>
+    <w:p>
+      <w:pPr>
+        <w:pStyle w:val="NormalWeb"/>
+        <w:rPr>
+          <w:rStyle w:val="HTMLCode"/>
+          <w:rFonts w:ascii="Times New Roman" w:hAnsi="Times New Roman" w:cs="Times New Roman"/>
+          <w:sz w:val="24"/>
+          <w:szCs w:val="24"/>
+        </w:rPr>
+      </w:pPr>
+      <w:r>
+        <w:lastRenderedPageBreak/>
+        <w:t>Kết quả:</w:t>
+      </w:r>
+      <w:r>
+        <w:t xml:space="preserve"> </w:t>
+      </w:r>
+      <w:r>
+        <w:rPr>
+          <w:rStyle w:val="HTMLCode"/>
+          <w:rFonts w:ascii="Times New Roman" w:hAnsi="Times New Roman" w:cs="Times New Roman"/>
+          <w:sz w:val="24"/>
+          <w:szCs w:val="24"/>
+        </w:rPr>
+        <w:t>Inserted rows: 1000</w:t>
+      </w:r>
+    </w:p>
+    <w:p>
+      <w:pPr>
+        <w:pStyle w:val="NormalWeb"/>
+      </w:pPr>
+      <w:r>
+        <w:t>Như vậy, SQLite đã lưu thành công toàn bộ 1.000 bản ghi.</w:t>
+      </w:r>
+    </w:p>
+    <w:p>
+      <w:pPr>
+        <w:pStyle w:val="Heading3"/>
+      </w:pPr>
+      <w:r>
+        <w:t>4.3.4. Tạo Index</w:t>
+      </w:r>
+    </w:p>
+    <w:p>
+      <w:pPr>
+        <w:pStyle w:val="NormalWeb"/>
+      </w:pPr>
+      <w:r>
+        <w:t>Nhóm tạo thêm các index để hỗ trợ việc tìm kiếm và truy vấn dữ liệu:</w:t>
+      </w:r>
+    </w:p>
+    <w:p>
+      <w:pPr>
+        <w:pStyle w:val="HTMLPreformatted"/>
+        <w:rPr>
+          <w:rStyle w:val="HTMLCode"/>
+          <w:rFonts w:ascii="Times New Roman" w:hAnsi="Times New Roman" w:cs="Times New Roman"/>
+          <w:sz w:val="24"/>
+          <w:szCs w:val="24"/>
+        </w:rPr>
+      </w:pPr>
+      <w:r>
+        <w:rPr>
+          <w:rStyle w:val="HTMLCode"/>
+          <w:rFonts w:ascii="Times New Roman" w:hAnsi="Times New Roman" w:cs="Times New Roman"/>
+          <w:sz w:val="24"/>
+          <w:szCs w:val="24"/>
+        </w:rPr>
+        <w:t>idx_customer   → CustomerID</w:t>
+      </w:r>
+    </w:p>
+    <w:p>
+      <w:pPr>
+        <w:pStyle w:val="HTMLPreformatted"/>
+        <w:rPr>
+          <w:rStyle w:val="HTMLCode"/>
+          <w:rFonts w:ascii="Times New Roman" w:hAnsi="Times New Roman" w:cs="Times New Roman"/>
+          <w:sz w:val="24"/>
+          <w:szCs w:val="24"/>
+        </w:rPr>
+      </w:pPr>
+      <w:r>
+        <w:rPr>
+          <w:rStyle w:val="HTMLCode"/>
+          <w:rFonts w:ascii="Times New Roman" w:hAnsi="Times New Roman" w:cs="Times New Roman"/>
+          <w:sz w:val="24"/>
+          <w:szCs w:val="24"/>
+        </w:rPr>
+        <w:t>idx_category   → Category</w:t>
+      </w:r>
+    </w:p>
+    <w:p>
+      <w:pPr>
+        <w:pStyle w:val="HTMLPreformatted"/>
+        <w:rPr>
+          <w:rStyle w:val="HTMLCode"/>
+          <w:rFonts w:ascii="Times New Roman" w:hAnsi="Times New Roman" w:cs="Times New Roman"/>
+          <w:sz w:val="24"/>
+          <w:szCs w:val="24"/>
+        </w:rPr>
+      </w:pPr>
+      <w:r>
+        <w:rPr>
+          <w:rStyle w:val="HTMLCode"/>
+          <w:rFonts w:ascii="Times New Roman" w:hAnsi="Times New Roman" w:cs="Times New Roman"/>
+          <w:sz w:val="24"/>
+          <w:szCs w:val="24"/>
+        </w:rPr>
+        <w:t>idx_city_date  → City, PurchaseDate</w:t>
+      </w:r>
+    </w:p>
+    <w:p>
+      <w:pPr>
+        <w:pStyle w:val="NormalWeb"/>
+      </w:pPr>
+      <w:r>
+        <w:t>Các index này phục vụ cho những truy vấn thường sử dụng thông tin khách hàng, danh mục sản phẩm, thành phố và ngày mua hàng.</w:t>
+      </w:r>
+    </w:p>
+    <w:p>
+      <w:pPr>
+        <w:pStyle w:val="Heading3"/>
+      </w:pPr>
+      <w:r>
+        <w:t>4.3.5. Truy vấn kiểm tra dữ liệu</w:t>
+      </w:r>
+    </w:p>
+    <w:p>
+      <w:pPr>
+        <w:pStyle w:val="NormalWeb"/>
+      </w:pPr>
+      <w:r>
+        <w:t>Sau khi nạp dữ liệu, nhóm thực hiện truy vấn SQL để kiểm tra dữ liệu.</w:t>
+      </w:r>
+    </w:p>
+    <w:p>
+      <w:pPr>
+        <w:pStyle w:val="NormalWeb"/>
+      </w:pPr>
+      <w:r>
+        <w:t>Ví dụ, nhóm thống kê số đơn hàng, doanh thu và rating trung bình theo danh mục:</w:t>
+      </w:r>
+    </w:p>
+    <w:p>
+      <w:pPr>
+        <w:shd w:val="clear" w:color="auto" w:fill="121314"/>
+        <w:spacing w:after="0" w:line="285" w:lineRule="atLeast"/>
+        <w:rPr>
+          <w:rFonts w:eastAsia="Times New Roman"/>
+          <w:color w:val="BBBEBF"/>
+        </w:rPr>
+      </w:pPr>
+      <w:r>
+        <w:rPr>
+          <w:rFonts w:eastAsia="Times New Roman"/>
+          <w:color w:val="C9D1D9"/>
+        </w:rPr>
+        <w:t>q</w:t>
+      </w:r>
+      <w:r>
+        <w:rPr>
+          <w:rFonts w:eastAsia="Times New Roman"/>
+          <w:color w:val="BBBEBF"/>
+        </w:rPr>
+        <w:t xml:space="preserve"> </w:t>
+      </w:r>
+      <w:r>
+        <w:rPr>
+          <w:rFonts w:eastAsia="Times New Roman"/>
+          <w:color w:val="D4D4D4"/>
+        </w:rPr>
+        <w:t>=</w:t>
+      </w:r>
+      <w:r>
+        <w:rPr>
+          <w:rFonts w:eastAsia="Times New Roman"/>
+          <w:color w:val="BBBEBF"/>
+        </w:rPr>
+        <w:t xml:space="preserve"> </w:t>
+      </w:r>
+      <w:r>
+        <w:rPr>
+          <w:rFonts w:eastAsia="Times New Roman"/>
+          <w:color w:val="A5D6FF"/>
+        </w:rPr>
+        <w:t>'''</w:t>
+      </w:r>
+    </w:p>
+    <w:p>
+      <w:pPr>
+        <w:shd w:val="clear" w:color="auto" w:fill="121314"/>
+        <w:spacing w:after="0" w:line="285" w:lineRule="atLeast"/>
+        <w:rPr>
+          <w:rFonts w:eastAsia="Times New Roman"/>
+          <w:color w:val="BBBEBF"/>
+        </w:rPr>
+      </w:pPr>
+      <w:r>
+        <w:rPr>
+          <w:rFonts w:eastAsia="Times New Roman"/>
+          <w:color w:val="A5D6FF"/>
+        </w:rPr>
+        <w:t>SELECT Category,</w:t>
+      </w:r>
+    </w:p>
+    <w:p>
+      <w:pPr>
+        <w:shd w:val="clear" w:color="auto" w:fill="121314"/>
+        <w:spacing w:after="0" w:line="285" w:lineRule="atLeast"/>
+        <w:rPr>
+          <w:rFonts w:eastAsia="Times New Roman"/>
+          <w:color w:val="BBBEBF"/>
+        </w:rPr>
+      </w:pPr>
+      <w:r>
+        <w:rPr>
+          <w:rFonts w:eastAsia="Times New Roman"/>
+          <w:color w:val="A5D6FF"/>
+        </w:rPr>
+        <w:t>       COUNT(*)              AS so_don,</w:t>
+      </w:r>
+    </w:p>
+    <w:p>
+      <w:pPr>
+        <w:shd w:val="clear" w:color="auto" w:fill="121314"/>
+        <w:spacing w:after="0" w:line="285" w:lineRule="atLeast"/>
+        <w:rPr>
+          <w:rFonts w:eastAsia="Times New Roman"/>
+          <w:color w:val="BBBEBF"/>
+        </w:rPr>
+      </w:pPr>
+      <w:r>
+        <w:rPr>
+          <w:rFonts w:eastAsia="Times New Roman"/>
+          <w:color w:val="A5D6FF"/>
+        </w:rPr>
+        <w:t>       SUM(TotalAmount)      AS doanh_thu,</w:t>
+      </w:r>
+    </w:p>
+    <w:p>
+      <w:pPr>
+        <w:shd w:val="clear" w:color="auto" w:fill="121314"/>
+        <w:spacing w:after="0" w:line="285" w:lineRule="atLeast"/>
+        <w:rPr>
+          <w:rFonts w:eastAsia="Times New Roman"/>
+          <w:color w:val="BBBEBF"/>
+        </w:rPr>
+      </w:pPr>
+      <w:r>
+        <w:rPr>
+          <w:rFonts w:eastAsia="Times New Roman"/>
+          <w:color w:val="A5D6FF"/>
+        </w:rPr>
+        <w:t>       ROUND(AVG(Rating), 2) AS rating_tb</w:t>
+      </w:r>
+    </w:p>
+    <w:p>
+      <w:pPr>
+        <w:shd w:val="clear" w:color="auto" w:fill="121314"/>
+        <w:spacing w:after="0" w:line="285" w:lineRule="atLeast"/>
+        <w:rPr>
+          <w:rFonts w:eastAsia="Times New Roman"/>
+          <w:color w:val="BBBEBF"/>
+        </w:rPr>
+      </w:pPr>
+      <w:r>
+        <w:rPr>
+          <w:rFonts w:eastAsia="Times New Roman"/>
+          <w:color w:val="A5D6FF"/>
+        </w:rPr>
+        <w:t>FROM master_dataset</w:t>
+      </w:r>
+    </w:p>
+    <w:p>
+      <w:pPr>
+        <w:shd w:val="clear" w:color="auto" w:fill="121314"/>
+        <w:spacing w:after="0" w:line="285" w:lineRule="atLeast"/>
+        <w:rPr>
+          <w:rFonts w:eastAsia="Times New Roman"/>
+          <w:color w:val="BBBEBF"/>
+        </w:rPr>
+      </w:pPr>
+      <w:r>
+        <w:rPr>
+          <w:rFonts w:eastAsia="Times New Roman"/>
+          <w:color w:val="A5D6FF"/>
+        </w:rPr>
+        <w:t>GROUP BY Category</w:t>
+      </w:r>
+    </w:p>
+    <w:p>
+      <w:pPr>
+        <w:shd w:val="clear" w:color="auto" w:fill="121314"/>
+        <w:spacing w:after="0" w:line="285" w:lineRule="atLeast"/>
+        <w:rPr>
+          <w:rFonts w:eastAsia="Times New Roman"/>
+          <w:color w:val="BBBEBF"/>
+        </w:rPr>
+      </w:pPr>
+      <w:r>
+        <w:rPr>
+          <w:rFonts w:eastAsia="Times New Roman"/>
+          <w:color w:val="A5D6FF"/>
+        </w:rPr>
+        <w:t>ORDER BY doanh_thu DESC</w:t>
+      </w:r>
+    </w:p>
+    <w:p>
+      <w:pPr>
+        <w:shd w:val="clear" w:color="auto" w:fill="121314"/>
+        <w:spacing w:after="0" w:line="285" w:lineRule="atLeast"/>
+        <w:rPr>
+          <w:rFonts w:eastAsia="Times New Roman"/>
+          <w:color w:val="BBBEBF"/>
+        </w:rPr>
+      </w:pPr>
+      <w:r>
+        <w:rPr>
+          <w:rFonts w:eastAsia="Times New Roman"/>
+          <w:color w:val="A5D6FF"/>
+        </w:rPr>
+        <w:t>LIMIT 10</w:t>
+      </w:r>
+    </w:p>
+    <w:p>
+      <w:pPr>
+        <w:shd w:val="clear" w:color="auto" w:fill="121314"/>
+        <w:spacing w:after="0" w:line="285" w:lineRule="atLeast"/>
+        <w:rPr>
+          <w:rFonts w:eastAsia="Times New Roman"/>
+          <w:color w:val="BBBEBF"/>
+        </w:rPr>
+      </w:pPr>
+      <w:r>
+        <w:rPr>
+          <w:rFonts w:eastAsia="Times New Roman"/>
+          <w:color w:val="A5D6FF"/>
+        </w:rPr>
+        <w:t>'''</w:t>
+      </w:r>
+    </w:p>
+    <w:p>
+      <w:pPr>
+        <w:shd w:val="clear" w:color="auto" w:fill="121314"/>
+        <w:spacing w:after="0" w:line="285" w:lineRule="atLeast"/>
+        <w:rPr>
+          <w:rFonts w:eastAsia="Times New Roman"/>
+          <w:color w:val="BBBEBF"/>
+        </w:rPr>
+      </w:pPr>
+      <w:r>
+        <w:rPr>
+          <w:rFonts w:eastAsia="Times New Roman"/>
+          <w:color w:val="4EC9B0"/>
+        </w:rPr>
+        <w:t>pd</w:t>
+      </w:r>
+      <w:r>
+        <w:rPr>
+          <w:rFonts w:eastAsia="Times New Roman"/>
+          <w:color w:val="BBBEBF"/>
+        </w:rPr>
+        <w:t>.</w:t>
+      </w:r>
+      <w:r>
+        <w:rPr>
+          <w:rFonts w:eastAsia="Times New Roman"/>
+          <w:color w:val="D2A8FF"/>
+        </w:rPr>
+        <w:t>read_sql</w:t>
+      </w:r>
+      <w:r>
+        <w:rPr>
+          <w:rFonts w:eastAsia="Times New Roman"/>
+          <w:color w:val="BBBEBF"/>
+        </w:rPr>
+        <w:t>(</w:t>
+      </w:r>
+      <w:r>
+        <w:rPr>
+          <w:rFonts w:eastAsia="Times New Roman"/>
+          <w:color w:val="C9D1D9"/>
+        </w:rPr>
+        <w:t>q</w:t>
+      </w:r>
+      <w:r>
+        <w:rPr>
+          <w:rFonts w:eastAsia="Times New Roman"/>
+          <w:color w:val="BBBEBF"/>
+        </w:rPr>
+        <w:t xml:space="preserve">, </w:t>
+      </w:r>
+      <w:r>
+        <w:rPr>
+          <w:rFonts w:eastAsia="Times New Roman"/>
+          <w:color w:val="C9D1D9"/>
+        </w:rPr>
+        <w:t>conn</w:t>
+      </w:r>
+      <w:r>
+        <w:rPr>
+          <w:rFonts w:eastAsia="Times New Roman"/>
+          <w:color w:val="BBBEBF"/>
+        </w:rPr>
+        <w:t>)</w:t>
+      </w:r>
+    </w:p>
+    <w:p>
+      <w:pPr>
+        <w:pStyle w:val="NormalWeb"/>
+      </w:pPr>
+      <w:r>
+        <w:t xml:space="preserve">Ngoài ra, nhóm cũng truy vấn số lượng đơn hàng theo </w:t>
+      </w:r>
+      <w:r>
+        <w:rPr>
+          <w:rStyle w:val="HTMLCode"/>
+          <w:rFonts w:ascii="Times New Roman" w:hAnsi="Times New Roman" w:cs="Times New Roman"/>
+          <w:sz w:val="24"/>
+          <w:szCs w:val="24"/>
+        </w:rPr>
+        <w:t>City</w:t>
+      </w:r>
+      <w:r>
+        <w:t xml:space="preserve"> và </w:t>
+      </w:r>
+      <w:r>
+        <w:rPr>
+          <w:rStyle w:val="HTMLCode"/>
+          <w:rFonts w:ascii="Times New Roman" w:hAnsi="Times New Roman" w:cs="Times New Roman"/>
+          <w:sz w:val="24"/>
+          <w:szCs w:val="24"/>
+        </w:rPr>
+        <w:t>PaymentMethod</w:t>
+      </w:r>
+      <w:r>
+        <w:t xml:space="preserve"> để kiểm tra khả năng truy vấn dữ liệu theo nhiều thuộc tính.</w:t>
+      </w:r>
+    </w:p>
+    <w:p>
+      <w:pPr>
+        <w:pStyle w:val="Heading3"/>
+      </w:pPr>
+      <w:r>
+        <w:t>4.3.6. Đọc dữ liệu từ SQLite về Python</w:t>
+      </w:r>
+    </w:p>
+    <w:p>
+      <w:pPr>
+        <w:pStyle w:val="NormalWeb"/>
+      </w:pPr>
+      <w:r>
+        <w:t xml:space="preserve">Sau khi lưu và kiểm tra, nhóm đọc dữ liệu từ SQLite trở lại Python bằng </w:t>
+      </w:r>
+      <w:r>
+        <w:rPr>
+          <w:rStyle w:val="HTMLCode"/>
+          <w:rFonts w:ascii="Times New Roman" w:hAnsi="Times New Roman" w:cs="Times New Roman"/>
+          <w:sz w:val="24"/>
+          <w:szCs w:val="24"/>
+        </w:rPr>
+        <w:t>pd.read_sql()</w:t>
+      </w:r>
+      <w:r>
+        <w:t xml:space="preserve"> để chuẩn bị cho các bước EDA tiếp theo.</w:t>
+      </w:r>
+    </w:p>
+    <w:p>
+      <w:pPr>
+        <w:pStyle w:val="NormalWeb"/>
+        <w:rPr>
+          <w:rStyle w:val="HTMLCode"/>
+          <w:rFonts w:ascii="Times New Roman" w:hAnsi="Times New Roman" w:cs="Times New Roman"/>
+          <w:sz w:val="24"/>
+          <w:szCs w:val="24"/>
+        </w:rPr>
+      </w:pPr>
+      <w:r>
+        <w:t>Kết quả:</w:t>
+      </w:r>
+      <w:r>
+        <w:t xml:space="preserve"> </w:t>
+      </w:r>
+      <w:r>
+        <w:rPr>
+          <w:rStyle w:val="HTMLCode"/>
+          <w:rFonts w:ascii="Times New Roman" w:hAnsi="Times New Roman" w:cs="Times New Roman"/>
+          <w:sz w:val="24"/>
+          <w:szCs w:val="24"/>
+        </w:rPr>
+        <w:t>Shape: (1000, 20)</w:t>
+      </w:r>
+    </w:p>
+    <w:p>
+      <w:pPr>
+        <w:pStyle w:val="NormalWeb"/>
+      </w:pPr>
+      <w:r>
+        <w:t xml:space="preserve">Kiểm tra giá trị thiếu cho thấy cột </w:t>
+      </w:r>
+      <w:r>
+        <w:rPr>
+          <w:rStyle w:val="HTMLCode"/>
+          <w:rFonts w:ascii="Times New Roman" w:hAnsi="Times New Roman" w:cs="Times New Roman"/>
+          <w:sz w:val="24"/>
+          <w:szCs w:val="24"/>
+        </w:rPr>
+        <w:t>Brand</w:t>
+      </w:r>
+      <w:r>
+        <w:t xml:space="preserve"> còn 4 giá trị thiếu. Các cột còn lại không có giá trị thiếu.</w:t>
+      </w:r>
+    </w:p>
+    <w:p>
+      <w:pPr>
+        <w:pStyle w:val="Heading2"/>
+      </w:pPr>
+      <w:r>
+        <w:lastRenderedPageBreak/>
+        <w:t>4.4. Kết quả Step 4</w:t>
+      </w:r>
+    </w:p>
+    <w:p>
+      <w:pPr>
+        <w:pStyle w:val="NormalWeb"/>
+      </w:pPr>
+      <w:r>
+        <w:t>Sau khi thực hiện Step 4, Nhóm 5 đã lưu thành công dataset cuối cùng vào hai hệ quản trị cơ sở dữ liệu:</w:t>
+      </w:r>
+    </w:p>
+    <w:tbl>
+      <w:tblPr>
+        <w:tblStyle w:val="TableGrid"/>
+        <w:tblW w:w="0" w:type="auto"/>
+        <w:tblLook w:val="04A0" w:firstRow="1" w:lastRow="0" w:firstColumn="1" w:lastColumn="0" w:noHBand="0" w:noVBand="1"/>
+      </w:tblPr>
+      <w:tblGrid>
+        <w:gridCol w:w="3192"/>
+        <w:gridCol w:w="3192"/>
+        <w:gridCol w:w="3192"/>
+      </w:tblGrid>
+      <w:tr>
+        <w:tc>
+          <w:tcPr>
+            <w:tcW w:w="3192" w:type="dxa"/>
+          </w:tcPr>
+          <w:p>
+            <w:pPr>
+              <w:pStyle w:val="NormalWeb"/>
+            </w:pPr>
+            <w:r>
+              <w:t>Database</w:t>
+            </w:r>
+          </w:p>
+        </w:tc>
+        <w:tc>
+          <w:tcPr>
+            <w:tcW w:w="3192" w:type="dxa"/>
+          </w:tcPr>
+          <w:p>
+            <w:pPr>
+              <w:pStyle w:val="NormalWeb"/>
+            </w:pPr>
+            <w:r>
+              <w:t>Loại</w:t>
+            </w:r>
+          </w:p>
+        </w:tc>
+        <w:tc>
+          <w:tcPr>
+            <w:tcW w:w="3192" w:type="dxa"/>
+          </w:tcPr>
+          <w:p>
+            <w:pPr>
+              <w:pStyle w:val="NormalWeb"/>
+            </w:pPr>
+            <w:r>
+              <w:t>Kết quả</w:t>
+            </w:r>
+          </w:p>
+        </w:tc>
+      </w:tr>
+      <w:tr>
+        <w:tc>
+          <w:tcPr>
+            <w:tcW w:w="3192" w:type="dxa"/>
+          </w:tcPr>
+          <w:p>
+            <w:pPr>
+              <w:pStyle w:val="NormalWeb"/>
+            </w:pPr>
+            <w:r>
+              <w:t>MongoDB Atlas</w:t>
+            </w:r>
+          </w:p>
+        </w:tc>
+        <w:tc>
+          <w:tcPr>
+            <w:tcW w:w="3192" w:type="dxa"/>
+          </w:tcPr>
+          <w:p>
+            <w:pPr>
+              <w:pStyle w:val="NormalWeb"/>
+            </w:pPr>
+            <w:r>
+              <w:t>Cloud Document Database</w:t>
+            </w:r>
+          </w:p>
+        </w:tc>
+        <w:tc>
+          <w:tcPr>
+            <w:tcW w:w="3192" w:type="dxa"/>
+          </w:tcPr>
+          <w:p>
+            <w:pPr>
+              <w:pStyle w:val="NormalWeb"/>
+            </w:pPr>
+            <w:r>
+              <w:t>1.000 documents</w:t>
+            </w:r>
+          </w:p>
+        </w:tc>
+      </w:tr>
+      <w:tr>
+        <w:tc>
+          <w:tcPr>
+            <w:tcW w:w="3192" w:type="dxa"/>
+          </w:tcPr>
+          <w:p>
+            <w:pPr>
+              <w:pStyle w:val="NormalWeb"/>
+            </w:pPr>
+            <w:r>
+              <w:t>SQLite</w:t>
+            </w:r>
+          </w:p>
+        </w:tc>
+        <w:tc>
+          <w:tcPr>
+            <w:tcW w:w="3192" w:type="dxa"/>
+          </w:tcPr>
+          <w:p>
+            <w:pPr>
+              <w:pStyle w:val="NormalWeb"/>
+            </w:pPr>
+            <w:r>
+              <w:t>Traditional Relational Database</w:t>
+            </w:r>
+          </w:p>
+        </w:tc>
+        <w:tc>
+          <w:tcPr>
+            <w:tcW w:w="3192" w:type="dxa"/>
+          </w:tcPr>
+          <w:p>
+            <w:pPr>
+              <w:pStyle w:val="NormalWeb"/>
+            </w:pPr>
+            <w:r>
+              <w:t>1.000 rows</w:t>
+            </w:r>
+          </w:p>
+        </w:tc>
+      </w:tr>
+    </w:tbl>
+    <w:p>
+      <w:pPr>
+        <w:pStyle w:val="NormalWeb"/>
+        <w:rPr>
+          <w:rStyle w:val="HTMLCode"/>
+          <w:rFonts w:ascii="Times New Roman" w:hAnsi="Times New Roman" w:cs="Times New Roman"/>
+          <w:sz w:val="24"/>
+          <w:szCs w:val="24"/>
+        </w:rPr>
+      </w:pPr>
+      <w:r>
+        <w:t>Hai hệ cơ sở dữ liệu đều có thể đọc lại dữ liệu về Python với kích thước:</w:t>
+      </w:r>
+      <w:r>
+        <w:t xml:space="preserve"> </w:t>
+      </w:r>
+      <w:r>
+        <w:rPr>
+          <w:rStyle w:val="HTMLCode"/>
+          <w:rFonts w:ascii="Times New Roman" w:hAnsi="Times New Roman" w:cs="Times New Roman"/>
+          <w:sz w:val="24"/>
+          <w:szCs w:val="24"/>
+        </w:rPr>
+        <w:t>(1000, 20)</w:t>
+      </w:r>
+    </w:p>
+    <w:p>
+      <w:pPr>
+        <w:spacing w:before="100" w:beforeAutospacing="1" w:after="100" w:afterAutospacing="1" w:line="240" w:lineRule="auto"/>
+        <w:rPr>
+          <w:rFonts w:eastAsia="Times New Roman"/>
+        </w:rPr>
+      </w:pPr>
       <w:bookmarkStart w:id="0" w:name="_GoBack"/>
       <w:bookmarkEnd w:id="0"/>
-    </w:p>
-    <w:p>
-      <w:pPr>
-        <w:spacing w:before="100" w:beforeAutospacing="1" w:after="100" w:afterAutospacing="1" w:line="240" w:lineRule="auto"/>
-        <w:rPr>
-          <w:rFonts w:eastAsia="Times New Roman"/>
-        </w:rPr>
-      </w:pPr>
-    </w:p>
-    <w:p>
-      <w:pPr>
-        <w:spacing w:before="100" w:beforeAutospacing="1" w:after="100" w:afterAutospacing="1" w:line="240" w:lineRule="auto"/>
-        <w:ind w:left="360"/>
-        <w:rPr>
-          <w:rFonts w:eastAsia="Times New Roman"/>
-          <w:b/>
-          <w:bCs/>
-        </w:rPr>
-      </w:pPr>
-    </w:p>
-    <w:p>
-      <w:pPr>
-        <w:spacing w:before="100" w:beforeAutospacing="1" w:after="100" w:afterAutospacing="1" w:line="240" w:lineRule="auto"/>
-        <w:ind w:left="360"/>
-        <w:rPr>
-          <w:rFonts w:eastAsia="Times New Roman"/>
-        </w:rPr>
-      </w:pPr>
     </w:p>
     <w:p>
       <w:pPr>
@@ -5224,6 +7912,155 @@
     </w:lvl>
   </w:abstractNum>
   <w:abstractNum w:abstractNumId="4">
+    <w:nsid w:val="18831507"/>
+    <w:multiLevelType w:val="multilevel"/>
+    <w:tmpl w:val="DF600F30"/>
+    <w:lvl w:ilvl="0">
+      <w:start w:val="1"/>
+      <w:numFmt w:val="bullet"/>
+      <w:lvlText w:val=""/>
+      <w:lvlJc w:val="left"/>
+      <w:pPr>
+        <w:tabs>
+          <w:tab w:val="num" w:pos="720"/>
+        </w:tabs>
+        <w:ind w:left="720" w:hanging="360"/>
+      </w:pPr>
+      <w:rPr>
+        <w:rFonts w:ascii="Symbol" w:hAnsi="Symbol" w:hint="default"/>
+        <w:sz w:val="20"/>
+      </w:rPr>
+    </w:lvl>
+    <w:lvl w:ilvl="1" w:tentative="1">
+      <w:start w:val="1"/>
+      <w:numFmt w:val="bullet"/>
+      <w:lvlText w:val="o"/>
+      <w:lvlJc w:val="left"/>
+      <w:pPr>
+        <w:tabs>
+          <w:tab w:val="num" w:pos="1440"/>
+        </w:tabs>
+        <w:ind w:left="1440" w:hanging="360"/>
+      </w:pPr>
+      <w:rPr>
+        <w:rFonts w:ascii="Courier New" w:hAnsi="Courier New" w:hint="default"/>
+        <w:sz w:val="20"/>
+      </w:rPr>
+    </w:lvl>
+    <w:lvl w:ilvl="2" w:tentative="1">
+      <w:start w:val="1"/>
+      <w:numFmt w:val="bullet"/>
+      <w:lvlText w:val=""/>
+      <w:lvlJc w:val="left"/>
+      <w:pPr>
+        <w:tabs>
+          <w:tab w:val="num" w:pos="2160"/>
+        </w:tabs>
+        <w:ind w:left="2160" w:hanging="360"/>
+      </w:pPr>
+      <w:rPr>
+        <w:rFonts w:ascii="Wingdings" w:hAnsi="Wingdings" w:hint="default"/>
+        <w:sz w:val="20"/>
+      </w:rPr>
+    </w:lvl>
+    <w:lvl w:ilvl="3" w:tentative="1">
+      <w:start w:val="1"/>
+      <w:numFmt w:val="bullet"/>
+      <w:lvlText w:val=""/>
+      <w:lvlJc w:val="left"/>
+      <w:pPr>
+        <w:tabs>
+          <w:tab w:val="num" w:pos="2880"/>
+        </w:tabs>
+        <w:ind w:left="2880" w:hanging="360"/>
+      </w:pPr>
+      <w:rPr>
+        <w:rFonts w:ascii="Wingdings" w:hAnsi="Wingdings" w:hint="default"/>
+        <w:sz w:val="20"/>
+      </w:rPr>
+    </w:lvl>
+    <w:lvl w:ilvl="4" w:tentative="1">
+      <w:start w:val="1"/>
+      <w:numFmt w:val="bullet"/>
+      <w:lvlText w:val=""/>
+      <w:lvlJc w:val="left"/>
+      <w:pPr>
+        <w:tabs>
+          <w:tab w:val="num" w:pos="3600"/>
+        </w:tabs>
+        <w:ind w:left="3600" w:hanging="360"/>
+      </w:pPr>
+      <w:rPr>
+        <w:rFonts w:ascii="Wingdings" w:hAnsi="Wingdings" w:hint="default"/>
+        <w:sz w:val="20"/>
+      </w:rPr>
+    </w:lvl>
+    <w:lvl w:ilvl="5" w:tentative="1">
+      <w:start w:val="1"/>
+      <w:numFmt w:val="bullet"/>
+      <w:lvlText w:val=""/>
+      <w:lvlJc w:val="left"/>
+      <w:pPr>
+        <w:tabs>
+          <w:tab w:val="num" w:pos="4320"/>
+        </w:tabs>
+        <w:ind w:left="4320" w:hanging="360"/>
+      </w:pPr>
+      <w:rPr>
+        <w:rFonts w:ascii="Wingdings" w:hAnsi="Wingdings" w:hint="default"/>
+        <w:sz w:val="20"/>
+      </w:rPr>
+    </w:lvl>
+    <w:lvl w:ilvl="6" w:tentative="1">
+      <w:start w:val="1"/>
+      <w:numFmt w:val="bullet"/>
+      <w:lvlText w:val=""/>
+      <w:lvlJc w:val="left"/>
+      <w:pPr>
+        <w:tabs>
+          <w:tab w:val="num" w:pos="5040"/>
+        </w:tabs>
+        <w:ind w:left="5040" w:hanging="360"/>
+      </w:pPr>
+      <w:rPr>
+        <w:rFonts w:ascii="Wingdings" w:hAnsi="Wingdings" w:hint="default"/>
+        <w:sz w:val="20"/>
+      </w:rPr>
+    </w:lvl>
+    <w:lvl w:ilvl="7" w:tentative="1">
+      <w:start w:val="1"/>
+      <w:numFmt w:val="bullet"/>
+      <w:lvlText w:val=""/>
+      <w:lvlJc w:val="left"/>
+      <w:pPr>
+        <w:tabs>
+          <w:tab w:val="num" w:pos="5760"/>
+        </w:tabs>
+        <w:ind w:left="5760" w:hanging="360"/>
+      </w:pPr>
+      <w:rPr>
+        <w:rFonts w:ascii="Wingdings" w:hAnsi="Wingdings" w:hint="default"/>
+        <w:sz w:val="20"/>
+      </w:rPr>
+    </w:lvl>
+    <w:lvl w:ilvl="8" w:tentative="1">
+      <w:start w:val="1"/>
+      <w:numFmt w:val="bullet"/>
+      <w:lvlText w:val=""/>
+      <w:lvlJc w:val="left"/>
+      <w:pPr>
+        <w:tabs>
+          <w:tab w:val="num" w:pos="6480"/>
+        </w:tabs>
+        <w:ind w:left="6480" w:hanging="360"/>
+      </w:pPr>
+      <w:rPr>
+        <w:rFonts w:ascii="Wingdings" w:hAnsi="Wingdings" w:hint="default"/>
+        <w:sz w:val="20"/>
+      </w:rPr>
+    </w:lvl>
+  </w:abstractNum>
+  <w:abstractNum w:abstractNumId="5">
     <w:nsid w:val="266A739A"/>
     <w:multiLevelType w:val="multilevel"/>
     <w:tmpl w:val="6EB22510"/>
@@ -5372,7 +8209,7 @@
       </w:rPr>
     </w:lvl>
   </w:abstractNum>
-  <w:abstractNum w:abstractNumId="5">
+  <w:abstractNum w:abstractNumId="6">
     <w:nsid w:val="27F50CB2"/>
     <w:multiLevelType w:val="hybridMultilevel"/>
     <w:tmpl w:val="754699E4"/>
@@ -5485,7 +8322,7 @@
       </w:rPr>
     </w:lvl>
   </w:abstractNum>
-  <w:abstractNum w:abstractNumId="6">
+  <w:abstractNum w:abstractNumId="7">
     <w:nsid w:val="292814B6"/>
     <w:multiLevelType w:val="multilevel"/>
     <w:tmpl w:val="951A961A"/>
@@ -5634,7 +8471,7 @@
       </w:rPr>
     </w:lvl>
   </w:abstractNum>
-  <w:abstractNum w:abstractNumId="7">
+  <w:abstractNum w:abstractNumId="8">
     <w:nsid w:val="2B4956E4"/>
     <w:multiLevelType w:val="multilevel"/>
     <w:tmpl w:val="4344F7D2"/>
@@ -5747,7 +8584,156 @@
       </w:pPr>
     </w:lvl>
   </w:abstractNum>
-  <w:abstractNum w:abstractNumId="8">
+  <w:abstractNum w:abstractNumId="9">
+    <w:nsid w:val="32106014"/>
+    <w:multiLevelType w:val="multilevel"/>
+    <w:tmpl w:val="7618ED5C"/>
+    <w:lvl w:ilvl="0">
+      <w:start w:val="1"/>
+      <w:numFmt w:val="bullet"/>
+      <w:lvlText w:val=""/>
+      <w:lvlJc w:val="left"/>
+      <w:pPr>
+        <w:tabs>
+          <w:tab w:val="num" w:pos="720"/>
+        </w:tabs>
+        <w:ind w:left="720" w:hanging="360"/>
+      </w:pPr>
+      <w:rPr>
+        <w:rFonts w:ascii="Symbol" w:hAnsi="Symbol" w:hint="default"/>
+        <w:sz w:val="20"/>
+      </w:rPr>
+    </w:lvl>
+    <w:lvl w:ilvl="1" w:tentative="1">
+      <w:start w:val="1"/>
+      <w:numFmt w:val="bullet"/>
+      <w:lvlText w:val="o"/>
+      <w:lvlJc w:val="left"/>
+      <w:pPr>
+        <w:tabs>
+          <w:tab w:val="num" w:pos="1440"/>
+        </w:tabs>
+        <w:ind w:left="1440" w:hanging="360"/>
+      </w:pPr>
+      <w:rPr>
+        <w:rFonts w:ascii="Courier New" w:hAnsi="Courier New" w:hint="default"/>
+        <w:sz w:val="20"/>
+      </w:rPr>
+    </w:lvl>
+    <w:lvl w:ilvl="2" w:tentative="1">
+      <w:start w:val="1"/>
+      <w:numFmt w:val="bullet"/>
+      <w:lvlText w:val=""/>
+      <w:lvlJc w:val="left"/>
+      <w:pPr>
+        <w:tabs>
+          <w:tab w:val="num" w:pos="2160"/>
+        </w:tabs>
+        <w:ind w:left="2160" w:hanging="360"/>
+      </w:pPr>
+      <w:rPr>
+        <w:rFonts w:ascii="Wingdings" w:hAnsi="Wingdings" w:hint="default"/>
+        <w:sz w:val="20"/>
+      </w:rPr>
+    </w:lvl>
+    <w:lvl w:ilvl="3" w:tentative="1">
+      <w:start w:val="1"/>
+      <w:numFmt w:val="bullet"/>
+      <w:lvlText w:val=""/>
+      <w:lvlJc w:val="left"/>
+      <w:pPr>
+        <w:tabs>
+          <w:tab w:val="num" w:pos="2880"/>
+        </w:tabs>
+        <w:ind w:left="2880" w:hanging="360"/>
+      </w:pPr>
+      <w:rPr>
+        <w:rFonts w:ascii="Wingdings" w:hAnsi="Wingdings" w:hint="default"/>
+        <w:sz w:val="20"/>
+      </w:rPr>
+    </w:lvl>
+    <w:lvl w:ilvl="4" w:tentative="1">
+      <w:start w:val="1"/>
+      <w:numFmt w:val="bullet"/>
+      <w:lvlText w:val=""/>
+      <w:lvlJc w:val="left"/>
+      <w:pPr>
+        <w:tabs>
+          <w:tab w:val="num" w:pos="3600"/>
+        </w:tabs>
+        <w:ind w:left="3600" w:hanging="360"/>
+      </w:pPr>
+      <w:rPr>
+        <w:rFonts w:ascii="Wingdings" w:hAnsi="Wingdings" w:hint="default"/>
+        <w:sz w:val="20"/>
+      </w:rPr>
+    </w:lvl>
+    <w:lvl w:ilvl="5" w:tentative="1">
+      <w:start w:val="1"/>
+      <w:numFmt w:val="bullet"/>
+      <w:lvlText w:val=""/>
+      <w:lvlJc w:val="left"/>
+      <w:pPr>
+        <w:tabs>
+          <w:tab w:val="num" w:pos="4320"/>
+        </w:tabs>
+        <w:ind w:left="4320" w:hanging="360"/>
+      </w:pPr>
+      <w:rPr>
+        <w:rFonts w:ascii="Wingdings" w:hAnsi="Wingdings" w:hint="default"/>
+        <w:sz w:val="20"/>
+      </w:rPr>
+    </w:lvl>
+    <w:lvl w:ilvl="6" w:tentative="1">
+      <w:start w:val="1"/>
+      <w:numFmt w:val="bullet"/>
+      <w:lvlText w:val=""/>
+      <w:lvlJc w:val="left"/>
+      <w:pPr>
+        <w:tabs>
+          <w:tab w:val="num" w:pos="5040"/>
+        </w:tabs>
+        <w:ind w:left="5040" w:hanging="360"/>
+      </w:pPr>
+      <w:rPr>
+        <w:rFonts w:ascii="Wingdings" w:hAnsi="Wingdings" w:hint="default"/>
+        <w:sz w:val="20"/>
+      </w:rPr>
+    </w:lvl>
+    <w:lvl w:ilvl="7" w:tentative="1">
+      <w:start w:val="1"/>
+      <w:numFmt w:val="bullet"/>
+      <w:lvlText w:val=""/>
+      <w:lvlJc w:val="left"/>
+      <w:pPr>
+        <w:tabs>
+          <w:tab w:val="num" w:pos="5760"/>
+        </w:tabs>
+        <w:ind w:left="5760" w:hanging="360"/>
+      </w:pPr>
+      <w:rPr>
+        <w:rFonts w:ascii="Wingdings" w:hAnsi="Wingdings" w:hint="default"/>
+        <w:sz w:val="20"/>
+      </w:rPr>
+    </w:lvl>
+    <w:lvl w:ilvl="8" w:tentative="1">
+      <w:start w:val="1"/>
+      <w:numFmt w:val="bullet"/>
+      <w:lvlText w:val=""/>
+      <w:lvlJc w:val="left"/>
+      <w:pPr>
+        <w:tabs>
+          <w:tab w:val="num" w:pos="6480"/>
+        </w:tabs>
+        <w:ind w:left="6480" w:hanging="360"/>
+      </w:pPr>
+      <w:rPr>
+        <w:rFonts w:ascii="Wingdings" w:hAnsi="Wingdings" w:hint="default"/>
+        <w:sz w:val="20"/>
+      </w:rPr>
+    </w:lvl>
+  </w:abstractNum>
+  <w:abstractNum w:abstractNumId="10">
     <w:nsid w:val="3EF04409"/>
     <w:multiLevelType w:val="multilevel"/>
     <w:tmpl w:val="9258B9EA"/>
@@ -5896,7 +8882,7 @@
       </w:rPr>
     </w:lvl>
   </w:abstractNum>
-  <w:abstractNum w:abstractNumId="9">
+  <w:abstractNum w:abstractNumId="11">
     <w:nsid w:val="493D6D59"/>
     <w:multiLevelType w:val="multilevel"/>
     <w:tmpl w:val="95A67B0E"/>
@@ -6045,7 +9031,7 @@
       </w:rPr>
     </w:lvl>
   </w:abstractNum>
-  <w:abstractNum w:abstractNumId="10">
+  <w:abstractNum w:abstractNumId="12">
     <w:nsid w:val="4B7B731D"/>
     <w:multiLevelType w:val="hybridMultilevel"/>
     <w:tmpl w:val="E4A079C8"/>
@@ -6177,7 +9163,7 @@
       </w:rPr>
     </w:lvl>
   </w:abstractNum>
-  <w:abstractNum w:abstractNumId="11">
+  <w:abstractNum w:abstractNumId="13">
     <w:nsid w:val="4BE30532"/>
     <w:multiLevelType w:val="multilevel"/>
     <w:tmpl w:val="0A583F42"/>
@@ -6326,7 +9312,7 @@
       </w:rPr>
     </w:lvl>
   </w:abstractNum>
-  <w:abstractNum w:abstractNumId="12">
+  <w:abstractNum w:abstractNumId="14">
     <w:nsid w:val="6B282F84"/>
     <w:multiLevelType w:val="multilevel"/>
     <w:tmpl w:val="162E2B66"/>
@@ -6475,7 +9461,7 @@
       </w:rPr>
     </w:lvl>
   </w:abstractNum>
-  <w:abstractNum w:abstractNumId="13">
+  <w:abstractNum w:abstractNumId="15">
     <w:nsid w:val="6E725521"/>
     <w:multiLevelType w:val="multilevel"/>
     <w:tmpl w:val="37286540"/>
@@ -6624,7 +9610,7 @@
       </w:rPr>
     </w:lvl>
   </w:abstractNum>
-  <w:abstractNum w:abstractNumId="14">
+  <w:abstractNum w:abstractNumId="16">
     <w:nsid w:val="6ED541D7"/>
     <w:multiLevelType w:val="multilevel"/>
     <w:tmpl w:val="1F1A7A84"/>
@@ -6773,23 +9759,172 @@
       </w:rPr>
     </w:lvl>
   </w:abstractNum>
+  <w:abstractNum w:abstractNumId="17">
+    <w:nsid w:val="773D352A"/>
+    <w:multiLevelType w:val="multilevel"/>
+    <w:tmpl w:val="85E2A090"/>
+    <w:lvl w:ilvl="0">
+      <w:start w:val="1"/>
+      <w:numFmt w:val="bullet"/>
+      <w:lvlText w:val=""/>
+      <w:lvlJc w:val="left"/>
+      <w:pPr>
+        <w:tabs>
+          <w:tab w:val="num" w:pos="720"/>
+        </w:tabs>
+        <w:ind w:left="720" w:hanging="360"/>
+      </w:pPr>
+      <w:rPr>
+        <w:rFonts w:ascii="Symbol" w:hAnsi="Symbol" w:hint="default"/>
+        <w:sz w:val="20"/>
+      </w:rPr>
+    </w:lvl>
+    <w:lvl w:ilvl="1" w:tentative="1">
+      <w:start w:val="1"/>
+      <w:numFmt w:val="bullet"/>
+      <w:lvlText w:val="o"/>
+      <w:lvlJc w:val="left"/>
+      <w:pPr>
+        <w:tabs>
+          <w:tab w:val="num" w:pos="1440"/>
+        </w:tabs>
+        <w:ind w:left="1440" w:hanging="360"/>
+      </w:pPr>
+      <w:rPr>
+        <w:rFonts w:ascii="Courier New" w:hAnsi="Courier New" w:hint="default"/>
+        <w:sz w:val="20"/>
+      </w:rPr>
+    </w:lvl>
+    <w:lvl w:ilvl="2" w:tentative="1">
+      <w:start w:val="1"/>
+      <w:numFmt w:val="bullet"/>
+      <w:lvlText w:val=""/>
+      <w:lvlJc w:val="left"/>
+      <w:pPr>
+        <w:tabs>
+          <w:tab w:val="num" w:pos="2160"/>
+        </w:tabs>
+        <w:ind w:left="2160" w:hanging="360"/>
+      </w:pPr>
+      <w:rPr>
+        <w:rFonts w:ascii="Wingdings" w:hAnsi="Wingdings" w:hint="default"/>
+        <w:sz w:val="20"/>
+      </w:rPr>
+    </w:lvl>
+    <w:lvl w:ilvl="3" w:tentative="1">
+      <w:start w:val="1"/>
+      <w:numFmt w:val="bullet"/>
+      <w:lvlText w:val=""/>
+      <w:lvlJc w:val="left"/>
+      <w:pPr>
+        <w:tabs>
+          <w:tab w:val="num" w:pos="2880"/>
+        </w:tabs>
+        <w:ind w:left="2880" w:hanging="360"/>
+      </w:pPr>
+      <w:rPr>
+        <w:rFonts w:ascii="Wingdings" w:hAnsi="Wingdings" w:hint="default"/>
+        <w:sz w:val="20"/>
+      </w:rPr>
+    </w:lvl>
+    <w:lvl w:ilvl="4" w:tentative="1">
+      <w:start w:val="1"/>
+      <w:numFmt w:val="bullet"/>
+      <w:lvlText w:val=""/>
+      <w:lvlJc w:val="left"/>
+      <w:pPr>
+        <w:tabs>
+          <w:tab w:val="num" w:pos="3600"/>
+        </w:tabs>
+        <w:ind w:left="3600" w:hanging="360"/>
+      </w:pPr>
+      <w:rPr>
+        <w:rFonts w:ascii="Wingdings" w:hAnsi="Wingdings" w:hint="default"/>
+        <w:sz w:val="20"/>
+      </w:rPr>
+    </w:lvl>
+    <w:lvl w:ilvl="5" w:tentative="1">
+      <w:start w:val="1"/>
+      <w:numFmt w:val="bullet"/>
+      <w:lvlText w:val=""/>
+      <w:lvlJc w:val="left"/>
+      <w:pPr>
+        <w:tabs>
+          <w:tab w:val="num" w:pos="4320"/>
+        </w:tabs>
+        <w:ind w:left="4320" w:hanging="360"/>
+      </w:pPr>
+      <w:rPr>
+        <w:rFonts w:ascii="Wingdings" w:hAnsi="Wingdings" w:hint="default"/>
+        <w:sz w:val="20"/>
+      </w:rPr>
+    </w:lvl>
+    <w:lvl w:ilvl="6" w:tentative="1">
+      <w:start w:val="1"/>
+      <w:numFmt w:val="bullet"/>
+      <w:lvlText w:val=""/>
+      <w:lvlJc w:val="left"/>
+      <w:pPr>
+        <w:tabs>
+          <w:tab w:val="num" w:pos="5040"/>
+        </w:tabs>
+        <w:ind w:left="5040" w:hanging="360"/>
+      </w:pPr>
+      <w:rPr>
+        <w:rFonts w:ascii="Wingdings" w:hAnsi="Wingdings" w:hint="default"/>
+        <w:sz w:val="20"/>
+      </w:rPr>
+    </w:lvl>
+    <w:lvl w:ilvl="7" w:tentative="1">
+      <w:start w:val="1"/>
+      <w:numFmt w:val="bullet"/>
+      <w:lvlText w:val=""/>
+      <w:lvlJc w:val="left"/>
+      <w:pPr>
+        <w:tabs>
+          <w:tab w:val="num" w:pos="5760"/>
+        </w:tabs>
+        <w:ind w:left="5760" w:hanging="360"/>
+      </w:pPr>
+      <w:rPr>
+        <w:rFonts w:ascii="Wingdings" w:hAnsi="Wingdings" w:hint="default"/>
+        <w:sz w:val="20"/>
+      </w:rPr>
+    </w:lvl>
+    <w:lvl w:ilvl="8" w:tentative="1">
+      <w:start w:val="1"/>
+      <w:numFmt w:val="bullet"/>
+      <w:lvlText w:val=""/>
+      <w:lvlJc w:val="left"/>
+      <w:pPr>
+        <w:tabs>
+          <w:tab w:val="num" w:pos="6480"/>
+        </w:tabs>
+        <w:ind w:left="6480" w:hanging="360"/>
+      </w:pPr>
+      <w:rPr>
+        <w:rFonts w:ascii="Wingdings" w:hAnsi="Wingdings" w:hint="default"/>
+        <w:sz w:val="20"/>
+      </w:rPr>
+    </w:lvl>
+  </w:abstractNum>
   <w:num w:numId="1">
-    <w:abstractNumId w:val="10"/>
+    <w:abstractNumId w:val="12"/>
   </w:num>
   <w:num w:numId="2">
     <w:abstractNumId w:val="2"/>
   </w:num>
   <w:num w:numId="3">
-    <w:abstractNumId w:val="11"/>
+    <w:abstractNumId w:val="13"/>
   </w:num>
   <w:num w:numId="4">
-    <w:abstractNumId w:val="14"/>
+    <w:abstractNumId w:val="16"/>
   </w:num>
   <w:num w:numId="5">
-    <w:abstractNumId w:val="4"/>
+    <w:abstractNumId w:val="5"/>
   </w:num>
   <w:num w:numId="6">
-    <w:abstractNumId w:val="8"/>
+    <w:abstractNumId w:val="10"/>
   </w:num>
   <w:num w:numId="7">
     <w:abstractNumId w:val="0"/>
@@ -6798,25 +9933,34 @@
     <w:abstractNumId w:val="1"/>
   </w:num>
   <w:num w:numId="9">
-    <w:abstractNumId w:val="12"/>
+    <w:abstractNumId w:val="14"/>
   </w:num>
   <w:num w:numId="10">
-    <w:abstractNumId w:val="13"/>
+    <w:abstractNumId w:val="15"/>
   </w:num>
   <w:num w:numId="11">
-    <w:abstractNumId w:val="9"/>
+    <w:abstractNumId w:val="11"/>
   </w:num>
   <w:num w:numId="12">
-    <w:abstractNumId w:val="6"/>
+    <w:abstractNumId w:val="7"/>
   </w:num>
   <w:num w:numId="13">
-    <w:abstractNumId w:val="5"/>
+    <w:abstractNumId w:val="6"/>
   </w:num>
   <w:num w:numId="14">
     <w:abstractNumId w:val="3"/>
   </w:num>
   <w:num w:numId="15">
-    <w:abstractNumId w:val="7"/>
+    <w:abstractNumId w:val="8"/>
+  </w:num>
+  <w:num w:numId="16">
+    <w:abstractNumId w:val="4"/>
+  </w:num>
+  <w:num w:numId="17">
+    <w:abstractNumId w:val="17"/>
+  </w:num>
+  <w:num w:numId="18">
+    <w:abstractNumId w:val="9"/>
   </w:num>
 </w:numbering>
 </file>
@@ -7302,6 +10446,54 @@
     <w:basedOn w:val="DefaultParagraphFont"/>
     <w:rsid w:val="001A693C"/>
   </w:style>
+  <w:style w:type="paragraph" w:styleId="HTMLPreformatted">
+    <w:name w:val="HTML Preformatted"/>
+    <w:basedOn w:val="Normal"/>
+    <w:link w:val="HTMLPreformattedChar"/>
+    <w:uiPriority w:val="99"/>
+    <w:semiHidden/>
+    <w:unhideWhenUsed/>
+    <w:rsid w:val="001E37C8"/>
+    <w:pPr>
+      <w:tabs>
+        <w:tab w:val="left" w:pos="916"/>
+        <w:tab w:val="left" w:pos="1832"/>
+        <w:tab w:val="left" w:pos="2748"/>
+        <w:tab w:val="left" w:pos="3664"/>
+        <w:tab w:val="left" w:pos="4580"/>
+        <w:tab w:val="left" w:pos="5496"/>
+        <w:tab w:val="left" w:pos="6412"/>
+        <w:tab w:val="left" w:pos="7328"/>
+        <w:tab w:val="left" w:pos="8244"/>
+        <w:tab w:val="left" w:pos="9160"/>
+        <w:tab w:val="left" w:pos="10076"/>
+        <w:tab w:val="left" w:pos="10992"/>
+        <w:tab w:val="left" w:pos="11908"/>
+        <w:tab w:val="left" w:pos="12824"/>
+        <w:tab w:val="left" w:pos="13740"/>
+        <w:tab w:val="left" w:pos="14656"/>
+      </w:tabs>
+      <w:spacing w:after="0" w:line="240" w:lineRule="auto"/>
+    </w:pPr>
+    <w:rPr>
+      <w:rFonts w:ascii="Courier New" w:eastAsia="Times New Roman" w:hAnsi="Courier New" w:cs="Courier New"/>
+      <w:sz w:val="20"/>
+      <w:szCs w:val="20"/>
+    </w:rPr>
+  </w:style>
+  <w:style w:type="character" w:customStyle="1" w:styleId="HTMLPreformattedChar">
+    <w:name w:val="HTML Preformatted Char"/>
+    <w:basedOn w:val="DefaultParagraphFont"/>
+    <w:link w:val="HTMLPreformatted"/>
+    <w:uiPriority w:val="99"/>
+    <w:semiHidden/>
+    <w:rsid w:val="001E37C8"/>
+    <w:rPr>
+      <w:rFonts w:ascii="Courier New" w:eastAsia="Times New Roman" w:hAnsi="Courier New" w:cs="Courier New"/>
+      <w:sz w:val="20"/>
+      <w:szCs w:val="20"/>
+    </w:rPr>
+  </w:style>
 </w:styles>
 </file>
 
@@ -7786,6 +10978,54 @@
     <w:basedOn w:val="DefaultParagraphFont"/>
     <w:rsid w:val="001A693C"/>
   </w:style>
+  <w:style w:type="paragraph" w:styleId="HTMLPreformatted">
+    <w:name w:val="HTML Preformatted"/>
+    <w:basedOn w:val="Normal"/>
+    <w:link w:val="HTMLPreformattedChar"/>
+    <w:uiPriority w:val="99"/>
+    <w:semiHidden/>
+    <w:unhideWhenUsed/>
+    <w:rsid w:val="001E37C8"/>
+    <w:pPr>
+      <w:tabs>
+        <w:tab w:val="left" w:pos="916"/>
+        <w:tab w:val="left" w:pos="1832"/>
+        <w:tab w:val="left" w:pos="2748"/>
+        <w:tab w:val="left" w:pos="3664"/>
+        <w:tab w:val="left" w:pos="4580"/>
+        <w:tab w:val="left" w:pos="5496"/>
+        <w:tab w:val="left" w:pos="6412"/>
+        <w:tab w:val="left" w:pos="7328"/>
+        <w:tab w:val="left" w:pos="8244"/>
+        <w:tab w:val="left" w:pos="9160"/>
+        <w:tab w:val="left" w:pos="10076"/>
+        <w:tab w:val="left" w:pos="10992"/>
+        <w:tab w:val="left" w:pos="11908"/>
+        <w:tab w:val="left" w:pos="12824"/>
+        <w:tab w:val="left" w:pos="13740"/>
+        <w:tab w:val="left" w:pos="14656"/>
+      </w:tabs>
+      <w:spacing w:after="0" w:line="240" w:lineRule="auto"/>
+    </w:pPr>
+    <w:rPr>
+      <w:rFonts w:ascii="Courier New" w:eastAsia="Times New Roman" w:hAnsi="Courier New" w:cs="Courier New"/>
+      <w:sz w:val="20"/>
+      <w:szCs w:val="20"/>
+    </w:rPr>
+  </w:style>
+  <w:style w:type="character" w:customStyle="1" w:styleId="HTMLPreformattedChar">
+    <w:name w:val="HTML Preformatted Char"/>
+    <w:basedOn w:val="DefaultParagraphFont"/>
+    <w:link w:val="HTMLPreformatted"/>
+    <w:uiPriority w:val="99"/>
+    <w:semiHidden/>
+    <w:rsid w:val="001E37C8"/>
+    <w:rPr>
+      <w:rFonts w:ascii="Courier New" w:eastAsia="Times New Roman" w:hAnsi="Courier New" w:cs="Courier New"/>
+      <w:sz w:val="20"/>
+      <w:szCs w:val="20"/>
+    </w:rPr>
+  </w:style>
 </w:styles>
 </file>
 

--- a/Group5_Report.docx
+++ b/Group5_Report.docx
@@ -31,6 +31,60 @@
         </w:rPr>
         <w:t>Môn học: Nhập môn phân tích dữ liệu và A.I</w:t>
       </w:r>
+    </w:p>
+    <w:p>
+      <w:pPr>
+        <w:pStyle w:val="Heading1"/>
+        <w:rPr>
+          <w:rFonts w:ascii="Arial" w:hAnsi="Arial" w:cs="Arial"/>
+          <w:b w:val="0"/>
+          <w:color w:val="FF6600"/>
+          <w:sz w:val="24"/>
+          <w:szCs w:val="24"/>
+        </w:rPr>
+      </w:pPr>
+      <w:r>
+        <w:rPr>
+          <w:b w:val="0"/>
+          <w:sz w:val="24"/>
+          <w:szCs w:val="24"/>
+        </w:rPr>
+        <w:t>Mã Số Học Phần</w:t>
+      </w:r>
+      <w:r>
+        <w:rPr>
+          <w:b w:val="0"/>
+          <w:sz w:val="24"/>
+          <w:szCs w:val="24"/>
+        </w:rPr>
+        <w:t xml:space="preserve">: </w:t>
+      </w:r>
+      <w:r>
+        <w:rPr>
+          <w:b w:val="0"/>
+          <w:sz w:val="24"/>
+          <w:szCs w:val="24"/>
+        </w:rPr>
+        <w:t>429701758301</w:t>
+      </w:r>
+      <w:r>
+        <w:rPr>
+          <w:b w:val="0"/>
+          <w:sz w:val="24"/>
+          <w:szCs w:val="24"/>
+        </w:rPr>
+        <w:t xml:space="preserve"> </w:t>
+      </w:r>
+    </w:p>
+    <w:p>
+      <w:pPr>
+        <w:jc w:val="center"/>
+        <w:rPr>
+          <w:b/>
+        </w:rPr>
+      </w:pPr>
+      <w:bookmarkStart w:id="0" w:name="_GoBack"/>
+      <w:bookmarkEnd w:id="0"/>
     </w:p>
     <w:p>
       <w:r>
@@ -628,6 +682,7 @@
               <w:pStyle w:val="NormalWeb"/>
             </w:pPr>
             <w:r>
+              <w:lastRenderedPageBreak/>
               <w:t>6</w:t>
             </w:r>
           </w:p>
@@ -710,7 +765,6 @@
               <w:pStyle w:val="NormalWeb"/>
             </w:pPr>
             <w:r>
-              <w:lastRenderedPageBreak/>
               <w:t>STT</w:t>
             </w:r>
           </w:p>
@@ -1773,6 +1827,7 @@
     <w:p/>
     <w:p>
       <w:r>
+        <w:lastRenderedPageBreak/>
         <w:drawing>
           <wp:inline distT="0" distB="0" distL="0" distR="0" wp14:anchorId="4CF8293E" wp14:editId="67531AE5">
             <wp:extent cx="5943600" cy="2053590"/>
@@ -1869,7 +1924,6 @@
         <w:pStyle w:val="Heading2"/>
       </w:pPr>
       <w:r>
-        <w:lastRenderedPageBreak/>
         <w:t>2.</w:t>
       </w:r>
       <w:r>
@@ -2122,6 +2176,7 @@
           </w:tcPr>
           <w:p>
             <w:r>
+              <w:lastRenderedPageBreak/>
               <w:t>pd.date_range</w:t>
             </w:r>
           </w:p>
@@ -2362,7 +2417,6 @@
           </w:tcPr>
           <w:p>
             <w:r>
-              <w:lastRenderedPageBreak/>
               <w:t>Brand</w:t>
             </w:r>
           </w:p>
@@ -2785,6 +2839,7 @@
         <w:pStyle w:val="isselectedend"/>
       </w:pPr>
       <w:r>
+        <w:lastRenderedPageBreak/>
         <w:t xml:space="preserve">Sau khi hoàn thành việc thu thập dữ liệu Pharmacity ở Step 1 và xây dựng dữ liệu giao dịch giả lập ở Step 2, Nhóm 5 tiến hành tích hợp thêm một nguồn dữ liệu sản phẩm thứ hai để tạo thành một </w:t>
       </w:r>
       <w:r>
@@ -2919,7 +2974,6 @@
         <w:pStyle w:val="isselectedend"/>
       </w:pPr>
       <w:r>
-        <w:lastRenderedPageBreak/>
         <w:t xml:space="preserve">Trước khi thực hiện </w:t>
       </w:r>
       <w:r>
@@ -3462,6 +3516,7 @@
           </w:tcPr>
           <w:p>
             <w:r>
+              <w:lastRenderedPageBreak/>
               <w:t>Currency</w:t>
             </w:r>
           </w:p>
@@ -3664,7 +3719,6 @@
         <w:pStyle w:val="Heading2"/>
       </w:pPr>
       <w:r>
-        <w:lastRenderedPageBreak/>
         <w:t>3.5</w:t>
       </w:r>
       <w:r>
@@ -3944,6 +3998,7 @@
         <w:rPr>
           <w:rFonts w:eastAsia="Times New Roman"/>
         </w:rPr>
+        <w:lastRenderedPageBreak/>
         <w:t>Khóa chung giữa hai bảng là:</w:t>
       </w:r>
     </w:p>
@@ -4183,14 +4238,7 @@
         <w:rPr>
           <w:rFonts w:eastAsia="Times New Roman"/>
         </w:rPr>
-        <w:t xml:space="preserve"> gây nhầm lẫn. </w:t>
-      </w:r>
-      <w:r>
-        <w:rPr>
-          <w:rFonts w:eastAsia="Times New Roman"/>
-        </w:rPr>
-        <w:lastRenderedPageBreak/>
-        <w:t xml:space="preserve">Nhóm đã kiểm tra trước và cả ba trường này </w:t>
+        <w:t xml:space="preserve"> gây nhầm lẫn. Nhóm đã kiểm tra trước và cả ba trường này </w:t>
       </w:r>
       <w:r>
         <w:rPr>
@@ -4726,6 +4774,7 @@
           <w:b/>
           <w:bCs/>
         </w:rPr>
+        <w:lastRenderedPageBreak/>
         <w:t>Left an toàn hơn Inner.</w:t>
       </w:r>
       <w:r>
@@ -4883,7 +4932,6 @@
         <w:pStyle w:val="Heading2"/>
       </w:pPr>
       <w:r>
-        <w:lastRenderedPageBreak/>
         <w:t>4.2. MongoDB Atlas – Cloud Document Database</w:t>
       </w:r>
     </w:p>
@@ -5625,6 +5673,7 @@
           <w:rFonts w:eastAsia="Times New Roman"/>
           <w:color w:val="D2A8FF"/>
         </w:rPr>
+        <w:lastRenderedPageBreak/>
         <w:t>print</w:t>
       </w:r>
       <w:r>
@@ -5928,7 +5977,6 @@
         <w:pStyle w:val="Heading3"/>
       </w:pPr>
       <w:r>
-        <w:lastRenderedPageBreak/>
         <w:t>4.2.3</w:t>
       </w:r>
       <w:r>
@@ -6418,6 +6466,7 @@
         <w:pStyle w:val="NormalWeb"/>
       </w:pPr>
       <w:r>
+        <w:lastRenderedPageBreak/>
         <w:t>Một số ràng buộc được đặt cho bảng:</w:t>
       </w:r>
     </w:p>
@@ -6656,7 +6705,6 @@
         </w:rPr>
       </w:pPr>
       <w:r>
-        <w:lastRenderedPageBreak/>
         <w:t>Kết quả:</w:t>
       </w:r>
       <w:r>
@@ -6966,6 +7014,7 @@
           <w:rFonts w:eastAsia="Times New Roman"/>
           <w:color w:val="A5D6FF"/>
         </w:rPr>
+        <w:lastRenderedPageBreak/>
         <w:t>LIMIT 10</w:t>
       </w:r>
     </w:p>
@@ -7163,7 +7212,6 @@
         <w:pStyle w:val="Heading2"/>
       </w:pPr>
       <w:r>
-        <w:lastRenderedPageBreak/>
         <w:t>4.4. Kết quả Step 4</w:t>
       </w:r>
     </w:p>
@@ -7343,8 +7391,6 @@
           <w:rFonts w:eastAsia="Times New Roman"/>
         </w:rPr>
       </w:pPr>
-      <w:bookmarkStart w:id="0" w:name="_GoBack"/>
-      <w:bookmarkEnd w:id="0"/>
     </w:p>
     <w:p>
       <w:pPr>
